--- a/technologies/06_CLM/30 Документация/30 Спринт/Управление_Директорами_CLM_Продукт_03_Спринт_внутренний_протокол_V1.docx
+++ b/technologies/06_CLM/30 Документация/30 Спринт/Управление_Директорами_CLM_Продукт_03_Спринт_внутренний_протокол_V1.docx
@@ -1,6 +1,6 @@
 
 <file path=word/document.xml><?xml version="1.0" encoding="utf-8"?>
-<w:document xmlns:wpc="http://schemas.microsoft.com/office/word/2010/wordprocessingCanvas" xmlns:mo="http://schemas.microsoft.com/office/mac/office/2008/main" xmlns:mc="http://schemas.openxmlformats.org/markup-compatibility/2006" xmlns:mv="urn:schemas-microsoft-com:mac:vml" xmlns:o="urn:schemas-microsoft-com:office:office" xmlns:r="http://schemas.openxmlformats.org/officeDocument/2006/relationships" xmlns:m="http://schemas.openxmlformats.org/officeDocument/2006/math" xmlns:v="urn:schemas-microsoft-com:vml" xmlns:wp14="http://schemas.microsoft.com/office/word/2010/wordprocessingDrawing" xmlns:wp="http://schemas.openxmlformats.org/drawingml/2006/wordprocessingDrawing" xmlns:w10="urn:schemas-microsoft-com:office:word" xmlns:w="http://schemas.openxmlformats.org/wordprocessingml/2006/main" xmlns:w14="http://schemas.microsoft.com/office/word/2010/wordml" xmlns:wpg="http://schemas.microsoft.com/office/word/2010/wordprocessingGroup" xmlns:wpi="http://schemas.microsoft.com/office/word/2010/wordprocessingInk" xmlns:wne="http://schemas.microsoft.com/office/word/2006/wordml" xmlns:wps="http://schemas.microsoft.com/office/word/2010/wordprocessingShape" mc:Ignorable="w14 wp14">
+<w:document xmlns:a="http://schemas.openxmlformats.org/drawingml/2006/main" xmlns:pic="http://schemas.openxmlformats.org/drawingml/2006/picture" xmlns:wpc="http://schemas.microsoft.com/office/word/2010/wordprocessingCanvas" xmlns:mo="http://schemas.microsoft.com/office/mac/office/2008/main" xmlns:mc="http://schemas.openxmlformats.org/markup-compatibility/2006" xmlns:mv="urn:schemas-microsoft-com:mac:vml" xmlns:o="urn:schemas-microsoft-com:office:office" xmlns:r="http://schemas.openxmlformats.org/officeDocument/2006/relationships" xmlns:m="http://schemas.openxmlformats.org/officeDocument/2006/math" xmlns:v="urn:schemas-microsoft-com:vml" xmlns:wp14="http://schemas.microsoft.com/office/word/2010/wordprocessingDrawing" xmlns:wp="http://schemas.openxmlformats.org/drawingml/2006/wordprocessingDrawing" xmlns:w10="urn:schemas-microsoft-com:office:word" xmlns:w="http://schemas.openxmlformats.org/wordprocessingml/2006/main" xmlns:w14="http://schemas.microsoft.com/office/word/2010/wordml" xmlns:wpg="http://schemas.microsoft.com/office/word/2010/wordprocessingGroup" xmlns:wpi="http://schemas.microsoft.com/office/word/2010/wordprocessingInk" xmlns:wne="http://schemas.microsoft.com/office/word/2006/wordml" xmlns:wps="http://schemas.microsoft.com/office/word/2010/wordprocessingShape" mc:Ignorable="w14 wp14">
   <w:body>
     <w:p>
       <w:pPr>
@@ -66,8 +66,8 @@
     </w:p>
     <w:tbl>
       <w:tblPr>
-        <w:tblW w:type="auto" w:w="0"/>
-        <w:tblLook w:firstColumn="1" w:firstRow="1" w:lastColumn="0" w:lastRow="0" w:noHBand="0" w:noVBand="1" w:val="04A0"/>
+        <w:tblW w:w="0" w:type="auto"/>
+        <w:tblLook w:val="04A0" w:firstRow="1" w:lastRow="0" w:firstColumn="1" w:lastColumn="0" w:noHBand="0" w:noVBand="1"/>
       </w:tblPr>
       <w:tblGrid>
         <w:gridCol w:w="10368"/>
@@ -75,13 +75,13 @@
       <w:tr>
         <w:tc>
           <w:tcPr>
-            <w:tcW w:type="dxa" w:w="10368"/>
+            <w:tcW w:w="10368" w:type="dxa"/>
             <w:shd w:fill="E6F4F1"/>
             <w:tcBorders>
-              <w:top w:val="single" w:sz="6" w:space="0" w:color="B7D9D2"/>
-              <w:left w:val="single" w:sz="6" w:space="0" w:color="B7D9D2"/>
-              <w:bottom w:val="single" w:sz="6" w:space="0" w:color="B7D9D2"/>
-              <w:right w:val="single" w:sz="6" w:space="0" w:color="B7D9D2"/>
+              <w:top w:val="single" w:color="B7D9D2" w:sz="6" w:space="0"/>
+              <w:left w:val="single" w:color="B7D9D2" w:sz="6" w:space="0"/>
+              <w:bottom w:val="single" w:color="B7D9D2" w:sz="6" w:space="0"/>
+              <w:right w:val="single" w:color="B7D9D2" w:sz="6" w:space="0"/>
             </w:tcBorders>
           </w:tcPr>
           <w:p>
@@ -153,9 +153,9 @@
     <w:tbl>
       <w:tblPr>
         <w:tblStyle w:val="TableGrid"/>
-        <w:tblW w:type="auto" w:w="0"/>
+        <w:tblW w:w="0" w:type="auto"/>
         <w:jc w:val="center"/>
-        <w:tblLook w:firstColumn="1" w:firstRow="1" w:lastColumn="0" w:lastRow="0" w:noHBand="0" w:noVBand="1" w:val="04A0"/>
+        <w:tblLook w:val="04A0" w:firstRow="1" w:lastRow="0" w:firstColumn="1" w:lastColumn="0" w:noHBand="0" w:noVBand="1"/>
       </w:tblPr>
       <w:tblGrid>
         <w:gridCol w:w="5184"/>
@@ -164,13 +164,13 @@
       <w:tr>
         <w:tc>
           <w:tcPr>
-            <w:tcW w:type="dxa" w:w="2448"/>
+            <w:tcW w:w="2448" w:type="dxa"/>
             <w:shd w:fill="16324F"/>
             <w:tcBorders>
-              <w:top w:val="single" w:sz="6" w:space="0" w:color="CBD5E0"/>
-              <w:left w:val="single" w:sz="6" w:space="0" w:color="CBD5E0"/>
-              <w:bottom w:val="single" w:sz="6" w:space="0" w:color="CBD5E0"/>
-              <w:right w:val="single" w:sz="6" w:space="0" w:color="CBD5E0"/>
+              <w:top w:val="single" w:color="CBD5E0" w:sz="6" w:space="0"/>
+              <w:left w:val="single" w:color="CBD5E0" w:sz="6" w:space="0"/>
+              <w:bottom w:val="single" w:color="CBD5E0" w:sz="6" w:space="0"/>
+              <w:right w:val="single" w:color="CBD5E0" w:sz="6" w:space="0"/>
             </w:tcBorders>
           </w:tcPr>
           <w:p>
@@ -186,13 +186,13 @@
         </w:tc>
         <w:tc>
           <w:tcPr>
-            <w:tcW w:type="dxa" w:w="7632"/>
+            <w:tcW w:w="7632" w:type="dxa"/>
             <w:shd w:fill="16324F"/>
             <w:tcBorders>
-              <w:top w:val="single" w:sz="6" w:space="0" w:color="CBD5E0"/>
-              <w:left w:val="single" w:sz="6" w:space="0" w:color="CBD5E0"/>
-              <w:bottom w:val="single" w:sz="6" w:space="0" w:color="CBD5E0"/>
-              <w:right w:val="single" w:sz="6" w:space="0" w:color="CBD5E0"/>
+              <w:top w:val="single" w:color="CBD5E0" w:sz="6" w:space="0"/>
+              <w:left w:val="single" w:color="CBD5E0" w:sz="6" w:space="0"/>
+              <w:bottom w:val="single" w:color="CBD5E0" w:sz="6" w:space="0"/>
+              <w:right w:val="single" w:color="CBD5E0" w:sz="6" w:space="0"/>
             </w:tcBorders>
           </w:tcPr>
           <w:p>
@@ -210,12 +210,12 @@
       <w:tr>
         <w:tc>
           <w:tcPr>
-            <w:tcW w:type="dxa" w:w="2448"/>
+            <w:tcW w:w="2448" w:type="dxa"/>
             <w:tcBorders>
-              <w:top w:val="single" w:sz="6" w:space="0" w:color="CBD5E0"/>
-              <w:left w:val="single" w:sz="6" w:space="0" w:color="CBD5E0"/>
-              <w:bottom w:val="single" w:sz="6" w:space="0" w:color="CBD5E0"/>
-              <w:right w:val="single" w:sz="6" w:space="0" w:color="CBD5E0"/>
+              <w:top w:val="single" w:color="CBD5E0" w:sz="6" w:space="0"/>
+              <w:left w:val="single" w:color="CBD5E0" w:sz="6" w:space="0"/>
+              <w:bottom w:val="single" w:color="CBD5E0" w:sz="6" w:space="0"/>
+              <w:right w:val="single" w:color="CBD5E0" w:sz="6" w:space="0"/>
             </w:tcBorders>
             <w:vAlign w:val="top"/>
           </w:tcPr>
@@ -230,21 +230,22 @@
         </w:tc>
         <w:tc>
           <w:tcPr>
-            <w:tcW w:type="dxa" w:w="7632"/>
+            <w:tcW w:w="7632" w:type="dxa"/>
             <w:tcBorders>
-              <w:top w:val="single" w:sz="6" w:space="0" w:color="CBD5E0"/>
-              <w:left w:val="single" w:sz="6" w:space="0" w:color="CBD5E0"/>
-              <w:bottom w:val="single" w:sz="6" w:space="0" w:color="CBD5E0"/>
-              <w:right w:val="single" w:sz="6" w:space="0" w:color="CBD5E0"/>
+              <w:top w:val="single" w:color="CBD5E0" w:sz="6" w:space="0"/>
+              <w:left w:val="single" w:color="CBD5E0" w:sz="6" w:space="0"/>
+              <w:bottom w:val="single" w:color="CBD5E0" w:sz="6" w:space="0"/>
+              <w:right w:val="single" w:color="CBD5E0" w:sz="6" w:space="0"/>
             </w:tcBorders>
             <w:vAlign w:val="top"/>
           </w:tcPr>
           <w:p>
+            <w:pPr/>
             <w:r>
               <w:rPr>
                 <w:sz w:val="18"/>
               </w:rPr>
-              <w:t>Паспорт Спринта, утвержденный владелец эффекта, владелец решения, владелец данных и допустимые границы изменения.</w:t>
+              <w:t xml:space="preserve">Полный и утвержденный Паспорт Спринта: активный контур, владельцы эффекта, решения и данных, метрики, границы, условия запуска и остановки.</w:t>
             </w:r>
           </w:p>
         </w:tc>
@@ -252,12 +253,12 @@
       <w:tr>
         <w:tc>
           <w:tcPr>
-            <w:tcW w:type="dxa" w:w="2448"/>
+            <w:tcW w:w="2448" w:type="dxa"/>
             <w:tcBorders>
-              <w:top w:val="single" w:sz="6" w:space="0" w:color="CBD5E0"/>
-              <w:left w:val="single" w:sz="6" w:space="0" w:color="CBD5E0"/>
-              <w:bottom w:val="single" w:sz="6" w:space="0" w:color="CBD5E0"/>
-              <w:right w:val="single" w:sz="6" w:space="0" w:color="CBD5E0"/>
+              <w:top w:val="single" w:color="CBD5E0" w:sz="6" w:space="0"/>
+              <w:left w:val="single" w:color="CBD5E0" w:sz="6" w:space="0"/>
+              <w:bottom w:val="single" w:color="CBD5E0" w:sz="6" w:space="0"/>
+              <w:right w:val="single" w:color="CBD5E0" w:sz="6" w:space="0"/>
             </w:tcBorders>
             <w:vAlign w:val="top"/>
           </w:tcPr>
@@ -272,12 +273,12 @@
         </w:tc>
         <w:tc>
           <w:tcPr>
-            <w:tcW w:type="dxa" w:w="7632"/>
+            <w:tcW w:w="7632" w:type="dxa"/>
             <w:tcBorders>
-              <w:top w:val="single" w:sz="6" w:space="0" w:color="CBD5E0"/>
-              <w:left w:val="single" w:sz="6" w:space="0" w:color="CBD5E0"/>
-              <w:bottom w:val="single" w:sz="6" w:space="0" w:color="CBD5E0"/>
-              <w:right w:val="single" w:sz="6" w:space="0" w:color="CBD5E0"/>
+              <w:top w:val="single" w:color="CBD5E0" w:sz="6" w:space="0"/>
+              <w:left w:val="single" w:color="CBD5E0" w:sz="6" w:space="0"/>
+              <w:bottom w:val="single" w:color="CBD5E0" w:sz="6" w:space="0"/>
+              <w:right w:val="single" w:color="CBD5E0" w:sz="6" w:space="0"/>
             </w:tcBorders>
             <w:vAlign w:val="top"/>
           </w:tcPr>
@@ -294,12 +295,12 @@
       <w:tr>
         <w:tc>
           <w:tcPr>
-            <w:tcW w:type="dxa" w:w="2448"/>
+            <w:tcW w:w="2448" w:type="dxa"/>
             <w:tcBorders>
-              <w:top w:val="single" w:sz="6" w:space="0" w:color="CBD5E0"/>
-              <w:left w:val="single" w:sz="6" w:space="0" w:color="CBD5E0"/>
-              <w:bottom w:val="single" w:sz="6" w:space="0" w:color="CBD5E0"/>
-              <w:right w:val="single" w:sz="6" w:space="0" w:color="CBD5E0"/>
+              <w:top w:val="single" w:color="CBD5E0" w:sz="6" w:space="0"/>
+              <w:left w:val="single" w:color="CBD5E0" w:sz="6" w:space="0"/>
+              <w:bottom w:val="single" w:color="CBD5E0" w:sz="6" w:space="0"/>
+              <w:right w:val="single" w:color="CBD5E0" w:sz="6" w:space="0"/>
             </w:tcBorders>
             <w:vAlign w:val="top"/>
           </w:tcPr>
@@ -314,12 +315,12 @@
         </w:tc>
         <w:tc>
           <w:tcPr>
-            <w:tcW w:type="dxa" w:w="7632"/>
+            <w:tcW w:w="7632" w:type="dxa"/>
             <w:tcBorders>
-              <w:top w:val="single" w:sz="6" w:space="0" w:color="CBD5E0"/>
-              <w:left w:val="single" w:sz="6" w:space="0" w:color="CBD5E0"/>
-              <w:bottom w:val="single" w:sz="6" w:space="0" w:color="CBD5E0"/>
-              <w:right w:val="single" w:sz="6" w:space="0" w:color="CBD5E0"/>
+              <w:top w:val="single" w:color="CBD5E0" w:sz="6" w:space="0"/>
+              <w:left w:val="single" w:color="CBD5E0" w:sz="6" w:space="0"/>
+              <w:bottom w:val="single" w:color="CBD5E0" w:sz="6" w:space="0"/>
+              <w:right w:val="single" w:color="CBD5E0" w:sz="6" w:space="0"/>
             </w:tcBorders>
             <w:vAlign w:val="top"/>
           </w:tcPr>
@@ -336,12 +337,12 @@
       <w:tr>
         <w:tc>
           <w:tcPr>
-            <w:tcW w:type="dxa" w:w="2448"/>
+            <w:tcW w:w="2448" w:type="dxa"/>
             <w:tcBorders>
-              <w:top w:val="single" w:sz="6" w:space="0" w:color="CBD5E0"/>
-              <w:left w:val="single" w:sz="6" w:space="0" w:color="CBD5E0"/>
-              <w:bottom w:val="single" w:sz="6" w:space="0" w:color="CBD5E0"/>
-              <w:right w:val="single" w:sz="6" w:space="0" w:color="CBD5E0"/>
+              <w:top w:val="single" w:color="CBD5E0" w:sz="6" w:space="0"/>
+              <w:left w:val="single" w:color="CBD5E0" w:sz="6" w:space="0"/>
+              <w:bottom w:val="single" w:color="CBD5E0" w:sz="6" w:space="0"/>
+              <w:right w:val="single" w:color="CBD5E0" w:sz="6" w:space="0"/>
             </w:tcBorders>
             <w:vAlign w:val="top"/>
           </w:tcPr>
@@ -356,12 +357,12 @@
         </w:tc>
         <w:tc>
           <w:tcPr>
-            <w:tcW w:type="dxa" w:w="7632"/>
+            <w:tcW w:w="7632" w:type="dxa"/>
             <w:tcBorders>
-              <w:top w:val="single" w:sz="6" w:space="0" w:color="CBD5E0"/>
-              <w:left w:val="single" w:sz="6" w:space="0" w:color="CBD5E0"/>
-              <w:bottom w:val="single" w:sz="6" w:space="0" w:color="CBD5E0"/>
-              <w:right w:val="single" w:sz="6" w:space="0" w:color="CBD5E0"/>
+              <w:top w:val="single" w:color="CBD5E0" w:sz="6" w:space="0"/>
+              <w:left w:val="single" w:color="CBD5E0" w:sz="6" w:space="0"/>
+              <w:bottom w:val="single" w:color="CBD5E0" w:sz="6" w:space="0"/>
+              <w:right w:val="single" w:color="CBD5E0" w:sz="6" w:space="0"/>
             </w:tcBorders>
             <w:vAlign w:val="top"/>
           </w:tcPr>
@@ -387,9 +388,9 @@
     <w:tbl>
       <w:tblPr>
         <w:tblStyle w:val="TableGrid"/>
-        <w:tblW w:type="auto" w:w="0"/>
+        <w:tblW w:w="0" w:type="auto"/>
         <w:jc w:val="center"/>
-        <w:tblLook w:firstColumn="1" w:firstRow="1" w:lastColumn="0" w:lastRow="0" w:noHBand="0" w:noVBand="1" w:val="04A0"/>
+        <w:tblLook w:val="04A0" w:firstRow="1" w:lastRow="0" w:firstColumn="1" w:lastColumn="0" w:noHBand="0" w:noVBand="1"/>
       </w:tblPr>
       <w:tblGrid>
         <w:gridCol w:w="2592"/>
@@ -400,13 +401,13 @@
       <w:tr>
         <w:tc>
           <w:tcPr>
-            <w:tcW w:type="dxa" w:w="648"/>
+            <w:tcW w:w="648" w:type="dxa"/>
             <w:shd w:fill="16324F"/>
             <w:tcBorders>
-              <w:top w:val="single" w:sz="6" w:space="0" w:color="CBD5E0"/>
-              <w:left w:val="single" w:sz="6" w:space="0" w:color="CBD5E0"/>
-              <w:bottom w:val="single" w:sz="6" w:space="0" w:color="CBD5E0"/>
-              <w:right w:val="single" w:sz="6" w:space="0" w:color="CBD5E0"/>
+              <w:top w:val="single" w:color="CBD5E0" w:sz="6" w:space="0"/>
+              <w:left w:val="single" w:color="CBD5E0" w:sz="6" w:space="0"/>
+              <w:bottom w:val="single" w:color="CBD5E0" w:sz="6" w:space="0"/>
+              <w:right w:val="single" w:color="CBD5E0" w:sz="6" w:space="0"/>
             </w:tcBorders>
           </w:tcPr>
           <w:p>
@@ -422,13 +423,13 @@
         </w:tc>
         <w:tc>
           <w:tcPr>
-            <w:tcW w:type="dxa" w:w="2304"/>
+            <w:tcW w:w="2304" w:type="dxa"/>
             <w:shd w:fill="16324F"/>
             <w:tcBorders>
-              <w:top w:val="single" w:sz="6" w:space="0" w:color="CBD5E0"/>
-              <w:left w:val="single" w:sz="6" w:space="0" w:color="CBD5E0"/>
-              <w:bottom w:val="single" w:sz="6" w:space="0" w:color="CBD5E0"/>
-              <w:right w:val="single" w:sz="6" w:space="0" w:color="CBD5E0"/>
+              <w:top w:val="single" w:color="CBD5E0" w:sz="6" w:space="0"/>
+              <w:left w:val="single" w:color="CBD5E0" w:sz="6" w:space="0"/>
+              <w:bottom w:val="single" w:color="CBD5E0" w:sz="6" w:space="0"/>
+              <w:right w:val="single" w:color="CBD5E0" w:sz="6" w:space="0"/>
             </w:tcBorders>
           </w:tcPr>
           <w:p>
@@ -444,13 +445,13 @@
         </w:tc>
         <w:tc>
           <w:tcPr>
-            <w:tcW w:type="dxa" w:w="4464"/>
+            <w:tcW w:w="4464" w:type="dxa"/>
             <w:shd w:fill="16324F"/>
             <w:tcBorders>
-              <w:top w:val="single" w:sz="6" w:space="0" w:color="CBD5E0"/>
-              <w:left w:val="single" w:sz="6" w:space="0" w:color="CBD5E0"/>
-              <w:bottom w:val="single" w:sz="6" w:space="0" w:color="CBD5E0"/>
-              <w:right w:val="single" w:sz="6" w:space="0" w:color="CBD5E0"/>
+              <w:top w:val="single" w:color="CBD5E0" w:sz="6" w:space="0"/>
+              <w:left w:val="single" w:color="CBD5E0" w:sz="6" w:space="0"/>
+              <w:bottom w:val="single" w:color="CBD5E0" w:sz="6" w:space="0"/>
+              <w:right w:val="single" w:color="CBD5E0" w:sz="6" w:space="0"/>
             </w:tcBorders>
           </w:tcPr>
           <w:p>
@@ -466,13 +467,13 @@
         </w:tc>
         <w:tc>
           <w:tcPr>
-            <w:tcW w:type="dxa" w:w="2448"/>
+            <w:tcW w:w="2448" w:type="dxa"/>
             <w:shd w:fill="16324F"/>
             <w:tcBorders>
-              <w:top w:val="single" w:sz="6" w:space="0" w:color="CBD5E0"/>
-              <w:left w:val="single" w:sz="6" w:space="0" w:color="CBD5E0"/>
-              <w:bottom w:val="single" w:sz="6" w:space="0" w:color="CBD5E0"/>
-              <w:right w:val="single" w:sz="6" w:space="0" w:color="CBD5E0"/>
+              <w:top w:val="single" w:color="CBD5E0" w:sz="6" w:space="0"/>
+              <w:left w:val="single" w:color="CBD5E0" w:sz="6" w:space="0"/>
+              <w:bottom w:val="single" w:color="CBD5E0" w:sz="6" w:space="0"/>
+              <w:right w:val="single" w:color="CBD5E0" w:sz="6" w:space="0"/>
             </w:tcBorders>
           </w:tcPr>
           <w:p>
@@ -490,12 +491,12 @@
       <w:tr>
         <w:tc>
           <w:tcPr>
-            <w:tcW w:type="dxa" w:w="648"/>
+            <w:tcW w:w="648" w:type="dxa"/>
             <w:tcBorders>
-              <w:top w:val="single" w:sz="6" w:space="0" w:color="CBD5E0"/>
-              <w:left w:val="single" w:sz="6" w:space="0" w:color="CBD5E0"/>
-              <w:bottom w:val="single" w:sz="6" w:space="0" w:color="CBD5E0"/>
-              <w:right w:val="single" w:sz="6" w:space="0" w:color="CBD5E0"/>
+              <w:top w:val="single" w:color="CBD5E0" w:sz="6" w:space="0"/>
+              <w:left w:val="single" w:color="CBD5E0" w:sz="6" w:space="0"/>
+              <w:bottom w:val="single" w:color="CBD5E0" w:sz="6" w:space="0"/>
+              <w:right w:val="single" w:color="CBD5E0" w:sz="6" w:space="0"/>
             </w:tcBorders>
             <w:vAlign w:val="top"/>
           </w:tcPr>
@@ -510,12 +511,12 @@
         </w:tc>
         <w:tc>
           <w:tcPr>
-            <w:tcW w:type="dxa" w:w="2304"/>
+            <w:tcW w:w="2304" w:type="dxa"/>
             <w:tcBorders>
-              <w:top w:val="single" w:sz="6" w:space="0" w:color="CBD5E0"/>
-              <w:left w:val="single" w:sz="6" w:space="0" w:color="CBD5E0"/>
-              <w:bottom w:val="single" w:sz="6" w:space="0" w:color="CBD5E0"/>
-              <w:right w:val="single" w:sz="6" w:space="0" w:color="CBD5E0"/>
+              <w:top w:val="single" w:color="CBD5E0" w:sz="6" w:space="0"/>
+              <w:left w:val="single" w:color="CBD5E0" w:sz="6" w:space="0"/>
+              <w:bottom w:val="single" w:color="CBD5E0" w:sz="6" w:space="0"/>
+              <w:right w:val="single" w:color="CBD5E0" w:sz="6" w:space="0"/>
             </w:tcBorders>
             <w:vAlign w:val="top"/>
           </w:tcPr>
@@ -530,12 +531,12 @@
         </w:tc>
         <w:tc>
           <w:tcPr>
-            <w:tcW w:type="dxa" w:w="4464"/>
+            <w:tcW w:w="4464" w:type="dxa"/>
             <w:tcBorders>
-              <w:top w:val="single" w:sz="6" w:space="0" w:color="CBD5E0"/>
-              <w:left w:val="single" w:sz="6" w:space="0" w:color="CBD5E0"/>
-              <w:bottom w:val="single" w:sz="6" w:space="0" w:color="CBD5E0"/>
-              <w:right w:val="single" w:sz="6" w:space="0" w:color="CBD5E0"/>
+              <w:top w:val="single" w:color="CBD5E0" w:sz="6" w:space="0"/>
+              <w:left w:val="single" w:color="CBD5E0" w:sz="6" w:space="0"/>
+              <w:bottom w:val="single" w:color="CBD5E0" w:sz="6" w:space="0"/>
+              <w:right w:val="single" w:color="CBD5E0" w:sz="6" w:space="0"/>
             </w:tcBorders>
             <w:vAlign w:val="top"/>
           </w:tcPr>
@@ -550,12 +551,12 @@
         </w:tc>
         <w:tc>
           <w:tcPr>
-            <w:tcW w:type="dxa" w:w="2448"/>
+            <w:tcW w:w="2448" w:type="dxa"/>
             <w:tcBorders>
-              <w:top w:val="single" w:sz="6" w:space="0" w:color="CBD5E0"/>
-              <w:left w:val="single" w:sz="6" w:space="0" w:color="CBD5E0"/>
-              <w:bottom w:val="single" w:sz="6" w:space="0" w:color="CBD5E0"/>
-              <w:right w:val="single" w:sz="6" w:space="0" w:color="CBD5E0"/>
+              <w:top w:val="single" w:color="CBD5E0" w:sz="6" w:space="0"/>
+              <w:left w:val="single" w:color="CBD5E0" w:sz="6" w:space="0"/>
+              <w:bottom w:val="single" w:color="CBD5E0" w:sz="6" w:space="0"/>
+              <w:right w:val="single" w:color="CBD5E0" w:sz="6" w:space="0"/>
             </w:tcBorders>
             <w:vAlign w:val="top"/>
           </w:tcPr>
@@ -572,12 +573,12 @@
       <w:tr>
         <w:tc>
           <w:tcPr>
-            <w:tcW w:type="dxa" w:w="648"/>
+            <w:tcW w:w="648" w:type="dxa"/>
             <w:tcBorders>
-              <w:top w:val="single" w:sz="6" w:space="0" w:color="CBD5E0"/>
-              <w:left w:val="single" w:sz="6" w:space="0" w:color="CBD5E0"/>
-              <w:bottom w:val="single" w:sz="6" w:space="0" w:color="CBD5E0"/>
-              <w:right w:val="single" w:sz="6" w:space="0" w:color="CBD5E0"/>
+              <w:top w:val="single" w:color="CBD5E0" w:sz="6" w:space="0"/>
+              <w:left w:val="single" w:color="CBD5E0" w:sz="6" w:space="0"/>
+              <w:bottom w:val="single" w:color="CBD5E0" w:sz="6" w:space="0"/>
+              <w:right w:val="single" w:color="CBD5E0" w:sz="6" w:space="0"/>
             </w:tcBorders>
             <w:vAlign w:val="top"/>
           </w:tcPr>
@@ -592,12 +593,12 @@
         </w:tc>
         <w:tc>
           <w:tcPr>
-            <w:tcW w:type="dxa" w:w="2304"/>
+            <w:tcW w:w="2304" w:type="dxa"/>
             <w:tcBorders>
-              <w:top w:val="single" w:sz="6" w:space="0" w:color="CBD5E0"/>
-              <w:left w:val="single" w:sz="6" w:space="0" w:color="CBD5E0"/>
-              <w:bottom w:val="single" w:sz="6" w:space="0" w:color="CBD5E0"/>
-              <w:right w:val="single" w:sz="6" w:space="0" w:color="CBD5E0"/>
+              <w:top w:val="single" w:color="CBD5E0" w:sz="6" w:space="0"/>
+              <w:left w:val="single" w:color="CBD5E0" w:sz="6" w:space="0"/>
+              <w:bottom w:val="single" w:color="CBD5E0" w:sz="6" w:space="0"/>
+              <w:right w:val="single" w:color="CBD5E0" w:sz="6" w:space="0"/>
             </w:tcBorders>
             <w:vAlign w:val="top"/>
           </w:tcPr>
@@ -612,12 +613,12 @@
         </w:tc>
         <w:tc>
           <w:tcPr>
-            <w:tcW w:type="dxa" w:w="4464"/>
+            <w:tcW w:w="4464" w:type="dxa"/>
             <w:tcBorders>
-              <w:top w:val="single" w:sz="6" w:space="0" w:color="CBD5E0"/>
-              <w:left w:val="single" w:sz="6" w:space="0" w:color="CBD5E0"/>
-              <w:bottom w:val="single" w:sz="6" w:space="0" w:color="CBD5E0"/>
-              <w:right w:val="single" w:sz="6" w:space="0" w:color="CBD5E0"/>
+              <w:top w:val="single" w:color="CBD5E0" w:sz="6" w:space="0"/>
+              <w:left w:val="single" w:color="CBD5E0" w:sz="6" w:space="0"/>
+              <w:bottom w:val="single" w:color="CBD5E0" w:sz="6" w:space="0"/>
+              <w:right w:val="single" w:color="CBD5E0" w:sz="6" w:space="0"/>
             </w:tcBorders>
             <w:vAlign w:val="top"/>
           </w:tcPr>
@@ -632,12 +633,12 @@
         </w:tc>
         <w:tc>
           <w:tcPr>
-            <w:tcW w:type="dxa" w:w="2448"/>
+            <w:tcW w:w="2448" w:type="dxa"/>
             <w:tcBorders>
-              <w:top w:val="single" w:sz="6" w:space="0" w:color="CBD5E0"/>
-              <w:left w:val="single" w:sz="6" w:space="0" w:color="CBD5E0"/>
-              <w:bottom w:val="single" w:sz="6" w:space="0" w:color="CBD5E0"/>
-              <w:right w:val="single" w:sz="6" w:space="0" w:color="CBD5E0"/>
+              <w:top w:val="single" w:color="CBD5E0" w:sz="6" w:space="0"/>
+              <w:left w:val="single" w:color="CBD5E0" w:sz="6" w:space="0"/>
+              <w:bottom w:val="single" w:color="CBD5E0" w:sz="6" w:space="0"/>
+              <w:right w:val="single" w:color="CBD5E0" w:sz="6" w:space="0"/>
             </w:tcBorders>
             <w:vAlign w:val="top"/>
           </w:tcPr>
@@ -654,12 +655,12 @@
       <w:tr>
         <w:tc>
           <w:tcPr>
-            <w:tcW w:type="dxa" w:w="648"/>
+            <w:tcW w:w="648" w:type="dxa"/>
             <w:tcBorders>
-              <w:top w:val="single" w:sz="6" w:space="0" w:color="CBD5E0"/>
-              <w:left w:val="single" w:sz="6" w:space="0" w:color="CBD5E0"/>
-              <w:bottom w:val="single" w:sz="6" w:space="0" w:color="CBD5E0"/>
-              <w:right w:val="single" w:sz="6" w:space="0" w:color="CBD5E0"/>
+              <w:top w:val="single" w:color="CBD5E0" w:sz="6" w:space="0"/>
+              <w:left w:val="single" w:color="CBD5E0" w:sz="6" w:space="0"/>
+              <w:bottom w:val="single" w:color="CBD5E0" w:sz="6" w:space="0"/>
+              <w:right w:val="single" w:color="CBD5E0" w:sz="6" w:space="0"/>
             </w:tcBorders>
             <w:vAlign w:val="top"/>
           </w:tcPr>
@@ -674,12 +675,12 @@
         </w:tc>
         <w:tc>
           <w:tcPr>
-            <w:tcW w:type="dxa" w:w="2304"/>
+            <w:tcW w:w="2304" w:type="dxa"/>
             <w:tcBorders>
-              <w:top w:val="single" w:sz="6" w:space="0" w:color="CBD5E0"/>
-              <w:left w:val="single" w:sz="6" w:space="0" w:color="CBD5E0"/>
-              <w:bottom w:val="single" w:sz="6" w:space="0" w:color="CBD5E0"/>
-              <w:right w:val="single" w:sz="6" w:space="0" w:color="CBD5E0"/>
+              <w:top w:val="single" w:color="CBD5E0" w:sz="6" w:space="0"/>
+              <w:left w:val="single" w:color="CBD5E0" w:sz="6" w:space="0"/>
+              <w:bottom w:val="single" w:color="CBD5E0" w:sz="6" w:space="0"/>
+              <w:right w:val="single" w:color="CBD5E0" w:sz="6" w:space="0"/>
             </w:tcBorders>
             <w:vAlign w:val="top"/>
           </w:tcPr>
@@ -694,12 +695,12 @@
         </w:tc>
         <w:tc>
           <w:tcPr>
-            <w:tcW w:type="dxa" w:w="4464"/>
+            <w:tcW w:w="4464" w:type="dxa"/>
             <w:tcBorders>
-              <w:top w:val="single" w:sz="6" w:space="0" w:color="CBD5E0"/>
-              <w:left w:val="single" w:sz="6" w:space="0" w:color="CBD5E0"/>
-              <w:bottom w:val="single" w:sz="6" w:space="0" w:color="CBD5E0"/>
-              <w:right w:val="single" w:sz="6" w:space="0" w:color="CBD5E0"/>
+              <w:top w:val="single" w:color="CBD5E0" w:sz="6" w:space="0"/>
+              <w:left w:val="single" w:color="CBD5E0" w:sz="6" w:space="0"/>
+              <w:bottom w:val="single" w:color="CBD5E0" w:sz="6" w:space="0"/>
+              <w:right w:val="single" w:color="CBD5E0" w:sz="6" w:space="0"/>
             </w:tcBorders>
             <w:vAlign w:val="top"/>
           </w:tcPr>
@@ -714,12 +715,12 @@
         </w:tc>
         <w:tc>
           <w:tcPr>
-            <w:tcW w:type="dxa" w:w="2448"/>
+            <w:tcW w:w="2448" w:type="dxa"/>
             <w:tcBorders>
-              <w:top w:val="single" w:sz="6" w:space="0" w:color="CBD5E0"/>
-              <w:left w:val="single" w:sz="6" w:space="0" w:color="CBD5E0"/>
-              <w:bottom w:val="single" w:sz="6" w:space="0" w:color="CBD5E0"/>
-              <w:right w:val="single" w:sz="6" w:space="0" w:color="CBD5E0"/>
+              <w:top w:val="single" w:color="CBD5E0" w:sz="6" w:space="0"/>
+              <w:left w:val="single" w:color="CBD5E0" w:sz="6" w:space="0"/>
+              <w:bottom w:val="single" w:color="CBD5E0" w:sz="6" w:space="0"/>
+              <w:right w:val="single" w:color="CBD5E0" w:sz="6" w:space="0"/>
             </w:tcBorders>
             <w:vAlign w:val="top"/>
           </w:tcPr>
@@ -736,12 +737,12 @@
       <w:tr>
         <w:tc>
           <w:tcPr>
-            <w:tcW w:type="dxa" w:w="648"/>
+            <w:tcW w:w="648" w:type="dxa"/>
             <w:tcBorders>
-              <w:top w:val="single" w:sz="6" w:space="0" w:color="CBD5E0"/>
-              <w:left w:val="single" w:sz="6" w:space="0" w:color="CBD5E0"/>
-              <w:bottom w:val="single" w:sz="6" w:space="0" w:color="CBD5E0"/>
-              <w:right w:val="single" w:sz="6" w:space="0" w:color="CBD5E0"/>
+              <w:top w:val="single" w:color="CBD5E0" w:sz="6" w:space="0"/>
+              <w:left w:val="single" w:color="CBD5E0" w:sz="6" w:space="0"/>
+              <w:bottom w:val="single" w:color="CBD5E0" w:sz="6" w:space="0"/>
+              <w:right w:val="single" w:color="CBD5E0" w:sz="6" w:space="0"/>
             </w:tcBorders>
             <w:vAlign w:val="top"/>
           </w:tcPr>
@@ -756,12 +757,12 @@
         </w:tc>
         <w:tc>
           <w:tcPr>
-            <w:tcW w:type="dxa" w:w="2304"/>
+            <w:tcW w:w="2304" w:type="dxa"/>
             <w:tcBorders>
-              <w:top w:val="single" w:sz="6" w:space="0" w:color="CBD5E0"/>
-              <w:left w:val="single" w:sz="6" w:space="0" w:color="CBD5E0"/>
-              <w:bottom w:val="single" w:sz="6" w:space="0" w:color="CBD5E0"/>
-              <w:right w:val="single" w:sz="6" w:space="0" w:color="CBD5E0"/>
+              <w:top w:val="single" w:color="CBD5E0" w:sz="6" w:space="0"/>
+              <w:left w:val="single" w:color="CBD5E0" w:sz="6" w:space="0"/>
+              <w:bottom w:val="single" w:color="CBD5E0" w:sz="6" w:space="0"/>
+              <w:right w:val="single" w:color="CBD5E0" w:sz="6" w:space="0"/>
             </w:tcBorders>
             <w:vAlign w:val="top"/>
           </w:tcPr>
@@ -776,12 +777,12 @@
         </w:tc>
         <w:tc>
           <w:tcPr>
-            <w:tcW w:type="dxa" w:w="4464"/>
+            <w:tcW w:w="4464" w:type="dxa"/>
             <w:tcBorders>
-              <w:top w:val="single" w:sz="6" w:space="0" w:color="CBD5E0"/>
-              <w:left w:val="single" w:sz="6" w:space="0" w:color="CBD5E0"/>
-              <w:bottom w:val="single" w:sz="6" w:space="0" w:color="CBD5E0"/>
-              <w:right w:val="single" w:sz="6" w:space="0" w:color="CBD5E0"/>
+              <w:top w:val="single" w:color="CBD5E0" w:sz="6" w:space="0"/>
+              <w:left w:val="single" w:color="CBD5E0" w:sz="6" w:space="0"/>
+              <w:bottom w:val="single" w:color="CBD5E0" w:sz="6" w:space="0"/>
+              <w:right w:val="single" w:color="CBD5E0" w:sz="6" w:space="0"/>
             </w:tcBorders>
             <w:vAlign w:val="top"/>
           </w:tcPr>
@@ -796,12 +797,12 @@
         </w:tc>
         <w:tc>
           <w:tcPr>
-            <w:tcW w:type="dxa" w:w="2448"/>
+            <w:tcW w:w="2448" w:type="dxa"/>
             <w:tcBorders>
-              <w:top w:val="single" w:sz="6" w:space="0" w:color="CBD5E0"/>
-              <w:left w:val="single" w:sz="6" w:space="0" w:color="CBD5E0"/>
-              <w:bottom w:val="single" w:sz="6" w:space="0" w:color="CBD5E0"/>
-              <w:right w:val="single" w:sz="6" w:space="0" w:color="CBD5E0"/>
+              <w:top w:val="single" w:color="CBD5E0" w:sz="6" w:space="0"/>
+              <w:left w:val="single" w:color="CBD5E0" w:sz="6" w:space="0"/>
+              <w:bottom w:val="single" w:color="CBD5E0" w:sz="6" w:space="0"/>
+              <w:right w:val="single" w:color="CBD5E0" w:sz="6" w:space="0"/>
             </w:tcBorders>
             <w:vAlign w:val="top"/>
           </w:tcPr>
@@ -827,9 +828,9 @@
     <w:tbl>
       <w:tblPr>
         <w:tblStyle w:val="TableGrid"/>
-        <w:tblW w:type="auto" w:w="0"/>
+        <w:tblW w:w="0" w:type="auto"/>
         <w:jc w:val="center"/>
-        <w:tblLook w:firstColumn="1" w:firstRow="1" w:lastColumn="0" w:lastRow="0" w:noHBand="0" w:noVBand="1" w:val="04A0"/>
+        <w:tblLook w:val="04A0" w:firstRow="1" w:lastRow="0" w:firstColumn="1" w:lastColumn="0" w:noHBand="0" w:noVBand="1"/>
       </w:tblPr>
       <w:tblGrid>
         <w:gridCol w:w="5184"/>
@@ -838,13 +839,13 @@
       <w:tr>
         <w:tc>
           <w:tcPr>
-            <w:tcW w:type="dxa" w:w="3168"/>
+            <w:tcW w:w="3168" w:type="dxa"/>
             <w:shd w:fill="16324F"/>
             <w:tcBorders>
-              <w:top w:val="single" w:sz="6" w:space="0" w:color="CBD5E0"/>
-              <w:left w:val="single" w:sz="6" w:space="0" w:color="CBD5E0"/>
-              <w:bottom w:val="single" w:sz="6" w:space="0" w:color="CBD5E0"/>
-              <w:right w:val="single" w:sz="6" w:space="0" w:color="CBD5E0"/>
+              <w:top w:val="single" w:color="CBD5E0" w:sz="6" w:space="0"/>
+              <w:left w:val="single" w:color="CBD5E0" w:sz="6" w:space="0"/>
+              <w:bottom w:val="single" w:color="CBD5E0" w:sz="6" w:space="0"/>
+              <w:right w:val="single" w:color="CBD5E0" w:sz="6" w:space="0"/>
             </w:tcBorders>
           </w:tcPr>
           <w:p>
@@ -860,13 +861,13 @@
         </w:tc>
         <w:tc>
           <w:tcPr>
-            <w:tcW w:type="dxa" w:w="6912"/>
+            <w:tcW w:w="6912" w:type="dxa"/>
             <w:shd w:fill="16324F"/>
             <w:tcBorders>
-              <w:top w:val="single" w:sz="6" w:space="0" w:color="CBD5E0"/>
-              <w:left w:val="single" w:sz="6" w:space="0" w:color="CBD5E0"/>
-              <w:bottom w:val="single" w:sz="6" w:space="0" w:color="CBD5E0"/>
-              <w:right w:val="single" w:sz="6" w:space="0" w:color="CBD5E0"/>
+              <w:top w:val="single" w:color="CBD5E0" w:sz="6" w:space="0"/>
+              <w:left w:val="single" w:color="CBD5E0" w:sz="6" w:space="0"/>
+              <w:bottom w:val="single" w:color="CBD5E0" w:sz="6" w:space="0"/>
+              <w:right w:val="single" w:color="CBD5E0" w:sz="6" w:space="0"/>
             </w:tcBorders>
           </w:tcPr>
           <w:p>
@@ -884,12 +885,12 @@
       <w:tr>
         <w:tc>
           <w:tcPr>
-            <w:tcW w:type="dxa" w:w="3168"/>
+            <w:tcW w:w="3168" w:type="dxa"/>
             <w:tcBorders>
-              <w:top w:val="single" w:sz="6" w:space="0" w:color="CBD5E0"/>
-              <w:left w:val="single" w:sz="6" w:space="0" w:color="CBD5E0"/>
-              <w:bottom w:val="single" w:sz="6" w:space="0" w:color="CBD5E0"/>
-              <w:right w:val="single" w:sz="6" w:space="0" w:color="CBD5E0"/>
+              <w:top w:val="single" w:color="CBD5E0" w:sz="6" w:space="0"/>
+              <w:left w:val="single" w:color="CBD5E0" w:sz="6" w:space="0"/>
+              <w:bottom w:val="single" w:color="CBD5E0" w:sz="6" w:space="0"/>
+              <w:right w:val="single" w:color="CBD5E0" w:sz="6" w:space="0"/>
             </w:tcBorders>
             <w:vAlign w:val="top"/>
           </w:tcPr>
@@ -904,12 +905,12 @@
         </w:tc>
         <w:tc>
           <w:tcPr>
-            <w:tcW w:type="dxa" w:w="6912"/>
+            <w:tcW w:w="6912" w:type="dxa"/>
             <w:tcBorders>
-              <w:top w:val="single" w:sz="6" w:space="0" w:color="CBD5E0"/>
-              <w:left w:val="single" w:sz="6" w:space="0" w:color="CBD5E0"/>
-              <w:bottom w:val="single" w:sz="6" w:space="0" w:color="CBD5E0"/>
-              <w:right w:val="single" w:sz="6" w:space="0" w:color="CBD5E0"/>
+              <w:top w:val="single" w:color="CBD5E0" w:sz="6" w:space="0"/>
+              <w:left w:val="single" w:color="CBD5E0" w:sz="6" w:space="0"/>
+              <w:bottom w:val="single" w:color="CBD5E0" w:sz="6" w:space="0"/>
+              <w:right w:val="single" w:color="CBD5E0" w:sz="6" w:space="0"/>
             </w:tcBorders>
             <w:vAlign w:val="top"/>
           </w:tcPr>
@@ -926,12 +927,12 @@
       <w:tr>
         <w:tc>
           <w:tcPr>
-            <w:tcW w:type="dxa" w:w="3168"/>
+            <w:tcW w:w="3168" w:type="dxa"/>
             <w:tcBorders>
-              <w:top w:val="single" w:sz="6" w:space="0" w:color="CBD5E0"/>
-              <w:left w:val="single" w:sz="6" w:space="0" w:color="CBD5E0"/>
-              <w:bottom w:val="single" w:sz="6" w:space="0" w:color="CBD5E0"/>
-              <w:right w:val="single" w:sz="6" w:space="0" w:color="CBD5E0"/>
+              <w:top w:val="single" w:color="CBD5E0" w:sz="6" w:space="0"/>
+              <w:left w:val="single" w:color="CBD5E0" w:sz="6" w:space="0"/>
+              <w:bottom w:val="single" w:color="CBD5E0" w:sz="6" w:space="0"/>
+              <w:right w:val="single" w:color="CBD5E0" w:sz="6" w:space="0"/>
             </w:tcBorders>
             <w:vAlign w:val="top"/>
           </w:tcPr>
@@ -946,12 +947,12 @@
         </w:tc>
         <w:tc>
           <w:tcPr>
-            <w:tcW w:type="dxa" w:w="6912"/>
+            <w:tcW w:w="6912" w:type="dxa"/>
             <w:tcBorders>
-              <w:top w:val="single" w:sz="6" w:space="0" w:color="CBD5E0"/>
-              <w:left w:val="single" w:sz="6" w:space="0" w:color="CBD5E0"/>
-              <w:bottom w:val="single" w:sz="6" w:space="0" w:color="CBD5E0"/>
-              <w:right w:val="single" w:sz="6" w:space="0" w:color="CBD5E0"/>
+              <w:top w:val="single" w:color="CBD5E0" w:sz="6" w:space="0"/>
+              <w:left w:val="single" w:color="CBD5E0" w:sz="6" w:space="0"/>
+              <w:bottom w:val="single" w:color="CBD5E0" w:sz="6" w:space="0"/>
+              <w:right w:val="single" w:color="CBD5E0" w:sz="6" w:space="0"/>
             </w:tcBorders>
             <w:vAlign w:val="top"/>
           </w:tcPr>
@@ -968,12 +969,12 @@
       <w:tr>
         <w:tc>
           <w:tcPr>
-            <w:tcW w:type="dxa" w:w="3168"/>
+            <w:tcW w:w="3168" w:type="dxa"/>
             <w:tcBorders>
-              <w:top w:val="single" w:sz="6" w:space="0" w:color="CBD5E0"/>
-              <w:left w:val="single" w:sz="6" w:space="0" w:color="CBD5E0"/>
-              <w:bottom w:val="single" w:sz="6" w:space="0" w:color="CBD5E0"/>
-              <w:right w:val="single" w:sz="6" w:space="0" w:color="CBD5E0"/>
+              <w:top w:val="single" w:color="CBD5E0" w:sz="6" w:space="0"/>
+              <w:left w:val="single" w:color="CBD5E0" w:sz="6" w:space="0"/>
+              <w:bottom w:val="single" w:color="CBD5E0" w:sz="6" w:space="0"/>
+              <w:right w:val="single" w:color="CBD5E0" w:sz="6" w:space="0"/>
             </w:tcBorders>
             <w:vAlign w:val="top"/>
           </w:tcPr>
@@ -988,12 +989,12 @@
         </w:tc>
         <w:tc>
           <w:tcPr>
-            <w:tcW w:type="dxa" w:w="6912"/>
+            <w:tcW w:w="6912" w:type="dxa"/>
             <w:tcBorders>
-              <w:top w:val="single" w:sz="6" w:space="0" w:color="CBD5E0"/>
-              <w:left w:val="single" w:sz="6" w:space="0" w:color="CBD5E0"/>
-              <w:bottom w:val="single" w:sz="6" w:space="0" w:color="CBD5E0"/>
-              <w:right w:val="single" w:sz="6" w:space="0" w:color="CBD5E0"/>
+              <w:top w:val="single" w:color="CBD5E0" w:sz="6" w:space="0"/>
+              <w:left w:val="single" w:color="CBD5E0" w:sz="6" w:space="0"/>
+              <w:bottom w:val="single" w:color="CBD5E0" w:sz="6" w:space="0"/>
+              <w:right w:val="single" w:color="CBD5E0" w:sz="6" w:space="0"/>
             </w:tcBorders>
             <w:vAlign w:val="top"/>
           </w:tcPr>
@@ -1010,12 +1011,12 @@
       <w:tr>
         <w:tc>
           <w:tcPr>
-            <w:tcW w:type="dxa" w:w="3168"/>
+            <w:tcW w:w="3168" w:type="dxa"/>
             <w:tcBorders>
-              <w:top w:val="single" w:sz="6" w:space="0" w:color="CBD5E0"/>
-              <w:left w:val="single" w:sz="6" w:space="0" w:color="CBD5E0"/>
-              <w:bottom w:val="single" w:sz="6" w:space="0" w:color="CBD5E0"/>
-              <w:right w:val="single" w:sz="6" w:space="0" w:color="CBD5E0"/>
+              <w:top w:val="single" w:color="CBD5E0" w:sz="6" w:space="0"/>
+              <w:left w:val="single" w:color="CBD5E0" w:sz="6" w:space="0"/>
+              <w:bottom w:val="single" w:color="CBD5E0" w:sz="6" w:space="0"/>
+              <w:right w:val="single" w:color="CBD5E0" w:sz="6" w:space="0"/>
             </w:tcBorders>
             <w:vAlign w:val="top"/>
           </w:tcPr>
@@ -1030,12 +1031,12 @@
         </w:tc>
         <w:tc>
           <w:tcPr>
-            <w:tcW w:type="dxa" w:w="6912"/>
+            <w:tcW w:w="6912" w:type="dxa"/>
             <w:tcBorders>
-              <w:top w:val="single" w:sz="6" w:space="0" w:color="CBD5E0"/>
-              <w:left w:val="single" w:sz="6" w:space="0" w:color="CBD5E0"/>
-              <w:bottom w:val="single" w:sz="6" w:space="0" w:color="CBD5E0"/>
-              <w:right w:val="single" w:sz="6" w:space="0" w:color="CBD5E0"/>
+              <w:top w:val="single" w:color="CBD5E0" w:sz="6" w:space="0"/>
+              <w:left w:val="single" w:color="CBD5E0" w:sz="6" w:space="0"/>
+              <w:bottom w:val="single" w:color="CBD5E0" w:sz="6" w:space="0"/>
+              <w:right w:val="single" w:color="CBD5E0" w:sz="6" w:space="0"/>
             </w:tcBorders>
             <w:vAlign w:val="top"/>
           </w:tcPr>
@@ -1052,12 +1053,12 @@
       <w:tr>
         <w:tc>
           <w:tcPr>
-            <w:tcW w:type="dxa" w:w="3168"/>
+            <w:tcW w:w="3168" w:type="dxa"/>
             <w:tcBorders>
-              <w:top w:val="single" w:sz="6" w:space="0" w:color="CBD5E0"/>
-              <w:left w:val="single" w:sz="6" w:space="0" w:color="CBD5E0"/>
-              <w:bottom w:val="single" w:sz="6" w:space="0" w:color="CBD5E0"/>
-              <w:right w:val="single" w:sz="6" w:space="0" w:color="CBD5E0"/>
+              <w:top w:val="single" w:color="CBD5E0" w:sz="6" w:space="0"/>
+              <w:left w:val="single" w:color="CBD5E0" w:sz="6" w:space="0"/>
+              <w:bottom w:val="single" w:color="CBD5E0" w:sz="6" w:space="0"/>
+              <w:right w:val="single" w:color="CBD5E0" w:sz="6" w:space="0"/>
             </w:tcBorders>
             <w:vAlign w:val="top"/>
           </w:tcPr>
@@ -1072,12 +1073,12 @@
         </w:tc>
         <w:tc>
           <w:tcPr>
-            <w:tcW w:type="dxa" w:w="6912"/>
+            <w:tcW w:w="6912" w:type="dxa"/>
             <w:tcBorders>
-              <w:top w:val="single" w:sz="6" w:space="0" w:color="CBD5E0"/>
-              <w:left w:val="single" w:sz="6" w:space="0" w:color="CBD5E0"/>
-              <w:bottom w:val="single" w:sz="6" w:space="0" w:color="CBD5E0"/>
-              <w:right w:val="single" w:sz="6" w:space="0" w:color="CBD5E0"/>
+              <w:top w:val="single" w:color="CBD5E0" w:sz="6" w:space="0"/>
+              <w:left w:val="single" w:color="CBD5E0" w:sz="6" w:space="0"/>
+              <w:bottom w:val="single" w:color="CBD5E0" w:sz="6" w:space="0"/>
+              <w:right w:val="single" w:color="CBD5E0" w:sz="6" w:space="0"/>
             </w:tcBorders>
             <w:vAlign w:val="top"/>
           </w:tcPr>
@@ -1094,12 +1095,12 @@
       <w:tr>
         <w:tc>
           <w:tcPr>
-            <w:tcW w:type="dxa" w:w="3168"/>
+            <w:tcW w:w="3168" w:type="dxa"/>
             <w:tcBorders>
-              <w:top w:val="single" w:sz="6" w:space="0" w:color="CBD5E0"/>
-              <w:left w:val="single" w:sz="6" w:space="0" w:color="CBD5E0"/>
-              <w:bottom w:val="single" w:sz="6" w:space="0" w:color="CBD5E0"/>
-              <w:right w:val="single" w:sz="6" w:space="0" w:color="CBD5E0"/>
+              <w:top w:val="single" w:color="CBD5E0" w:sz="6" w:space="0"/>
+              <w:left w:val="single" w:color="CBD5E0" w:sz="6" w:space="0"/>
+              <w:bottom w:val="single" w:color="CBD5E0" w:sz="6" w:space="0"/>
+              <w:right w:val="single" w:color="CBD5E0" w:sz="6" w:space="0"/>
             </w:tcBorders>
             <w:vAlign w:val="top"/>
           </w:tcPr>
@@ -1114,12 +1115,12 @@
         </w:tc>
         <w:tc>
           <w:tcPr>
-            <w:tcW w:type="dxa" w:w="6912"/>
+            <w:tcW w:w="6912" w:type="dxa"/>
             <w:tcBorders>
-              <w:top w:val="single" w:sz="6" w:space="0" w:color="CBD5E0"/>
-              <w:left w:val="single" w:sz="6" w:space="0" w:color="CBD5E0"/>
-              <w:bottom w:val="single" w:sz="6" w:space="0" w:color="CBD5E0"/>
-              <w:right w:val="single" w:sz="6" w:space="0" w:color="CBD5E0"/>
+              <w:top w:val="single" w:color="CBD5E0" w:sz="6" w:space="0"/>
+              <w:left w:val="single" w:color="CBD5E0" w:sz="6" w:space="0"/>
+              <w:bottom w:val="single" w:color="CBD5E0" w:sz="6" w:space="0"/>
+              <w:right w:val="single" w:color="CBD5E0" w:sz="6" w:space="0"/>
             </w:tcBorders>
             <w:vAlign w:val="top"/>
           </w:tcPr>
@@ -1145,9 +1146,9 @@
     <w:tbl>
       <w:tblPr>
         <w:tblStyle w:val="TableGrid"/>
-        <w:tblW w:type="auto" w:w="0"/>
+        <w:tblW w:w="0" w:type="auto"/>
         <w:jc w:val="center"/>
-        <w:tblLook w:firstColumn="1" w:firstRow="1" w:lastColumn="0" w:lastRow="0" w:noHBand="0" w:noVBand="1" w:val="04A0"/>
+        <w:tblLook w:val="04A0" w:firstRow="1" w:lastRow="0" w:firstColumn="1" w:lastColumn="0" w:noHBand="0" w:noVBand="1"/>
       </w:tblPr>
       <w:tblGrid>
         <w:gridCol w:w="5184"/>
@@ -1156,13 +1157,13 @@
       <w:tr>
         <w:tc>
           <w:tcPr>
-            <w:tcW w:type="dxa" w:w="3600"/>
+            <w:tcW w:w="3600" w:type="dxa"/>
             <w:shd w:fill="16324F"/>
             <w:tcBorders>
-              <w:top w:val="single" w:sz="6" w:space="0" w:color="CBD5E0"/>
-              <w:left w:val="single" w:sz="6" w:space="0" w:color="CBD5E0"/>
-              <w:bottom w:val="single" w:sz="6" w:space="0" w:color="CBD5E0"/>
-              <w:right w:val="single" w:sz="6" w:space="0" w:color="CBD5E0"/>
+              <w:top w:val="single" w:color="CBD5E0" w:sz="6" w:space="0"/>
+              <w:left w:val="single" w:color="CBD5E0" w:sz="6" w:space="0"/>
+              <w:bottom w:val="single" w:color="CBD5E0" w:sz="6" w:space="0"/>
+              <w:right w:val="single" w:color="CBD5E0" w:sz="6" w:space="0"/>
             </w:tcBorders>
           </w:tcPr>
           <w:p>
@@ -1178,13 +1179,13 @@
         </w:tc>
         <w:tc>
           <w:tcPr>
-            <w:tcW w:type="dxa" w:w="6480"/>
+            <w:tcW w:w="6480" w:type="dxa"/>
             <w:shd w:fill="16324F"/>
             <w:tcBorders>
-              <w:top w:val="single" w:sz="6" w:space="0" w:color="CBD5E0"/>
-              <w:left w:val="single" w:sz="6" w:space="0" w:color="CBD5E0"/>
-              <w:bottom w:val="single" w:sz="6" w:space="0" w:color="CBD5E0"/>
-              <w:right w:val="single" w:sz="6" w:space="0" w:color="CBD5E0"/>
+              <w:top w:val="single" w:color="CBD5E0" w:sz="6" w:space="0"/>
+              <w:left w:val="single" w:color="CBD5E0" w:sz="6" w:space="0"/>
+              <w:bottom w:val="single" w:color="CBD5E0" w:sz="6" w:space="0"/>
+              <w:right w:val="single" w:color="CBD5E0" w:sz="6" w:space="0"/>
             </w:tcBorders>
           </w:tcPr>
           <w:p>
@@ -1202,12 +1203,12 @@
       <w:tr>
         <w:tc>
           <w:tcPr>
-            <w:tcW w:type="dxa" w:w="3600"/>
+            <w:tcW w:w="3600" w:type="dxa"/>
             <w:tcBorders>
-              <w:top w:val="single" w:sz="6" w:space="0" w:color="CBD5E0"/>
-              <w:left w:val="single" w:sz="6" w:space="0" w:color="CBD5E0"/>
-              <w:bottom w:val="single" w:sz="6" w:space="0" w:color="CBD5E0"/>
-              <w:right w:val="single" w:sz="6" w:space="0" w:color="CBD5E0"/>
+              <w:top w:val="single" w:color="CBD5E0" w:sz="6" w:space="0"/>
+              <w:left w:val="single" w:color="CBD5E0" w:sz="6" w:space="0"/>
+              <w:bottom w:val="single" w:color="CBD5E0" w:sz="6" w:space="0"/>
+              <w:right w:val="single" w:color="CBD5E0" w:sz="6" w:space="0"/>
             </w:tcBorders>
             <w:vAlign w:val="top"/>
           </w:tcPr>
@@ -1222,12 +1223,12 @@
         </w:tc>
         <w:tc>
           <w:tcPr>
-            <w:tcW w:type="dxa" w:w="6480"/>
+            <w:tcW w:w="6480" w:type="dxa"/>
             <w:tcBorders>
-              <w:top w:val="single" w:sz="6" w:space="0" w:color="CBD5E0"/>
-              <w:left w:val="single" w:sz="6" w:space="0" w:color="CBD5E0"/>
-              <w:bottom w:val="single" w:sz="6" w:space="0" w:color="CBD5E0"/>
-              <w:right w:val="single" w:sz="6" w:space="0" w:color="CBD5E0"/>
+              <w:top w:val="single" w:color="CBD5E0" w:sz="6" w:space="0"/>
+              <w:left w:val="single" w:color="CBD5E0" w:sz="6" w:space="0"/>
+              <w:bottom w:val="single" w:color="CBD5E0" w:sz="6" w:space="0"/>
+              <w:right w:val="single" w:color="CBD5E0" w:sz="6" w:space="0"/>
             </w:tcBorders>
             <w:vAlign w:val="top"/>
           </w:tcPr>
@@ -1244,12 +1245,12 @@
       <w:tr>
         <w:tc>
           <w:tcPr>
-            <w:tcW w:type="dxa" w:w="3600"/>
+            <w:tcW w:w="3600" w:type="dxa"/>
             <w:tcBorders>
-              <w:top w:val="single" w:sz="6" w:space="0" w:color="CBD5E0"/>
-              <w:left w:val="single" w:sz="6" w:space="0" w:color="CBD5E0"/>
-              <w:bottom w:val="single" w:sz="6" w:space="0" w:color="CBD5E0"/>
-              <w:right w:val="single" w:sz="6" w:space="0" w:color="CBD5E0"/>
+              <w:top w:val="single" w:color="CBD5E0" w:sz="6" w:space="0"/>
+              <w:left w:val="single" w:color="CBD5E0" w:sz="6" w:space="0"/>
+              <w:bottom w:val="single" w:color="CBD5E0" w:sz="6" w:space="0"/>
+              <w:right w:val="single" w:color="CBD5E0" w:sz="6" w:space="0"/>
             </w:tcBorders>
             <w:vAlign w:val="top"/>
           </w:tcPr>
@@ -1264,12 +1265,12 @@
         </w:tc>
         <w:tc>
           <w:tcPr>
-            <w:tcW w:type="dxa" w:w="6480"/>
+            <w:tcW w:w="6480" w:type="dxa"/>
             <w:tcBorders>
-              <w:top w:val="single" w:sz="6" w:space="0" w:color="CBD5E0"/>
-              <w:left w:val="single" w:sz="6" w:space="0" w:color="CBD5E0"/>
-              <w:bottom w:val="single" w:sz="6" w:space="0" w:color="CBD5E0"/>
-              <w:right w:val="single" w:sz="6" w:space="0" w:color="CBD5E0"/>
+              <w:top w:val="single" w:color="CBD5E0" w:sz="6" w:space="0"/>
+              <w:left w:val="single" w:color="CBD5E0" w:sz="6" w:space="0"/>
+              <w:bottom w:val="single" w:color="CBD5E0" w:sz="6" w:space="0"/>
+              <w:right w:val="single" w:color="CBD5E0" w:sz="6" w:space="0"/>
             </w:tcBorders>
             <w:vAlign w:val="top"/>
           </w:tcPr>
@@ -1286,12 +1287,12 @@
       <w:tr>
         <w:tc>
           <w:tcPr>
-            <w:tcW w:type="dxa" w:w="3600"/>
+            <w:tcW w:w="3600" w:type="dxa"/>
             <w:tcBorders>
-              <w:top w:val="single" w:sz="6" w:space="0" w:color="CBD5E0"/>
-              <w:left w:val="single" w:sz="6" w:space="0" w:color="CBD5E0"/>
-              <w:bottom w:val="single" w:sz="6" w:space="0" w:color="CBD5E0"/>
-              <w:right w:val="single" w:sz="6" w:space="0" w:color="CBD5E0"/>
+              <w:top w:val="single" w:color="CBD5E0" w:sz="6" w:space="0"/>
+              <w:left w:val="single" w:color="CBD5E0" w:sz="6" w:space="0"/>
+              <w:bottom w:val="single" w:color="CBD5E0" w:sz="6" w:space="0"/>
+              <w:right w:val="single" w:color="CBD5E0" w:sz="6" w:space="0"/>
             </w:tcBorders>
             <w:vAlign w:val="top"/>
           </w:tcPr>
@@ -1306,12 +1307,12 @@
         </w:tc>
         <w:tc>
           <w:tcPr>
-            <w:tcW w:type="dxa" w:w="6480"/>
+            <w:tcW w:w="6480" w:type="dxa"/>
             <w:tcBorders>
-              <w:top w:val="single" w:sz="6" w:space="0" w:color="CBD5E0"/>
-              <w:left w:val="single" w:sz="6" w:space="0" w:color="CBD5E0"/>
-              <w:bottom w:val="single" w:sz="6" w:space="0" w:color="CBD5E0"/>
-              <w:right w:val="single" w:sz="6" w:space="0" w:color="CBD5E0"/>
+              <w:top w:val="single" w:color="CBD5E0" w:sz="6" w:space="0"/>
+              <w:left w:val="single" w:color="CBD5E0" w:sz="6" w:space="0"/>
+              <w:bottom w:val="single" w:color="CBD5E0" w:sz="6" w:space="0"/>
+              <w:right w:val="single" w:color="CBD5E0" w:sz="6" w:space="0"/>
             </w:tcBorders>
             <w:vAlign w:val="top"/>
           </w:tcPr>
@@ -1328,12 +1329,12 @@
       <w:tr>
         <w:tc>
           <w:tcPr>
-            <w:tcW w:type="dxa" w:w="3600"/>
+            <w:tcW w:w="3600" w:type="dxa"/>
             <w:tcBorders>
-              <w:top w:val="single" w:sz="6" w:space="0" w:color="CBD5E0"/>
-              <w:left w:val="single" w:sz="6" w:space="0" w:color="CBD5E0"/>
-              <w:bottom w:val="single" w:sz="6" w:space="0" w:color="CBD5E0"/>
-              <w:right w:val="single" w:sz="6" w:space="0" w:color="CBD5E0"/>
+              <w:top w:val="single" w:color="CBD5E0" w:sz="6" w:space="0"/>
+              <w:left w:val="single" w:color="CBD5E0" w:sz="6" w:space="0"/>
+              <w:bottom w:val="single" w:color="CBD5E0" w:sz="6" w:space="0"/>
+              <w:right w:val="single" w:color="CBD5E0" w:sz="6" w:space="0"/>
             </w:tcBorders>
             <w:vAlign w:val="top"/>
           </w:tcPr>
@@ -1348,12 +1349,12 @@
         </w:tc>
         <w:tc>
           <w:tcPr>
-            <w:tcW w:type="dxa" w:w="6480"/>
+            <w:tcW w:w="6480" w:type="dxa"/>
             <w:tcBorders>
-              <w:top w:val="single" w:sz="6" w:space="0" w:color="CBD5E0"/>
-              <w:left w:val="single" w:sz="6" w:space="0" w:color="CBD5E0"/>
-              <w:bottom w:val="single" w:sz="6" w:space="0" w:color="CBD5E0"/>
-              <w:right w:val="single" w:sz="6" w:space="0" w:color="CBD5E0"/>
+              <w:top w:val="single" w:color="CBD5E0" w:sz="6" w:space="0"/>
+              <w:left w:val="single" w:color="CBD5E0" w:sz="6" w:space="0"/>
+              <w:bottom w:val="single" w:color="CBD5E0" w:sz="6" w:space="0"/>
+              <w:right w:val="single" w:color="CBD5E0" w:sz="6" w:space="0"/>
             </w:tcBorders>
             <w:vAlign w:val="top"/>
           </w:tcPr>
@@ -1379,9 +1380,9 @@
     <w:tbl>
       <w:tblPr>
         <w:tblStyle w:val="TableGrid"/>
-        <w:tblW w:type="auto" w:w="0"/>
+        <w:tblW w:w="0" w:type="auto"/>
         <w:jc w:val="center"/>
-        <w:tblLook w:firstColumn="1" w:firstRow="1" w:lastColumn="0" w:lastRow="0" w:noHBand="0" w:noVBand="1" w:val="04A0"/>
+        <w:tblLook w:val="04A0" w:firstRow="1" w:lastRow="0" w:firstColumn="1" w:lastColumn="0" w:noHBand="0" w:noVBand="1"/>
       </w:tblPr>
       <w:tblGrid>
         <w:gridCol w:w="5184"/>
@@ -1390,13 +1391,13 @@
       <w:tr>
         <w:tc>
           <w:tcPr>
-            <w:tcW w:type="dxa" w:w="4608"/>
+            <w:tcW w:w="4608" w:type="dxa"/>
             <w:shd w:fill="16324F"/>
             <w:tcBorders>
-              <w:top w:val="single" w:sz="6" w:space="0" w:color="CBD5E0"/>
-              <w:left w:val="single" w:sz="6" w:space="0" w:color="CBD5E0"/>
-              <w:bottom w:val="single" w:sz="6" w:space="0" w:color="CBD5E0"/>
-              <w:right w:val="single" w:sz="6" w:space="0" w:color="CBD5E0"/>
+              <w:top w:val="single" w:color="CBD5E0" w:sz="6" w:space="0"/>
+              <w:left w:val="single" w:color="CBD5E0" w:sz="6" w:space="0"/>
+              <w:bottom w:val="single" w:color="CBD5E0" w:sz="6" w:space="0"/>
+              <w:right w:val="single" w:color="CBD5E0" w:sz="6" w:space="0"/>
             </w:tcBorders>
           </w:tcPr>
           <w:p>
@@ -1412,13 +1413,13 @@
         </w:tc>
         <w:tc>
           <w:tcPr>
-            <w:tcW w:type="dxa" w:w="5472"/>
+            <w:tcW w:w="5472" w:type="dxa"/>
             <w:shd w:fill="16324F"/>
             <w:tcBorders>
-              <w:top w:val="single" w:sz="6" w:space="0" w:color="CBD5E0"/>
-              <w:left w:val="single" w:sz="6" w:space="0" w:color="CBD5E0"/>
-              <w:bottom w:val="single" w:sz="6" w:space="0" w:color="CBD5E0"/>
-              <w:right w:val="single" w:sz="6" w:space="0" w:color="CBD5E0"/>
+              <w:top w:val="single" w:color="CBD5E0" w:sz="6" w:space="0"/>
+              <w:left w:val="single" w:color="CBD5E0" w:sz="6" w:space="0"/>
+              <w:bottom w:val="single" w:color="CBD5E0" w:sz="6" w:space="0"/>
+              <w:right w:val="single" w:color="CBD5E0" w:sz="6" w:space="0"/>
             </w:tcBorders>
           </w:tcPr>
           <w:p>
@@ -1436,12 +1437,12 @@
       <w:tr>
         <w:tc>
           <w:tcPr>
-            <w:tcW w:type="dxa" w:w="4608"/>
+            <w:tcW w:w="4608" w:type="dxa"/>
             <w:tcBorders>
-              <w:top w:val="single" w:sz="6" w:space="0" w:color="CBD5E0"/>
-              <w:left w:val="single" w:sz="6" w:space="0" w:color="CBD5E0"/>
-              <w:bottom w:val="single" w:sz="6" w:space="0" w:color="CBD5E0"/>
-              <w:right w:val="single" w:sz="6" w:space="0" w:color="CBD5E0"/>
+              <w:top w:val="single" w:color="CBD5E0" w:sz="6" w:space="0"/>
+              <w:left w:val="single" w:color="CBD5E0" w:sz="6" w:space="0"/>
+              <w:bottom w:val="single" w:color="CBD5E0" w:sz="6" w:space="0"/>
+              <w:right w:val="single" w:color="CBD5E0" w:sz="6" w:space="0"/>
             </w:tcBorders>
             <w:vAlign w:val="top"/>
           </w:tcPr>
@@ -1456,12 +1457,12 @@
         </w:tc>
         <w:tc>
           <w:tcPr>
-            <w:tcW w:type="dxa" w:w="5472"/>
+            <w:tcW w:w="5472" w:type="dxa"/>
             <w:tcBorders>
-              <w:top w:val="single" w:sz="6" w:space="0" w:color="CBD5E0"/>
-              <w:left w:val="single" w:sz="6" w:space="0" w:color="CBD5E0"/>
-              <w:bottom w:val="single" w:sz="6" w:space="0" w:color="CBD5E0"/>
-              <w:right w:val="single" w:sz="6" w:space="0" w:color="CBD5E0"/>
+              <w:top w:val="single" w:color="CBD5E0" w:sz="6" w:space="0"/>
+              <w:left w:val="single" w:color="CBD5E0" w:sz="6" w:space="0"/>
+              <w:bottom w:val="single" w:color="CBD5E0" w:sz="6" w:space="0"/>
+              <w:right w:val="single" w:color="CBD5E0" w:sz="6" w:space="0"/>
             </w:tcBorders>
             <w:vAlign w:val="top"/>
           </w:tcPr>
@@ -1478,12 +1479,12 @@
       <w:tr>
         <w:tc>
           <w:tcPr>
-            <w:tcW w:type="dxa" w:w="4608"/>
+            <w:tcW w:w="4608" w:type="dxa"/>
             <w:tcBorders>
-              <w:top w:val="single" w:sz="6" w:space="0" w:color="CBD5E0"/>
-              <w:left w:val="single" w:sz="6" w:space="0" w:color="CBD5E0"/>
-              <w:bottom w:val="single" w:sz="6" w:space="0" w:color="CBD5E0"/>
-              <w:right w:val="single" w:sz="6" w:space="0" w:color="CBD5E0"/>
+              <w:top w:val="single" w:color="CBD5E0" w:sz="6" w:space="0"/>
+              <w:left w:val="single" w:color="CBD5E0" w:sz="6" w:space="0"/>
+              <w:bottom w:val="single" w:color="CBD5E0" w:sz="6" w:space="0"/>
+              <w:right w:val="single" w:color="CBD5E0" w:sz="6" w:space="0"/>
             </w:tcBorders>
             <w:vAlign w:val="top"/>
           </w:tcPr>
@@ -1498,12 +1499,12 @@
         </w:tc>
         <w:tc>
           <w:tcPr>
-            <w:tcW w:type="dxa" w:w="5472"/>
+            <w:tcW w:w="5472" w:type="dxa"/>
             <w:tcBorders>
-              <w:top w:val="single" w:sz="6" w:space="0" w:color="CBD5E0"/>
-              <w:left w:val="single" w:sz="6" w:space="0" w:color="CBD5E0"/>
-              <w:bottom w:val="single" w:sz="6" w:space="0" w:color="CBD5E0"/>
-              <w:right w:val="single" w:sz="6" w:space="0" w:color="CBD5E0"/>
+              <w:top w:val="single" w:color="CBD5E0" w:sz="6" w:space="0"/>
+              <w:left w:val="single" w:color="CBD5E0" w:sz="6" w:space="0"/>
+              <w:bottom w:val="single" w:color="CBD5E0" w:sz="6" w:space="0"/>
+              <w:right w:val="single" w:color="CBD5E0" w:sz="6" w:space="0"/>
             </w:tcBorders>
             <w:vAlign w:val="top"/>
           </w:tcPr>
@@ -1520,12 +1521,12 @@
       <w:tr>
         <w:tc>
           <w:tcPr>
-            <w:tcW w:type="dxa" w:w="4608"/>
+            <w:tcW w:w="4608" w:type="dxa"/>
             <w:tcBorders>
-              <w:top w:val="single" w:sz="6" w:space="0" w:color="CBD5E0"/>
-              <w:left w:val="single" w:sz="6" w:space="0" w:color="CBD5E0"/>
-              <w:bottom w:val="single" w:sz="6" w:space="0" w:color="CBD5E0"/>
-              <w:right w:val="single" w:sz="6" w:space="0" w:color="CBD5E0"/>
+              <w:top w:val="single" w:color="CBD5E0" w:sz="6" w:space="0"/>
+              <w:left w:val="single" w:color="CBD5E0" w:sz="6" w:space="0"/>
+              <w:bottom w:val="single" w:color="CBD5E0" w:sz="6" w:space="0"/>
+              <w:right w:val="single" w:color="CBD5E0" w:sz="6" w:space="0"/>
             </w:tcBorders>
             <w:vAlign w:val="top"/>
           </w:tcPr>
@@ -1540,12 +1541,12 @@
         </w:tc>
         <w:tc>
           <w:tcPr>
-            <w:tcW w:type="dxa" w:w="5472"/>
+            <w:tcW w:w="5472" w:type="dxa"/>
             <w:tcBorders>
-              <w:top w:val="single" w:sz="6" w:space="0" w:color="CBD5E0"/>
-              <w:left w:val="single" w:sz="6" w:space="0" w:color="CBD5E0"/>
-              <w:bottom w:val="single" w:sz="6" w:space="0" w:color="CBD5E0"/>
-              <w:right w:val="single" w:sz="6" w:space="0" w:color="CBD5E0"/>
+              <w:top w:val="single" w:color="CBD5E0" w:sz="6" w:space="0"/>
+              <w:left w:val="single" w:color="CBD5E0" w:sz="6" w:space="0"/>
+              <w:bottom w:val="single" w:color="CBD5E0" w:sz="6" w:space="0"/>
+              <w:right w:val="single" w:color="CBD5E0" w:sz="6" w:space="0"/>
             </w:tcBorders>
             <w:vAlign w:val="top"/>
           </w:tcPr>
@@ -1562,12 +1563,12 @@
       <w:tr>
         <w:tc>
           <w:tcPr>
-            <w:tcW w:type="dxa" w:w="4608"/>
+            <w:tcW w:w="4608" w:type="dxa"/>
             <w:tcBorders>
-              <w:top w:val="single" w:sz="6" w:space="0" w:color="CBD5E0"/>
-              <w:left w:val="single" w:sz="6" w:space="0" w:color="CBD5E0"/>
-              <w:bottom w:val="single" w:sz="6" w:space="0" w:color="CBD5E0"/>
-              <w:right w:val="single" w:sz="6" w:space="0" w:color="CBD5E0"/>
+              <w:top w:val="single" w:color="CBD5E0" w:sz="6" w:space="0"/>
+              <w:left w:val="single" w:color="CBD5E0" w:sz="6" w:space="0"/>
+              <w:bottom w:val="single" w:color="CBD5E0" w:sz="6" w:space="0"/>
+              <w:right w:val="single" w:color="CBD5E0" w:sz="6" w:space="0"/>
             </w:tcBorders>
             <w:vAlign w:val="top"/>
           </w:tcPr>
@@ -1582,12 +1583,12 @@
         </w:tc>
         <w:tc>
           <w:tcPr>
-            <w:tcW w:type="dxa" w:w="5472"/>
+            <w:tcW w:w="5472" w:type="dxa"/>
             <w:tcBorders>
-              <w:top w:val="single" w:sz="6" w:space="0" w:color="CBD5E0"/>
-              <w:left w:val="single" w:sz="6" w:space="0" w:color="CBD5E0"/>
-              <w:bottom w:val="single" w:sz="6" w:space="0" w:color="CBD5E0"/>
-              <w:right w:val="single" w:sz="6" w:space="0" w:color="CBD5E0"/>
+              <w:top w:val="single" w:color="CBD5E0" w:sz="6" w:space="0"/>
+              <w:left w:val="single" w:color="CBD5E0" w:sz="6" w:space="0"/>
+              <w:bottom w:val="single" w:color="CBD5E0" w:sz="6" w:space="0"/>
+              <w:right w:val="single" w:color="CBD5E0" w:sz="6" w:space="0"/>
             </w:tcBorders>
             <w:vAlign w:val="top"/>
           </w:tcPr>
@@ -1602,6 +1603,76 @@
         </w:tc>
       </w:tr>
     </w:tbl>
+    <w:p>
+      <w:pPr>
+        <w:pStyle w:val="Heading2"/>
+        <w:keepNext/>
+      </w:pPr>
+      <w:r>
+        <w:rPr/>
+        <w:t xml:space="preserve">7. Нормативный переход продукта</w:t>
+      </w:r>
+    </w:p>
+    <w:p>
+      <w:pPr>
+        <w:numPr>
+          <w:ilvl w:val="0"/>
+          <w:numId w:val="10"/>
+        </w:numPr>
+      </w:pPr>
+      <w:r>
+        <w:rPr/>
+        <w:t xml:space="preserve">Внедренный результат принят и контроль удержания нужен: перейти в Сопровождение.</w:t>
+      </w:r>
+    </w:p>
+    <w:p>
+      <w:pPr>
+        <w:numPr>
+          <w:ilvl w:val="0"/>
+          <w:numId w:val="10"/>
+        </w:numPr>
+      </w:pPr>
+      <w:r>
+        <w:rPr/>
+        <w:t xml:space="preserve">Внедренный результат принят, а Сопровождение осознанно не требуется: завершить цикл.</w:t>
+      </w:r>
+    </w:p>
+    <w:p>
+      <w:pPr>
+        <w:numPr>
+          <w:ilvl w:val="0"/>
+          <w:numId w:val="10"/>
+        </w:numPr>
+      </w:pPr>
+      <w:r>
+        <w:rPr/>
+        <w:t xml:space="preserve">Отклонение исправимо внутри утвержденного Паспорта: остаться в Спринте, исправить и повторно проверить.</w:t>
+      </w:r>
+    </w:p>
+    <w:p>
+      <w:pPr>
+        <w:numPr>
+          <w:ilvl w:val="0"/>
+          <w:numId w:val="10"/>
+        </w:numPr>
+      </w:pPr>
+      <w:r>
+        <w:rPr/>
+        <w:t xml:space="preserve">Вскрыта ошибка исходного решения или архитектуры: вернуться в Сессию.</w:t>
+      </w:r>
+    </w:p>
+    <w:p>
+      <w:pPr>
+        <w:numPr>
+          <w:ilvl w:val="0"/>
+          <w:numId w:val="10"/>
+        </w:numPr>
+      </w:pPr>
+      <w:r>
+        <w:rPr/>
+        <w:t xml:space="preserve">Неустранимый блокер или отзыв владельца: STOP. Отчет без внедренного результата перехода не открывает.</w:t>
+      </w:r>
+    </w:p>
     <w:sectPr>
       <w:headerReference w:type="default" r:id="rId10"/>
       <w:footerReference w:type="default" r:id="rId11"/>
@@ -1734,7 +1805,7 @@
         <w:ind w:left="1440" w:hanging="360"/>
       </w:pPr>
       <w:rPr>
-        <w:rFonts w:ascii="Symbol" w:hAnsi="Symbol" w:hint="default"/>
+        <w:rFonts w:hint="default" w:ascii="Symbol" w:hAnsi="Symbol"/>
       </w:rPr>
     </w:lvl>
   </w:abstractNum>
@@ -1755,7 +1826,7 @@
         <w:ind w:left="1080" w:hanging="360"/>
       </w:pPr>
       <w:rPr>
-        <w:rFonts w:ascii="Symbol" w:hAnsi="Symbol" w:hint="default"/>
+        <w:rFonts w:hint="default" w:ascii="Symbol" w:hAnsi="Symbol"/>
       </w:rPr>
     </w:lvl>
   </w:abstractNum>
@@ -1776,7 +1847,7 @@
         <w:ind w:left="720" w:hanging="360"/>
       </w:pPr>
       <w:rPr>
-        <w:rFonts w:ascii="Symbol" w:hAnsi="Symbol" w:hint="default"/>
+        <w:rFonts w:hint="default" w:ascii="Symbol" w:hAnsi="Symbol"/>
       </w:rPr>
     </w:lvl>
   </w:abstractNum>
@@ -1815,8 +1886,92 @@
         <w:ind w:left="360" w:hanging="360"/>
       </w:pPr>
       <w:rPr>
-        <w:rFonts w:ascii="Symbol" w:hAnsi="Symbol" w:hint="default"/>
-      </w:rPr>
+        <w:rFonts w:hint="default" w:ascii="Symbol" w:hAnsi="Symbol"/>
+      </w:rPr>
+    </w:lvl>
+  </w:abstractNum>
+  <w:abstractNum w:abstractNumId="9">
+    <w:multiLevelType w:val="hybridMultilevel"/>
+    <w:lvl w:ilvl="0">
+      <w:start w:val="1"/>
+      <w:numFmt w:val="bullet"/>
+      <w:lvlText w:val="•"/>
+      <w:lvlJc w:val="left"/>
+      <w:pPr>
+        <w:ind w:left="720" w:hanging="360"/>
+      </w:pPr>
+    </w:lvl>
+    <w:lvl w:ilvl="1">
+      <w:start w:val="1"/>
+      <w:numFmt w:val="bullet"/>
+      <w:lvlText w:val="◦"/>
+      <w:lvlJc w:val="left"/>
+      <w:pPr>
+        <w:ind w:left="1440" w:hanging="360"/>
+      </w:pPr>
+    </w:lvl>
+    <w:lvl w:ilvl="2">
+      <w:start w:val="1"/>
+      <w:numFmt w:val="bullet"/>
+      <w:lvlText w:val="▪"/>
+      <w:lvlJc w:val="left"/>
+      <w:pPr>
+        <w:ind w:left="2160" w:hanging="360"/>
+      </w:pPr>
+    </w:lvl>
+    <w:lvl w:ilvl="3">
+      <w:start w:val="1"/>
+      <w:numFmt w:val="bullet"/>
+      <w:lvlText w:val="•"/>
+      <w:lvlJc w:val="left"/>
+      <w:pPr>
+        <w:ind w:left="2880" w:hanging="360"/>
+      </w:pPr>
+    </w:lvl>
+    <w:lvl w:ilvl="4">
+      <w:start w:val="1"/>
+      <w:numFmt w:val="bullet"/>
+      <w:lvlText w:val="◦"/>
+      <w:lvlJc w:val="left"/>
+      <w:pPr>
+        <w:ind w:left="3600" w:hanging="360"/>
+      </w:pPr>
+    </w:lvl>
+    <w:lvl w:ilvl="5">
+      <w:start w:val="1"/>
+      <w:numFmt w:val="bullet"/>
+      <w:lvlText w:val="▪"/>
+      <w:lvlJc w:val="left"/>
+      <w:pPr>
+        <w:ind w:left="4320" w:hanging="360"/>
+      </w:pPr>
+    </w:lvl>
+    <w:lvl w:ilvl="6">
+      <w:start w:val="1"/>
+      <w:numFmt w:val="bullet"/>
+      <w:lvlText w:val="•"/>
+      <w:lvlJc w:val="left"/>
+      <w:pPr>
+        <w:ind w:left="5040" w:hanging="360"/>
+      </w:pPr>
+    </w:lvl>
+    <w:lvl w:ilvl="7">
+      <w:start w:val="1"/>
+      <w:numFmt w:val="bullet"/>
+      <w:lvlText w:val="◦"/>
+      <w:lvlJc w:val="left"/>
+      <w:pPr>
+        <w:ind w:left="5760" w:hanging="360"/>
+      </w:pPr>
+    </w:lvl>
+    <w:lvl w:ilvl="8">
+      <w:start w:val="1"/>
+      <w:numFmt w:val="bullet"/>
+      <w:lvlText w:val="▪"/>
+      <w:lvlJc w:val="left"/>
+      <w:pPr>
+        <w:ind w:left="6480" w:hanging="360"/>
+      </w:pPr>
     </w:lvl>
   </w:abstractNum>
   <w:num w:numId="1">
@@ -1846,6 +2001,9 @@
   <w:num w:numId="9">
     <w:abstractNumId w:val="0"/>
   </w:num>
+  <w:num w:numId="10">
+    <w:abstractNumId w:val="9"/>
+  </w:num>
 </w:numbering>
 </file>
 
@@ -1854,7 +2012,7 @@
   <w:docDefaults>
     <w:rPrDefault>
       <w:rPr>
-        <w:rFonts w:asciiTheme="minorHAnsi" w:eastAsiaTheme="minorEastAsia" w:hAnsiTheme="minorHAnsi" w:cstheme="minorBidi"/>
+        <w:rFonts w:asciiTheme="minorHAnsi" w:hAnsiTheme="minorHAnsi" w:eastAsiaTheme="minorEastAsia" w:cstheme="minorBidi"/>
         <w:sz w:val="22"/>
         <w:szCs w:val="22"/>
         <w:lang w:val="en-US" w:eastAsia="en-US" w:bidi="ar-SA"/>
@@ -1867,8 +2025,8 @@
     </w:pPrDefault>
   </w:docDefaults>
   <w:latentStyles w:defLockedState="0" w:defUIPriority="99" w:defSemiHidden="1" w:defUnhideWhenUsed="1" w:defQFormat="0" w:count="276">
-    <w:lsdException w:name="Normal" w:semiHidden="0" w:uiPriority="0" w:unhideWhenUsed="0" w:qFormat="1"/>
-    <w:lsdException w:name="heading 1" w:semiHidden="0" w:uiPriority="9" w:unhideWhenUsed="0" w:qFormat="1"/>
+    <w:lsdException w:name="Normal" w:uiPriority="0" w:semiHidden="0" w:unhideWhenUsed="0" w:qFormat="1"/>
+    <w:lsdException w:name="heading 1" w:uiPriority="9" w:semiHidden="0" w:unhideWhenUsed="0" w:qFormat="1"/>
     <w:lsdException w:name="heading 2" w:uiPriority="9" w:qFormat="1"/>
     <w:lsdException w:name="heading 3" w:uiPriority="9" w:qFormat="1"/>
     <w:lsdException w:name="heading 4" w:uiPriority="9" w:qFormat="1"/>
@@ -1887,125 +2045,125 @@
     <w:lsdException w:name="toc 8" w:uiPriority="39"/>
     <w:lsdException w:name="toc 9" w:uiPriority="39"/>
     <w:lsdException w:name="caption" w:uiPriority="35" w:qFormat="1"/>
-    <w:lsdException w:name="Title" w:semiHidden="0" w:uiPriority="10" w:unhideWhenUsed="0" w:qFormat="1"/>
+    <w:lsdException w:name="Title" w:uiPriority="10" w:semiHidden="0" w:unhideWhenUsed="0" w:qFormat="1"/>
     <w:lsdException w:name="Default Paragraph Font" w:uiPriority="1"/>
-    <w:lsdException w:name="Subtitle" w:semiHidden="0" w:uiPriority="11" w:unhideWhenUsed="0" w:qFormat="1"/>
-    <w:lsdException w:name="Strong" w:semiHidden="0" w:uiPriority="22" w:unhideWhenUsed="0" w:qFormat="1"/>
-    <w:lsdException w:name="Emphasis" w:semiHidden="0" w:uiPriority="20" w:unhideWhenUsed="0" w:qFormat="1"/>
-    <w:lsdException w:name="Table Grid" w:semiHidden="0" w:uiPriority="59" w:unhideWhenUsed="0"/>
+    <w:lsdException w:name="Subtitle" w:uiPriority="11" w:semiHidden="0" w:unhideWhenUsed="0" w:qFormat="1"/>
+    <w:lsdException w:name="Strong" w:uiPriority="22" w:semiHidden="0" w:unhideWhenUsed="0" w:qFormat="1"/>
+    <w:lsdException w:name="Emphasis" w:uiPriority="20" w:semiHidden="0" w:unhideWhenUsed="0" w:qFormat="1"/>
+    <w:lsdException w:name="Table Grid" w:uiPriority="59" w:semiHidden="0" w:unhideWhenUsed="0"/>
     <w:lsdException w:name="Placeholder Text" w:unhideWhenUsed="0"/>
-    <w:lsdException w:name="No Spacing" w:semiHidden="0" w:uiPriority="1" w:unhideWhenUsed="0" w:qFormat="1"/>
-    <w:lsdException w:name="Light Shading" w:semiHidden="0" w:uiPriority="60" w:unhideWhenUsed="0"/>
-    <w:lsdException w:name="Light List" w:semiHidden="0" w:uiPriority="61" w:unhideWhenUsed="0"/>
-    <w:lsdException w:name="Light Grid" w:semiHidden="0" w:uiPriority="62" w:unhideWhenUsed="0"/>
-    <w:lsdException w:name="Medium Shading 1" w:semiHidden="0" w:uiPriority="63" w:unhideWhenUsed="0"/>
-    <w:lsdException w:name="Medium Shading 2" w:semiHidden="0" w:uiPriority="64" w:unhideWhenUsed="0"/>
-    <w:lsdException w:name="Medium List 1" w:semiHidden="0" w:uiPriority="65" w:unhideWhenUsed="0"/>
-    <w:lsdException w:name="Medium List 2" w:semiHidden="0" w:uiPriority="66" w:unhideWhenUsed="0"/>
-    <w:lsdException w:name="Medium Grid 1" w:semiHidden="0" w:uiPriority="67" w:unhideWhenUsed="0"/>
-    <w:lsdException w:name="Medium Grid 2" w:semiHidden="0" w:uiPriority="68" w:unhideWhenUsed="0"/>
-    <w:lsdException w:name="Medium Grid 3" w:semiHidden="0" w:uiPriority="69" w:unhideWhenUsed="0"/>
-    <w:lsdException w:name="Dark List" w:semiHidden="0" w:uiPriority="70" w:unhideWhenUsed="0"/>
-    <w:lsdException w:name="Colorful Shading" w:semiHidden="0" w:uiPriority="71" w:unhideWhenUsed="0"/>
-    <w:lsdException w:name="Colorful List" w:semiHidden="0" w:uiPriority="72" w:unhideWhenUsed="0"/>
-    <w:lsdException w:name="Colorful Grid" w:semiHidden="0" w:uiPriority="73" w:unhideWhenUsed="0"/>
-    <w:lsdException w:name="Light Shading Accent 1" w:semiHidden="0" w:uiPriority="60" w:unhideWhenUsed="0"/>
-    <w:lsdException w:name="Light List Accent 1" w:semiHidden="0" w:uiPriority="61" w:unhideWhenUsed="0"/>
-    <w:lsdException w:name="Light Grid Accent 1" w:semiHidden="0" w:uiPriority="62" w:unhideWhenUsed="0"/>
-    <w:lsdException w:name="Medium Shading 1 Accent 1" w:semiHidden="0" w:uiPriority="63" w:unhideWhenUsed="0"/>
-    <w:lsdException w:name="Medium Shading 2 Accent 1" w:semiHidden="0" w:uiPriority="64" w:unhideWhenUsed="0"/>
-    <w:lsdException w:name="Medium List 1 Accent 1" w:semiHidden="0" w:uiPriority="65" w:unhideWhenUsed="0"/>
+    <w:lsdException w:name="No Spacing" w:uiPriority="1" w:semiHidden="0" w:unhideWhenUsed="0" w:qFormat="1"/>
+    <w:lsdException w:name="Light Shading" w:uiPriority="60" w:semiHidden="0" w:unhideWhenUsed="0"/>
+    <w:lsdException w:name="Light List" w:uiPriority="61" w:semiHidden="0" w:unhideWhenUsed="0"/>
+    <w:lsdException w:name="Light Grid" w:uiPriority="62" w:semiHidden="0" w:unhideWhenUsed="0"/>
+    <w:lsdException w:name="Medium Shading 1" w:uiPriority="63" w:semiHidden="0" w:unhideWhenUsed="0"/>
+    <w:lsdException w:name="Medium Shading 2" w:uiPriority="64" w:semiHidden="0" w:unhideWhenUsed="0"/>
+    <w:lsdException w:name="Medium List 1" w:uiPriority="65" w:semiHidden="0" w:unhideWhenUsed="0"/>
+    <w:lsdException w:name="Medium List 2" w:uiPriority="66" w:semiHidden="0" w:unhideWhenUsed="0"/>
+    <w:lsdException w:name="Medium Grid 1" w:uiPriority="67" w:semiHidden="0" w:unhideWhenUsed="0"/>
+    <w:lsdException w:name="Medium Grid 2" w:uiPriority="68" w:semiHidden="0" w:unhideWhenUsed="0"/>
+    <w:lsdException w:name="Medium Grid 3" w:uiPriority="69" w:semiHidden="0" w:unhideWhenUsed="0"/>
+    <w:lsdException w:name="Dark List" w:uiPriority="70" w:semiHidden="0" w:unhideWhenUsed="0"/>
+    <w:lsdException w:name="Colorful Shading" w:uiPriority="71" w:semiHidden="0" w:unhideWhenUsed="0"/>
+    <w:lsdException w:name="Colorful List" w:uiPriority="72" w:semiHidden="0" w:unhideWhenUsed="0"/>
+    <w:lsdException w:name="Colorful Grid" w:uiPriority="73" w:semiHidden="0" w:unhideWhenUsed="0"/>
+    <w:lsdException w:name="Light Shading Accent 1" w:uiPriority="60" w:semiHidden="0" w:unhideWhenUsed="0"/>
+    <w:lsdException w:name="Light List Accent 1" w:uiPriority="61" w:semiHidden="0" w:unhideWhenUsed="0"/>
+    <w:lsdException w:name="Light Grid Accent 1" w:uiPriority="62" w:semiHidden="0" w:unhideWhenUsed="0"/>
+    <w:lsdException w:name="Medium Shading 1 Accent 1" w:uiPriority="63" w:semiHidden="0" w:unhideWhenUsed="0"/>
+    <w:lsdException w:name="Medium Shading 2 Accent 1" w:uiPriority="64" w:semiHidden="0" w:unhideWhenUsed="0"/>
+    <w:lsdException w:name="Medium List 1 Accent 1" w:uiPriority="65" w:semiHidden="0" w:unhideWhenUsed="0"/>
     <w:lsdException w:name="Revision" w:unhideWhenUsed="0"/>
-    <w:lsdException w:name="List Paragraph" w:semiHidden="0" w:uiPriority="34" w:unhideWhenUsed="0" w:qFormat="1"/>
-    <w:lsdException w:name="Quote" w:semiHidden="0" w:uiPriority="29" w:unhideWhenUsed="0" w:qFormat="1"/>
-    <w:lsdException w:name="Intense Quote" w:semiHidden="0" w:uiPriority="30" w:unhideWhenUsed="0" w:qFormat="1"/>
-    <w:lsdException w:name="Medium List 2 Accent 1" w:semiHidden="0" w:uiPriority="66" w:unhideWhenUsed="0"/>
-    <w:lsdException w:name="Medium Grid 1 Accent 1" w:semiHidden="0" w:uiPriority="67" w:unhideWhenUsed="0"/>
-    <w:lsdException w:name="Medium Grid 2 Accent 1" w:semiHidden="0" w:uiPriority="68" w:unhideWhenUsed="0"/>
-    <w:lsdException w:name="Medium Grid 3 Accent 1" w:semiHidden="0" w:uiPriority="69" w:unhideWhenUsed="0"/>
-    <w:lsdException w:name="Dark List Accent 1" w:semiHidden="0" w:uiPriority="70" w:unhideWhenUsed="0"/>
-    <w:lsdException w:name="Colorful Shading Accent 1" w:semiHidden="0" w:uiPriority="71" w:unhideWhenUsed="0"/>
-    <w:lsdException w:name="Colorful List Accent 1" w:semiHidden="0" w:uiPriority="72" w:unhideWhenUsed="0"/>
-    <w:lsdException w:name="Colorful Grid Accent 1" w:semiHidden="0" w:uiPriority="73" w:unhideWhenUsed="0"/>
-    <w:lsdException w:name="Light Shading Accent 2" w:semiHidden="0" w:uiPriority="60" w:unhideWhenUsed="0"/>
-    <w:lsdException w:name="Light List Accent 2" w:semiHidden="0" w:uiPriority="61" w:unhideWhenUsed="0"/>
-    <w:lsdException w:name="Light Grid Accent 2" w:semiHidden="0" w:uiPriority="62" w:unhideWhenUsed="0"/>
-    <w:lsdException w:name="Medium Shading 1 Accent 2" w:semiHidden="0" w:uiPriority="63" w:unhideWhenUsed="0"/>
-    <w:lsdException w:name="Medium Shading 2 Accent 2" w:semiHidden="0" w:uiPriority="64" w:unhideWhenUsed="0"/>
-    <w:lsdException w:name="Medium List 1 Accent 2" w:semiHidden="0" w:uiPriority="65" w:unhideWhenUsed="0"/>
-    <w:lsdException w:name="Medium List 2 Accent 2" w:semiHidden="0" w:uiPriority="66" w:unhideWhenUsed="0"/>
-    <w:lsdException w:name="Medium Grid 1 Accent 2" w:semiHidden="0" w:uiPriority="67" w:unhideWhenUsed="0"/>
-    <w:lsdException w:name="Medium Grid 2 Accent 2" w:semiHidden="0" w:uiPriority="68" w:unhideWhenUsed="0"/>
-    <w:lsdException w:name="Medium Grid 3 Accent 2" w:semiHidden="0" w:uiPriority="69" w:unhideWhenUsed="0"/>
-    <w:lsdException w:name="Dark List Accent 2" w:semiHidden="0" w:uiPriority="70" w:unhideWhenUsed="0"/>
-    <w:lsdException w:name="Colorful Shading Accent 2" w:semiHidden="0" w:uiPriority="71" w:unhideWhenUsed="0"/>
-    <w:lsdException w:name="Colorful List Accent 2" w:semiHidden="0" w:uiPriority="72" w:unhideWhenUsed="0"/>
-    <w:lsdException w:name="Colorful Grid Accent 2" w:semiHidden="0" w:uiPriority="73" w:unhideWhenUsed="0"/>
-    <w:lsdException w:name="Light Shading Accent 3" w:semiHidden="0" w:uiPriority="60" w:unhideWhenUsed="0"/>
-    <w:lsdException w:name="Light List Accent 3" w:semiHidden="0" w:uiPriority="61" w:unhideWhenUsed="0"/>
-    <w:lsdException w:name="Light Grid Accent 3" w:semiHidden="0" w:uiPriority="62" w:unhideWhenUsed="0"/>
-    <w:lsdException w:name="Medium Shading 1 Accent 3" w:semiHidden="0" w:uiPriority="63" w:unhideWhenUsed="0"/>
-    <w:lsdException w:name="Medium Shading 2 Accent 3" w:semiHidden="0" w:uiPriority="64" w:unhideWhenUsed="0"/>
-    <w:lsdException w:name="Medium List 1 Accent 3" w:semiHidden="0" w:uiPriority="65" w:unhideWhenUsed="0"/>
-    <w:lsdException w:name="Medium List 2 Accent 3" w:semiHidden="0" w:uiPriority="66" w:unhideWhenUsed="0"/>
-    <w:lsdException w:name="Medium Grid 1 Accent 3" w:semiHidden="0" w:uiPriority="67" w:unhideWhenUsed="0"/>
-    <w:lsdException w:name="Medium Grid 2 Accent 3" w:semiHidden="0" w:uiPriority="68" w:unhideWhenUsed="0"/>
-    <w:lsdException w:name="Medium Grid 3 Accent 3" w:semiHidden="0" w:uiPriority="69" w:unhideWhenUsed="0"/>
-    <w:lsdException w:name="Dark List Accent 3" w:semiHidden="0" w:uiPriority="70" w:unhideWhenUsed="0"/>
-    <w:lsdException w:name="Colorful Shading Accent 3" w:semiHidden="0" w:uiPriority="71" w:unhideWhenUsed="0"/>
-    <w:lsdException w:name="Colorful List Accent 3" w:semiHidden="0" w:uiPriority="72" w:unhideWhenUsed="0"/>
-    <w:lsdException w:name="Colorful Grid Accent 3" w:semiHidden="0" w:uiPriority="73" w:unhideWhenUsed="0"/>
-    <w:lsdException w:name="Light Shading Accent 4" w:semiHidden="0" w:uiPriority="60" w:unhideWhenUsed="0"/>
-    <w:lsdException w:name="Light List Accent 4" w:semiHidden="0" w:uiPriority="61" w:unhideWhenUsed="0"/>
-    <w:lsdException w:name="Light Grid Accent 4" w:semiHidden="0" w:uiPriority="62" w:unhideWhenUsed="0"/>
-    <w:lsdException w:name="Medium Shading 1 Accent 4" w:semiHidden="0" w:uiPriority="63" w:unhideWhenUsed="0"/>
-    <w:lsdException w:name="Medium Shading 2 Accent 4" w:semiHidden="0" w:uiPriority="64" w:unhideWhenUsed="0"/>
-    <w:lsdException w:name="Medium List 1 Accent 4" w:semiHidden="0" w:uiPriority="65" w:unhideWhenUsed="0"/>
-    <w:lsdException w:name="Medium List 2 Accent 4" w:semiHidden="0" w:uiPriority="66" w:unhideWhenUsed="0"/>
-    <w:lsdException w:name="Medium Grid 1 Accent 4" w:semiHidden="0" w:uiPriority="67" w:unhideWhenUsed="0"/>
-    <w:lsdException w:name="Medium Grid 2 Accent 4" w:semiHidden="0" w:uiPriority="68" w:unhideWhenUsed="0"/>
-    <w:lsdException w:name="Medium Grid 3 Accent 4" w:semiHidden="0" w:uiPriority="69" w:unhideWhenUsed="0"/>
-    <w:lsdException w:name="Dark List Accent 4" w:semiHidden="0" w:uiPriority="70" w:unhideWhenUsed="0"/>
-    <w:lsdException w:name="Colorful Shading Accent 4" w:semiHidden="0" w:uiPriority="71" w:unhideWhenUsed="0"/>
-    <w:lsdException w:name="Colorful List Accent 4" w:semiHidden="0" w:uiPriority="72" w:unhideWhenUsed="0"/>
-    <w:lsdException w:name="Colorful Grid Accent 4" w:semiHidden="0" w:uiPriority="73" w:unhideWhenUsed="0"/>
-    <w:lsdException w:name="Light Shading Accent 5" w:semiHidden="0" w:uiPriority="60" w:unhideWhenUsed="0"/>
-    <w:lsdException w:name="Light List Accent 5" w:semiHidden="0" w:uiPriority="61" w:unhideWhenUsed="0"/>
-    <w:lsdException w:name="Light Grid Accent 5" w:semiHidden="0" w:uiPriority="62" w:unhideWhenUsed="0"/>
-    <w:lsdException w:name="Medium Shading 1 Accent 5" w:semiHidden="0" w:uiPriority="63" w:unhideWhenUsed="0"/>
-    <w:lsdException w:name="Medium Shading 2 Accent 5" w:semiHidden="0" w:uiPriority="64" w:unhideWhenUsed="0"/>
-    <w:lsdException w:name="Medium List 1 Accent 5" w:semiHidden="0" w:uiPriority="65" w:unhideWhenUsed="0"/>
-    <w:lsdException w:name="Medium List 2 Accent 5" w:semiHidden="0" w:uiPriority="66" w:unhideWhenUsed="0"/>
-    <w:lsdException w:name="Medium Grid 1 Accent 5" w:semiHidden="0" w:uiPriority="67" w:unhideWhenUsed="0"/>
-    <w:lsdException w:name="Medium Grid 2 Accent 5" w:semiHidden="0" w:uiPriority="68" w:unhideWhenUsed="0"/>
-    <w:lsdException w:name="Medium Grid 3 Accent 5" w:semiHidden="0" w:uiPriority="69" w:unhideWhenUsed="0"/>
-    <w:lsdException w:name="Dark List Accent 5" w:semiHidden="0" w:uiPriority="70" w:unhideWhenUsed="0"/>
-    <w:lsdException w:name="Colorful Shading Accent 5" w:semiHidden="0" w:uiPriority="71" w:unhideWhenUsed="0"/>
-    <w:lsdException w:name="Colorful List Accent 5" w:semiHidden="0" w:uiPriority="72" w:unhideWhenUsed="0"/>
-    <w:lsdException w:name="Colorful Grid Accent 5" w:semiHidden="0" w:uiPriority="73" w:unhideWhenUsed="0"/>
-    <w:lsdException w:name="Light Shading Accent 6" w:semiHidden="0" w:uiPriority="60" w:unhideWhenUsed="0"/>
-    <w:lsdException w:name="Light List Accent 6" w:semiHidden="0" w:uiPriority="61" w:unhideWhenUsed="0"/>
-    <w:lsdException w:name="Light Grid Accent 6" w:semiHidden="0" w:uiPriority="62" w:unhideWhenUsed="0"/>
-    <w:lsdException w:name="Medium Shading 1 Accent 6" w:semiHidden="0" w:uiPriority="63" w:unhideWhenUsed="0"/>
-    <w:lsdException w:name="Medium Shading 2 Accent 6" w:semiHidden="0" w:uiPriority="64" w:unhideWhenUsed="0"/>
-    <w:lsdException w:name="Medium List 1 Accent 6" w:semiHidden="0" w:uiPriority="65" w:unhideWhenUsed="0"/>
-    <w:lsdException w:name="Medium List 2 Accent 6" w:semiHidden="0" w:uiPriority="66" w:unhideWhenUsed="0"/>
-    <w:lsdException w:name="Medium Grid 1 Accent 6" w:semiHidden="0" w:uiPriority="67" w:unhideWhenUsed="0"/>
-    <w:lsdException w:name="Medium Grid 2 Accent 6" w:semiHidden="0" w:uiPriority="68" w:unhideWhenUsed="0"/>
-    <w:lsdException w:name="Medium Grid 3 Accent 6" w:semiHidden="0" w:uiPriority="69" w:unhideWhenUsed="0"/>
-    <w:lsdException w:name="Dark List Accent 6" w:semiHidden="0" w:uiPriority="70" w:unhideWhenUsed="0"/>
-    <w:lsdException w:name="Colorful Shading Accent 6" w:semiHidden="0" w:uiPriority="71" w:unhideWhenUsed="0"/>
-    <w:lsdException w:name="Colorful List Accent 6" w:semiHidden="0" w:uiPriority="72" w:unhideWhenUsed="0"/>
-    <w:lsdException w:name="Colorful Grid Accent 6" w:semiHidden="0" w:uiPriority="73" w:unhideWhenUsed="0"/>
-    <w:lsdException w:name="Subtle Emphasis" w:semiHidden="0" w:uiPriority="19" w:unhideWhenUsed="0" w:qFormat="1"/>
-    <w:lsdException w:name="Intense Emphasis" w:semiHidden="0" w:uiPriority="21" w:unhideWhenUsed="0" w:qFormat="1"/>
-    <w:lsdException w:name="Subtle Reference" w:semiHidden="0" w:uiPriority="31" w:unhideWhenUsed="0" w:qFormat="1"/>
-    <w:lsdException w:name="Intense Reference" w:semiHidden="0" w:uiPriority="32" w:unhideWhenUsed="0" w:qFormat="1"/>
-    <w:lsdException w:name="Book Title" w:semiHidden="0" w:uiPriority="33" w:unhideWhenUsed="0" w:qFormat="1"/>
+    <w:lsdException w:name="List Paragraph" w:uiPriority="34" w:semiHidden="0" w:unhideWhenUsed="0" w:qFormat="1"/>
+    <w:lsdException w:name="Quote" w:uiPriority="29" w:semiHidden="0" w:unhideWhenUsed="0" w:qFormat="1"/>
+    <w:lsdException w:name="Intense Quote" w:uiPriority="30" w:semiHidden="0" w:unhideWhenUsed="0" w:qFormat="1"/>
+    <w:lsdException w:name="Medium List 2 Accent 1" w:uiPriority="66" w:semiHidden="0" w:unhideWhenUsed="0"/>
+    <w:lsdException w:name="Medium Grid 1 Accent 1" w:uiPriority="67" w:semiHidden="0" w:unhideWhenUsed="0"/>
+    <w:lsdException w:name="Medium Grid 2 Accent 1" w:uiPriority="68" w:semiHidden="0" w:unhideWhenUsed="0"/>
+    <w:lsdException w:name="Medium Grid 3 Accent 1" w:uiPriority="69" w:semiHidden="0" w:unhideWhenUsed="0"/>
+    <w:lsdException w:name="Dark List Accent 1" w:uiPriority="70" w:semiHidden="0" w:unhideWhenUsed="0"/>
+    <w:lsdException w:name="Colorful Shading Accent 1" w:uiPriority="71" w:semiHidden="0" w:unhideWhenUsed="0"/>
+    <w:lsdException w:name="Colorful List Accent 1" w:uiPriority="72" w:semiHidden="0" w:unhideWhenUsed="0"/>
+    <w:lsdException w:name="Colorful Grid Accent 1" w:uiPriority="73" w:semiHidden="0" w:unhideWhenUsed="0"/>
+    <w:lsdException w:name="Light Shading Accent 2" w:uiPriority="60" w:semiHidden="0" w:unhideWhenUsed="0"/>
+    <w:lsdException w:name="Light List Accent 2" w:uiPriority="61" w:semiHidden="0" w:unhideWhenUsed="0"/>
+    <w:lsdException w:name="Light Grid Accent 2" w:uiPriority="62" w:semiHidden="0" w:unhideWhenUsed="0"/>
+    <w:lsdException w:name="Medium Shading 1 Accent 2" w:uiPriority="63" w:semiHidden="0" w:unhideWhenUsed="0"/>
+    <w:lsdException w:name="Medium Shading 2 Accent 2" w:uiPriority="64" w:semiHidden="0" w:unhideWhenUsed="0"/>
+    <w:lsdException w:name="Medium List 1 Accent 2" w:uiPriority="65" w:semiHidden="0" w:unhideWhenUsed="0"/>
+    <w:lsdException w:name="Medium List 2 Accent 2" w:uiPriority="66" w:semiHidden="0" w:unhideWhenUsed="0"/>
+    <w:lsdException w:name="Medium Grid 1 Accent 2" w:uiPriority="67" w:semiHidden="0" w:unhideWhenUsed="0"/>
+    <w:lsdException w:name="Medium Grid 2 Accent 2" w:uiPriority="68" w:semiHidden="0" w:unhideWhenUsed="0"/>
+    <w:lsdException w:name="Medium Grid 3 Accent 2" w:uiPriority="69" w:semiHidden="0" w:unhideWhenUsed="0"/>
+    <w:lsdException w:name="Dark List Accent 2" w:uiPriority="70" w:semiHidden="0" w:unhideWhenUsed="0"/>
+    <w:lsdException w:name="Colorful Shading Accent 2" w:uiPriority="71" w:semiHidden="0" w:unhideWhenUsed="0"/>
+    <w:lsdException w:name="Colorful List Accent 2" w:uiPriority="72" w:semiHidden="0" w:unhideWhenUsed="0"/>
+    <w:lsdException w:name="Colorful Grid Accent 2" w:uiPriority="73" w:semiHidden="0" w:unhideWhenUsed="0"/>
+    <w:lsdException w:name="Light Shading Accent 3" w:uiPriority="60" w:semiHidden="0" w:unhideWhenUsed="0"/>
+    <w:lsdException w:name="Light List Accent 3" w:uiPriority="61" w:semiHidden="0" w:unhideWhenUsed="0"/>
+    <w:lsdException w:name="Light Grid Accent 3" w:uiPriority="62" w:semiHidden="0" w:unhideWhenUsed="0"/>
+    <w:lsdException w:name="Medium Shading 1 Accent 3" w:uiPriority="63" w:semiHidden="0" w:unhideWhenUsed="0"/>
+    <w:lsdException w:name="Medium Shading 2 Accent 3" w:uiPriority="64" w:semiHidden="0" w:unhideWhenUsed="0"/>
+    <w:lsdException w:name="Medium List 1 Accent 3" w:uiPriority="65" w:semiHidden="0" w:unhideWhenUsed="0"/>
+    <w:lsdException w:name="Medium List 2 Accent 3" w:uiPriority="66" w:semiHidden="0" w:unhideWhenUsed="0"/>
+    <w:lsdException w:name="Medium Grid 1 Accent 3" w:uiPriority="67" w:semiHidden="0" w:unhideWhenUsed="0"/>
+    <w:lsdException w:name="Medium Grid 2 Accent 3" w:uiPriority="68" w:semiHidden="0" w:unhideWhenUsed="0"/>
+    <w:lsdException w:name="Medium Grid 3 Accent 3" w:uiPriority="69" w:semiHidden="0" w:unhideWhenUsed="0"/>
+    <w:lsdException w:name="Dark List Accent 3" w:uiPriority="70" w:semiHidden="0" w:unhideWhenUsed="0"/>
+    <w:lsdException w:name="Colorful Shading Accent 3" w:uiPriority="71" w:semiHidden="0" w:unhideWhenUsed="0"/>
+    <w:lsdException w:name="Colorful List Accent 3" w:uiPriority="72" w:semiHidden="0" w:unhideWhenUsed="0"/>
+    <w:lsdException w:name="Colorful Grid Accent 3" w:uiPriority="73" w:semiHidden="0" w:unhideWhenUsed="0"/>
+    <w:lsdException w:name="Light Shading Accent 4" w:uiPriority="60" w:semiHidden="0" w:unhideWhenUsed="0"/>
+    <w:lsdException w:name="Light List Accent 4" w:uiPriority="61" w:semiHidden="0" w:unhideWhenUsed="0"/>
+    <w:lsdException w:name="Light Grid Accent 4" w:uiPriority="62" w:semiHidden="0" w:unhideWhenUsed="0"/>
+    <w:lsdException w:name="Medium Shading 1 Accent 4" w:uiPriority="63" w:semiHidden="0" w:unhideWhenUsed="0"/>
+    <w:lsdException w:name="Medium Shading 2 Accent 4" w:uiPriority="64" w:semiHidden="0" w:unhideWhenUsed="0"/>
+    <w:lsdException w:name="Medium List 1 Accent 4" w:uiPriority="65" w:semiHidden="0" w:unhideWhenUsed="0"/>
+    <w:lsdException w:name="Medium List 2 Accent 4" w:uiPriority="66" w:semiHidden="0" w:unhideWhenUsed="0"/>
+    <w:lsdException w:name="Medium Grid 1 Accent 4" w:uiPriority="67" w:semiHidden="0" w:unhideWhenUsed="0"/>
+    <w:lsdException w:name="Medium Grid 2 Accent 4" w:uiPriority="68" w:semiHidden="0" w:unhideWhenUsed="0"/>
+    <w:lsdException w:name="Medium Grid 3 Accent 4" w:uiPriority="69" w:semiHidden="0" w:unhideWhenUsed="0"/>
+    <w:lsdException w:name="Dark List Accent 4" w:uiPriority="70" w:semiHidden="0" w:unhideWhenUsed="0"/>
+    <w:lsdException w:name="Colorful Shading Accent 4" w:uiPriority="71" w:semiHidden="0" w:unhideWhenUsed="0"/>
+    <w:lsdException w:name="Colorful List Accent 4" w:uiPriority="72" w:semiHidden="0" w:unhideWhenUsed="0"/>
+    <w:lsdException w:name="Colorful Grid Accent 4" w:uiPriority="73" w:semiHidden="0" w:unhideWhenUsed="0"/>
+    <w:lsdException w:name="Light Shading Accent 5" w:uiPriority="60" w:semiHidden="0" w:unhideWhenUsed="0"/>
+    <w:lsdException w:name="Light List Accent 5" w:uiPriority="61" w:semiHidden="0" w:unhideWhenUsed="0"/>
+    <w:lsdException w:name="Light Grid Accent 5" w:uiPriority="62" w:semiHidden="0" w:unhideWhenUsed="0"/>
+    <w:lsdException w:name="Medium Shading 1 Accent 5" w:uiPriority="63" w:semiHidden="0" w:unhideWhenUsed="0"/>
+    <w:lsdException w:name="Medium Shading 2 Accent 5" w:uiPriority="64" w:semiHidden="0" w:unhideWhenUsed="0"/>
+    <w:lsdException w:name="Medium List 1 Accent 5" w:uiPriority="65" w:semiHidden="0" w:unhideWhenUsed="0"/>
+    <w:lsdException w:name="Medium List 2 Accent 5" w:uiPriority="66" w:semiHidden="0" w:unhideWhenUsed="0"/>
+    <w:lsdException w:name="Medium Grid 1 Accent 5" w:uiPriority="67" w:semiHidden="0" w:unhideWhenUsed="0"/>
+    <w:lsdException w:name="Medium Grid 2 Accent 5" w:uiPriority="68" w:semiHidden="0" w:unhideWhenUsed="0"/>
+    <w:lsdException w:name="Medium Grid 3 Accent 5" w:uiPriority="69" w:semiHidden="0" w:unhideWhenUsed="0"/>
+    <w:lsdException w:name="Dark List Accent 5" w:uiPriority="70" w:semiHidden="0" w:unhideWhenUsed="0"/>
+    <w:lsdException w:name="Colorful Shading Accent 5" w:uiPriority="71" w:semiHidden="0" w:unhideWhenUsed="0"/>
+    <w:lsdException w:name="Colorful List Accent 5" w:uiPriority="72" w:semiHidden="0" w:unhideWhenUsed="0"/>
+    <w:lsdException w:name="Colorful Grid Accent 5" w:uiPriority="73" w:semiHidden="0" w:unhideWhenUsed="0"/>
+    <w:lsdException w:name="Light Shading Accent 6" w:uiPriority="60" w:semiHidden="0" w:unhideWhenUsed="0"/>
+    <w:lsdException w:name="Light List Accent 6" w:uiPriority="61" w:semiHidden="0" w:unhideWhenUsed="0"/>
+    <w:lsdException w:name="Light Grid Accent 6" w:uiPriority="62" w:semiHidden="0" w:unhideWhenUsed="0"/>
+    <w:lsdException w:name="Medium Shading 1 Accent 6" w:uiPriority="63" w:semiHidden="0" w:unhideWhenUsed="0"/>
+    <w:lsdException w:name="Medium Shading 2 Accent 6" w:uiPriority="64" w:semiHidden="0" w:unhideWhenUsed="0"/>
+    <w:lsdException w:name="Medium List 1 Accent 6" w:uiPriority="65" w:semiHidden="0" w:unhideWhenUsed="0"/>
+    <w:lsdException w:name="Medium List 2 Accent 6" w:uiPriority="66" w:semiHidden="0" w:unhideWhenUsed="0"/>
+    <w:lsdException w:name="Medium Grid 1 Accent 6" w:uiPriority="67" w:semiHidden="0" w:unhideWhenUsed="0"/>
+    <w:lsdException w:name="Medium Grid 2 Accent 6" w:uiPriority="68" w:semiHidden="0" w:unhideWhenUsed="0"/>
+    <w:lsdException w:name="Medium Grid 3 Accent 6" w:uiPriority="69" w:semiHidden="0" w:unhideWhenUsed="0"/>
+    <w:lsdException w:name="Dark List Accent 6" w:uiPriority="70" w:semiHidden="0" w:unhideWhenUsed="0"/>
+    <w:lsdException w:name="Colorful Shading Accent 6" w:uiPriority="71" w:semiHidden="0" w:unhideWhenUsed="0"/>
+    <w:lsdException w:name="Colorful List Accent 6" w:uiPriority="72" w:semiHidden="0" w:unhideWhenUsed="0"/>
+    <w:lsdException w:name="Colorful Grid Accent 6" w:uiPriority="73" w:semiHidden="0" w:unhideWhenUsed="0"/>
+    <w:lsdException w:name="Subtle Emphasis" w:uiPriority="19" w:semiHidden="0" w:unhideWhenUsed="0" w:qFormat="1"/>
+    <w:lsdException w:name="Intense Emphasis" w:uiPriority="21" w:semiHidden="0" w:unhideWhenUsed="0" w:qFormat="1"/>
+    <w:lsdException w:name="Subtle Reference" w:uiPriority="31" w:semiHidden="0" w:unhideWhenUsed="0" w:qFormat="1"/>
+    <w:lsdException w:name="Intense Reference" w:uiPriority="32" w:semiHidden="0" w:unhideWhenUsed="0" w:qFormat="1"/>
+    <w:lsdException w:name="Book Title" w:uiPriority="33" w:semiHidden="0" w:unhideWhenUsed="0" w:qFormat="1"/>
     <w:lsdException w:name="Bibliography" w:uiPriority="37"/>
     <w:lsdException w:name="TOC Heading" w:uiPriority="39" w:qFormat="1"/>
   </w:latentStyles>
-  <w:style w:type="paragraph" w:default="1" w:styleId="Normal">
+  <w:style w:type="paragraph" w:styleId="Normal" w:default="1">
     <w:name w:val="Normal"/>
     <w:qFormat/>
     <w:rsid w:val="00FC693F"/>
@@ -2029,7 +2187,7 @@
       <w:spacing w:after="0" w:line="240" w:lineRule="auto"/>
     </w:pPr>
   </w:style>
-  <w:style w:type="character" w:customStyle="1" w:styleId="HeaderChar">
+  <w:style w:type="character" w:styleId="HeaderChar" w:customStyle="1">
     <w:name w:val="Header Char"/>
     <w:basedOn w:val="DefaultParagraphFont"/>
     <w:link w:val="Header"/>
@@ -2051,7 +2209,7 @@
       <w:spacing w:after="0" w:line="240" w:lineRule="auto"/>
     </w:pPr>
   </w:style>
-  <w:style w:type="character" w:customStyle="1" w:styleId="FooterChar">
+  <w:style w:type="character" w:styleId="FooterChar" w:customStyle="1">
     <w:name w:val="Footer Char"/>
     <w:basedOn w:val="DefaultParagraphFont"/>
     <w:link w:val="Footer"/>
@@ -2073,7 +2231,7 @@
       <w:outlineLvl w:val="0"/>
     </w:pPr>
     <w:rPr>
-      <w:rFonts w:asciiTheme="majorHAnsi" w:eastAsiaTheme="majorEastAsia" w:hAnsiTheme="majorHAnsi" w:cstheme="majorBidi" w:ascii="Arial" w:hAnsi="Arial" w:eastAsia="Arial"/>
+      <w:rFonts w:ascii="Arial" w:hAnsi="Arial" w:eastAsia="Arial" w:asciiTheme="majorHAnsi" w:hAnsiTheme="majorHAnsi" w:eastAsiaTheme="majorEastAsia" w:cstheme="majorBidi"/>
       <w:b/>
       <w:bCs/>
       <w:color w:val="16324F"/>
@@ -2097,7 +2255,7 @@
       <w:outlineLvl w:val="1"/>
     </w:pPr>
     <w:rPr>
-      <w:rFonts w:asciiTheme="majorHAnsi" w:eastAsiaTheme="majorEastAsia" w:hAnsiTheme="majorHAnsi" w:cstheme="majorBidi" w:ascii="Arial" w:hAnsi="Arial" w:eastAsia="Arial"/>
+      <w:rFonts w:ascii="Arial" w:hAnsi="Arial" w:eastAsia="Arial" w:asciiTheme="majorHAnsi" w:hAnsiTheme="majorHAnsi" w:eastAsiaTheme="majorEastAsia" w:cstheme="majorBidi"/>
       <w:b/>
       <w:bCs/>
       <w:color w:val="1F7A8C"/>
@@ -2121,7 +2279,7 @@
       <w:outlineLvl w:val="2"/>
     </w:pPr>
     <w:rPr>
-      <w:rFonts w:asciiTheme="majorHAnsi" w:eastAsiaTheme="majorEastAsia" w:hAnsiTheme="majorHAnsi" w:cstheme="majorBidi" w:ascii="Arial" w:hAnsi="Arial" w:eastAsia="Arial"/>
+      <w:rFonts w:ascii="Arial" w:hAnsi="Arial" w:eastAsia="Arial" w:asciiTheme="majorHAnsi" w:hAnsiTheme="majorHAnsi" w:eastAsiaTheme="majorEastAsia" w:cstheme="majorBidi"/>
       <w:b/>
       <w:bCs/>
       <w:color w:val="4F81BD" w:themeColor="accent1"/>
@@ -2144,7 +2302,7 @@
       <w:outlineLvl w:val="3"/>
     </w:pPr>
     <w:rPr>
-      <w:rFonts w:asciiTheme="majorHAnsi" w:eastAsiaTheme="majorEastAsia" w:hAnsiTheme="majorHAnsi" w:cstheme="majorBidi"/>
+      <w:rFonts w:asciiTheme="majorHAnsi" w:hAnsiTheme="majorHAnsi" w:eastAsiaTheme="majorEastAsia" w:cstheme="majorBidi"/>
       <w:b/>
       <w:bCs/>
       <w:i/>
@@ -2169,7 +2327,7 @@
       <w:outlineLvl w:val="4"/>
     </w:pPr>
     <w:rPr>
-      <w:rFonts w:asciiTheme="majorHAnsi" w:eastAsiaTheme="majorEastAsia" w:hAnsiTheme="majorHAnsi" w:cstheme="majorBidi"/>
+      <w:rFonts w:asciiTheme="majorHAnsi" w:hAnsiTheme="majorHAnsi" w:eastAsiaTheme="majorEastAsia" w:cstheme="majorBidi"/>
       <w:color w:val="243F60" w:themeColor="accent1" w:themeShade="7F"/>
     </w:rPr>
   </w:style>
@@ -2190,7 +2348,7 @@
       <w:outlineLvl w:val="5"/>
     </w:pPr>
     <w:rPr>
-      <w:rFonts w:asciiTheme="majorHAnsi" w:eastAsiaTheme="majorEastAsia" w:hAnsiTheme="majorHAnsi" w:cstheme="majorBidi"/>
+      <w:rFonts w:asciiTheme="majorHAnsi" w:hAnsiTheme="majorHAnsi" w:eastAsiaTheme="majorEastAsia" w:cstheme="majorBidi"/>
       <w:i/>
       <w:iCs/>
       <w:color w:val="243F60" w:themeColor="accent1" w:themeShade="7F"/>
@@ -2213,7 +2371,7 @@
       <w:outlineLvl w:val="6"/>
     </w:pPr>
     <w:rPr>
-      <w:rFonts w:asciiTheme="majorHAnsi" w:eastAsiaTheme="majorEastAsia" w:hAnsiTheme="majorHAnsi" w:cstheme="majorBidi"/>
+      <w:rFonts w:asciiTheme="majorHAnsi" w:hAnsiTheme="majorHAnsi" w:eastAsiaTheme="majorEastAsia" w:cstheme="majorBidi"/>
       <w:i/>
       <w:iCs/>
       <w:color w:val="404040" w:themeColor="text1" w:themeTint="BF"/>
@@ -2236,7 +2394,7 @@
       <w:outlineLvl w:val="7"/>
     </w:pPr>
     <w:rPr>
-      <w:rFonts w:asciiTheme="majorHAnsi" w:eastAsiaTheme="majorEastAsia" w:hAnsiTheme="majorHAnsi" w:cstheme="majorBidi"/>
+      <w:rFonts w:asciiTheme="majorHAnsi" w:hAnsiTheme="majorHAnsi" w:eastAsiaTheme="majorEastAsia" w:cstheme="majorBidi"/>
       <w:color w:val="4F81BD" w:themeColor="accent1"/>
       <w:sz w:val="20"/>
       <w:szCs w:val="20"/>
@@ -2259,7 +2417,7 @@
       <w:outlineLvl w:val="8"/>
     </w:pPr>
     <w:rPr>
-      <w:rFonts w:asciiTheme="majorHAnsi" w:eastAsiaTheme="majorEastAsia" w:hAnsiTheme="majorHAnsi" w:cstheme="majorBidi"/>
+      <w:rFonts w:asciiTheme="majorHAnsi" w:hAnsiTheme="majorHAnsi" w:eastAsiaTheme="majorEastAsia" w:cstheme="majorBidi"/>
       <w:i/>
       <w:iCs/>
       <w:color w:val="404040" w:themeColor="text1" w:themeTint="BF"/>
@@ -2267,13 +2425,13 @@
       <w:szCs w:val="20"/>
     </w:rPr>
   </w:style>
-  <w:style w:type="character" w:default="1" w:styleId="DefaultParagraphFont">
+  <w:style w:type="character" w:styleId="DefaultParagraphFont" w:default="1">
     <w:name w:val="Default Paragraph Font"/>
     <w:uiPriority w:val="1"/>
     <w:semiHidden/>
     <w:unhideWhenUsed/>
   </w:style>
-  <w:style w:type="table" w:default="1" w:styleId="TableNormal">
+  <w:style w:type="table" w:styleId="TableNormal" w:default="1">
     <w:name w:val="Normal Table"/>
     <w:uiPriority w:val="99"/>
     <w:semiHidden/>
@@ -2288,7 +2446,7 @@
       </w:tblCellMar>
     </w:tblPr>
   </w:style>
-  <w:style w:type="numbering" w:default="1" w:styleId="NoList">
+  <w:style w:type="numbering" w:styleId="NoList" w:default="1">
     <w:name w:val="No List"/>
     <w:uiPriority w:val="99"/>
     <w:semiHidden/>
@@ -2303,14 +2461,14 @@
       <w:spacing w:after="0" w:line="240" w:lineRule="auto"/>
     </w:pPr>
   </w:style>
-  <w:style w:type="character" w:customStyle="1" w:styleId="Heading1Char">
+  <w:style w:type="character" w:styleId="Heading1Char" w:customStyle="1">
     <w:name w:val="Heading 1 Char"/>
     <w:basedOn w:val="DefaultParagraphFont"/>
     <w:link w:val="Heading1"/>
     <w:uiPriority w:val="9"/>
     <w:rsid w:val="00FC693F"/>
     <w:rPr>
-      <w:rFonts w:asciiTheme="majorHAnsi" w:eastAsiaTheme="majorEastAsia" w:hAnsiTheme="majorHAnsi" w:cstheme="majorBidi"/>
+      <w:rFonts w:asciiTheme="majorHAnsi" w:hAnsiTheme="majorHAnsi" w:eastAsiaTheme="majorEastAsia" w:cstheme="majorBidi"/>
       <w:b/>
       <w:bCs/>
       <w:color w:val="365F91" w:themeColor="accent1" w:themeShade="BF"/>
@@ -2318,14 +2476,14 @@
       <w:szCs w:val="28"/>
     </w:rPr>
   </w:style>
-  <w:style w:type="character" w:customStyle="1" w:styleId="Heading2Char">
+  <w:style w:type="character" w:styleId="Heading2Char" w:customStyle="1">
     <w:name w:val="Heading 2 Char"/>
     <w:basedOn w:val="DefaultParagraphFont"/>
     <w:link w:val="Heading2"/>
     <w:uiPriority w:val="9"/>
     <w:rsid w:val="00FC693F"/>
     <w:rPr>
-      <w:rFonts w:asciiTheme="majorHAnsi" w:eastAsiaTheme="majorEastAsia" w:hAnsiTheme="majorHAnsi" w:cstheme="majorBidi"/>
+      <w:rFonts w:asciiTheme="majorHAnsi" w:hAnsiTheme="majorHAnsi" w:eastAsiaTheme="majorEastAsia" w:cstheme="majorBidi"/>
       <w:b/>
       <w:bCs/>
       <w:color w:val="4F81BD" w:themeColor="accent1"/>
@@ -2333,14 +2491,14 @@
       <w:szCs w:val="26"/>
     </w:rPr>
   </w:style>
-  <w:style w:type="character" w:customStyle="1" w:styleId="Heading3Char">
+  <w:style w:type="character" w:styleId="Heading3Char" w:customStyle="1">
     <w:name w:val="Heading 3 Char"/>
     <w:basedOn w:val="DefaultParagraphFont"/>
     <w:link w:val="Heading3"/>
     <w:uiPriority w:val="9"/>
     <w:rsid w:val="00FC693F"/>
     <w:rPr>
-      <w:rFonts w:asciiTheme="majorHAnsi" w:eastAsiaTheme="majorEastAsia" w:hAnsiTheme="majorHAnsi" w:cstheme="majorBidi"/>
+      <w:rFonts w:asciiTheme="majorHAnsi" w:hAnsiTheme="majorHAnsi" w:eastAsiaTheme="majorEastAsia" w:cstheme="majorBidi"/>
       <w:b/>
       <w:bCs/>
       <w:color w:val="4F81BD" w:themeColor="accent1"/>
@@ -2356,13 +2514,13 @@
     <w:rsid w:val="00FC693F"/>
     <w:pPr>
       <w:pBdr>
-        <w:bottom w:val="single" w:sz="8" w:space="4" w:color="4F81BD" w:themeColor="accent1"/>
+        <w:bottom w:val="single" w:color="4F81BD" w:themeColor="accent1" w:sz="8" w:space="4"/>
       </w:pBdr>
       <w:spacing w:after="300" w:line="240" w:lineRule="auto"/>
       <w:contextualSpacing/>
     </w:pPr>
     <w:rPr>
-      <w:rFonts w:asciiTheme="majorHAnsi" w:eastAsiaTheme="majorEastAsia" w:hAnsiTheme="majorHAnsi" w:cstheme="majorBidi" w:ascii="Arial" w:hAnsi="Arial" w:eastAsia="Arial"/>
+      <w:rFonts w:ascii="Arial" w:hAnsi="Arial" w:eastAsia="Arial" w:asciiTheme="majorHAnsi" w:hAnsiTheme="majorHAnsi" w:eastAsiaTheme="majorEastAsia" w:cstheme="majorBidi"/>
       <w:b/>
       <w:color w:val="16324F"/>
       <w:spacing w:val="5"/>
@@ -2371,14 +2529,14 @@
       <w:szCs w:val="52"/>
     </w:rPr>
   </w:style>
-  <w:style w:type="character" w:customStyle="1" w:styleId="TitleChar">
+  <w:style w:type="character" w:styleId="TitleChar" w:customStyle="1">
     <w:name w:val="Title Char"/>
     <w:basedOn w:val="DefaultParagraphFont"/>
     <w:link w:val="Title"/>
     <w:uiPriority w:val="10"/>
     <w:rsid w:val="00FC693F"/>
     <w:rPr>
-      <w:rFonts w:asciiTheme="majorHAnsi" w:eastAsiaTheme="majorEastAsia" w:hAnsiTheme="majorHAnsi" w:cstheme="majorBidi"/>
+      <w:rFonts w:asciiTheme="majorHAnsi" w:hAnsiTheme="majorHAnsi" w:eastAsiaTheme="majorEastAsia" w:cstheme="majorBidi"/>
       <w:color w:val="17365D" w:themeColor="text2" w:themeShade="BF"/>
       <w:spacing w:val="5"/>
       <w:kern w:val="28"/>
@@ -2400,7 +2558,7 @@
       </w:numPr>
     </w:pPr>
     <w:rPr>
-      <w:rFonts w:asciiTheme="majorHAnsi" w:eastAsiaTheme="majorEastAsia" w:hAnsiTheme="majorHAnsi" w:cstheme="majorBidi"/>
+      <w:rFonts w:asciiTheme="majorHAnsi" w:hAnsiTheme="majorHAnsi" w:eastAsiaTheme="majorEastAsia" w:cstheme="majorBidi"/>
       <w:i/>
       <w:iCs/>
       <w:color w:val="4F81BD" w:themeColor="accent1"/>
@@ -2409,14 +2567,14 @@
       <w:szCs w:val="24"/>
     </w:rPr>
   </w:style>
-  <w:style w:type="character" w:customStyle="1" w:styleId="SubtitleChar">
+  <w:style w:type="character" w:styleId="SubtitleChar" w:customStyle="1">
     <w:name w:val="Subtitle Char"/>
     <w:basedOn w:val="DefaultParagraphFont"/>
     <w:link w:val="Subtitle"/>
     <w:uiPriority w:val="11"/>
     <w:rsid w:val="00FC693F"/>
     <w:rPr>
-      <w:rFonts w:asciiTheme="majorHAnsi" w:eastAsiaTheme="majorEastAsia" w:hAnsiTheme="majorHAnsi" w:cstheme="majorBidi"/>
+      <w:rFonts w:asciiTheme="majorHAnsi" w:hAnsiTheme="majorHAnsi" w:eastAsiaTheme="majorEastAsia" w:cstheme="majorBidi"/>
       <w:i/>
       <w:iCs/>
       <w:color w:val="4F81BD" w:themeColor="accent1"/>
@@ -2447,7 +2605,7 @@
       <w:spacing w:after="120"/>
     </w:pPr>
   </w:style>
-  <w:style w:type="character" w:customStyle="1" w:styleId="BodyTextChar">
+  <w:style w:type="character" w:styleId="BodyTextChar" w:customStyle="1">
     <w:name w:val="Body Text Char"/>
     <w:basedOn w:val="DefaultParagraphFont"/>
     <w:link w:val="BodyText"/>
@@ -2465,7 +2623,7 @@
       <w:spacing w:after="120" w:line="480" w:lineRule="auto"/>
     </w:pPr>
   </w:style>
-  <w:style w:type="character" w:customStyle="1" w:styleId="BodyText2Char">
+  <w:style w:type="character" w:styleId="BodyText2Char" w:customStyle="1">
     <w:name w:val="Body Text 2 Char"/>
     <w:basedOn w:val="DefaultParagraphFont"/>
     <w:link w:val="BodyText2"/>
@@ -2487,7 +2645,7 @@
       <w:szCs w:val="16"/>
     </w:rPr>
   </w:style>
-  <w:style w:type="character" w:customStyle="1" w:styleId="BodyText3Char">
+  <w:style w:type="character" w:styleId="BodyText3Char" w:customStyle="1">
     <w:name w:val="Body Text 3 Char"/>
     <w:basedOn w:val="DefaultParagraphFont"/>
     <w:link w:val="BodyText3"/>
@@ -2668,7 +2826,7 @@
       <w:szCs w:val="20"/>
     </w:rPr>
   </w:style>
-  <w:style w:type="character" w:customStyle="1" w:styleId="MacroTextChar">
+  <w:style w:type="character" w:styleId="MacroTextChar" w:customStyle="1">
     <w:name w:val="Macro Text Char"/>
     <w:basedOn w:val="DefaultParagraphFont"/>
     <w:link w:val="MacroText"/>
@@ -2694,7 +2852,7 @@
       <w:color w:val="000000" w:themeColor="text1"/>
     </w:rPr>
   </w:style>
-  <w:style w:type="character" w:customStyle="1" w:styleId="QuoteChar">
+  <w:style w:type="character" w:styleId="QuoteChar" w:customStyle="1">
     <w:name w:val="Quote Char"/>
     <w:basedOn w:val="DefaultParagraphFont"/>
     <w:link w:val="Quote"/>
@@ -2706,7 +2864,7 @@
       <w:color w:val="000000" w:themeColor="text1"/>
     </w:rPr>
   </w:style>
-  <w:style w:type="character" w:customStyle="1" w:styleId="Heading4Char">
+  <w:style w:type="character" w:styleId="Heading4Char" w:customStyle="1">
     <w:name w:val="Heading 4 Char"/>
     <w:basedOn w:val="DefaultParagraphFont"/>
     <w:link w:val="Heading4"/>
@@ -2714,7 +2872,7 @@
     <w:semiHidden/>
     <w:rsid w:val="00FC693F"/>
     <w:rPr>
-      <w:rFonts w:asciiTheme="majorHAnsi" w:eastAsiaTheme="majorEastAsia" w:hAnsiTheme="majorHAnsi" w:cstheme="majorBidi"/>
+      <w:rFonts w:asciiTheme="majorHAnsi" w:hAnsiTheme="majorHAnsi" w:eastAsiaTheme="majorEastAsia" w:cstheme="majorBidi"/>
       <w:b/>
       <w:bCs/>
       <w:i/>
@@ -2722,7 +2880,7 @@
       <w:color w:val="4F81BD" w:themeColor="accent1"/>
     </w:rPr>
   </w:style>
-  <w:style w:type="character" w:customStyle="1" w:styleId="Heading5Char">
+  <w:style w:type="character" w:styleId="Heading5Char" w:customStyle="1">
     <w:name w:val="Heading 5 Char"/>
     <w:basedOn w:val="DefaultParagraphFont"/>
     <w:link w:val="Heading5"/>
@@ -2730,11 +2888,11 @@
     <w:semiHidden/>
     <w:rsid w:val="00FC693F"/>
     <w:rPr>
-      <w:rFonts w:asciiTheme="majorHAnsi" w:eastAsiaTheme="majorEastAsia" w:hAnsiTheme="majorHAnsi" w:cstheme="majorBidi"/>
+      <w:rFonts w:asciiTheme="majorHAnsi" w:hAnsiTheme="majorHAnsi" w:eastAsiaTheme="majorEastAsia" w:cstheme="majorBidi"/>
       <w:color w:val="243F60" w:themeColor="accent1" w:themeShade="7F"/>
     </w:rPr>
   </w:style>
-  <w:style w:type="character" w:customStyle="1" w:styleId="Heading6Char">
+  <w:style w:type="character" w:styleId="Heading6Char" w:customStyle="1">
     <w:name w:val="Heading 6 Char"/>
     <w:basedOn w:val="DefaultParagraphFont"/>
     <w:link w:val="Heading6"/>
@@ -2742,13 +2900,13 @@
     <w:semiHidden/>
     <w:rsid w:val="00FC693F"/>
     <w:rPr>
-      <w:rFonts w:asciiTheme="majorHAnsi" w:eastAsiaTheme="majorEastAsia" w:hAnsiTheme="majorHAnsi" w:cstheme="majorBidi"/>
+      <w:rFonts w:asciiTheme="majorHAnsi" w:hAnsiTheme="majorHAnsi" w:eastAsiaTheme="majorEastAsia" w:cstheme="majorBidi"/>
       <w:i/>
       <w:iCs/>
       <w:color w:val="243F60" w:themeColor="accent1" w:themeShade="7F"/>
     </w:rPr>
   </w:style>
-  <w:style w:type="character" w:customStyle="1" w:styleId="Heading7Char">
+  <w:style w:type="character" w:styleId="Heading7Char" w:customStyle="1">
     <w:name w:val="Heading 7 Char"/>
     <w:basedOn w:val="DefaultParagraphFont"/>
     <w:link w:val="Heading7"/>
@@ -2756,13 +2914,13 @@
     <w:semiHidden/>
     <w:rsid w:val="00FC693F"/>
     <w:rPr>
-      <w:rFonts w:asciiTheme="majorHAnsi" w:eastAsiaTheme="majorEastAsia" w:hAnsiTheme="majorHAnsi" w:cstheme="majorBidi"/>
+      <w:rFonts w:asciiTheme="majorHAnsi" w:hAnsiTheme="majorHAnsi" w:eastAsiaTheme="majorEastAsia" w:cstheme="majorBidi"/>
       <w:i/>
       <w:iCs/>
       <w:color w:val="404040" w:themeColor="text1" w:themeTint="BF"/>
     </w:rPr>
   </w:style>
-  <w:style w:type="character" w:customStyle="1" w:styleId="Heading8Char">
+  <w:style w:type="character" w:styleId="Heading8Char" w:customStyle="1">
     <w:name w:val="Heading 8 Char"/>
     <w:basedOn w:val="DefaultParagraphFont"/>
     <w:link w:val="Heading8"/>
@@ -2770,13 +2928,13 @@
     <w:semiHidden/>
     <w:rsid w:val="00FC693F"/>
     <w:rPr>
-      <w:rFonts w:asciiTheme="majorHAnsi" w:eastAsiaTheme="majorEastAsia" w:hAnsiTheme="majorHAnsi" w:cstheme="majorBidi"/>
+      <w:rFonts w:asciiTheme="majorHAnsi" w:hAnsiTheme="majorHAnsi" w:eastAsiaTheme="majorEastAsia" w:cstheme="majorBidi"/>
       <w:color w:val="4F81BD" w:themeColor="accent1"/>
       <w:sz w:val="20"/>
       <w:szCs w:val="20"/>
     </w:rPr>
   </w:style>
-  <w:style w:type="character" w:customStyle="1" w:styleId="Heading9Char">
+  <w:style w:type="character" w:styleId="Heading9Char" w:customStyle="1">
     <w:name w:val="Heading 9 Char"/>
     <w:basedOn w:val="DefaultParagraphFont"/>
     <w:link w:val="Heading9"/>
@@ -2784,7 +2942,7 @@
     <w:semiHidden/>
     <w:rsid w:val="00FC693F"/>
     <w:rPr>
-      <w:rFonts w:asciiTheme="majorHAnsi" w:eastAsiaTheme="majorEastAsia" w:hAnsiTheme="majorHAnsi" w:cstheme="majorBidi"/>
+      <w:rFonts w:asciiTheme="majorHAnsi" w:hAnsiTheme="majorHAnsi" w:eastAsiaTheme="majorEastAsia" w:cstheme="majorBidi"/>
       <w:i/>
       <w:iCs/>
       <w:color w:val="404040" w:themeColor="text1" w:themeTint="BF"/>
@@ -2844,7 +3002,7 @@
     <w:rsid w:val="00FC693F"/>
     <w:pPr>
       <w:pBdr>
-        <w:bottom w:val="single" w:sz="4" w:space="4" w:color="4F81BD" w:themeColor="accent1"/>
+        <w:bottom w:val="single" w:color="4F81BD" w:themeColor="accent1" w:sz="4" w:space="4"/>
       </w:pBdr>
       <w:spacing w:before="200" w:after="280"/>
       <w:ind w:left="936" w:right="936"/>
@@ -2857,7 +3015,7 @@
       <w:color w:val="4F81BD" w:themeColor="accent1"/>
     </w:rPr>
   </w:style>
-  <w:style w:type="character" w:customStyle="1" w:styleId="IntenseQuoteChar">
+  <w:style w:type="character" w:styleId="IntenseQuoteChar" w:customStyle="1">
     <w:name w:val="Intense Quote Char"/>
     <w:basedOn w:val="DefaultParagraphFont"/>
     <w:link w:val="IntenseQuote"/>
@@ -2961,12 +3119,12 @@
     <w:tblPr>
       <w:tblInd w:w="0" w:type="dxa"/>
       <w:tblBorders>
-        <w:top w:val="single" w:sz="4" w:space="0" w:color="auto"/>
-        <w:left w:val="single" w:sz="4" w:space="0" w:color="auto"/>
-        <w:bottom w:val="single" w:sz="4" w:space="0" w:color="auto"/>
-        <w:right w:val="single" w:sz="4" w:space="0" w:color="auto"/>
-        <w:insideH w:val="single" w:sz="4" w:space="0" w:color="auto"/>
-        <w:insideV w:val="single" w:sz="4" w:space="0" w:color="auto"/>
+        <w:top w:val="single" w:color="auto" w:sz="4" w:space="0"/>
+        <w:left w:val="single" w:color="auto" w:sz="4" w:space="0"/>
+        <w:bottom w:val="single" w:color="auto" w:sz="4" w:space="0"/>
+        <w:right w:val="single" w:color="auto" w:sz="4" w:space="0"/>
+        <w:insideH w:val="single" w:color="auto" w:sz="4" w:space="0"/>
+        <w:insideV w:val="single" w:color="auto" w:sz="4" w:space="0"/>
       </w:tblBorders>
       <w:tblCellMar>
         <w:top w:w="0" w:type="dxa"/>
@@ -2992,8 +3150,8 @@
       <w:tblStyleColBandSize w:val="1"/>
       <w:tblInd w:w="0" w:type="dxa"/>
       <w:tblBorders>
-        <w:top w:val="single" w:sz="8" w:space="0" w:color="000000" w:themeColor="text1"/>
-        <w:bottom w:val="single" w:sz="8" w:space="0" w:color="000000" w:themeColor="text1"/>
+        <w:top w:val="single" w:color="000000" w:themeColor="text1" w:sz="8" w:space="0"/>
+        <w:bottom w:val="single" w:color="000000" w:themeColor="text1" w:sz="8" w:space="0"/>
       </w:tblBorders>
       <w:tblCellMar>
         <w:top w:w="0" w:type="dxa"/>
@@ -3013,9 +3171,9 @@
       <w:tblPr/>
       <w:tcPr>
         <w:tcBorders>
-          <w:top w:val="single" w:sz="8" w:space="0" w:color="000000" w:themeColor="text1"/>
-          <w:left w:val="nil"/>
-          <w:bottom w:val="single" w:sz="8" w:space="0" w:color="000000" w:themeColor="text1"/>
+          <w:top w:val="single" w:color="000000" w:themeColor="text1" w:sz="8" w:space="0"/>
+          <w:left w:val="nil"/>
+          <w:bottom w:val="single" w:color="000000" w:themeColor="text1" w:sz="8" w:space="0"/>
           <w:right w:val="nil"/>
           <w:insideH w:val="nil"/>
           <w:insideV w:val="nil"/>
@@ -3033,9 +3191,9 @@
       <w:tblPr/>
       <w:tcPr>
         <w:tcBorders>
-          <w:top w:val="single" w:sz="8" w:space="0" w:color="000000" w:themeColor="text1"/>
-          <w:left w:val="nil"/>
-          <w:bottom w:val="single" w:sz="8" w:space="0" w:color="000000" w:themeColor="text1"/>
+          <w:top w:val="single" w:color="000000" w:themeColor="text1" w:sz="8" w:space="0"/>
+          <w:left w:val="nil"/>
+          <w:bottom w:val="single" w:color="000000" w:themeColor="text1" w:sz="8" w:space="0"/>
           <w:right w:val="nil"/>
           <w:insideH w:val="nil"/>
           <w:insideV w:val="nil"/>
@@ -3095,8 +3253,8 @@
       <w:tblStyleColBandSize w:val="1"/>
       <w:tblInd w:w="0" w:type="dxa"/>
       <w:tblBorders>
-        <w:top w:val="single" w:sz="8" w:space="0" w:color="4F81BD" w:themeColor="accent1"/>
-        <w:bottom w:val="single" w:sz="8" w:space="0" w:color="4F81BD" w:themeColor="accent1"/>
+        <w:top w:val="single" w:color="4F81BD" w:themeColor="accent1" w:sz="8" w:space="0"/>
+        <w:bottom w:val="single" w:color="4F81BD" w:themeColor="accent1" w:sz="8" w:space="0"/>
       </w:tblBorders>
       <w:tblCellMar>
         <w:top w:w="0" w:type="dxa"/>
@@ -3116,9 +3274,9 @@
       <w:tblPr/>
       <w:tcPr>
         <w:tcBorders>
-          <w:top w:val="single" w:sz="8" w:space="0" w:color="4F81BD" w:themeColor="accent1"/>
-          <w:left w:val="nil"/>
-          <w:bottom w:val="single" w:sz="8" w:space="0" w:color="4F81BD" w:themeColor="accent1"/>
+          <w:top w:val="single" w:color="4F81BD" w:themeColor="accent1" w:sz="8" w:space="0"/>
+          <w:left w:val="nil"/>
+          <w:bottom w:val="single" w:color="4F81BD" w:themeColor="accent1" w:sz="8" w:space="0"/>
           <w:right w:val="nil"/>
           <w:insideH w:val="nil"/>
           <w:insideV w:val="nil"/>
@@ -3136,9 +3294,9 @@
       <w:tblPr/>
       <w:tcPr>
         <w:tcBorders>
-          <w:top w:val="single" w:sz="8" w:space="0" w:color="4F81BD" w:themeColor="accent1"/>
-          <w:left w:val="nil"/>
-          <w:bottom w:val="single" w:sz="8" w:space="0" w:color="4F81BD" w:themeColor="accent1"/>
+          <w:top w:val="single" w:color="4F81BD" w:themeColor="accent1" w:sz="8" w:space="0"/>
+          <w:left w:val="nil"/>
+          <w:bottom w:val="single" w:color="4F81BD" w:themeColor="accent1" w:sz="8" w:space="0"/>
           <w:right w:val="nil"/>
           <w:insideH w:val="nil"/>
           <w:insideV w:val="nil"/>
@@ -3198,8 +3356,8 @@
       <w:tblStyleColBandSize w:val="1"/>
       <w:tblInd w:w="0" w:type="dxa"/>
       <w:tblBorders>
-        <w:top w:val="single" w:sz="8" w:space="0" w:color="C0504D" w:themeColor="accent2"/>
-        <w:bottom w:val="single" w:sz="8" w:space="0" w:color="C0504D" w:themeColor="accent2"/>
+        <w:top w:val="single" w:color="C0504D" w:themeColor="accent2" w:sz="8" w:space="0"/>
+        <w:bottom w:val="single" w:color="C0504D" w:themeColor="accent2" w:sz="8" w:space="0"/>
       </w:tblBorders>
       <w:tblCellMar>
         <w:top w:w="0" w:type="dxa"/>
@@ -3219,9 +3377,9 @@
       <w:tblPr/>
       <w:tcPr>
         <w:tcBorders>
-          <w:top w:val="single" w:sz="8" w:space="0" w:color="C0504D" w:themeColor="accent2"/>
-          <w:left w:val="nil"/>
-          <w:bottom w:val="single" w:sz="8" w:space="0" w:color="C0504D" w:themeColor="accent2"/>
+          <w:top w:val="single" w:color="C0504D" w:themeColor="accent2" w:sz="8" w:space="0"/>
+          <w:left w:val="nil"/>
+          <w:bottom w:val="single" w:color="C0504D" w:themeColor="accent2" w:sz="8" w:space="0"/>
           <w:right w:val="nil"/>
           <w:insideH w:val="nil"/>
           <w:insideV w:val="nil"/>
@@ -3239,9 +3397,9 @@
       <w:tblPr/>
       <w:tcPr>
         <w:tcBorders>
-          <w:top w:val="single" w:sz="8" w:space="0" w:color="C0504D" w:themeColor="accent2"/>
-          <w:left w:val="nil"/>
-          <w:bottom w:val="single" w:sz="8" w:space="0" w:color="C0504D" w:themeColor="accent2"/>
+          <w:top w:val="single" w:color="C0504D" w:themeColor="accent2" w:sz="8" w:space="0"/>
+          <w:left w:val="nil"/>
+          <w:bottom w:val="single" w:color="C0504D" w:themeColor="accent2" w:sz="8" w:space="0"/>
           <w:right w:val="nil"/>
           <w:insideH w:val="nil"/>
           <w:insideV w:val="nil"/>
@@ -3301,8 +3459,8 @@
       <w:tblStyleColBandSize w:val="1"/>
       <w:tblInd w:w="0" w:type="dxa"/>
       <w:tblBorders>
-        <w:top w:val="single" w:sz="8" w:space="0" w:color="9BBB59" w:themeColor="accent3"/>
-        <w:bottom w:val="single" w:sz="8" w:space="0" w:color="9BBB59" w:themeColor="accent3"/>
+        <w:top w:val="single" w:color="9BBB59" w:themeColor="accent3" w:sz="8" w:space="0"/>
+        <w:bottom w:val="single" w:color="9BBB59" w:themeColor="accent3" w:sz="8" w:space="0"/>
       </w:tblBorders>
       <w:tblCellMar>
         <w:top w:w="0" w:type="dxa"/>
@@ -3322,9 +3480,9 @@
       <w:tblPr/>
       <w:tcPr>
         <w:tcBorders>
-          <w:top w:val="single" w:sz="8" w:space="0" w:color="9BBB59" w:themeColor="accent3"/>
-          <w:left w:val="nil"/>
-          <w:bottom w:val="single" w:sz="8" w:space="0" w:color="9BBB59" w:themeColor="accent3"/>
+          <w:top w:val="single" w:color="9BBB59" w:themeColor="accent3" w:sz="8" w:space="0"/>
+          <w:left w:val="nil"/>
+          <w:bottom w:val="single" w:color="9BBB59" w:themeColor="accent3" w:sz="8" w:space="0"/>
           <w:right w:val="nil"/>
           <w:insideH w:val="nil"/>
           <w:insideV w:val="nil"/>
@@ -3342,9 +3500,9 @@
       <w:tblPr/>
       <w:tcPr>
         <w:tcBorders>
-          <w:top w:val="single" w:sz="8" w:space="0" w:color="9BBB59" w:themeColor="accent3"/>
-          <w:left w:val="nil"/>
-          <w:bottom w:val="single" w:sz="8" w:space="0" w:color="9BBB59" w:themeColor="accent3"/>
+          <w:top w:val="single" w:color="9BBB59" w:themeColor="accent3" w:sz="8" w:space="0"/>
+          <w:left w:val="nil"/>
+          <w:bottom w:val="single" w:color="9BBB59" w:themeColor="accent3" w:sz="8" w:space="0"/>
           <w:right w:val="nil"/>
           <w:insideH w:val="nil"/>
           <w:insideV w:val="nil"/>
@@ -3404,8 +3562,8 @@
       <w:tblStyleColBandSize w:val="1"/>
       <w:tblInd w:w="0" w:type="dxa"/>
       <w:tblBorders>
-        <w:top w:val="single" w:sz="8" w:space="0" w:color="8064A2" w:themeColor="accent4"/>
-        <w:bottom w:val="single" w:sz="8" w:space="0" w:color="8064A2" w:themeColor="accent4"/>
+        <w:top w:val="single" w:color="8064A2" w:themeColor="accent4" w:sz="8" w:space="0"/>
+        <w:bottom w:val="single" w:color="8064A2" w:themeColor="accent4" w:sz="8" w:space="0"/>
       </w:tblBorders>
       <w:tblCellMar>
         <w:top w:w="0" w:type="dxa"/>
@@ -3425,9 +3583,9 @@
       <w:tblPr/>
       <w:tcPr>
         <w:tcBorders>
-          <w:top w:val="single" w:sz="8" w:space="0" w:color="8064A2" w:themeColor="accent4"/>
-          <w:left w:val="nil"/>
-          <w:bottom w:val="single" w:sz="8" w:space="0" w:color="8064A2" w:themeColor="accent4"/>
+          <w:top w:val="single" w:color="8064A2" w:themeColor="accent4" w:sz="8" w:space="0"/>
+          <w:left w:val="nil"/>
+          <w:bottom w:val="single" w:color="8064A2" w:themeColor="accent4" w:sz="8" w:space="0"/>
           <w:right w:val="nil"/>
           <w:insideH w:val="nil"/>
           <w:insideV w:val="nil"/>
@@ -3445,9 +3603,9 @@
       <w:tblPr/>
       <w:tcPr>
         <w:tcBorders>
-          <w:top w:val="single" w:sz="8" w:space="0" w:color="8064A2" w:themeColor="accent4"/>
-          <w:left w:val="nil"/>
-          <w:bottom w:val="single" w:sz="8" w:space="0" w:color="8064A2" w:themeColor="accent4"/>
+          <w:top w:val="single" w:color="8064A2" w:themeColor="accent4" w:sz="8" w:space="0"/>
+          <w:left w:val="nil"/>
+          <w:bottom w:val="single" w:color="8064A2" w:themeColor="accent4" w:sz="8" w:space="0"/>
           <w:right w:val="nil"/>
           <w:insideH w:val="nil"/>
           <w:insideV w:val="nil"/>
@@ -3507,8 +3665,8 @@
       <w:tblStyleColBandSize w:val="1"/>
       <w:tblInd w:w="0" w:type="dxa"/>
       <w:tblBorders>
-        <w:top w:val="single" w:sz="8" w:space="0" w:color="4BACC6" w:themeColor="accent5"/>
-        <w:bottom w:val="single" w:sz="8" w:space="0" w:color="4BACC6" w:themeColor="accent5"/>
+        <w:top w:val="single" w:color="4BACC6" w:themeColor="accent5" w:sz="8" w:space="0"/>
+        <w:bottom w:val="single" w:color="4BACC6" w:themeColor="accent5" w:sz="8" w:space="0"/>
       </w:tblBorders>
       <w:tblCellMar>
         <w:top w:w="0" w:type="dxa"/>
@@ -3528,9 +3686,9 @@
       <w:tblPr/>
       <w:tcPr>
         <w:tcBorders>
-          <w:top w:val="single" w:sz="8" w:space="0" w:color="4BACC6" w:themeColor="accent5"/>
-          <w:left w:val="nil"/>
-          <w:bottom w:val="single" w:sz="8" w:space="0" w:color="4BACC6" w:themeColor="accent5"/>
+          <w:top w:val="single" w:color="4BACC6" w:themeColor="accent5" w:sz="8" w:space="0"/>
+          <w:left w:val="nil"/>
+          <w:bottom w:val="single" w:color="4BACC6" w:themeColor="accent5" w:sz="8" w:space="0"/>
           <w:right w:val="nil"/>
           <w:insideH w:val="nil"/>
           <w:insideV w:val="nil"/>
@@ -3548,9 +3706,9 @@
       <w:tblPr/>
       <w:tcPr>
         <w:tcBorders>
-          <w:top w:val="single" w:sz="8" w:space="0" w:color="4BACC6" w:themeColor="accent5"/>
-          <w:left w:val="nil"/>
-          <w:bottom w:val="single" w:sz="8" w:space="0" w:color="4BACC6" w:themeColor="accent5"/>
+          <w:top w:val="single" w:color="4BACC6" w:themeColor="accent5" w:sz="8" w:space="0"/>
+          <w:left w:val="nil"/>
+          <w:bottom w:val="single" w:color="4BACC6" w:themeColor="accent5" w:sz="8" w:space="0"/>
           <w:right w:val="nil"/>
           <w:insideH w:val="nil"/>
           <w:insideV w:val="nil"/>
@@ -3610,8 +3768,8 @@
       <w:tblStyleColBandSize w:val="1"/>
       <w:tblInd w:w="0" w:type="dxa"/>
       <w:tblBorders>
-        <w:top w:val="single" w:sz="8" w:space="0" w:color="F79646" w:themeColor="accent6"/>
-        <w:bottom w:val="single" w:sz="8" w:space="0" w:color="F79646" w:themeColor="accent6"/>
+        <w:top w:val="single" w:color="F79646" w:themeColor="accent6" w:sz="8" w:space="0"/>
+        <w:bottom w:val="single" w:color="F79646" w:themeColor="accent6" w:sz="8" w:space="0"/>
       </w:tblBorders>
       <w:tblCellMar>
         <w:top w:w="0" w:type="dxa"/>
@@ -3631,9 +3789,9 @@
       <w:tblPr/>
       <w:tcPr>
         <w:tcBorders>
-          <w:top w:val="single" w:sz="8" w:space="0" w:color="F79646" w:themeColor="accent6"/>
-          <w:left w:val="nil"/>
-          <w:bottom w:val="single" w:sz="8" w:space="0" w:color="F79646" w:themeColor="accent6"/>
+          <w:top w:val="single" w:color="F79646" w:themeColor="accent6" w:sz="8" w:space="0"/>
+          <w:left w:val="nil"/>
+          <w:bottom w:val="single" w:color="F79646" w:themeColor="accent6" w:sz="8" w:space="0"/>
           <w:right w:val="nil"/>
           <w:insideH w:val="nil"/>
           <w:insideV w:val="nil"/>
@@ -3651,9 +3809,9 @@
       <w:tblPr/>
       <w:tcPr>
         <w:tcBorders>
-          <w:top w:val="single" w:sz="8" w:space="0" w:color="F79646" w:themeColor="accent6"/>
-          <w:left w:val="nil"/>
-          <w:bottom w:val="single" w:sz="8" w:space="0" w:color="F79646" w:themeColor="accent6"/>
+          <w:top w:val="single" w:color="F79646" w:themeColor="accent6" w:sz="8" w:space="0"/>
+          <w:left w:val="nil"/>
+          <w:bottom w:val="single" w:color="F79646" w:themeColor="accent6" w:sz="8" w:space="0"/>
           <w:right w:val="nil"/>
           <w:insideH w:val="nil"/>
           <w:insideV w:val="nil"/>
@@ -3710,10 +3868,10 @@
       <w:tblStyleColBandSize w:val="1"/>
       <w:tblInd w:w="0" w:type="dxa"/>
       <w:tblBorders>
-        <w:top w:val="single" w:sz="8" w:space="0" w:color="000000" w:themeColor="text1"/>
-        <w:left w:val="single" w:sz="8" w:space="0" w:color="000000" w:themeColor="text1"/>
-        <w:bottom w:val="single" w:sz="8" w:space="0" w:color="000000" w:themeColor="text1"/>
-        <w:right w:val="single" w:sz="8" w:space="0" w:color="000000" w:themeColor="text1"/>
+        <w:top w:val="single" w:color="000000" w:themeColor="text1" w:sz="8" w:space="0"/>
+        <w:left w:val="single" w:color="000000" w:themeColor="text1" w:sz="8" w:space="0"/>
+        <w:bottom w:val="single" w:color="000000" w:themeColor="text1" w:sz="8" w:space="0"/>
+        <w:right w:val="single" w:color="000000" w:themeColor="text1" w:sz="8" w:space="0"/>
       </w:tblBorders>
       <w:tblCellMar>
         <w:top w:w="0" w:type="dxa"/>
@@ -3747,10 +3905,10 @@
       <w:tblPr/>
       <w:tcPr>
         <w:tcBorders>
-          <w:top w:val="double" w:sz="6" w:space="0" w:color="000000" w:themeColor="text1"/>
-          <w:left w:val="single" w:sz="8" w:space="0" w:color="000000" w:themeColor="text1"/>
-          <w:bottom w:val="single" w:sz="8" w:space="0" w:color="000000" w:themeColor="text1"/>
-          <w:right w:val="single" w:sz="8" w:space="0" w:color="000000" w:themeColor="text1"/>
+          <w:top w:val="double" w:color="000000" w:themeColor="text1" w:sz="6" w:space="0"/>
+          <w:left w:val="single" w:color="000000" w:themeColor="text1" w:sz="8" w:space="0"/>
+          <w:bottom w:val="single" w:color="000000" w:themeColor="text1" w:sz="8" w:space="0"/>
+          <w:right w:val="single" w:color="000000" w:themeColor="text1" w:sz="8" w:space="0"/>
         </w:tcBorders>
       </w:tcPr>
     </w:tblStylePr>
@@ -3770,10 +3928,10 @@
       <w:tblPr/>
       <w:tcPr>
         <w:tcBorders>
-          <w:top w:val="single" w:sz="8" w:space="0" w:color="000000" w:themeColor="text1"/>
-          <w:left w:val="single" w:sz="8" w:space="0" w:color="000000" w:themeColor="text1"/>
-          <w:bottom w:val="single" w:sz="8" w:space="0" w:color="000000" w:themeColor="text1"/>
-          <w:right w:val="single" w:sz="8" w:space="0" w:color="000000" w:themeColor="text1"/>
+          <w:top w:val="single" w:color="000000" w:themeColor="text1" w:sz="8" w:space="0"/>
+          <w:left w:val="single" w:color="000000" w:themeColor="text1" w:sz="8" w:space="0"/>
+          <w:bottom w:val="single" w:color="000000" w:themeColor="text1" w:sz="8" w:space="0"/>
+          <w:right w:val="single" w:color="000000" w:themeColor="text1" w:sz="8" w:space="0"/>
         </w:tcBorders>
       </w:tcPr>
     </w:tblStylePr>
@@ -3781,10 +3939,10 @@
       <w:tblPr/>
       <w:tcPr>
         <w:tcBorders>
-          <w:top w:val="single" w:sz="8" w:space="0" w:color="000000" w:themeColor="text1"/>
-          <w:left w:val="single" w:sz="8" w:space="0" w:color="000000" w:themeColor="text1"/>
-          <w:bottom w:val="single" w:sz="8" w:space="0" w:color="000000" w:themeColor="text1"/>
-          <w:right w:val="single" w:sz="8" w:space="0" w:color="000000" w:themeColor="text1"/>
+          <w:top w:val="single" w:color="000000" w:themeColor="text1" w:sz="8" w:space="0"/>
+          <w:left w:val="single" w:color="000000" w:themeColor="text1" w:sz="8" w:space="0"/>
+          <w:bottom w:val="single" w:color="000000" w:themeColor="text1" w:sz="8" w:space="0"/>
+          <w:right w:val="single" w:color="000000" w:themeColor="text1" w:sz="8" w:space="0"/>
         </w:tcBorders>
       </w:tcPr>
     </w:tblStylePr>
@@ -3802,10 +3960,10 @@
       <w:tblStyleColBandSize w:val="1"/>
       <w:tblInd w:w="0" w:type="dxa"/>
       <w:tblBorders>
-        <w:top w:val="single" w:sz="8" w:space="0" w:color="4F81BD" w:themeColor="accent1"/>
-        <w:left w:val="single" w:sz="8" w:space="0" w:color="4F81BD" w:themeColor="accent1"/>
-        <w:bottom w:val="single" w:sz="8" w:space="0" w:color="4F81BD" w:themeColor="accent1"/>
-        <w:right w:val="single" w:sz="8" w:space="0" w:color="4F81BD" w:themeColor="accent1"/>
+        <w:top w:val="single" w:color="4F81BD" w:themeColor="accent1" w:sz="8" w:space="0"/>
+        <w:left w:val="single" w:color="4F81BD" w:themeColor="accent1" w:sz="8" w:space="0"/>
+        <w:bottom w:val="single" w:color="4F81BD" w:themeColor="accent1" w:sz="8" w:space="0"/>
+        <w:right w:val="single" w:color="4F81BD" w:themeColor="accent1" w:sz="8" w:space="0"/>
       </w:tblBorders>
       <w:tblCellMar>
         <w:top w:w="0" w:type="dxa"/>
@@ -3839,10 +3997,10 @@
       <w:tblPr/>
       <w:tcPr>
         <w:tcBorders>
-          <w:top w:val="double" w:sz="6" w:space="0" w:color="4F81BD" w:themeColor="accent1"/>
-          <w:left w:val="single" w:sz="8" w:space="0" w:color="4F81BD" w:themeColor="accent1"/>
-          <w:bottom w:val="single" w:sz="8" w:space="0" w:color="4F81BD" w:themeColor="accent1"/>
-          <w:right w:val="single" w:sz="8" w:space="0" w:color="4F81BD" w:themeColor="accent1"/>
+          <w:top w:val="double" w:color="4F81BD" w:themeColor="accent1" w:sz="6" w:space="0"/>
+          <w:left w:val="single" w:color="4F81BD" w:themeColor="accent1" w:sz="8" w:space="0"/>
+          <w:bottom w:val="single" w:color="4F81BD" w:themeColor="accent1" w:sz="8" w:space="0"/>
+          <w:right w:val="single" w:color="4F81BD" w:themeColor="accent1" w:sz="8" w:space="0"/>
         </w:tcBorders>
       </w:tcPr>
     </w:tblStylePr>
@@ -3862,10 +4020,10 @@
       <w:tblPr/>
       <w:tcPr>
         <w:tcBorders>
-          <w:top w:val="single" w:sz="8" w:space="0" w:color="4F81BD" w:themeColor="accent1"/>
-          <w:left w:val="single" w:sz="8" w:space="0" w:color="4F81BD" w:themeColor="accent1"/>
-          <w:bottom w:val="single" w:sz="8" w:space="0" w:color="4F81BD" w:themeColor="accent1"/>
-          <w:right w:val="single" w:sz="8" w:space="0" w:color="4F81BD" w:themeColor="accent1"/>
+          <w:top w:val="single" w:color="4F81BD" w:themeColor="accent1" w:sz="8" w:space="0"/>
+          <w:left w:val="single" w:color="4F81BD" w:themeColor="accent1" w:sz="8" w:space="0"/>
+          <w:bottom w:val="single" w:color="4F81BD" w:themeColor="accent1" w:sz="8" w:space="0"/>
+          <w:right w:val="single" w:color="4F81BD" w:themeColor="accent1" w:sz="8" w:space="0"/>
         </w:tcBorders>
       </w:tcPr>
     </w:tblStylePr>
@@ -3873,10 +4031,10 @@
       <w:tblPr/>
       <w:tcPr>
         <w:tcBorders>
-          <w:top w:val="single" w:sz="8" w:space="0" w:color="4F81BD" w:themeColor="accent1"/>
-          <w:left w:val="single" w:sz="8" w:space="0" w:color="4F81BD" w:themeColor="accent1"/>
-          <w:bottom w:val="single" w:sz="8" w:space="0" w:color="4F81BD" w:themeColor="accent1"/>
-          <w:right w:val="single" w:sz="8" w:space="0" w:color="4F81BD" w:themeColor="accent1"/>
+          <w:top w:val="single" w:color="4F81BD" w:themeColor="accent1" w:sz="8" w:space="0"/>
+          <w:left w:val="single" w:color="4F81BD" w:themeColor="accent1" w:sz="8" w:space="0"/>
+          <w:bottom w:val="single" w:color="4F81BD" w:themeColor="accent1" w:sz="8" w:space="0"/>
+          <w:right w:val="single" w:color="4F81BD" w:themeColor="accent1" w:sz="8" w:space="0"/>
         </w:tcBorders>
       </w:tcPr>
     </w:tblStylePr>
@@ -3894,10 +4052,10 @@
       <w:tblStyleColBandSize w:val="1"/>
       <w:tblInd w:w="0" w:type="dxa"/>
       <w:tblBorders>
-        <w:top w:val="single" w:sz="8" w:space="0" w:color="C0504D" w:themeColor="accent2"/>
-        <w:left w:val="single" w:sz="8" w:space="0" w:color="C0504D" w:themeColor="accent2"/>
-        <w:bottom w:val="single" w:sz="8" w:space="0" w:color="C0504D" w:themeColor="accent2"/>
-        <w:right w:val="single" w:sz="8" w:space="0" w:color="C0504D" w:themeColor="accent2"/>
+        <w:top w:val="single" w:color="C0504D" w:themeColor="accent2" w:sz="8" w:space="0"/>
+        <w:left w:val="single" w:color="C0504D" w:themeColor="accent2" w:sz="8" w:space="0"/>
+        <w:bottom w:val="single" w:color="C0504D" w:themeColor="accent2" w:sz="8" w:space="0"/>
+        <w:right w:val="single" w:color="C0504D" w:themeColor="accent2" w:sz="8" w:space="0"/>
       </w:tblBorders>
       <w:tblCellMar>
         <w:top w:w="0" w:type="dxa"/>
@@ -3931,10 +4089,10 @@
       <w:tblPr/>
       <w:tcPr>
         <w:tcBorders>
-          <w:top w:val="double" w:sz="6" w:space="0" w:color="C0504D" w:themeColor="accent2"/>
-          <w:left w:val="single" w:sz="8" w:space="0" w:color="C0504D" w:themeColor="accent2"/>
-          <w:bottom w:val="single" w:sz="8" w:space="0" w:color="C0504D" w:themeColor="accent2"/>
-          <w:right w:val="single" w:sz="8" w:space="0" w:color="C0504D" w:themeColor="accent2"/>
+          <w:top w:val="double" w:color="C0504D" w:themeColor="accent2" w:sz="6" w:space="0"/>
+          <w:left w:val="single" w:color="C0504D" w:themeColor="accent2" w:sz="8" w:space="0"/>
+          <w:bottom w:val="single" w:color="C0504D" w:themeColor="accent2" w:sz="8" w:space="0"/>
+          <w:right w:val="single" w:color="C0504D" w:themeColor="accent2" w:sz="8" w:space="0"/>
         </w:tcBorders>
       </w:tcPr>
     </w:tblStylePr>
@@ -3954,10 +4112,10 @@
       <w:tblPr/>
       <w:tcPr>
         <w:tcBorders>
-          <w:top w:val="single" w:sz="8" w:space="0" w:color="C0504D" w:themeColor="accent2"/>
-          <w:left w:val="single" w:sz="8" w:space="0" w:color="C0504D" w:themeColor="accent2"/>
-          <w:bottom w:val="single" w:sz="8" w:space="0" w:color="C0504D" w:themeColor="accent2"/>
-          <w:right w:val="single" w:sz="8" w:space="0" w:color="C0504D" w:themeColor="accent2"/>
+          <w:top w:val="single" w:color="C0504D" w:themeColor="accent2" w:sz="8" w:space="0"/>
+          <w:left w:val="single" w:color="C0504D" w:themeColor="accent2" w:sz="8" w:space="0"/>
+          <w:bottom w:val="single" w:color="C0504D" w:themeColor="accent2" w:sz="8" w:space="0"/>
+          <w:right w:val="single" w:color="C0504D" w:themeColor="accent2" w:sz="8" w:space="0"/>
         </w:tcBorders>
       </w:tcPr>
     </w:tblStylePr>
@@ -3965,10 +4123,10 @@
       <w:tblPr/>
       <w:tcPr>
         <w:tcBorders>
-          <w:top w:val="single" w:sz="8" w:space="0" w:color="C0504D" w:themeColor="accent2"/>
-          <w:left w:val="single" w:sz="8" w:space="0" w:color="C0504D" w:themeColor="accent2"/>
-          <w:bottom w:val="single" w:sz="8" w:space="0" w:color="C0504D" w:themeColor="accent2"/>
-          <w:right w:val="single" w:sz="8" w:space="0" w:color="C0504D" w:themeColor="accent2"/>
+          <w:top w:val="single" w:color="C0504D" w:themeColor="accent2" w:sz="8" w:space="0"/>
+          <w:left w:val="single" w:color="C0504D" w:themeColor="accent2" w:sz="8" w:space="0"/>
+          <w:bottom w:val="single" w:color="C0504D" w:themeColor="accent2" w:sz="8" w:space="0"/>
+          <w:right w:val="single" w:color="C0504D" w:themeColor="accent2" w:sz="8" w:space="0"/>
         </w:tcBorders>
       </w:tcPr>
     </w:tblStylePr>
@@ -3986,10 +4144,10 @@
       <w:tblStyleColBandSize w:val="1"/>
       <w:tblInd w:w="0" w:type="dxa"/>
       <w:tblBorders>
-        <w:top w:val="single" w:sz="8" w:space="0" w:color="9BBB59" w:themeColor="accent3"/>
-        <w:left w:val="single" w:sz="8" w:space="0" w:color="9BBB59" w:themeColor="accent3"/>
-        <w:bottom w:val="single" w:sz="8" w:space="0" w:color="9BBB59" w:themeColor="accent3"/>
-        <w:right w:val="single" w:sz="8" w:space="0" w:color="9BBB59" w:themeColor="accent3"/>
+        <w:top w:val="single" w:color="9BBB59" w:themeColor="accent3" w:sz="8" w:space="0"/>
+        <w:left w:val="single" w:color="9BBB59" w:themeColor="accent3" w:sz="8" w:space="0"/>
+        <w:bottom w:val="single" w:color="9BBB59" w:themeColor="accent3" w:sz="8" w:space="0"/>
+        <w:right w:val="single" w:color="9BBB59" w:themeColor="accent3" w:sz="8" w:space="0"/>
       </w:tblBorders>
       <w:tblCellMar>
         <w:top w:w="0" w:type="dxa"/>
@@ -4023,10 +4181,10 @@
       <w:tblPr/>
       <w:tcPr>
         <w:tcBorders>
-          <w:top w:val="double" w:sz="6" w:space="0" w:color="9BBB59" w:themeColor="accent3"/>
-          <w:left w:val="single" w:sz="8" w:space="0" w:color="9BBB59" w:themeColor="accent3"/>
-          <w:bottom w:val="single" w:sz="8" w:space="0" w:color="9BBB59" w:themeColor="accent3"/>
-          <w:right w:val="single" w:sz="8" w:space="0" w:color="9BBB59" w:themeColor="accent3"/>
+          <w:top w:val="double" w:color="9BBB59" w:themeColor="accent3" w:sz="6" w:space="0"/>
+          <w:left w:val="single" w:color="9BBB59" w:themeColor="accent3" w:sz="8" w:space="0"/>
+          <w:bottom w:val="single" w:color="9BBB59" w:themeColor="accent3" w:sz="8" w:space="0"/>
+          <w:right w:val="single" w:color="9BBB59" w:themeColor="accent3" w:sz="8" w:space="0"/>
         </w:tcBorders>
       </w:tcPr>
     </w:tblStylePr>
@@ -4046,10 +4204,10 @@
       <w:tblPr/>
       <w:tcPr>
         <w:tcBorders>
-          <w:top w:val="single" w:sz="8" w:space="0" w:color="9BBB59" w:themeColor="accent3"/>
-          <w:left w:val="single" w:sz="8" w:space="0" w:color="9BBB59" w:themeColor="accent3"/>
-          <w:bottom w:val="single" w:sz="8" w:space="0" w:color="9BBB59" w:themeColor="accent3"/>
-          <w:right w:val="single" w:sz="8" w:space="0" w:color="9BBB59" w:themeColor="accent3"/>
+          <w:top w:val="single" w:color="9BBB59" w:themeColor="accent3" w:sz="8" w:space="0"/>
+          <w:left w:val="single" w:color="9BBB59" w:themeColor="accent3" w:sz="8" w:space="0"/>
+          <w:bottom w:val="single" w:color="9BBB59" w:themeColor="accent3" w:sz="8" w:space="0"/>
+          <w:right w:val="single" w:color="9BBB59" w:themeColor="accent3" w:sz="8" w:space="0"/>
         </w:tcBorders>
       </w:tcPr>
     </w:tblStylePr>
@@ -4057,10 +4215,10 @@
       <w:tblPr/>
       <w:tcPr>
         <w:tcBorders>
-          <w:top w:val="single" w:sz="8" w:space="0" w:color="9BBB59" w:themeColor="accent3"/>
-          <w:left w:val="single" w:sz="8" w:space="0" w:color="9BBB59" w:themeColor="accent3"/>
-          <w:bottom w:val="single" w:sz="8" w:space="0" w:color="9BBB59" w:themeColor="accent3"/>
-          <w:right w:val="single" w:sz="8" w:space="0" w:color="9BBB59" w:themeColor="accent3"/>
+          <w:top w:val="single" w:color="9BBB59" w:themeColor="accent3" w:sz="8" w:space="0"/>
+          <w:left w:val="single" w:color="9BBB59" w:themeColor="accent3" w:sz="8" w:space="0"/>
+          <w:bottom w:val="single" w:color="9BBB59" w:themeColor="accent3" w:sz="8" w:space="0"/>
+          <w:right w:val="single" w:color="9BBB59" w:themeColor="accent3" w:sz="8" w:space="0"/>
         </w:tcBorders>
       </w:tcPr>
     </w:tblStylePr>
@@ -4078,10 +4236,10 @@
       <w:tblStyleColBandSize w:val="1"/>
       <w:tblInd w:w="0" w:type="dxa"/>
       <w:tblBorders>
-        <w:top w:val="single" w:sz="8" w:space="0" w:color="8064A2" w:themeColor="accent4"/>
-        <w:left w:val="single" w:sz="8" w:space="0" w:color="8064A2" w:themeColor="accent4"/>
-        <w:bottom w:val="single" w:sz="8" w:space="0" w:color="8064A2" w:themeColor="accent4"/>
-        <w:right w:val="single" w:sz="8" w:space="0" w:color="8064A2" w:themeColor="accent4"/>
+        <w:top w:val="single" w:color="8064A2" w:themeColor="accent4" w:sz="8" w:space="0"/>
+        <w:left w:val="single" w:color="8064A2" w:themeColor="accent4" w:sz="8" w:space="0"/>
+        <w:bottom w:val="single" w:color="8064A2" w:themeColor="accent4" w:sz="8" w:space="0"/>
+        <w:right w:val="single" w:color="8064A2" w:themeColor="accent4" w:sz="8" w:space="0"/>
       </w:tblBorders>
       <w:tblCellMar>
         <w:top w:w="0" w:type="dxa"/>
@@ -4115,10 +4273,10 @@
       <w:tblPr/>
       <w:tcPr>
         <w:tcBorders>
-          <w:top w:val="double" w:sz="6" w:space="0" w:color="8064A2" w:themeColor="accent4"/>
-          <w:left w:val="single" w:sz="8" w:space="0" w:color="8064A2" w:themeColor="accent4"/>
-          <w:bottom w:val="single" w:sz="8" w:space="0" w:color="8064A2" w:themeColor="accent4"/>
-          <w:right w:val="single" w:sz="8" w:space="0" w:color="8064A2" w:themeColor="accent4"/>
+          <w:top w:val="double" w:color="8064A2" w:themeColor="accent4" w:sz="6" w:space="0"/>
+          <w:left w:val="single" w:color="8064A2" w:themeColor="accent4" w:sz="8" w:space="0"/>
+          <w:bottom w:val="single" w:color="8064A2" w:themeColor="accent4" w:sz="8" w:space="0"/>
+          <w:right w:val="single" w:color="8064A2" w:themeColor="accent4" w:sz="8" w:space="0"/>
         </w:tcBorders>
       </w:tcPr>
     </w:tblStylePr>
@@ -4138,10 +4296,10 @@
       <w:tblPr/>
       <w:tcPr>
         <w:tcBorders>
-          <w:top w:val="single" w:sz="8" w:space="0" w:color="8064A2" w:themeColor="accent4"/>
-          <w:left w:val="single" w:sz="8" w:space="0" w:color="8064A2" w:themeColor="accent4"/>
-          <w:bottom w:val="single" w:sz="8" w:space="0" w:color="8064A2" w:themeColor="accent4"/>
-          <w:right w:val="single" w:sz="8" w:space="0" w:color="8064A2" w:themeColor="accent4"/>
+          <w:top w:val="single" w:color="8064A2" w:themeColor="accent4" w:sz="8" w:space="0"/>
+          <w:left w:val="single" w:color="8064A2" w:themeColor="accent4" w:sz="8" w:space="0"/>
+          <w:bottom w:val="single" w:color="8064A2" w:themeColor="accent4" w:sz="8" w:space="0"/>
+          <w:right w:val="single" w:color="8064A2" w:themeColor="accent4" w:sz="8" w:space="0"/>
         </w:tcBorders>
       </w:tcPr>
     </w:tblStylePr>
@@ -4149,10 +4307,10 @@
       <w:tblPr/>
       <w:tcPr>
         <w:tcBorders>
-          <w:top w:val="single" w:sz="8" w:space="0" w:color="8064A2" w:themeColor="accent4"/>
-          <w:left w:val="single" w:sz="8" w:space="0" w:color="8064A2" w:themeColor="accent4"/>
-          <w:bottom w:val="single" w:sz="8" w:space="0" w:color="8064A2" w:themeColor="accent4"/>
-          <w:right w:val="single" w:sz="8" w:space="0" w:color="8064A2" w:themeColor="accent4"/>
+          <w:top w:val="single" w:color="8064A2" w:themeColor="accent4" w:sz="8" w:space="0"/>
+          <w:left w:val="single" w:color="8064A2" w:themeColor="accent4" w:sz="8" w:space="0"/>
+          <w:bottom w:val="single" w:color="8064A2" w:themeColor="accent4" w:sz="8" w:space="0"/>
+          <w:right w:val="single" w:color="8064A2" w:themeColor="accent4" w:sz="8" w:space="0"/>
         </w:tcBorders>
       </w:tcPr>
     </w:tblStylePr>
@@ -4170,10 +4328,10 @@
       <w:tblStyleColBandSize w:val="1"/>
       <w:tblInd w:w="0" w:type="dxa"/>
       <w:tblBorders>
-        <w:top w:val="single" w:sz="8" w:space="0" w:color="4BACC6" w:themeColor="accent5"/>
-        <w:left w:val="single" w:sz="8" w:space="0" w:color="4BACC6" w:themeColor="accent5"/>
-        <w:bottom w:val="single" w:sz="8" w:space="0" w:color="4BACC6" w:themeColor="accent5"/>
-        <w:right w:val="single" w:sz="8" w:space="0" w:color="4BACC6" w:themeColor="accent5"/>
+        <w:top w:val="single" w:color="4BACC6" w:themeColor="accent5" w:sz="8" w:space="0"/>
+        <w:left w:val="single" w:color="4BACC6" w:themeColor="accent5" w:sz="8" w:space="0"/>
+        <w:bottom w:val="single" w:color="4BACC6" w:themeColor="accent5" w:sz="8" w:space="0"/>
+        <w:right w:val="single" w:color="4BACC6" w:themeColor="accent5" w:sz="8" w:space="0"/>
       </w:tblBorders>
       <w:tblCellMar>
         <w:top w:w="0" w:type="dxa"/>
@@ -4207,10 +4365,10 @@
       <w:tblPr/>
       <w:tcPr>
         <w:tcBorders>
-          <w:top w:val="double" w:sz="6" w:space="0" w:color="4BACC6" w:themeColor="accent5"/>
-          <w:left w:val="single" w:sz="8" w:space="0" w:color="4BACC6" w:themeColor="accent5"/>
-          <w:bottom w:val="single" w:sz="8" w:space="0" w:color="4BACC6" w:themeColor="accent5"/>
-          <w:right w:val="single" w:sz="8" w:space="0" w:color="4BACC6" w:themeColor="accent5"/>
+          <w:top w:val="double" w:color="4BACC6" w:themeColor="accent5" w:sz="6" w:space="0"/>
+          <w:left w:val="single" w:color="4BACC6" w:themeColor="accent5" w:sz="8" w:space="0"/>
+          <w:bottom w:val="single" w:color="4BACC6" w:themeColor="accent5" w:sz="8" w:space="0"/>
+          <w:right w:val="single" w:color="4BACC6" w:themeColor="accent5" w:sz="8" w:space="0"/>
         </w:tcBorders>
       </w:tcPr>
     </w:tblStylePr>
@@ -4230,10 +4388,10 @@
       <w:tblPr/>
       <w:tcPr>
         <w:tcBorders>
-          <w:top w:val="single" w:sz="8" w:space="0" w:color="4BACC6" w:themeColor="accent5"/>
-          <w:left w:val="single" w:sz="8" w:space="0" w:color="4BACC6" w:themeColor="accent5"/>
-          <w:bottom w:val="single" w:sz="8" w:space="0" w:color="4BACC6" w:themeColor="accent5"/>
-          <w:right w:val="single" w:sz="8" w:space="0" w:color="4BACC6" w:themeColor="accent5"/>
+          <w:top w:val="single" w:color="4BACC6" w:themeColor="accent5" w:sz="8" w:space="0"/>
+          <w:left w:val="single" w:color="4BACC6" w:themeColor="accent5" w:sz="8" w:space="0"/>
+          <w:bottom w:val="single" w:color="4BACC6" w:themeColor="accent5" w:sz="8" w:space="0"/>
+          <w:right w:val="single" w:color="4BACC6" w:themeColor="accent5" w:sz="8" w:space="0"/>
         </w:tcBorders>
       </w:tcPr>
     </w:tblStylePr>
@@ -4241,10 +4399,10 @@
       <w:tblPr/>
       <w:tcPr>
         <w:tcBorders>
-          <w:top w:val="single" w:sz="8" w:space="0" w:color="4BACC6" w:themeColor="accent5"/>
-          <w:left w:val="single" w:sz="8" w:space="0" w:color="4BACC6" w:themeColor="accent5"/>
-          <w:bottom w:val="single" w:sz="8" w:space="0" w:color="4BACC6" w:themeColor="accent5"/>
-          <w:right w:val="single" w:sz="8" w:space="0" w:color="4BACC6" w:themeColor="accent5"/>
+          <w:top w:val="single" w:color="4BACC6" w:themeColor="accent5" w:sz="8" w:space="0"/>
+          <w:left w:val="single" w:color="4BACC6" w:themeColor="accent5" w:sz="8" w:space="0"/>
+          <w:bottom w:val="single" w:color="4BACC6" w:themeColor="accent5" w:sz="8" w:space="0"/>
+          <w:right w:val="single" w:color="4BACC6" w:themeColor="accent5" w:sz="8" w:space="0"/>
         </w:tcBorders>
       </w:tcPr>
     </w:tblStylePr>
@@ -4262,10 +4420,10 @@
       <w:tblStyleColBandSize w:val="1"/>
       <w:tblInd w:w="0" w:type="dxa"/>
       <w:tblBorders>
-        <w:top w:val="single" w:sz="8" w:space="0" w:color="F79646" w:themeColor="accent6"/>
-        <w:left w:val="single" w:sz="8" w:space="0" w:color="F79646" w:themeColor="accent6"/>
-        <w:bottom w:val="single" w:sz="8" w:space="0" w:color="F79646" w:themeColor="accent6"/>
-        <w:right w:val="single" w:sz="8" w:space="0" w:color="F79646" w:themeColor="accent6"/>
+        <w:top w:val="single" w:color="F79646" w:themeColor="accent6" w:sz="8" w:space="0"/>
+        <w:left w:val="single" w:color="F79646" w:themeColor="accent6" w:sz="8" w:space="0"/>
+        <w:bottom w:val="single" w:color="F79646" w:themeColor="accent6" w:sz="8" w:space="0"/>
+        <w:right w:val="single" w:color="F79646" w:themeColor="accent6" w:sz="8" w:space="0"/>
       </w:tblBorders>
       <w:tblCellMar>
         <w:top w:w="0" w:type="dxa"/>
@@ -4299,10 +4457,10 @@
       <w:tblPr/>
       <w:tcPr>
         <w:tcBorders>
-          <w:top w:val="double" w:sz="6" w:space="0" w:color="F79646" w:themeColor="accent6"/>
-          <w:left w:val="single" w:sz="8" w:space="0" w:color="F79646" w:themeColor="accent6"/>
-          <w:bottom w:val="single" w:sz="8" w:space="0" w:color="F79646" w:themeColor="accent6"/>
-          <w:right w:val="single" w:sz="8" w:space="0" w:color="F79646" w:themeColor="accent6"/>
+          <w:top w:val="double" w:color="F79646" w:themeColor="accent6" w:sz="6" w:space="0"/>
+          <w:left w:val="single" w:color="F79646" w:themeColor="accent6" w:sz="8" w:space="0"/>
+          <w:bottom w:val="single" w:color="F79646" w:themeColor="accent6" w:sz="8" w:space="0"/>
+          <w:right w:val="single" w:color="F79646" w:themeColor="accent6" w:sz="8" w:space="0"/>
         </w:tcBorders>
       </w:tcPr>
     </w:tblStylePr>
@@ -4322,10 +4480,10 @@
       <w:tblPr/>
       <w:tcPr>
         <w:tcBorders>
-          <w:top w:val="single" w:sz="8" w:space="0" w:color="F79646" w:themeColor="accent6"/>
-          <w:left w:val="single" w:sz="8" w:space="0" w:color="F79646" w:themeColor="accent6"/>
-          <w:bottom w:val="single" w:sz="8" w:space="0" w:color="F79646" w:themeColor="accent6"/>
-          <w:right w:val="single" w:sz="8" w:space="0" w:color="F79646" w:themeColor="accent6"/>
+          <w:top w:val="single" w:color="F79646" w:themeColor="accent6" w:sz="8" w:space="0"/>
+          <w:left w:val="single" w:color="F79646" w:themeColor="accent6" w:sz="8" w:space="0"/>
+          <w:bottom w:val="single" w:color="F79646" w:themeColor="accent6" w:sz="8" w:space="0"/>
+          <w:right w:val="single" w:color="F79646" w:themeColor="accent6" w:sz="8" w:space="0"/>
         </w:tcBorders>
       </w:tcPr>
     </w:tblStylePr>
@@ -4333,10 +4491,10 @@
       <w:tblPr/>
       <w:tcPr>
         <w:tcBorders>
-          <w:top w:val="single" w:sz="8" w:space="0" w:color="F79646" w:themeColor="accent6"/>
-          <w:left w:val="single" w:sz="8" w:space="0" w:color="F79646" w:themeColor="accent6"/>
-          <w:bottom w:val="single" w:sz="8" w:space="0" w:color="F79646" w:themeColor="accent6"/>
-          <w:right w:val="single" w:sz="8" w:space="0" w:color="F79646" w:themeColor="accent6"/>
+          <w:top w:val="single" w:color="F79646" w:themeColor="accent6" w:sz="8" w:space="0"/>
+          <w:left w:val="single" w:color="F79646" w:themeColor="accent6" w:sz="8" w:space="0"/>
+          <w:bottom w:val="single" w:color="F79646" w:themeColor="accent6" w:sz="8" w:space="0"/>
+          <w:right w:val="single" w:color="F79646" w:themeColor="accent6" w:sz="8" w:space="0"/>
         </w:tcBorders>
       </w:tcPr>
     </w:tblStylePr>
@@ -4354,12 +4512,12 @@
       <w:tblStyleColBandSize w:val="1"/>
       <w:tblInd w:w="0" w:type="dxa"/>
       <w:tblBorders>
-        <w:top w:val="single" w:sz="8" w:space="0" w:color="000000" w:themeColor="text1"/>
-        <w:left w:val="single" w:sz="8" w:space="0" w:color="000000" w:themeColor="text1"/>
-        <w:bottom w:val="single" w:sz="8" w:space="0" w:color="000000" w:themeColor="text1"/>
-        <w:right w:val="single" w:sz="8" w:space="0" w:color="000000" w:themeColor="text1"/>
-        <w:insideH w:val="single" w:sz="8" w:space="0" w:color="000000" w:themeColor="text1"/>
-        <w:insideV w:val="single" w:sz="8" w:space="0" w:color="000000" w:themeColor="text1"/>
+        <w:top w:val="single" w:color="000000" w:themeColor="text1" w:sz="8" w:space="0"/>
+        <w:left w:val="single" w:color="000000" w:themeColor="text1" w:sz="8" w:space="0"/>
+        <w:bottom w:val="single" w:color="000000" w:themeColor="text1" w:sz="8" w:space="0"/>
+        <w:right w:val="single" w:color="000000" w:themeColor="text1" w:sz="8" w:space="0"/>
+        <w:insideH w:val="single" w:color="000000" w:themeColor="text1" w:sz="8" w:space="0"/>
+        <w:insideV w:val="single" w:color="000000" w:themeColor="text1" w:sz="8" w:space="0"/>
       </w:tblBorders>
       <w:tblCellMar>
         <w:top w:w="0" w:type="dxa"/>
@@ -4373,19 +4531,19 @@
         <w:spacing w:before="0" w:after="0" w:line="240" w:lineRule="auto"/>
       </w:pPr>
       <w:rPr>
-        <w:rFonts w:asciiTheme="majorHAnsi" w:eastAsiaTheme="majorEastAsia" w:hAnsiTheme="majorHAnsi" w:cstheme="majorBidi"/>
-        <w:b/>
-        <w:bCs/>
-      </w:rPr>
-      <w:tblPr/>
-      <w:tcPr>
-        <w:tcBorders>
-          <w:top w:val="single" w:sz="8" w:space="0" w:color="000000" w:themeColor="text1"/>
-          <w:left w:val="single" w:sz="8" w:space="0" w:color="000000" w:themeColor="text1"/>
-          <w:bottom w:val="single" w:sz="18" w:space="0" w:color="000000" w:themeColor="text1"/>
-          <w:right w:val="single" w:sz="8" w:space="0" w:color="000000" w:themeColor="text1"/>
-          <w:insideH w:val="nil"/>
-          <w:insideV w:val="single" w:sz="8" w:space="0" w:color="000000" w:themeColor="text1"/>
+        <w:rFonts w:asciiTheme="majorHAnsi" w:hAnsiTheme="majorHAnsi" w:eastAsiaTheme="majorEastAsia" w:cstheme="majorBidi"/>
+        <w:b/>
+        <w:bCs/>
+      </w:rPr>
+      <w:tblPr/>
+      <w:tcPr>
+        <w:tcBorders>
+          <w:top w:val="single" w:color="000000" w:themeColor="text1" w:sz="8" w:space="0"/>
+          <w:left w:val="single" w:color="000000" w:themeColor="text1" w:sz="8" w:space="0"/>
+          <w:bottom w:val="single" w:color="000000" w:themeColor="text1" w:sz="18" w:space="0"/>
+          <w:right w:val="single" w:color="000000" w:themeColor="text1" w:sz="8" w:space="0"/>
+          <w:insideH w:val="nil"/>
+          <w:insideV w:val="single" w:color="000000" w:themeColor="text1" w:sz="8" w:space="0"/>
         </w:tcBorders>
       </w:tcPr>
     </w:tblStylePr>
@@ -4394,42 +4552,42 @@
         <w:spacing w:before="0" w:after="0" w:line="240" w:lineRule="auto"/>
       </w:pPr>
       <w:rPr>
-        <w:rFonts w:asciiTheme="majorHAnsi" w:eastAsiaTheme="majorEastAsia" w:hAnsiTheme="majorHAnsi" w:cstheme="majorBidi"/>
-        <w:b/>
-        <w:bCs/>
-      </w:rPr>
-      <w:tblPr/>
-      <w:tcPr>
-        <w:tcBorders>
-          <w:top w:val="double" w:sz="6" w:space="0" w:color="000000" w:themeColor="text1"/>
-          <w:left w:val="single" w:sz="8" w:space="0" w:color="000000" w:themeColor="text1"/>
-          <w:bottom w:val="single" w:sz="8" w:space="0" w:color="000000" w:themeColor="text1"/>
-          <w:right w:val="single" w:sz="8" w:space="0" w:color="000000" w:themeColor="text1"/>
-          <w:insideH w:val="nil"/>
-          <w:insideV w:val="single" w:sz="8" w:space="0" w:color="000000" w:themeColor="text1"/>
+        <w:rFonts w:asciiTheme="majorHAnsi" w:hAnsiTheme="majorHAnsi" w:eastAsiaTheme="majorEastAsia" w:cstheme="majorBidi"/>
+        <w:b/>
+        <w:bCs/>
+      </w:rPr>
+      <w:tblPr/>
+      <w:tcPr>
+        <w:tcBorders>
+          <w:top w:val="double" w:color="000000" w:themeColor="text1" w:sz="6" w:space="0"/>
+          <w:left w:val="single" w:color="000000" w:themeColor="text1" w:sz="8" w:space="0"/>
+          <w:bottom w:val="single" w:color="000000" w:themeColor="text1" w:sz="8" w:space="0"/>
+          <w:right w:val="single" w:color="000000" w:themeColor="text1" w:sz="8" w:space="0"/>
+          <w:insideH w:val="nil"/>
+          <w:insideV w:val="single" w:color="000000" w:themeColor="text1" w:sz="8" w:space="0"/>
         </w:tcBorders>
       </w:tcPr>
     </w:tblStylePr>
     <w:tblStylePr w:type="firstCol">
       <w:rPr>
-        <w:rFonts w:asciiTheme="majorHAnsi" w:eastAsiaTheme="majorEastAsia" w:hAnsiTheme="majorHAnsi" w:cstheme="majorBidi"/>
+        <w:rFonts w:asciiTheme="majorHAnsi" w:hAnsiTheme="majorHAnsi" w:eastAsiaTheme="majorEastAsia" w:cstheme="majorBidi"/>
         <w:b/>
         <w:bCs/>
       </w:rPr>
     </w:tblStylePr>
     <w:tblStylePr w:type="lastCol">
       <w:rPr>
-        <w:rFonts w:asciiTheme="majorHAnsi" w:eastAsiaTheme="majorEastAsia" w:hAnsiTheme="majorHAnsi" w:cstheme="majorBidi"/>
-        <w:b/>
-        <w:bCs/>
-      </w:rPr>
-      <w:tblPr/>
-      <w:tcPr>
-        <w:tcBorders>
-          <w:top w:val="single" w:sz="8" w:space="0" w:color="000000" w:themeColor="text1"/>
-          <w:left w:val="single" w:sz="8" w:space="0" w:color="000000" w:themeColor="text1"/>
-          <w:bottom w:val="single" w:sz="8" w:space="0" w:color="000000" w:themeColor="text1"/>
-          <w:right w:val="single" w:sz="8" w:space="0" w:color="000000" w:themeColor="text1"/>
+        <w:rFonts w:asciiTheme="majorHAnsi" w:hAnsiTheme="majorHAnsi" w:eastAsiaTheme="majorEastAsia" w:cstheme="majorBidi"/>
+        <w:b/>
+        <w:bCs/>
+      </w:rPr>
+      <w:tblPr/>
+      <w:tcPr>
+        <w:tcBorders>
+          <w:top w:val="single" w:color="000000" w:themeColor="text1" w:sz="8" w:space="0"/>
+          <w:left w:val="single" w:color="000000" w:themeColor="text1" w:sz="8" w:space="0"/>
+          <w:bottom w:val="single" w:color="000000" w:themeColor="text1" w:sz="8" w:space="0"/>
+          <w:right w:val="single" w:color="000000" w:themeColor="text1" w:sz="8" w:space="0"/>
         </w:tcBorders>
       </w:tcPr>
     </w:tblStylePr>
@@ -4437,10 +4595,10 @@
       <w:tblPr/>
       <w:tcPr>
         <w:tcBorders>
-          <w:top w:val="single" w:sz="8" w:space="0" w:color="000000" w:themeColor="text1"/>
-          <w:left w:val="single" w:sz="8" w:space="0" w:color="000000" w:themeColor="text1"/>
-          <w:bottom w:val="single" w:sz="8" w:space="0" w:color="000000" w:themeColor="text1"/>
-          <w:right w:val="single" w:sz="8" w:space="0" w:color="000000" w:themeColor="text1"/>
+          <w:top w:val="single" w:color="000000" w:themeColor="text1" w:sz="8" w:space="0"/>
+          <w:left w:val="single" w:color="000000" w:themeColor="text1" w:sz="8" w:space="0"/>
+          <w:bottom w:val="single" w:color="000000" w:themeColor="text1" w:sz="8" w:space="0"/>
+          <w:right w:val="single" w:color="000000" w:themeColor="text1" w:sz="8" w:space="0"/>
         </w:tcBorders>
         <w:shd w:val="clear" w:color="auto" w:fill="C0C0C0" w:themeFill="text1" w:themeFillTint="3F"/>
       </w:tcPr>
@@ -4449,11 +4607,11 @@
       <w:tblPr/>
       <w:tcPr>
         <w:tcBorders>
-          <w:top w:val="single" w:sz="8" w:space="0" w:color="000000" w:themeColor="text1"/>
-          <w:left w:val="single" w:sz="8" w:space="0" w:color="000000" w:themeColor="text1"/>
-          <w:bottom w:val="single" w:sz="8" w:space="0" w:color="000000" w:themeColor="text1"/>
-          <w:right w:val="single" w:sz="8" w:space="0" w:color="000000" w:themeColor="text1"/>
-          <w:insideV w:val="single" w:sz="8" w:space="0" w:color="000000" w:themeColor="text1"/>
+          <w:top w:val="single" w:color="000000" w:themeColor="text1" w:sz="8" w:space="0"/>
+          <w:left w:val="single" w:color="000000" w:themeColor="text1" w:sz="8" w:space="0"/>
+          <w:bottom w:val="single" w:color="000000" w:themeColor="text1" w:sz="8" w:space="0"/>
+          <w:right w:val="single" w:color="000000" w:themeColor="text1" w:sz="8" w:space="0"/>
+          <w:insideV w:val="single" w:color="000000" w:themeColor="text1" w:sz="8" w:space="0"/>
         </w:tcBorders>
         <w:shd w:val="clear" w:color="auto" w:fill="C0C0C0" w:themeFill="text1" w:themeFillTint="3F"/>
       </w:tcPr>
@@ -4462,11 +4620,11 @@
       <w:tblPr/>
       <w:tcPr>
         <w:tcBorders>
-          <w:top w:val="single" w:sz="8" w:space="0" w:color="000000" w:themeColor="text1"/>
-          <w:left w:val="single" w:sz="8" w:space="0" w:color="000000" w:themeColor="text1"/>
-          <w:bottom w:val="single" w:sz="8" w:space="0" w:color="000000" w:themeColor="text1"/>
-          <w:right w:val="single" w:sz="8" w:space="0" w:color="000000" w:themeColor="text1"/>
-          <w:insideV w:val="single" w:sz="8" w:space="0" w:color="000000" w:themeColor="text1"/>
+          <w:top w:val="single" w:color="000000" w:themeColor="text1" w:sz="8" w:space="0"/>
+          <w:left w:val="single" w:color="000000" w:themeColor="text1" w:sz="8" w:space="0"/>
+          <w:bottom w:val="single" w:color="000000" w:themeColor="text1" w:sz="8" w:space="0"/>
+          <w:right w:val="single" w:color="000000" w:themeColor="text1" w:sz="8" w:space="0"/>
+          <w:insideV w:val="single" w:color="000000" w:themeColor="text1" w:sz="8" w:space="0"/>
         </w:tcBorders>
       </w:tcPr>
     </w:tblStylePr>
@@ -4484,12 +4642,12 @@
       <w:tblStyleColBandSize w:val="1"/>
       <w:tblInd w:w="0" w:type="dxa"/>
       <w:tblBorders>
-        <w:top w:val="single" w:sz="8" w:space="0" w:color="4F81BD" w:themeColor="accent1"/>
-        <w:left w:val="single" w:sz="8" w:space="0" w:color="4F81BD" w:themeColor="accent1"/>
-        <w:bottom w:val="single" w:sz="8" w:space="0" w:color="4F81BD" w:themeColor="accent1"/>
-        <w:right w:val="single" w:sz="8" w:space="0" w:color="4F81BD" w:themeColor="accent1"/>
-        <w:insideH w:val="single" w:sz="8" w:space="0" w:color="4F81BD" w:themeColor="accent1"/>
-        <w:insideV w:val="single" w:sz="8" w:space="0" w:color="4F81BD" w:themeColor="accent1"/>
+        <w:top w:val="single" w:color="4F81BD" w:themeColor="accent1" w:sz="8" w:space="0"/>
+        <w:left w:val="single" w:color="4F81BD" w:themeColor="accent1" w:sz="8" w:space="0"/>
+        <w:bottom w:val="single" w:color="4F81BD" w:themeColor="accent1" w:sz="8" w:space="0"/>
+        <w:right w:val="single" w:color="4F81BD" w:themeColor="accent1" w:sz="8" w:space="0"/>
+        <w:insideH w:val="single" w:color="4F81BD" w:themeColor="accent1" w:sz="8" w:space="0"/>
+        <w:insideV w:val="single" w:color="4F81BD" w:themeColor="accent1" w:sz="8" w:space="0"/>
       </w:tblBorders>
       <w:tblCellMar>
         <w:top w:w="0" w:type="dxa"/>
@@ -4503,19 +4661,19 @@
         <w:spacing w:before="0" w:after="0" w:line="240" w:lineRule="auto"/>
       </w:pPr>
       <w:rPr>
-        <w:rFonts w:asciiTheme="majorHAnsi" w:eastAsiaTheme="majorEastAsia" w:hAnsiTheme="majorHAnsi" w:cstheme="majorBidi"/>
-        <w:b/>
-        <w:bCs/>
-      </w:rPr>
-      <w:tblPr/>
-      <w:tcPr>
-        <w:tcBorders>
-          <w:top w:val="single" w:sz="8" w:space="0" w:color="4F81BD" w:themeColor="accent1"/>
-          <w:left w:val="single" w:sz="8" w:space="0" w:color="4F81BD" w:themeColor="accent1"/>
-          <w:bottom w:val="single" w:sz="18" w:space="0" w:color="4F81BD" w:themeColor="accent1"/>
-          <w:right w:val="single" w:sz="8" w:space="0" w:color="4F81BD" w:themeColor="accent1"/>
-          <w:insideH w:val="nil"/>
-          <w:insideV w:val="single" w:sz="8" w:space="0" w:color="4F81BD" w:themeColor="accent1"/>
+        <w:rFonts w:asciiTheme="majorHAnsi" w:hAnsiTheme="majorHAnsi" w:eastAsiaTheme="majorEastAsia" w:cstheme="majorBidi"/>
+        <w:b/>
+        <w:bCs/>
+      </w:rPr>
+      <w:tblPr/>
+      <w:tcPr>
+        <w:tcBorders>
+          <w:top w:val="single" w:color="4F81BD" w:themeColor="accent1" w:sz="8" w:space="0"/>
+          <w:left w:val="single" w:color="4F81BD" w:themeColor="accent1" w:sz="8" w:space="0"/>
+          <w:bottom w:val="single" w:color="4F81BD" w:themeColor="accent1" w:sz="18" w:space="0"/>
+          <w:right w:val="single" w:color="4F81BD" w:themeColor="accent1" w:sz="8" w:space="0"/>
+          <w:insideH w:val="nil"/>
+          <w:insideV w:val="single" w:color="4F81BD" w:themeColor="accent1" w:sz="8" w:space="0"/>
         </w:tcBorders>
       </w:tcPr>
     </w:tblStylePr>
@@ -4524,42 +4682,42 @@
         <w:spacing w:before="0" w:after="0" w:line="240" w:lineRule="auto"/>
       </w:pPr>
       <w:rPr>
-        <w:rFonts w:asciiTheme="majorHAnsi" w:eastAsiaTheme="majorEastAsia" w:hAnsiTheme="majorHAnsi" w:cstheme="majorBidi"/>
-        <w:b/>
-        <w:bCs/>
-      </w:rPr>
-      <w:tblPr/>
-      <w:tcPr>
-        <w:tcBorders>
-          <w:top w:val="double" w:sz="6" w:space="0" w:color="4F81BD" w:themeColor="accent1"/>
-          <w:left w:val="single" w:sz="8" w:space="0" w:color="4F81BD" w:themeColor="accent1"/>
-          <w:bottom w:val="single" w:sz="8" w:space="0" w:color="4F81BD" w:themeColor="accent1"/>
-          <w:right w:val="single" w:sz="8" w:space="0" w:color="4F81BD" w:themeColor="accent1"/>
-          <w:insideH w:val="nil"/>
-          <w:insideV w:val="single" w:sz="8" w:space="0" w:color="4F81BD" w:themeColor="accent1"/>
+        <w:rFonts w:asciiTheme="majorHAnsi" w:hAnsiTheme="majorHAnsi" w:eastAsiaTheme="majorEastAsia" w:cstheme="majorBidi"/>
+        <w:b/>
+        <w:bCs/>
+      </w:rPr>
+      <w:tblPr/>
+      <w:tcPr>
+        <w:tcBorders>
+          <w:top w:val="double" w:color="4F81BD" w:themeColor="accent1" w:sz="6" w:space="0"/>
+          <w:left w:val="single" w:color="4F81BD" w:themeColor="accent1" w:sz="8" w:space="0"/>
+          <w:bottom w:val="single" w:color="4F81BD" w:themeColor="accent1" w:sz="8" w:space="0"/>
+          <w:right w:val="single" w:color="4F81BD" w:themeColor="accent1" w:sz="8" w:space="0"/>
+          <w:insideH w:val="nil"/>
+          <w:insideV w:val="single" w:color="4F81BD" w:themeColor="accent1" w:sz="8" w:space="0"/>
         </w:tcBorders>
       </w:tcPr>
     </w:tblStylePr>
     <w:tblStylePr w:type="firstCol">
       <w:rPr>
-        <w:rFonts w:asciiTheme="majorHAnsi" w:eastAsiaTheme="majorEastAsia" w:hAnsiTheme="majorHAnsi" w:cstheme="majorBidi"/>
+        <w:rFonts w:asciiTheme="majorHAnsi" w:hAnsiTheme="majorHAnsi" w:eastAsiaTheme="majorEastAsia" w:cstheme="majorBidi"/>
         <w:b/>
         <w:bCs/>
       </w:rPr>
     </w:tblStylePr>
     <w:tblStylePr w:type="lastCol">
       <w:rPr>
-        <w:rFonts w:asciiTheme="majorHAnsi" w:eastAsiaTheme="majorEastAsia" w:hAnsiTheme="majorHAnsi" w:cstheme="majorBidi"/>
-        <w:b/>
-        <w:bCs/>
-      </w:rPr>
-      <w:tblPr/>
-      <w:tcPr>
-        <w:tcBorders>
-          <w:top w:val="single" w:sz="8" w:space="0" w:color="4F81BD" w:themeColor="accent1"/>
-          <w:left w:val="single" w:sz="8" w:space="0" w:color="4F81BD" w:themeColor="accent1"/>
-          <w:bottom w:val="single" w:sz="8" w:space="0" w:color="4F81BD" w:themeColor="accent1"/>
-          <w:right w:val="single" w:sz="8" w:space="0" w:color="4F81BD" w:themeColor="accent1"/>
+        <w:rFonts w:asciiTheme="majorHAnsi" w:hAnsiTheme="majorHAnsi" w:eastAsiaTheme="majorEastAsia" w:cstheme="majorBidi"/>
+        <w:b/>
+        <w:bCs/>
+      </w:rPr>
+      <w:tblPr/>
+      <w:tcPr>
+        <w:tcBorders>
+          <w:top w:val="single" w:color="4F81BD" w:themeColor="accent1" w:sz="8" w:space="0"/>
+          <w:left w:val="single" w:color="4F81BD" w:themeColor="accent1" w:sz="8" w:space="0"/>
+          <w:bottom w:val="single" w:color="4F81BD" w:themeColor="accent1" w:sz="8" w:space="0"/>
+          <w:right w:val="single" w:color="4F81BD" w:themeColor="accent1" w:sz="8" w:space="0"/>
         </w:tcBorders>
       </w:tcPr>
     </w:tblStylePr>
@@ -4567,10 +4725,10 @@
       <w:tblPr/>
       <w:tcPr>
         <w:tcBorders>
-          <w:top w:val="single" w:sz="8" w:space="0" w:color="4F81BD" w:themeColor="accent1"/>
-          <w:left w:val="single" w:sz="8" w:space="0" w:color="4F81BD" w:themeColor="accent1"/>
-          <w:bottom w:val="single" w:sz="8" w:space="0" w:color="4F81BD" w:themeColor="accent1"/>
-          <w:right w:val="single" w:sz="8" w:space="0" w:color="4F81BD" w:themeColor="accent1"/>
+          <w:top w:val="single" w:color="4F81BD" w:themeColor="accent1" w:sz="8" w:space="0"/>
+          <w:left w:val="single" w:color="4F81BD" w:themeColor="accent1" w:sz="8" w:space="0"/>
+          <w:bottom w:val="single" w:color="4F81BD" w:themeColor="accent1" w:sz="8" w:space="0"/>
+          <w:right w:val="single" w:color="4F81BD" w:themeColor="accent1" w:sz="8" w:space="0"/>
         </w:tcBorders>
         <w:shd w:val="clear" w:color="auto" w:fill="D3DFEE" w:themeFill="accent1" w:themeFillTint="3F"/>
       </w:tcPr>
@@ -4579,11 +4737,11 @@
       <w:tblPr/>
       <w:tcPr>
         <w:tcBorders>
-          <w:top w:val="single" w:sz="8" w:space="0" w:color="4F81BD" w:themeColor="accent1"/>
-          <w:left w:val="single" w:sz="8" w:space="0" w:color="4F81BD" w:themeColor="accent1"/>
-          <w:bottom w:val="single" w:sz="8" w:space="0" w:color="4F81BD" w:themeColor="accent1"/>
-          <w:right w:val="single" w:sz="8" w:space="0" w:color="4F81BD" w:themeColor="accent1"/>
-          <w:insideV w:val="single" w:sz="8" w:space="0" w:color="4F81BD" w:themeColor="accent1"/>
+          <w:top w:val="single" w:color="4F81BD" w:themeColor="accent1" w:sz="8" w:space="0"/>
+          <w:left w:val="single" w:color="4F81BD" w:themeColor="accent1" w:sz="8" w:space="0"/>
+          <w:bottom w:val="single" w:color="4F81BD" w:themeColor="accent1" w:sz="8" w:space="0"/>
+          <w:right w:val="single" w:color="4F81BD" w:themeColor="accent1" w:sz="8" w:space="0"/>
+          <w:insideV w:val="single" w:color="4F81BD" w:themeColor="accent1" w:sz="8" w:space="0"/>
         </w:tcBorders>
         <w:shd w:val="clear" w:color="auto" w:fill="D3DFEE" w:themeFill="accent1" w:themeFillTint="3F"/>
       </w:tcPr>
@@ -4592,11 +4750,11 @@
       <w:tblPr/>
       <w:tcPr>
         <w:tcBorders>
-          <w:top w:val="single" w:sz="8" w:space="0" w:color="4F81BD" w:themeColor="accent1"/>
-          <w:left w:val="single" w:sz="8" w:space="0" w:color="4F81BD" w:themeColor="accent1"/>
-          <w:bottom w:val="single" w:sz="8" w:space="0" w:color="4F81BD" w:themeColor="accent1"/>
-          <w:right w:val="single" w:sz="8" w:space="0" w:color="4F81BD" w:themeColor="accent1"/>
-          <w:insideV w:val="single" w:sz="8" w:space="0" w:color="4F81BD" w:themeColor="accent1"/>
+          <w:top w:val="single" w:color="4F81BD" w:themeColor="accent1" w:sz="8" w:space="0"/>
+          <w:left w:val="single" w:color="4F81BD" w:themeColor="accent1" w:sz="8" w:space="0"/>
+          <w:bottom w:val="single" w:color="4F81BD" w:themeColor="accent1" w:sz="8" w:space="0"/>
+          <w:right w:val="single" w:color="4F81BD" w:themeColor="accent1" w:sz="8" w:space="0"/>
+          <w:insideV w:val="single" w:color="4F81BD" w:themeColor="accent1" w:sz="8" w:space="0"/>
         </w:tcBorders>
       </w:tcPr>
     </w:tblStylePr>
@@ -4614,12 +4772,12 @@
       <w:tblStyleColBandSize w:val="1"/>
       <w:tblInd w:w="0" w:type="dxa"/>
       <w:tblBorders>
-        <w:top w:val="single" w:sz="8" w:space="0" w:color="C0504D" w:themeColor="accent2"/>
-        <w:left w:val="single" w:sz="8" w:space="0" w:color="C0504D" w:themeColor="accent2"/>
-        <w:bottom w:val="single" w:sz="8" w:space="0" w:color="C0504D" w:themeColor="accent2"/>
-        <w:right w:val="single" w:sz="8" w:space="0" w:color="C0504D" w:themeColor="accent2"/>
-        <w:insideH w:val="single" w:sz="8" w:space="0" w:color="C0504D" w:themeColor="accent2"/>
-        <w:insideV w:val="single" w:sz="8" w:space="0" w:color="C0504D" w:themeColor="accent2"/>
+        <w:top w:val="single" w:color="C0504D" w:themeColor="accent2" w:sz="8" w:space="0"/>
+        <w:left w:val="single" w:color="C0504D" w:themeColor="accent2" w:sz="8" w:space="0"/>
+        <w:bottom w:val="single" w:color="C0504D" w:themeColor="accent2" w:sz="8" w:space="0"/>
+        <w:right w:val="single" w:color="C0504D" w:themeColor="accent2" w:sz="8" w:space="0"/>
+        <w:insideH w:val="single" w:color="C0504D" w:themeColor="accent2" w:sz="8" w:space="0"/>
+        <w:insideV w:val="single" w:color="C0504D" w:themeColor="accent2" w:sz="8" w:space="0"/>
       </w:tblBorders>
       <w:tblCellMar>
         <w:top w:w="0" w:type="dxa"/>
@@ -4633,19 +4791,19 @@
         <w:spacing w:before="0" w:after="0" w:line="240" w:lineRule="auto"/>
       </w:pPr>
       <w:rPr>
-        <w:rFonts w:asciiTheme="majorHAnsi" w:eastAsiaTheme="majorEastAsia" w:hAnsiTheme="majorHAnsi" w:cstheme="majorBidi"/>
-        <w:b/>
-        <w:bCs/>
-      </w:rPr>
-      <w:tblPr/>
-      <w:tcPr>
-        <w:tcBorders>
-          <w:top w:val="single" w:sz="8" w:space="0" w:color="C0504D" w:themeColor="accent2"/>
-          <w:left w:val="single" w:sz="8" w:space="0" w:color="C0504D" w:themeColor="accent2"/>
-          <w:bottom w:val="single" w:sz="18" w:space="0" w:color="C0504D" w:themeColor="accent2"/>
-          <w:right w:val="single" w:sz="8" w:space="0" w:color="C0504D" w:themeColor="accent2"/>
-          <w:insideH w:val="nil"/>
-          <w:insideV w:val="single" w:sz="8" w:space="0" w:color="C0504D" w:themeColor="accent2"/>
+        <w:rFonts w:asciiTheme="majorHAnsi" w:hAnsiTheme="majorHAnsi" w:eastAsiaTheme="majorEastAsia" w:cstheme="majorBidi"/>
+        <w:b/>
+        <w:bCs/>
+      </w:rPr>
+      <w:tblPr/>
+      <w:tcPr>
+        <w:tcBorders>
+          <w:top w:val="single" w:color="C0504D" w:themeColor="accent2" w:sz="8" w:space="0"/>
+          <w:left w:val="single" w:color="C0504D" w:themeColor="accent2" w:sz="8" w:space="0"/>
+          <w:bottom w:val="single" w:color="C0504D" w:themeColor="accent2" w:sz="18" w:space="0"/>
+          <w:right w:val="single" w:color="C0504D" w:themeColor="accent2" w:sz="8" w:space="0"/>
+          <w:insideH w:val="nil"/>
+          <w:insideV w:val="single" w:color="C0504D" w:themeColor="accent2" w:sz="8" w:space="0"/>
         </w:tcBorders>
       </w:tcPr>
     </w:tblStylePr>
@@ -4654,42 +4812,42 @@
         <w:spacing w:before="0" w:after="0" w:line="240" w:lineRule="auto"/>
       </w:pPr>
       <w:rPr>
-        <w:rFonts w:asciiTheme="majorHAnsi" w:eastAsiaTheme="majorEastAsia" w:hAnsiTheme="majorHAnsi" w:cstheme="majorBidi"/>
-        <w:b/>
-        <w:bCs/>
-      </w:rPr>
-      <w:tblPr/>
-      <w:tcPr>
-        <w:tcBorders>
-          <w:top w:val="double" w:sz="6" w:space="0" w:color="C0504D" w:themeColor="accent2"/>
-          <w:left w:val="single" w:sz="8" w:space="0" w:color="C0504D" w:themeColor="accent2"/>
-          <w:bottom w:val="single" w:sz="8" w:space="0" w:color="C0504D" w:themeColor="accent2"/>
-          <w:right w:val="single" w:sz="8" w:space="0" w:color="C0504D" w:themeColor="accent2"/>
-          <w:insideH w:val="nil"/>
-          <w:insideV w:val="single" w:sz="8" w:space="0" w:color="C0504D" w:themeColor="accent2"/>
+        <w:rFonts w:asciiTheme="majorHAnsi" w:hAnsiTheme="majorHAnsi" w:eastAsiaTheme="majorEastAsia" w:cstheme="majorBidi"/>
+        <w:b/>
+        <w:bCs/>
+      </w:rPr>
+      <w:tblPr/>
+      <w:tcPr>
+        <w:tcBorders>
+          <w:top w:val="double" w:color="C0504D" w:themeColor="accent2" w:sz="6" w:space="0"/>
+          <w:left w:val="single" w:color="C0504D" w:themeColor="accent2" w:sz="8" w:space="0"/>
+          <w:bottom w:val="single" w:color="C0504D" w:themeColor="accent2" w:sz="8" w:space="0"/>
+          <w:right w:val="single" w:color="C0504D" w:themeColor="accent2" w:sz="8" w:space="0"/>
+          <w:insideH w:val="nil"/>
+          <w:insideV w:val="single" w:color="C0504D" w:themeColor="accent2" w:sz="8" w:space="0"/>
         </w:tcBorders>
       </w:tcPr>
     </w:tblStylePr>
     <w:tblStylePr w:type="firstCol">
       <w:rPr>
-        <w:rFonts w:asciiTheme="majorHAnsi" w:eastAsiaTheme="majorEastAsia" w:hAnsiTheme="majorHAnsi" w:cstheme="majorBidi"/>
+        <w:rFonts w:asciiTheme="majorHAnsi" w:hAnsiTheme="majorHAnsi" w:eastAsiaTheme="majorEastAsia" w:cstheme="majorBidi"/>
         <w:b/>
         <w:bCs/>
       </w:rPr>
     </w:tblStylePr>
     <w:tblStylePr w:type="lastCol">
       <w:rPr>
-        <w:rFonts w:asciiTheme="majorHAnsi" w:eastAsiaTheme="majorEastAsia" w:hAnsiTheme="majorHAnsi" w:cstheme="majorBidi"/>
-        <w:b/>
-        <w:bCs/>
-      </w:rPr>
-      <w:tblPr/>
-      <w:tcPr>
-        <w:tcBorders>
-          <w:top w:val="single" w:sz="8" w:space="0" w:color="C0504D" w:themeColor="accent2"/>
-          <w:left w:val="single" w:sz="8" w:space="0" w:color="C0504D" w:themeColor="accent2"/>
-          <w:bottom w:val="single" w:sz="8" w:space="0" w:color="C0504D" w:themeColor="accent2"/>
-          <w:right w:val="single" w:sz="8" w:space="0" w:color="C0504D" w:themeColor="accent2"/>
+        <w:rFonts w:asciiTheme="majorHAnsi" w:hAnsiTheme="majorHAnsi" w:eastAsiaTheme="majorEastAsia" w:cstheme="majorBidi"/>
+        <w:b/>
+        <w:bCs/>
+      </w:rPr>
+      <w:tblPr/>
+      <w:tcPr>
+        <w:tcBorders>
+          <w:top w:val="single" w:color="C0504D" w:themeColor="accent2" w:sz="8" w:space="0"/>
+          <w:left w:val="single" w:color="C0504D" w:themeColor="accent2" w:sz="8" w:space="0"/>
+          <w:bottom w:val="single" w:color="C0504D" w:themeColor="accent2" w:sz="8" w:space="0"/>
+          <w:right w:val="single" w:color="C0504D" w:themeColor="accent2" w:sz="8" w:space="0"/>
         </w:tcBorders>
       </w:tcPr>
     </w:tblStylePr>
@@ -4697,10 +4855,10 @@
       <w:tblPr/>
       <w:tcPr>
         <w:tcBorders>
-          <w:top w:val="single" w:sz="8" w:space="0" w:color="C0504D" w:themeColor="accent2"/>
-          <w:left w:val="single" w:sz="8" w:space="0" w:color="C0504D" w:themeColor="accent2"/>
-          <w:bottom w:val="single" w:sz="8" w:space="0" w:color="C0504D" w:themeColor="accent2"/>
-          <w:right w:val="single" w:sz="8" w:space="0" w:color="C0504D" w:themeColor="accent2"/>
+          <w:top w:val="single" w:color="C0504D" w:themeColor="accent2" w:sz="8" w:space="0"/>
+          <w:left w:val="single" w:color="C0504D" w:themeColor="accent2" w:sz="8" w:space="0"/>
+          <w:bottom w:val="single" w:color="C0504D" w:themeColor="accent2" w:sz="8" w:space="0"/>
+          <w:right w:val="single" w:color="C0504D" w:themeColor="accent2" w:sz="8" w:space="0"/>
         </w:tcBorders>
         <w:shd w:val="clear" w:color="auto" w:fill="EFD3D2" w:themeFill="accent2" w:themeFillTint="3F"/>
       </w:tcPr>
@@ -4709,11 +4867,11 @@
       <w:tblPr/>
       <w:tcPr>
         <w:tcBorders>
-          <w:top w:val="single" w:sz="8" w:space="0" w:color="C0504D" w:themeColor="accent2"/>
-          <w:left w:val="single" w:sz="8" w:space="0" w:color="C0504D" w:themeColor="accent2"/>
-          <w:bottom w:val="single" w:sz="8" w:space="0" w:color="C0504D" w:themeColor="accent2"/>
-          <w:right w:val="single" w:sz="8" w:space="0" w:color="C0504D" w:themeColor="accent2"/>
-          <w:insideV w:val="single" w:sz="8" w:space="0" w:color="C0504D" w:themeColor="accent2"/>
+          <w:top w:val="single" w:color="C0504D" w:themeColor="accent2" w:sz="8" w:space="0"/>
+          <w:left w:val="single" w:color="C0504D" w:themeColor="accent2" w:sz="8" w:space="0"/>
+          <w:bottom w:val="single" w:color="C0504D" w:themeColor="accent2" w:sz="8" w:space="0"/>
+          <w:right w:val="single" w:color="C0504D" w:themeColor="accent2" w:sz="8" w:space="0"/>
+          <w:insideV w:val="single" w:color="C0504D" w:themeColor="accent2" w:sz="8" w:space="0"/>
         </w:tcBorders>
         <w:shd w:val="clear" w:color="auto" w:fill="EFD3D2" w:themeFill="accent2" w:themeFillTint="3F"/>
       </w:tcPr>
@@ -4722,11 +4880,11 @@
       <w:tblPr/>
       <w:tcPr>
         <w:tcBorders>
-          <w:top w:val="single" w:sz="8" w:space="0" w:color="C0504D" w:themeColor="accent2"/>
-          <w:left w:val="single" w:sz="8" w:space="0" w:color="C0504D" w:themeColor="accent2"/>
-          <w:bottom w:val="single" w:sz="8" w:space="0" w:color="C0504D" w:themeColor="accent2"/>
-          <w:right w:val="single" w:sz="8" w:space="0" w:color="C0504D" w:themeColor="accent2"/>
-          <w:insideV w:val="single" w:sz="8" w:space="0" w:color="C0504D" w:themeColor="accent2"/>
+          <w:top w:val="single" w:color="C0504D" w:themeColor="accent2" w:sz="8" w:space="0"/>
+          <w:left w:val="single" w:color="C0504D" w:themeColor="accent2" w:sz="8" w:space="0"/>
+          <w:bottom w:val="single" w:color="C0504D" w:themeColor="accent2" w:sz="8" w:space="0"/>
+          <w:right w:val="single" w:color="C0504D" w:themeColor="accent2" w:sz="8" w:space="0"/>
+          <w:insideV w:val="single" w:color="C0504D" w:themeColor="accent2" w:sz="8" w:space="0"/>
         </w:tcBorders>
       </w:tcPr>
     </w:tblStylePr>
@@ -4744,12 +4902,12 @@
       <w:tblStyleColBandSize w:val="1"/>
       <w:tblInd w:w="0" w:type="dxa"/>
       <w:tblBorders>
-        <w:top w:val="single" w:sz="8" w:space="0" w:color="9BBB59" w:themeColor="accent3"/>
-        <w:left w:val="single" w:sz="8" w:space="0" w:color="9BBB59" w:themeColor="accent3"/>
-        <w:bottom w:val="single" w:sz="8" w:space="0" w:color="9BBB59" w:themeColor="accent3"/>
-        <w:right w:val="single" w:sz="8" w:space="0" w:color="9BBB59" w:themeColor="accent3"/>
-        <w:insideH w:val="single" w:sz="8" w:space="0" w:color="9BBB59" w:themeColor="accent3"/>
-        <w:insideV w:val="single" w:sz="8" w:space="0" w:color="9BBB59" w:themeColor="accent3"/>
+        <w:top w:val="single" w:color="9BBB59" w:themeColor="accent3" w:sz="8" w:space="0"/>
+        <w:left w:val="single" w:color="9BBB59" w:themeColor="accent3" w:sz="8" w:space="0"/>
+        <w:bottom w:val="single" w:color="9BBB59" w:themeColor="accent3" w:sz="8" w:space="0"/>
+        <w:right w:val="single" w:color="9BBB59" w:themeColor="accent3" w:sz="8" w:space="0"/>
+        <w:insideH w:val="single" w:color="9BBB59" w:themeColor="accent3" w:sz="8" w:space="0"/>
+        <w:insideV w:val="single" w:color="9BBB59" w:themeColor="accent3" w:sz="8" w:space="0"/>
       </w:tblBorders>
       <w:tblCellMar>
         <w:top w:w="0" w:type="dxa"/>
@@ -4763,19 +4921,19 @@
         <w:spacing w:before="0" w:after="0" w:line="240" w:lineRule="auto"/>
       </w:pPr>
       <w:rPr>
-        <w:rFonts w:asciiTheme="majorHAnsi" w:eastAsiaTheme="majorEastAsia" w:hAnsiTheme="majorHAnsi" w:cstheme="majorBidi"/>
-        <w:b/>
-        <w:bCs/>
-      </w:rPr>
-      <w:tblPr/>
-      <w:tcPr>
-        <w:tcBorders>
-          <w:top w:val="single" w:sz="8" w:space="0" w:color="9BBB59" w:themeColor="accent3"/>
-          <w:left w:val="single" w:sz="8" w:space="0" w:color="9BBB59" w:themeColor="accent3"/>
-          <w:bottom w:val="single" w:sz="18" w:space="0" w:color="9BBB59" w:themeColor="accent3"/>
-          <w:right w:val="single" w:sz="8" w:space="0" w:color="9BBB59" w:themeColor="accent3"/>
-          <w:insideH w:val="nil"/>
-          <w:insideV w:val="single" w:sz="8" w:space="0" w:color="9BBB59" w:themeColor="accent3"/>
+        <w:rFonts w:asciiTheme="majorHAnsi" w:hAnsiTheme="majorHAnsi" w:eastAsiaTheme="majorEastAsia" w:cstheme="majorBidi"/>
+        <w:b/>
+        <w:bCs/>
+      </w:rPr>
+      <w:tblPr/>
+      <w:tcPr>
+        <w:tcBorders>
+          <w:top w:val="single" w:color="9BBB59" w:themeColor="accent3" w:sz="8" w:space="0"/>
+          <w:left w:val="single" w:color="9BBB59" w:themeColor="accent3" w:sz="8" w:space="0"/>
+          <w:bottom w:val="single" w:color="9BBB59" w:themeColor="accent3" w:sz="18" w:space="0"/>
+          <w:right w:val="single" w:color="9BBB59" w:themeColor="accent3" w:sz="8" w:space="0"/>
+          <w:insideH w:val="nil"/>
+          <w:insideV w:val="single" w:color="9BBB59" w:themeColor="accent3" w:sz="8" w:space="0"/>
         </w:tcBorders>
       </w:tcPr>
     </w:tblStylePr>
@@ -4784,42 +4942,42 @@
         <w:spacing w:before="0" w:after="0" w:line="240" w:lineRule="auto"/>
       </w:pPr>
       <w:rPr>
-        <w:rFonts w:asciiTheme="majorHAnsi" w:eastAsiaTheme="majorEastAsia" w:hAnsiTheme="majorHAnsi" w:cstheme="majorBidi"/>
-        <w:b/>
-        <w:bCs/>
-      </w:rPr>
-      <w:tblPr/>
-      <w:tcPr>
-        <w:tcBorders>
-          <w:top w:val="double" w:sz="6" w:space="0" w:color="9BBB59" w:themeColor="accent3"/>
-          <w:left w:val="single" w:sz="8" w:space="0" w:color="9BBB59" w:themeColor="accent3"/>
-          <w:bottom w:val="single" w:sz="8" w:space="0" w:color="9BBB59" w:themeColor="accent3"/>
-          <w:right w:val="single" w:sz="8" w:space="0" w:color="9BBB59" w:themeColor="accent3"/>
-          <w:insideH w:val="nil"/>
-          <w:insideV w:val="single" w:sz="8" w:space="0" w:color="9BBB59" w:themeColor="accent3"/>
+        <w:rFonts w:asciiTheme="majorHAnsi" w:hAnsiTheme="majorHAnsi" w:eastAsiaTheme="majorEastAsia" w:cstheme="majorBidi"/>
+        <w:b/>
+        <w:bCs/>
+      </w:rPr>
+      <w:tblPr/>
+      <w:tcPr>
+        <w:tcBorders>
+          <w:top w:val="double" w:color="9BBB59" w:themeColor="accent3" w:sz="6" w:space="0"/>
+          <w:left w:val="single" w:color="9BBB59" w:themeColor="accent3" w:sz="8" w:space="0"/>
+          <w:bottom w:val="single" w:color="9BBB59" w:themeColor="accent3" w:sz="8" w:space="0"/>
+          <w:right w:val="single" w:color="9BBB59" w:themeColor="accent3" w:sz="8" w:space="0"/>
+          <w:insideH w:val="nil"/>
+          <w:insideV w:val="single" w:color="9BBB59" w:themeColor="accent3" w:sz="8" w:space="0"/>
         </w:tcBorders>
       </w:tcPr>
     </w:tblStylePr>
     <w:tblStylePr w:type="firstCol">
       <w:rPr>
-        <w:rFonts w:asciiTheme="majorHAnsi" w:eastAsiaTheme="majorEastAsia" w:hAnsiTheme="majorHAnsi" w:cstheme="majorBidi"/>
+        <w:rFonts w:asciiTheme="majorHAnsi" w:hAnsiTheme="majorHAnsi" w:eastAsiaTheme="majorEastAsia" w:cstheme="majorBidi"/>
         <w:b/>
         <w:bCs/>
       </w:rPr>
     </w:tblStylePr>
     <w:tblStylePr w:type="lastCol">
       <w:rPr>
-        <w:rFonts w:asciiTheme="majorHAnsi" w:eastAsiaTheme="majorEastAsia" w:hAnsiTheme="majorHAnsi" w:cstheme="majorBidi"/>
-        <w:b/>
-        <w:bCs/>
-      </w:rPr>
-      <w:tblPr/>
-      <w:tcPr>
-        <w:tcBorders>
-          <w:top w:val="single" w:sz="8" w:space="0" w:color="9BBB59" w:themeColor="accent3"/>
-          <w:left w:val="single" w:sz="8" w:space="0" w:color="9BBB59" w:themeColor="accent3"/>
-          <w:bottom w:val="single" w:sz="8" w:space="0" w:color="9BBB59" w:themeColor="accent3"/>
-          <w:right w:val="single" w:sz="8" w:space="0" w:color="9BBB59" w:themeColor="accent3"/>
+        <w:rFonts w:asciiTheme="majorHAnsi" w:hAnsiTheme="majorHAnsi" w:eastAsiaTheme="majorEastAsia" w:cstheme="majorBidi"/>
+        <w:b/>
+        <w:bCs/>
+      </w:rPr>
+      <w:tblPr/>
+      <w:tcPr>
+        <w:tcBorders>
+          <w:top w:val="single" w:color="9BBB59" w:themeColor="accent3" w:sz="8" w:space="0"/>
+          <w:left w:val="single" w:color="9BBB59" w:themeColor="accent3" w:sz="8" w:space="0"/>
+          <w:bottom w:val="single" w:color="9BBB59" w:themeColor="accent3" w:sz="8" w:space="0"/>
+          <w:right w:val="single" w:color="9BBB59" w:themeColor="accent3" w:sz="8" w:space="0"/>
         </w:tcBorders>
       </w:tcPr>
     </w:tblStylePr>
@@ -4827,10 +4985,10 @@
       <w:tblPr/>
       <w:tcPr>
         <w:tcBorders>
-          <w:top w:val="single" w:sz="8" w:space="0" w:color="9BBB59" w:themeColor="accent3"/>
-          <w:left w:val="single" w:sz="8" w:space="0" w:color="9BBB59" w:themeColor="accent3"/>
-          <w:bottom w:val="single" w:sz="8" w:space="0" w:color="9BBB59" w:themeColor="accent3"/>
-          <w:right w:val="single" w:sz="8" w:space="0" w:color="9BBB59" w:themeColor="accent3"/>
+          <w:top w:val="single" w:color="9BBB59" w:themeColor="accent3" w:sz="8" w:space="0"/>
+          <w:left w:val="single" w:color="9BBB59" w:themeColor="accent3" w:sz="8" w:space="0"/>
+          <w:bottom w:val="single" w:color="9BBB59" w:themeColor="accent3" w:sz="8" w:space="0"/>
+          <w:right w:val="single" w:color="9BBB59" w:themeColor="accent3" w:sz="8" w:space="0"/>
         </w:tcBorders>
         <w:shd w:val="clear" w:color="auto" w:fill="E6EED5" w:themeFill="accent3" w:themeFillTint="3F"/>
       </w:tcPr>
@@ -4839,11 +4997,11 @@
       <w:tblPr/>
       <w:tcPr>
         <w:tcBorders>
-          <w:top w:val="single" w:sz="8" w:space="0" w:color="9BBB59" w:themeColor="accent3"/>
-          <w:left w:val="single" w:sz="8" w:space="0" w:color="9BBB59" w:themeColor="accent3"/>
-          <w:bottom w:val="single" w:sz="8" w:space="0" w:color="9BBB59" w:themeColor="accent3"/>
-          <w:right w:val="single" w:sz="8" w:space="0" w:color="9BBB59" w:themeColor="accent3"/>
-          <w:insideV w:val="single" w:sz="8" w:space="0" w:color="9BBB59" w:themeColor="accent3"/>
+          <w:top w:val="single" w:color="9BBB59" w:themeColor="accent3" w:sz="8" w:space="0"/>
+          <w:left w:val="single" w:color="9BBB59" w:themeColor="accent3" w:sz="8" w:space="0"/>
+          <w:bottom w:val="single" w:color="9BBB59" w:themeColor="accent3" w:sz="8" w:space="0"/>
+          <w:right w:val="single" w:color="9BBB59" w:themeColor="accent3" w:sz="8" w:space="0"/>
+          <w:insideV w:val="single" w:color="9BBB59" w:themeColor="accent3" w:sz="8" w:space="0"/>
         </w:tcBorders>
         <w:shd w:val="clear" w:color="auto" w:fill="E6EED5" w:themeFill="accent3" w:themeFillTint="3F"/>
       </w:tcPr>
@@ -4852,11 +5010,11 @@
       <w:tblPr/>
       <w:tcPr>
         <w:tcBorders>
-          <w:top w:val="single" w:sz="8" w:space="0" w:color="9BBB59" w:themeColor="accent3"/>
-          <w:left w:val="single" w:sz="8" w:space="0" w:color="9BBB59" w:themeColor="accent3"/>
-          <w:bottom w:val="single" w:sz="8" w:space="0" w:color="9BBB59" w:themeColor="accent3"/>
-          <w:right w:val="single" w:sz="8" w:space="0" w:color="9BBB59" w:themeColor="accent3"/>
-          <w:insideV w:val="single" w:sz="8" w:space="0" w:color="9BBB59" w:themeColor="accent3"/>
+          <w:top w:val="single" w:color="9BBB59" w:themeColor="accent3" w:sz="8" w:space="0"/>
+          <w:left w:val="single" w:color="9BBB59" w:themeColor="accent3" w:sz="8" w:space="0"/>
+          <w:bottom w:val="single" w:color="9BBB59" w:themeColor="accent3" w:sz="8" w:space="0"/>
+          <w:right w:val="single" w:color="9BBB59" w:themeColor="accent3" w:sz="8" w:space="0"/>
+          <w:insideV w:val="single" w:color="9BBB59" w:themeColor="accent3" w:sz="8" w:space="0"/>
         </w:tcBorders>
       </w:tcPr>
     </w:tblStylePr>
@@ -4874,12 +5032,12 @@
       <w:tblStyleColBandSize w:val="1"/>
       <w:tblInd w:w="0" w:type="dxa"/>
       <w:tblBorders>
-        <w:top w:val="single" w:sz="8" w:space="0" w:color="8064A2" w:themeColor="accent4"/>
-        <w:left w:val="single" w:sz="8" w:space="0" w:color="8064A2" w:themeColor="accent4"/>
-        <w:bottom w:val="single" w:sz="8" w:space="0" w:color="8064A2" w:themeColor="accent4"/>
-        <w:right w:val="single" w:sz="8" w:space="0" w:color="8064A2" w:themeColor="accent4"/>
-        <w:insideH w:val="single" w:sz="8" w:space="0" w:color="8064A2" w:themeColor="accent4"/>
-        <w:insideV w:val="single" w:sz="8" w:space="0" w:color="8064A2" w:themeColor="accent4"/>
+        <w:top w:val="single" w:color="8064A2" w:themeColor="accent4" w:sz="8" w:space="0"/>
+        <w:left w:val="single" w:color="8064A2" w:themeColor="accent4" w:sz="8" w:space="0"/>
+        <w:bottom w:val="single" w:color="8064A2" w:themeColor="accent4" w:sz="8" w:space="0"/>
+        <w:right w:val="single" w:color="8064A2" w:themeColor="accent4" w:sz="8" w:space="0"/>
+        <w:insideH w:val="single" w:color="8064A2" w:themeColor="accent4" w:sz="8" w:space="0"/>
+        <w:insideV w:val="single" w:color="8064A2" w:themeColor="accent4" w:sz="8" w:space="0"/>
       </w:tblBorders>
       <w:tblCellMar>
         <w:top w:w="0" w:type="dxa"/>
@@ -4893,19 +5051,19 @@
         <w:spacing w:before="0" w:after="0" w:line="240" w:lineRule="auto"/>
       </w:pPr>
       <w:rPr>
-        <w:rFonts w:asciiTheme="majorHAnsi" w:eastAsiaTheme="majorEastAsia" w:hAnsiTheme="majorHAnsi" w:cstheme="majorBidi"/>
-        <w:b/>
-        <w:bCs/>
-      </w:rPr>
-      <w:tblPr/>
-      <w:tcPr>
-        <w:tcBorders>
-          <w:top w:val="single" w:sz="8" w:space="0" w:color="8064A2" w:themeColor="accent4"/>
-          <w:left w:val="single" w:sz="8" w:space="0" w:color="8064A2" w:themeColor="accent4"/>
-          <w:bottom w:val="single" w:sz="18" w:space="0" w:color="8064A2" w:themeColor="accent4"/>
-          <w:right w:val="single" w:sz="8" w:space="0" w:color="8064A2" w:themeColor="accent4"/>
-          <w:insideH w:val="nil"/>
-          <w:insideV w:val="single" w:sz="8" w:space="0" w:color="8064A2" w:themeColor="accent4"/>
+        <w:rFonts w:asciiTheme="majorHAnsi" w:hAnsiTheme="majorHAnsi" w:eastAsiaTheme="majorEastAsia" w:cstheme="majorBidi"/>
+        <w:b/>
+        <w:bCs/>
+      </w:rPr>
+      <w:tblPr/>
+      <w:tcPr>
+        <w:tcBorders>
+          <w:top w:val="single" w:color="8064A2" w:themeColor="accent4" w:sz="8" w:space="0"/>
+          <w:left w:val="single" w:color="8064A2" w:themeColor="accent4" w:sz="8" w:space="0"/>
+          <w:bottom w:val="single" w:color="8064A2" w:themeColor="accent4" w:sz="18" w:space="0"/>
+          <w:right w:val="single" w:color="8064A2" w:themeColor="accent4" w:sz="8" w:space="0"/>
+          <w:insideH w:val="nil"/>
+          <w:insideV w:val="single" w:color="8064A2" w:themeColor="accent4" w:sz="8" w:space="0"/>
         </w:tcBorders>
       </w:tcPr>
     </w:tblStylePr>
@@ -4914,42 +5072,42 @@
         <w:spacing w:before="0" w:after="0" w:line="240" w:lineRule="auto"/>
       </w:pPr>
       <w:rPr>
-        <w:rFonts w:asciiTheme="majorHAnsi" w:eastAsiaTheme="majorEastAsia" w:hAnsiTheme="majorHAnsi" w:cstheme="majorBidi"/>
-        <w:b/>
-        <w:bCs/>
-      </w:rPr>
-      <w:tblPr/>
-      <w:tcPr>
-        <w:tcBorders>
-          <w:top w:val="double" w:sz="6" w:space="0" w:color="8064A2" w:themeColor="accent4"/>
-          <w:left w:val="single" w:sz="8" w:space="0" w:color="8064A2" w:themeColor="accent4"/>
-          <w:bottom w:val="single" w:sz="8" w:space="0" w:color="8064A2" w:themeColor="accent4"/>
-          <w:right w:val="single" w:sz="8" w:space="0" w:color="8064A2" w:themeColor="accent4"/>
-          <w:insideH w:val="nil"/>
-          <w:insideV w:val="single" w:sz="8" w:space="0" w:color="8064A2" w:themeColor="accent4"/>
+        <w:rFonts w:asciiTheme="majorHAnsi" w:hAnsiTheme="majorHAnsi" w:eastAsiaTheme="majorEastAsia" w:cstheme="majorBidi"/>
+        <w:b/>
+        <w:bCs/>
+      </w:rPr>
+      <w:tblPr/>
+      <w:tcPr>
+        <w:tcBorders>
+          <w:top w:val="double" w:color="8064A2" w:themeColor="accent4" w:sz="6" w:space="0"/>
+          <w:left w:val="single" w:color="8064A2" w:themeColor="accent4" w:sz="8" w:space="0"/>
+          <w:bottom w:val="single" w:color="8064A2" w:themeColor="accent4" w:sz="8" w:space="0"/>
+          <w:right w:val="single" w:color="8064A2" w:themeColor="accent4" w:sz="8" w:space="0"/>
+          <w:insideH w:val="nil"/>
+          <w:insideV w:val="single" w:color="8064A2" w:themeColor="accent4" w:sz="8" w:space="0"/>
         </w:tcBorders>
       </w:tcPr>
     </w:tblStylePr>
     <w:tblStylePr w:type="firstCol">
       <w:rPr>
-        <w:rFonts w:asciiTheme="majorHAnsi" w:eastAsiaTheme="majorEastAsia" w:hAnsiTheme="majorHAnsi" w:cstheme="majorBidi"/>
+        <w:rFonts w:asciiTheme="majorHAnsi" w:hAnsiTheme="majorHAnsi" w:eastAsiaTheme="majorEastAsia" w:cstheme="majorBidi"/>
         <w:b/>
         <w:bCs/>
       </w:rPr>
     </w:tblStylePr>
     <w:tblStylePr w:type="lastCol">
       <w:rPr>
-        <w:rFonts w:asciiTheme="majorHAnsi" w:eastAsiaTheme="majorEastAsia" w:hAnsiTheme="majorHAnsi" w:cstheme="majorBidi"/>
-        <w:b/>
-        <w:bCs/>
-      </w:rPr>
-      <w:tblPr/>
-      <w:tcPr>
-        <w:tcBorders>
-          <w:top w:val="single" w:sz="8" w:space="0" w:color="8064A2" w:themeColor="accent4"/>
-          <w:left w:val="single" w:sz="8" w:space="0" w:color="8064A2" w:themeColor="accent4"/>
-          <w:bottom w:val="single" w:sz="8" w:space="0" w:color="8064A2" w:themeColor="accent4"/>
-          <w:right w:val="single" w:sz="8" w:space="0" w:color="8064A2" w:themeColor="accent4"/>
+        <w:rFonts w:asciiTheme="majorHAnsi" w:hAnsiTheme="majorHAnsi" w:eastAsiaTheme="majorEastAsia" w:cstheme="majorBidi"/>
+        <w:b/>
+        <w:bCs/>
+      </w:rPr>
+      <w:tblPr/>
+      <w:tcPr>
+        <w:tcBorders>
+          <w:top w:val="single" w:color="8064A2" w:themeColor="accent4" w:sz="8" w:space="0"/>
+          <w:left w:val="single" w:color="8064A2" w:themeColor="accent4" w:sz="8" w:space="0"/>
+          <w:bottom w:val="single" w:color="8064A2" w:themeColor="accent4" w:sz="8" w:space="0"/>
+          <w:right w:val="single" w:color="8064A2" w:themeColor="accent4" w:sz="8" w:space="0"/>
         </w:tcBorders>
       </w:tcPr>
     </w:tblStylePr>
@@ -4957,10 +5115,10 @@
       <w:tblPr/>
       <w:tcPr>
         <w:tcBorders>
-          <w:top w:val="single" w:sz="8" w:space="0" w:color="8064A2" w:themeColor="accent4"/>
-          <w:left w:val="single" w:sz="8" w:space="0" w:color="8064A2" w:themeColor="accent4"/>
-          <w:bottom w:val="single" w:sz="8" w:space="0" w:color="8064A2" w:themeColor="accent4"/>
-          <w:right w:val="single" w:sz="8" w:space="0" w:color="8064A2" w:themeColor="accent4"/>
+          <w:top w:val="single" w:color="8064A2" w:themeColor="accent4" w:sz="8" w:space="0"/>
+          <w:left w:val="single" w:color="8064A2" w:themeColor="accent4" w:sz="8" w:space="0"/>
+          <w:bottom w:val="single" w:color="8064A2" w:themeColor="accent4" w:sz="8" w:space="0"/>
+          <w:right w:val="single" w:color="8064A2" w:themeColor="accent4" w:sz="8" w:space="0"/>
         </w:tcBorders>
         <w:shd w:val="clear" w:color="auto" w:fill="DFD8E8" w:themeFill="accent4" w:themeFillTint="3F"/>
       </w:tcPr>
@@ -4969,11 +5127,11 @@
       <w:tblPr/>
       <w:tcPr>
         <w:tcBorders>
-          <w:top w:val="single" w:sz="8" w:space="0" w:color="8064A2" w:themeColor="accent4"/>
-          <w:left w:val="single" w:sz="8" w:space="0" w:color="8064A2" w:themeColor="accent4"/>
-          <w:bottom w:val="single" w:sz="8" w:space="0" w:color="8064A2" w:themeColor="accent4"/>
-          <w:right w:val="single" w:sz="8" w:space="0" w:color="8064A2" w:themeColor="accent4"/>
-          <w:insideV w:val="single" w:sz="8" w:space="0" w:color="8064A2" w:themeColor="accent4"/>
+          <w:top w:val="single" w:color="8064A2" w:themeColor="accent4" w:sz="8" w:space="0"/>
+          <w:left w:val="single" w:color="8064A2" w:themeColor="accent4" w:sz="8" w:space="0"/>
+          <w:bottom w:val="single" w:color="8064A2" w:themeColor="accent4" w:sz="8" w:space="0"/>
+          <w:right w:val="single" w:color="8064A2" w:themeColor="accent4" w:sz="8" w:space="0"/>
+          <w:insideV w:val="single" w:color="8064A2" w:themeColor="accent4" w:sz="8" w:space="0"/>
         </w:tcBorders>
         <w:shd w:val="clear" w:color="auto" w:fill="DFD8E8" w:themeFill="accent4" w:themeFillTint="3F"/>
       </w:tcPr>
@@ -4982,11 +5140,11 @@
       <w:tblPr/>
       <w:tcPr>
         <w:tcBorders>
-          <w:top w:val="single" w:sz="8" w:space="0" w:color="8064A2" w:themeColor="accent4"/>
-          <w:left w:val="single" w:sz="8" w:space="0" w:color="8064A2" w:themeColor="accent4"/>
-          <w:bottom w:val="single" w:sz="8" w:space="0" w:color="8064A2" w:themeColor="accent4"/>
-          <w:right w:val="single" w:sz="8" w:space="0" w:color="8064A2" w:themeColor="accent4"/>
-          <w:insideV w:val="single" w:sz="8" w:space="0" w:color="8064A2" w:themeColor="accent4"/>
+          <w:top w:val="single" w:color="8064A2" w:themeColor="accent4" w:sz="8" w:space="0"/>
+          <w:left w:val="single" w:color="8064A2" w:themeColor="accent4" w:sz="8" w:space="0"/>
+          <w:bottom w:val="single" w:color="8064A2" w:themeColor="accent4" w:sz="8" w:space="0"/>
+          <w:right w:val="single" w:color="8064A2" w:themeColor="accent4" w:sz="8" w:space="0"/>
+          <w:insideV w:val="single" w:color="8064A2" w:themeColor="accent4" w:sz="8" w:space="0"/>
         </w:tcBorders>
       </w:tcPr>
     </w:tblStylePr>
@@ -5004,12 +5162,12 @@
       <w:tblStyleColBandSize w:val="1"/>
       <w:tblInd w:w="0" w:type="dxa"/>
       <w:tblBorders>
-        <w:top w:val="single" w:sz="8" w:space="0" w:color="4BACC6" w:themeColor="accent5"/>
-        <w:left w:val="single" w:sz="8" w:space="0" w:color="4BACC6" w:themeColor="accent5"/>
-        <w:bottom w:val="single" w:sz="8" w:space="0" w:color="4BACC6" w:themeColor="accent5"/>
-        <w:right w:val="single" w:sz="8" w:space="0" w:color="4BACC6" w:themeColor="accent5"/>
-        <w:insideH w:val="single" w:sz="8" w:space="0" w:color="4BACC6" w:themeColor="accent5"/>
-        <w:insideV w:val="single" w:sz="8" w:space="0" w:color="4BACC6" w:themeColor="accent5"/>
+        <w:top w:val="single" w:color="4BACC6" w:themeColor="accent5" w:sz="8" w:space="0"/>
+        <w:left w:val="single" w:color="4BACC6" w:themeColor="accent5" w:sz="8" w:space="0"/>
+        <w:bottom w:val="single" w:color="4BACC6" w:themeColor="accent5" w:sz="8" w:space="0"/>
+        <w:right w:val="single" w:color="4BACC6" w:themeColor="accent5" w:sz="8" w:space="0"/>
+        <w:insideH w:val="single" w:color="4BACC6" w:themeColor="accent5" w:sz="8" w:space="0"/>
+        <w:insideV w:val="single" w:color="4BACC6" w:themeColor="accent5" w:sz="8" w:space="0"/>
       </w:tblBorders>
       <w:tblCellMar>
         <w:top w:w="0" w:type="dxa"/>
@@ -5023,19 +5181,19 @@
         <w:spacing w:before="0" w:after="0" w:line="240" w:lineRule="auto"/>
       </w:pPr>
       <w:rPr>
-        <w:rFonts w:asciiTheme="majorHAnsi" w:eastAsiaTheme="majorEastAsia" w:hAnsiTheme="majorHAnsi" w:cstheme="majorBidi"/>
-        <w:b/>
-        <w:bCs/>
-      </w:rPr>
-      <w:tblPr/>
-      <w:tcPr>
-        <w:tcBorders>
-          <w:top w:val="single" w:sz="8" w:space="0" w:color="4BACC6" w:themeColor="accent5"/>
-          <w:left w:val="single" w:sz="8" w:space="0" w:color="4BACC6" w:themeColor="accent5"/>
-          <w:bottom w:val="single" w:sz="18" w:space="0" w:color="4BACC6" w:themeColor="accent5"/>
-          <w:right w:val="single" w:sz="8" w:space="0" w:color="4BACC6" w:themeColor="accent5"/>
-          <w:insideH w:val="nil"/>
-          <w:insideV w:val="single" w:sz="8" w:space="0" w:color="4BACC6" w:themeColor="accent5"/>
+        <w:rFonts w:asciiTheme="majorHAnsi" w:hAnsiTheme="majorHAnsi" w:eastAsiaTheme="majorEastAsia" w:cstheme="majorBidi"/>
+        <w:b/>
+        <w:bCs/>
+      </w:rPr>
+      <w:tblPr/>
+      <w:tcPr>
+        <w:tcBorders>
+          <w:top w:val="single" w:color="4BACC6" w:themeColor="accent5" w:sz="8" w:space="0"/>
+          <w:left w:val="single" w:color="4BACC6" w:themeColor="accent5" w:sz="8" w:space="0"/>
+          <w:bottom w:val="single" w:color="4BACC6" w:themeColor="accent5" w:sz="18" w:space="0"/>
+          <w:right w:val="single" w:color="4BACC6" w:themeColor="accent5" w:sz="8" w:space="0"/>
+          <w:insideH w:val="nil"/>
+          <w:insideV w:val="single" w:color="4BACC6" w:themeColor="accent5" w:sz="8" w:space="0"/>
         </w:tcBorders>
       </w:tcPr>
     </w:tblStylePr>
@@ -5044,42 +5202,42 @@
         <w:spacing w:before="0" w:after="0" w:line="240" w:lineRule="auto"/>
       </w:pPr>
       <w:rPr>
-        <w:rFonts w:asciiTheme="majorHAnsi" w:eastAsiaTheme="majorEastAsia" w:hAnsiTheme="majorHAnsi" w:cstheme="majorBidi"/>
-        <w:b/>
-        <w:bCs/>
-      </w:rPr>
-      <w:tblPr/>
-      <w:tcPr>
-        <w:tcBorders>
-          <w:top w:val="double" w:sz="6" w:space="0" w:color="4BACC6" w:themeColor="accent5"/>
-          <w:left w:val="single" w:sz="8" w:space="0" w:color="4BACC6" w:themeColor="accent5"/>
-          <w:bottom w:val="single" w:sz="8" w:space="0" w:color="4BACC6" w:themeColor="accent5"/>
-          <w:right w:val="single" w:sz="8" w:space="0" w:color="4BACC6" w:themeColor="accent5"/>
-          <w:insideH w:val="nil"/>
-          <w:insideV w:val="single" w:sz="8" w:space="0" w:color="4BACC6" w:themeColor="accent5"/>
+        <w:rFonts w:asciiTheme="majorHAnsi" w:hAnsiTheme="majorHAnsi" w:eastAsiaTheme="majorEastAsia" w:cstheme="majorBidi"/>
+        <w:b/>
+        <w:bCs/>
+      </w:rPr>
+      <w:tblPr/>
+      <w:tcPr>
+        <w:tcBorders>
+          <w:top w:val="double" w:color="4BACC6" w:themeColor="accent5" w:sz="6" w:space="0"/>
+          <w:left w:val="single" w:color="4BACC6" w:themeColor="accent5" w:sz="8" w:space="0"/>
+          <w:bottom w:val="single" w:color="4BACC6" w:themeColor="accent5" w:sz="8" w:space="0"/>
+          <w:right w:val="single" w:color="4BACC6" w:themeColor="accent5" w:sz="8" w:space="0"/>
+          <w:insideH w:val="nil"/>
+          <w:insideV w:val="single" w:color="4BACC6" w:themeColor="accent5" w:sz="8" w:space="0"/>
         </w:tcBorders>
       </w:tcPr>
     </w:tblStylePr>
     <w:tblStylePr w:type="firstCol">
       <w:rPr>
-        <w:rFonts w:asciiTheme="majorHAnsi" w:eastAsiaTheme="majorEastAsia" w:hAnsiTheme="majorHAnsi" w:cstheme="majorBidi"/>
+        <w:rFonts w:asciiTheme="majorHAnsi" w:hAnsiTheme="majorHAnsi" w:eastAsiaTheme="majorEastAsia" w:cstheme="majorBidi"/>
         <w:b/>
         <w:bCs/>
       </w:rPr>
     </w:tblStylePr>
     <w:tblStylePr w:type="lastCol">
       <w:rPr>
-        <w:rFonts w:asciiTheme="majorHAnsi" w:eastAsiaTheme="majorEastAsia" w:hAnsiTheme="majorHAnsi" w:cstheme="majorBidi"/>
-        <w:b/>
-        <w:bCs/>
-      </w:rPr>
-      <w:tblPr/>
-      <w:tcPr>
-        <w:tcBorders>
-          <w:top w:val="single" w:sz="8" w:space="0" w:color="4BACC6" w:themeColor="accent5"/>
-          <w:left w:val="single" w:sz="8" w:space="0" w:color="4BACC6" w:themeColor="accent5"/>
-          <w:bottom w:val="single" w:sz="8" w:space="0" w:color="4BACC6" w:themeColor="accent5"/>
-          <w:right w:val="single" w:sz="8" w:space="0" w:color="4BACC6" w:themeColor="accent5"/>
+        <w:rFonts w:asciiTheme="majorHAnsi" w:hAnsiTheme="majorHAnsi" w:eastAsiaTheme="majorEastAsia" w:cstheme="majorBidi"/>
+        <w:b/>
+        <w:bCs/>
+      </w:rPr>
+      <w:tblPr/>
+      <w:tcPr>
+        <w:tcBorders>
+          <w:top w:val="single" w:color="4BACC6" w:themeColor="accent5" w:sz="8" w:space="0"/>
+          <w:left w:val="single" w:color="4BACC6" w:themeColor="accent5" w:sz="8" w:space="0"/>
+          <w:bottom w:val="single" w:color="4BACC6" w:themeColor="accent5" w:sz="8" w:space="0"/>
+          <w:right w:val="single" w:color="4BACC6" w:themeColor="accent5" w:sz="8" w:space="0"/>
         </w:tcBorders>
       </w:tcPr>
     </w:tblStylePr>
@@ -5087,10 +5245,10 @@
       <w:tblPr/>
       <w:tcPr>
         <w:tcBorders>
-          <w:top w:val="single" w:sz="8" w:space="0" w:color="4BACC6" w:themeColor="accent5"/>
-          <w:left w:val="single" w:sz="8" w:space="0" w:color="4BACC6" w:themeColor="accent5"/>
-          <w:bottom w:val="single" w:sz="8" w:space="0" w:color="4BACC6" w:themeColor="accent5"/>
-          <w:right w:val="single" w:sz="8" w:space="0" w:color="4BACC6" w:themeColor="accent5"/>
+          <w:top w:val="single" w:color="4BACC6" w:themeColor="accent5" w:sz="8" w:space="0"/>
+          <w:left w:val="single" w:color="4BACC6" w:themeColor="accent5" w:sz="8" w:space="0"/>
+          <w:bottom w:val="single" w:color="4BACC6" w:themeColor="accent5" w:sz="8" w:space="0"/>
+          <w:right w:val="single" w:color="4BACC6" w:themeColor="accent5" w:sz="8" w:space="0"/>
         </w:tcBorders>
         <w:shd w:val="clear" w:color="auto" w:fill="D2EAF1" w:themeFill="accent5" w:themeFillTint="3F"/>
       </w:tcPr>
@@ -5099,11 +5257,11 @@
       <w:tblPr/>
       <w:tcPr>
         <w:tcBorders>
-          <w:top w:val="single" w:sz="8" w:space="0" w:color="4BACC6" w:themeColor="accent5"/>
-          <w:left w:val="single" w:sz="8" w:space="0" w:color="4BACC6" w:themeColor="accent5"/>
-          <w:bottom w:val="single" w:sz="8" w:space="0" w:color="4BACC6" w:themeColor="accent5"/>
-          <w:right w:val="single" w:sz="8" w:space="0" w:color="4BACC6" w:themeColor="accent5"/>
-          <w:insideV w:val="single" w:sz="8" w:space="0" w:color="4BACC6" w:themeColor="accent5"/>
+          <w:top w:val="single" w:color="4BACC6" w:themeColor="accent5" w:sz="8" w:space="0"/>
+          <w:left w:val="single" w:color="4BACC6" w:themeColor="accent5" w:sz="8" w:space="0"/>
+          <w:bottom w:val="single" w:color="4BACC6" w:themeColor="accent5" w:sz="8" w:space="0"/>
+          <w:right w:val="single" w:color="4BACC6" w:themeColor="accent5" w:sz="8" w:space="0"/>
+          <w:insideV w:val="single" w:color="4BACC6" w:themeColor="accent5" w:sz="8" w:space="0"/>
         </w:tcBorders>
         <w:shd w:val="clear" w:color="auto" w:fill="D2EAF1" w:themeFill="accent5" w:themeFillTint="3F"/>
       </w:tcPr>
@@ -5112,11 +5270,11 @@
       <w:tblPr/>
       <w:tcPr>
         <w:tcBorders>
-          <w:top w:val="single" w:sz="8" w:space="0" w:color="4BACC6" w:themeColor="accent5"/>
-          <w:left w:val="single" w:sz="8" w:space="0" w:color="4BACC6" w:themeColor="accent5"/>
-          <w:bottom w:val="single" w:sz="8" w:space="0" w:color="4BACC6" w:themeColor="accent5"/>
-          <w:right w:val="single" w:sz="8" w:space="0" w:color="4BACC6" w:themeColor="accent5"/>
-          <w:insideV w:val="single" w:sz="8" w:space="0" w:color="4BACC6" w:themeColor="accent5"/>
+          <w:top w:val="single" w:color="4BACC6" w:themeColor="accent5" w:sz="8" w:space="0"/>
+          <w:left w:val="single" w:color="4BACC6" w:themeColor="accent5" w:sz="8" w:space="0"/>
+          <w:bottom w:val="single" w:color="4BACC6" w:themeColor="accent5" w:sz="8" w:space="0"/>
+          <w:right w:val="single" w:color="4BACC6" w:themeColor="accent5" w:sz="8" w:space="0"/>
+          <w:insideV w:val="single" w:color="4BACC6" w:themeColor="accent5" w:sz="8" w:space="0"/>
         </w:tcBorders>
       </w:tcPr>
     </w:tblStylePr>
@@ -5134,12 +5292,12 @@
       <w:tblStyleColBandSize w:val="1"/>
       <w:tblInd w:w="0" w:type="dxa"/>
       <w:tblBorders>
-        <w:top w:val="single" w:sz="8" w:space="0" w:color="F79646" w:themeColor="accent6"/>
-        <w:left w:val="single" w:sz="8" w:space="0" w:color="F79646" w:themeColor="accent6"/>
-        <w:bottom w:val="single" w:sz="8" w:space="0" w:color="F79646" w:themeColor="accent6"/>
-        <w:right w:val="single" w:sz="8" w:space="0" w:color="F79646" w:themeColor="accent6"/>
-        <w:insideH w:val="single" w:sz="8" w:space="0" w:color="F79646" w:themeColor="accent6"/>
-        <w:insideV w:val="single" w:sz="8" w:space="0" w:color="F79646" w:themeColor="accent6"/>
+        <w:top w:val="single" w:color="F79646" w:themeColor="accent6" w:sz="8" w:space="0"/>
+        <w:left w:val="single" w:color="F79646" w:themeColor="accent6" w:sz="8" w:space="0"/>
+        <w:bottom w:val="single" w:color="F79646" w:themeColor="accent6" w:sz="8" w:space="0"/>
+        <w:right w:val="single" w:color="F79646" w:themeColor="accent6" w:sz="8" w:space="0"/>
+        <w:insideH w:val="single" w:color="F79646" w:themeColor="accent6" w:sz="8" w:space="0"/>
+        <w:insideV w:val="single" w:color="F79646" w:themeColor="accent6" w:sz="8" w:space="0"/>
       </w:tblBorders>
       <w:tblCellMar>
         <w:top w:w="0" w:type="dxa"/>
@@ -5153,19 +5311,19 @@
         <w:spacing w:before="0" w:after="0" w:line="240" w:lineRule="auto"/>
       </w:pPr>
       <w:rPr>
-        <w:rFonts w:asciiTheme="majorHAnsi" w:eastAsiaTheme="majorEastAsia" w:hAnsiTheme="majorHAnsi" w:cstheme="majorBidi"/>
-        <w:b/>
-        <w:bCs/>
-      </w:rPr>
-      <w:tblPr/>
-      <w:tcPr>
-        <w:tcBorders>
-          <w:top w:val="single" w:sz="8" w:space="0" w:color="F79646" w:themeColor="accent6"/>
-          <w:left w:val="single" w:sz="8" w:space="0" w:color="F79646" w:themeColor="accent6"/>
-          <w:bottom w:val="single" w:sz="18" w:space="0" w:color="F79646" w:themeColor="accent6"/>
-          <w:right w:val="single" w:sz="8" w:space="0" w:color="F79646" w:themeColor="accent6"/>
-          <w:insideH w:val="nil"/>
-          <w:insideV w:val="single" w:sz="8" w:space="0" w:color="F79646" w:themeColor="accent6"/>
+        <w:rFonts w:asciiTheme="majorHAnsi" w:hAnsiTheme="majorHAnsi" w:eastAsiaTheme="majorEastAsia" w:cstheme="majorBidi"/>
+        <w:b/>
+        <w:bCs/>
+      </w:rPr>
+      <w:tblPr/>
+      <w:tcPr>
+        <w:tcBorders>
+          <w:top w:val="single" w:color="F79646" w:themeColor="accent6" w:sz="8" w:space="0"/>
+          <w:left w:val="single" w:color="F79646" w:themeColor="accent6" w:sz="8" w:space="0"/>
+          <w:bottom w:val="single" w:color="F79646" w:themeColor="accent6" w:sz="18" w:space="0"/>
+          <w:right w:val="single" w:color="F79646" w:themeColor="accent6" w:sz="8" w:space="0"/>
+          <w:insideH w:val="nil"/>
+          <w:insideV w:val="single" w:color="F79646" w:themeColor="accent6" w:sz="8" w:space="0"/>
         </w:tcBorders>
       </w:tcPr>
     </w:tblStylePr>
@@ -5174,42 +5332,42 @@
         <w:spacing w:before="0" w:after="0" w:line="240" w:lineRule="auto"/>
       </w:pPr>
       <w:rPr>
-        <w:rFonts w:asciiTheme="majorHAnsi" w:eastAsiaTheme="majorEastAsia" w:hAnsiTheme="majorHAnsi" w:cstheme="majorBidi"/>
-        <w:b/>
-        <w:bCs/>
-      </w:rPr>
-      <w:tblPr/>
-      <w:tcPr>
-        <w:tcBorders>
-          <w:top w:val="double" w:sz="6" w:space="0" w:color="F79646" w:themeColor="accent6"/>
-          <w:left w:val="single" w:sz="8" w:space="0" w:color="F79646" w:themeColor="accent6"/>
-          <w:bottom w:val="single" w:sz="8" w:space="0" w:color="F79646" w:themeColor="accent6"/>
-          <w:right w:val="single" w:sz="8" w:space="0" w:color="F79646" w:themeColor="accent6"/>
-          <w:insideH w:val="nil"/>
-          <w:insideV w:val="single" w:sz="8" w:space="0" w:color="F79646" w:themeColor="accent6"/>
+        <w:rFonts w:asciiTheme="majorHAnsi" w:hAnsiTheme="majorHAnsi" w:eastAsiaTheme="majorEastAsia" w:cstheme="majorBidi"/>
+        <w:b/>
+        <w:bCs/>
+      </w:rPr>
+      <w:tblPr/>
+      <w:tcPr>
+        <w:tcBorders>
+          <w:top w:val="double" w:color="F79646" w:themeColor="accent6" w:sz="6" w:space="0"/>
+          <w:left w:val="single" w:color="F79646" w:themeColor="accent6" w:sz="8" w:space="0"/>
+          <w:bottom w:val="single" w:color="F79646" w:themeColor="accent6" w:sz="8" w:space="0"/>
+          <w:right w:val="single" w:color="F79646" w:themeColor="accent6" w:sz="8" w:space="0"/>
+          <w:insideH w:val="nil"/>
+          <w:insideV w:val="single" w:color="F79646" w:themeColor="accent6" w:sz="8" w:space="0"/>
         </w:tcBorders>
       </w:tcPr>
     </w:tblStylePr>
     <w:tblStylePr w:type="firstCol">
       <w:rPr>
-        <w:rFonts w:asciiTheme="majorHAnsi" w:eastAsiaTheme="majorEastAsia" w:hAnsiTheme="majorHAnsi" w:cstheme="majorBidi"/>
+        <w:rFonts w:asciiTheme="majorHAnsi" w:hAnsiTheme="majorHAnsi" w:eastAsiaTheme="majorEastAsia" w:cstheme="majorBidi"/>
         <w:b/>
         <w:bCs/>
       </w:rPr>
     </w:tblStylePr>
     <w:tblStylePr w:type="lastCol">
       <w:rPr>
-        <w:rFonts w:asciiTheme="majorHAnsi" w:eastAsiaTheme="majorEastAsia" w:hAnsiTheme="majorHAnsi" w:cstheme="majorBidi"/>
-        <w:b/>
-        <w:bCs/>
-      </w:rPr>
-      <w:tblPr/>
-      <w:tcPr>
-        <w:tcBorders>
-          <w:top w:val="single" w:sz="8" w:space="0" w:color="F79646" w:themeColor="accent6"/>
-          <w:left w:val="single" w:sz="8" w:space="0" w:color="F79646" w:themeColor="accent6"/>
-          <w:bottom w:val="single" w:sz="8" w:space="0" w:color="F79646" w:themeColor="accent6"/>
-          <w:right w:val="single" w:sz="8" w:space="0" w:color="F79646" w:themeColor="accent6"/>
+        <w:rFonts w:asciiTheme="majorHAnsi" w:hAnsiTheme="majorHAnsi" w:eastAsiaTheme="majorEastAsia" w:cstheme="majorBidi"/>
+        <w:b/>
+        <w:bCs/>
+      </w:rPr>
+      <w:tblPr/>
+      <w:tcPr>
+        <w:tcBorders>
+          <w:top w:val="single" w:color="F79646" w:themeColor="accent6" w:sz="8" w:space="0"/>
+          <w:left w:val="single" w:color="F79646" w:themeColor="accent6" w:sz="8" w:space="0"/>
+          <w:bottom w:val="single" w:color="F79646" w:themeColor="accent6" w:sz="8" w:space="0"/>
+          <w:right w:val="single" w:color="F79646" w:themeColor="accent6" w:sz="8" w:space="0"/>
         </w:tcBorders>
       </w:tcPr>
     </w:tblStylePr>
@@ -5217,10 +5375,10 @@
       <w:tblPr/>
       <w:tcPr>
         <w:tcBorders>
-          <w:top w:val="single" w:sz="8" w:space="0" w:color="F79646" w:themeColor="accent6"/>
-          <w:left w:val="single" w:sz="8" w:space="0" w:color="F79646" w:themeColor="accent6"/>
-          <w:bottom w:val="single" w:sz="8" w:space="0" w:color="F79646" w:themeColor="accent6"/>
-          <w:right w:val="single" w:sz="8" w:space="0" w:color="F79646" w:themeColor="accent6"/>
+          <w:top w:val="single" w:color="F79646" w:themeColor="accent6" w:sz="8" w:space="0"/>
+          <w:left w:val="single" w:color="F79646" w:themeColor="accent6" w:sz="8" w:space="0"/>
+          <w:bottom w:val="single" w:color="F79646" w:themeColor="accent6" w:sz="8" w:space="0"/>
+          <w:right w:val="single" w:color="F79646" w:themeColor="accent6" w:sz="8" w:space="0"/>
         </w:tcBorders>
         <w:shd w:val="clear" w:color="auto" w:fill="FDE4D0" w:themeFill="accent6" w:themeFillTint="3F"/>
       </w:tcPr>
@@ -5229,11 +5387,11 @@
       <w:tblPr/>
       <w:tcPr>
         <w:tcBorders>
-          <w:top w:val="single" w:sz="8" w:space="0" w:color="F79646" w:themeColor="accent6"/>
-          <w:left w:val="single" w:sz="8" w:space="0" w:color="F79646" w:themeColor="accent6"/>
-          <w:bottom w:val="single" w:sz="8" w:space="0" w:color="F79646" w:themeColor="accent6"/>
-          <w:right w:val="single" w:sz="8" w:space="0" w:color="F79646" w:themeColor="accent6"/>
-          <w:insideV w:val="single" w:sz="8" w:space="0" w:color="F79646" w:themeColor="accent6"/>
+          <w:top w:val="single" w:color="F79646" w:themeColor="accent6" w:sz="8" w:space="0"/>
+          <w:left w:val="single" w:color="F79646" w:themeColor="accent6" w:sz="8" w:space="0"/>
+          <w:bottom w:val="single" w:color="F79646" w:themeColor="accent6" w:sz="8" w:space="0"/>
+          <w:right w:val="single" w:color="F79646" w:themeColor="accent6" w:sz="8" w:space="0"/>
+          <w:insideV w:val="single" w:color="F79646" w:themeColor="accent6" w:sz="8" w:space="0"/>
         </w:tcBorders>
         <w:shd w:val="clear" w:color="auto" w:fill="FDE4D0" w:themeFill="accent6" w:themeFillTint="3F"/>
       </w:tcPr>
@@ -5242,11 +5400,11 @@
       <w:tblPr/>
       <w:tcPr>
         <w:tcBorders>
-          <w:top w:val="single" w:sz="8" w:space="0" w:color="F79646" w:themeColor="accent6"/>
-          <w:left w:val="single" w:sz="8" w:space="0" w:color="F79646" w:themeColor="accent6"/>
-          <w:bottom w:val="single" w:sz="8" w:space="0" w:color="F79646" w:themeColor="accent6"/>
-          <w:right w:val="single" w:sz="8" w:space="0" w:color="F79646" w:themeColor="accent6"/>
-          <w:insideV w:val="single" w:sz="8" w:space="0" w:color="F79646" w:themeColor="accent6"/>
+          <w:top w:val="single" w:color="F79646" w:themeColor="accent6" w:sz="8" w:space="0"/>
+          <w:left w:val="single" w:color="F79646" w:themeColor="accent6" w:sz="8" w:space="0"/>
+          <w:bottom w:val="single" w:color="F79646" w:themeColor="accent6" w:sz="8" w:space="0"/>
+          <w:right w:val="single" w:color="F79646" w:themeColor="accent6" w:sz="8" w:space="0"/>
+          <w:insideV w:val="single" w:color="F79646" w:themeColor="accent6" w:sz="8" w:space="0"/>
         </w:tcBorders>
       </w:tcPr>
     </w:tblStylePr>
@@ -5264,11 +5422,11 @@
       <w:tblStyleColBandSize w:val="1"/>
       <w:tblInd w:w="0" w:type="dxa"/>
       <w:tblBorders>
-        <w:top w:val="single" w:sz="8" w:space="0" w:color="404040" w:themeColor="text1" w:themeTint="BF"/>
-        <w:left w:val="single" w:sz="8" w:space="0" w:color="404040" w:themeColor="text1" w:themeTint="BF"/>
-        <w:bottom w:val="single" w:sz="8" w:space="0" w:color="404040" w:themeColor="text1" w:themeTint="BF"/>
-        <w:right w:val="single" w:sz="8" w:space="0" w:color="404040" w:themeColor="text1" w:themeTint="BF"/>
-        <w:insideH w:val="single" w:sz="8" w:space="0" w:color="404040" w:themeColor="text1" w:themeTint="BF"/>
+        <w:top w:val="single" w:color="404040" w:themeColor="text1" w:themeTint="BF" w:sz="8" w:space="0"/>
+        <w:left w:val="single" w:color="404040" w:themeColor="text1" w:themeTint="BF" w:sz="8" w:space="0"/>
+        <w:bottom w:val="single" w:color="404040" w:themeColor="text1" w:themeTint="BF" w:sz="8" w:space="0"/>
+        <w:right w:val="single" w:color="404040" w:themeColor="text1" w:themeTint="BF" w:sz="8" w:space="0"/>
+        <w:insideH w:val="single" w:color="404040" w:themeColor="text1" w:themeTint="BF" w:sz="8" w:space="0"/>
       </w:tblBorders>
       <w:tblCellMar>
         <w:top w:w="0" w:type="dxa"/>
@@ -5289,10 +5447,10 @@
       <w:tblPr/>
       <w:tcPr>
         <w:tcBorders>
-          <w:top w:val="single" w:sz="8" w:space="0" w:color="404040" w:themeColor="text1" w:themeTint="BF"/>
-          <w:left w:val="single" w:sz="8" w:space="0" w:color="404040" w:themeColor="text1" w:themeTint="BF"/>
-          <w:bottom w:val="single" w:sz="8" w:space="0" w:color="404040" w:themeColor="text1" w:themeTint="BF"/>
-          <w:right w:val="single" w:sz="8" w:space="0" w:color="404040" w:themeColor="text1" w:themeTint="BF"/>
+          <w:top w:val="single" w:color="404040" w:themeColor="text1" w:themeTint="BF" w:sz="8" w:space="0"/>
+          <w:left w:val="single" w:color="404040" w:themeColor="text1" w:themeTint="BF" w:sz="8" w:space="0"/>
+          <w:bottom w:val="single" w:color="404040" w:themeColor="text1" w:themeTint="BF" w:sz="8" w:space="0"/>
+          <w:right w:val="single" w:color="404040" w:themeColor="text1" w:themeTint="BF" w:sz="8" w:space="0"/>
           <w:insideH w:val="nil"/>
           <w:insideV w:val="nil"/>
         </w:tcBorders>
@@ -5310,10 +5468,10 @@
       <w:tblPr/>
       <w:tcPr>
         <w:tcBorders>
-          <w:top w:val="double" w:sz="6" w:space="0" w:color="404040" w:themeColor="text1" w:themeTint="BF"/>
-          <w:left w:val="single" w:sz="8" w:space="0" w:color="404040" w:themeColor="text1" w:themeTint="BF"/>
-          <w:bottom w:val="single" w:sz="8" w:space="0" w:color="404040" w:themeColor="text1" w:themeTint="BF"/>
-          <w:right w:val="single" w:sz="8" w:space="0" w:color="404040" w:themeColor="text1" w:themeTint="BF"/>
+          <w:top w:val="double" w:color="404040" w:themeColor="text1" w:themeTint="BF" w:sz="6" w:space="0"/>
+          <w:left w:val="single" w:color="404040" w:themeColor="text1" w:themeTint="BF" w:sz="8" w:space="0"/>
+          <w:bottom w:val="single" w:color="404040" w:themeColor="text1" w:themeTint="BF" w:sz="8" w:space="0"/>
+          <w:right w:val="single" w:color="404040" w:themeColor="text1" w:themeTint="BF" w:sz="8" w:space="0"/>
           <w:insideH w:val="nil"/>
           <w:insideV w:val="nil"/>
         </w:tcBorders>
@@ -5370,11 +5528,11 @@
       <w:tblStyleColBandSize w:val="1"/>
       <w:tblInd w:w="0" w:type="dxa"/>
       <w:tblBorders>
-        <w:top w:val="single" w:sz="8" w:space="0" w:color="7BA0CD" w:themeColor="accent1" w:themeTint="BF"/>
-        <w:left w:val="single" w:sz="8" w:space="0" w:color="7BA0CD" w:themeColor="accent1" w:themeTint="BF"/>
-        <w:bottom w:val="single" w:sz="8" w:space="0" w:color="7BA0CD" w:themeColor="accent1" w:themeTint="BF"/>
-        <w:right w:val="single" w:sz="8" w:space="0" w:color="7BA0CD" w:themeColor="accent1" w:themeTint="BF"/>
-        <w:insideH w:val="single" w:sz="8" w:space="0" w:color="7BA0CD" w:themeColor="accent1" w:themeTint="BF"/>
+        <w:top w:val="single" w:color="7BA0CD" w:themeColor="accent1" w:themeTint="BF" w:sz="8" w:space="0"/>
+        <w:left w:val="single" w:color="7BA0CD" w:themeColor="accent1" w:themeTint="BF" w:sz="8" w:space="0"/>
+        <w:bottom w:val="single" w:color="7BA0CD" w:themeColor="accent1" w:themeTint="BF" w:sz="8" w:space="0"/>
+        <w:right w:val="single" w:color="7BA0CD" w:themeColor="accent1" w:themeTint="BF" w:sz="8" w:space="0"/>
+        <w:insideH w:val="single" w:color="7BA0CD" w:themeColor="accent1" w:themeTint="BF" w:sz="8" w:space="0"/>
       </w:tblBorders>
       <w:tblCellMar>
         <w:top w:w="0" w:type="dxa"/>
@@ -5395,10 +5553,10 @@
       <w:tblPr/>
       <w:tcPr>
         <w:tcBorders>
-          <w:top w:val="single" w:sz="8" w:space="0" w:color="7BA0CD" w:themeColor="accent1" w:themeTint="BF"/>
-          <w:left w:val="single" w:sz="8" w:space="0" w:color="7BA0CD" w:themeColor="accent1" w:themeTint="BF"/>
-          <w:bottom w:val="single" w:sz="8" w:space="0" w:color="7BA0CD" w:themeColor="accent1" w:themeTint="BF"/>
-          <w:right w:val="single" w:sz="8" w:space="0" w:color="7BA0CD" w:themeColor="accent1" w:themeTint="BF"/>
+          <w:top w:val="single" w:color="7BA0CD" w:themeColor="accent1" w:themeTint="BF" w:sz="8" w:space="0"/>
+          <w:left w:val="single" w:color="7BA0CD" w:themeColor="accent1" w:themeTint="BF" w:sz="8" w:space="0"/>
+          <w:bottom w:val="single" w:color="7BA0CD" w:themeColor="accent1" w:themeTint="BF" w:sz="8" w:space="0"/>
+          <w:right w:val="single" w:color="7BA0CD" w:themeColor="accent1" w:themeTint="BF" w:sz="8" w:space="0"/>
           <w:insideH w:val="nil"/>
           <w:insideV w:val="nil"/>
         </w:tcBorders>
@@ -5416,10 +5574,10 @@
       <w:tblPr/>
       <w:tcPr>
         <w:tcBorders>
-          <w:top w:val="double" w:sz="6" w:space="0" w:color="7BA0CD" w:themeColor="accent1" w:themeTint="BF"/>
-          <w:left w:val="single" w:sz="8" w:space="0" w:color="7BA0CD" w:themeColor="accent1" w:themeTint="BF"/>
-          <w:bottom w:val="single" w:sz="8" w:space="0" w:color="7BA0CD" w:themeColor="accent1" w:themeTint="BF"/>
-          <w:right w:val="single" w:sz="8" w:space="0" w:color="7BA0CD" w:themeColor="accent1" w:themeTint="BF"/>
+          <w:top w:val="double" w:color="7BA0CD" w:themeColor="accent1" w:themeTint="BF" w:sz="6" w:space="0"/>
+          <w:left w:val="single" w:color="7BA0CD" w:themeColor="accent1" w:themeTint="BF" w:sz="8" w:space="0"/>
+          <w:bottom w:val="single" w:color="7BA0CD" w:themeColor="accent1" w:themeTint="BF" w:sz="8" w:space="0"/>
+          <w:right w:val="single" w:color="7BA0CD" w:themeColor="accent1" w:themeTint="BF" w:sz="8" w:space="0"/>
           <w:insideH w:val="nil"/>
           <w:insideV w:val="nil"/>
         </w:tcBorders>
@@ -5476,11 +5634,11 @@
       <w:tblStyleColBandSize w:val="1"/>
       <w:tblInd w:w="0" w:type="dxa"/>
       <w:tblBorders>
-        <w:top w:val="single" w:sz="8" w:space="0" w:color="CF7B79" w:themeColor="accent2" w:themeTint="BF"/>
-        <w:left w:val="single" w:sz="8" w:space="0" w:color="CF7B79" w:themeColor="accent2" w:themeTint="BF"/>
-        <w:bottom w:val="single" w:sz="8" w:space="0" w:color="CF7B79" w:themeColor="accent2" w:themeTint="BF"/>
-        <w:right w:val="single" w:sz="8" w:space="0" w:color="CF7B79" w:themeColor="accent2" w:themeTint="BF"/>
-        <w:insideH w:val="single" w:sz="8" w:space="0" w:color="CF7B79" w:themeColor="accent2" w:themeTint="BF"/>
+        <w:top w:val="single" w:color="CF7B79" w:themeColor="accent2" w:themeTint="BF" w:sz="8" w:space="0"/>
+        <w:left w:val="single" w:color="CF7B79" w:themeColor="accent2" w:themeTint="BF" w:sz="8" w:space="0"/>
+        <w:bottom w:val="single" w:color="CF7B79" w:themeColor="accent2" w:themeTint="BF" w:sz="8" w:space="0"/>
+        <w:right w:val="single" w:color="CF7B79" w:themeColor="accent2" w:themeTint="BF" w:sz="8" w:space="0"/>
+        <w:insideH w:val="single" w:color="CF7B79" w:themeColor="accent2" w:themeTint="BF" w:sz="8" w:space="0"/>
       </w:tblBorders>
       <w:tblCellMar>
         <w:top w:w="0" w:type="dxa"/>
@@ -5501,10 +5659,10 @@
       <w:tblPr/>
       <w:tcPr>
         <w:tcBorders>
-          <w:top w:val="single" w:sz="8" w:space="0" w:color="CF7B79" w:themeColor="accent2" w:themeTint="BF"/>
-          <w:left w:val="single" w:sz="8" w:space="0" w:color="CF7B79" w:themeColor="accent2" w:themeTint="BF"/>
-          <w:bottom w:val="single" w:sz="8" w:space="0" w:color="CF7B79" w:themeColor="accent2" w:themeTint="BF"/>
-          <w:right w:val="single" w:sz="8" w:space="0" w:color="CF7B79" w:themeColor="accent2" w:themeTint="BF"/>
+          <w:top w:val="single" w:color="CF7B79" w:themeColor="accent2" w:themeTint="BF" w:sz="8" w:space="0"/>
+          <w:left w:val="single" w:color="CF7B79" w:themeColor="accent2" w:themeTint="BF" w:sz="8" w:space="0"/>
+          <w:bottom w:val="single" w:color="CF7B79" w:themeColor="accent2" w:themeTint="BF" w:sz="8" w:space="0"/>
+          <w:right w:val="single" w:color="CF7B79" w:themeColor="accent2" w:themeTint="BF" w:sz="8" w:space="0"/>
           <w:insideH w:val="nil"/>
           <w:insideV w:val="nil"/>
         </w:tcBorders>
@@ -5522,10 +5680,10 @@
       <w:tblPr/>
       <w:tcPr>
         <w:tcBorders>
-          <w:top w:val="double" w:sz="6" w:space="0" w:color="CF7B79" w:themeColor="accent2" w:themeTint="BF"/>
-          <w:left w:val="single" w:sz="8" w:space="0" w:color="CF7B79" w:themeColor="accent2" w:themeTint="BF"/>
-          <w:bottom w:val="single" w:sz="8" w:space="0" w:color="CF7B79" w:themeColor="accent2" w:themeTint="BF"/>
-          <w:right w:val="single" w:sz="8" w:space="0" w:color="CF7B79" w:themeColor="accent2" w:themeTint="BF"/>
+          <w:top w:val="double" w:color="CF7B79" w:themeColor="accent2" w:themeTint="BF" w:sz="6" w:space="0"/>
+          <w:left w:val="single" w:color="CF7B79" w:themeColor="accent2" w:themeTint="BF" w:sz="8" w:space="0"/>
+          <w:bottom w:val="single" w:color="CF7B79" w:themeColor="accent2" w:themeTint="BF" w:sz="8" w:space="0"/>
+          <w:right w:val="single" w:color="CF7B79" w:themeColor="accent2" w:themeTint="BF" w:sz="8" w:space="0"/>
           <w:insideH w:val="nil"/>
           <w:insideV w:val="nil"/>
         </w:tcBorders>
@@ -5582,11 +5740,11 @@
       <w:tblStyleColBandSize w:val="1"/>
       <w:tblInd w:w="0" w:type="dxa"/>
       <w:tblBorders>
-        <w:top w:val="single" w:sz="8" w:space="0" w:color="B3CC82" w:themeColor="accent3" w:themeTint="BF"/>
-        <w:left w:val="single" w:sz="8" w:space="0" w:color="B3CC82" w:themeColor="accent3" w:themeTint="BF"/>
-        <w:bottom w:val="single" w:sz="8" w:space="0" w:color="B3CC82" w:themeColor="accent3" w:themeTint="BF"/>
-        <w:right w:val="single" w:sz="8" w:space="0" w:color="B3CC82" w:themeColor="accent3" w:themeTint="BF"/>
-        <w:insideH w:val="single" w:sz="8" w:space="0" w:color="B3CC82" w:themeColor="accent3" w:themeTint="BF"/>
+        <w:top w:val="single" w:color="B3CC82" w:themeColor="accent3" w:themeTint="BF" w:sz="8" w:space="0"/>
+        <w:left w:val="single" w:color="B3CC82" w:themeColor="accent3" w:themeTint="BF" w:sz="8" w:space="0"/>
+        <w:bottom w:val="single" w:color="B3CC82" w:themeColor="accent3" w:themeTint="BF" w:sz="8" w:space="0"/>
+        <w:right w:val="single" w:color="B3CC82" w:themeColor="accent3" w:themeTint="BF" w:sz="8" w:space="0"/>
+        <w:insideH w:val="single" w:color="B3CC82" w:themeColor="accent3" w:themeTint="BF" w:sz="8" w:space="0"/>
       </w:tblBorders>
       <w:tblCellMar>
         <w:top w:w="0" w:type="dxa"/>
@@ -5607,10 +5765,10 @@
       <w:tblPr/>
       <w:tcPr>
         <w:tcBorders>
-          <w:top w:val="single" w:sz="8" w:space="0" w:color="B3CC82" w:themeColor="accent3" w:themeTint="BF"/>
-          <w:left w:val="single" w:sz="8" w:space="0" w:color="B3CC82" w:themeColor="accent3" w:themeTint="BF"/>
-          <w:bottom w:val="single" w:sz="8" w:space="0" w:color="B3CC82" w:themeColor="accent3" w:themeTint="BF"/>
-          <w:right w:val="single" w:sz="8" w:space="0" w:color="B3CC82" w:themeColor="accent3" w:themeTint="BF"/>
+          <w:top w:val="single" w:color="B3CC82" w:themeColor="accent3" w:themeTint="BF" w:sz="8" w:space="0"/>
+          <w:left w:val="single" w:color="B3CC82" w:themeColor="accent3" w:themeTint="BF" w:sz="8" w:space="0"/>
+          <w:bottom w:val="single" w:color="B3CC82" w:themeColor="accent3" w:themeTint="BF" w:sz="8" w:space="0"/>
+          <w:right w:val="single" w:color="B3CC82" w:themeColor="accent3" w:themeTint="BF" w:sz="8" w:space="0"/>
           <w:insideH w:val="nil"/>
           <w:insideV w:val="nil"/>
         </w:tcBorders>
@@ -5628,10 +5786,10 @@
       <w:tblPr/>
       <w:tcPr>
         <w:tcBorders>
-          <w:top w:val="double" w:sz="6" w:space="0" w:color="B3CC82" w:themeColor="accent3" w:themeTint="BF"/>
-          <w:left w:val="single" w:sz="8" w:space="0" w:color="B3CC82" w:themeColor="accent3" w:themeTint="BF"/>
-          <w:bottom w:val="single" w:sz="8" w:space="0" w:color="B3CC82" w:themeColor="accent3" w:themeTint="BF"/>
-          <w:right w:val="single" w:sz="8" w:space="0" w:color="B3CC82" w:themeColor="accent3" w:themeTint="BF"/>
+          <w:top w:val="double" w:color="B3CC82" w:themeColor="accent3" w:themeTint="BF" w:sz="6" w:space="0"/>
+          <w:left w:val="single" w:color="B3CC82" w:themeColor="accent3" w:themeTint="BF" w:sz="8" w:space="0"/>
+          <w:bottom w:val="single" w:color="B3CC82" w:themeColor="accent3" w:themeTint="BF" w:sz="8" w:space="0"/>
+          <w:right w:val="single" w:color="B3CC82" w:themeColor="accent3" w:themeTint="BF" w:sz="8" w:space="0"/>
           <w:insideH w:val="nil"/>
           <w:insideV w:val="nil"/>
         </w:tcBorders>
@@ -5688,11 +5846,11 @@
       <w:tblStyleColBandSize w:val="1"/>
       <w:tblInd w:w="0" w:type="dxa"/>
       <w:tblBorders>
-        <w:top w:val="single" w:sz="8" w:space="0" w:color="9F8AB9" w:themeColor="accent4" w:themeTint="BF"/>
-        <w:left w:val="single" w:sz="8" w:space="0" w:color="9F8AB9" w:themeColor="accent4" w:themeTint="BF"/>
-        <w:bottom w:val="single" w:sz="8" w:space="0" w:color="9F8AB9" w:themeColor="accent4" w:themeTint="BF"/>
-        <w:right w:val="single" w:sz="8" w:space="0" w:color="9F8AB9" w:themeColor="accent4" w:themeTint="BF"/>
-        <w:insideH w:val="single" w:sz="8" w:space="0" w:color="9F8AB9" w:themeColor="accent4" w:themeTint="BF"/>
+        <w:top w:val="single" w:color="9F8AB9" w:themeColor="accent4" w:themeTint="BF" w:sz="8" w:space="0"/>
+        <w:left w:val="single" w:color="9F8AB9" w:themeColor="accent4" w:themeTint="BF" w:sz="8" w:space="0"/>
+        <w:bottom w:val="single" w:color="9F8AB9" w:themeColor="accent4" w:themeTint="BF" w:sz="8" w:space="0"/>
+        <w:right w:val="single" w:color="9F8AB9" w:themeColor="accent4" w:themeTint="BF" w:sz="8" w:space="0"/>
+        <w:insideH w:val="single" w:color="9F8AB9" w:themeColor="accent4" w:themeTint="BF" w:sz="8" w:space="0"/>
       </w:tblBorders>
       <w:tblCellMar>
         <w:top w:w="0" w:type="dxa"/>
@@ -5713,10 +5871,10 @@
       <w:tblPr/>
       <w:tcPr>
         <w:tcBorders>
-          <w:top w:val="single" w:sz="8" w:space="0" w:color="9F8AB9" w:themeColor="accent4" w:themeTint="BF"/>
-          <w:left w:val="single" w:sz="8" w:space="0" w:color="9F8AB9" w:themeColor="accent4" w:themeTint="BF"/>
-          <w:bottom w:val="single" w:sz="8" w:space="0" w:color="9F8AB9" w:themeColor="accent4" w:themeTint="BF"/>
-          <w:right w:val="single" w:sz="8" w:space="0" w:color="9F8AB9" w:themeColor="accent4" w:themeTint="BF"/>
+          <w:top w:val="single" w:color="9F8AB9" w:themeColor="accent4" w:themeTint="BF" w:sz="8" w:space="0"/>
+          <w:left w:val="single" w:color="9F8AB9" w:themeColor="accent4" w:themeTint="BF" w:sz="8" w:space="0"/>
+          <w:bottom w:val="single" w:color="9F8AB9" w:themeColor="accent4" w:themeTint="BF" w:sz="8" w:space="0"/>
+          <w:right w:val="single" w:color="9F8AB9" w:themeColor="accent4" w:themeTint="BF" w:sz="8" w:space="0"/>
           <w:insideH w:val="nil"/>
           <w:insideV w:val="nil"/>
         </w:tcBorders>
@@ -5734,10 +5892,10 @@
       <w:tblPr/>
       <w:tcPr>
         <w:tcBorders>
-          <w:top w:val="double" w:sz="6" w:space="0" w:color="9F8AB9" w:themeColor="accent4" w:themeTint="BF"/>
-          <w:left w:val="single" w:sz="8" w:space="0" w:color="9F8AB9" w:themeColor="accent4" w:themeTint="BF"/>
-          <w:bottom w:val="single" w:sz="8" w:space="0" w:color="9F8AB9" w:themeColor="accent4" w:themeTint="BF"/>
-          <w:right w:val="single" w:sz="8" w:space="0" w:color="9F8AB9" w:themeColor="accent4" w:themeTint="BF"/>
+          <w:top w:val="double" w:color="9F8AB9" w:themeColor="accent4" w:themeTint="BF" w:sz="6" w:space="0"/>
+          <w:left w:val="single" w:color="9F8AB9" w:themeColor="accent4" w:themeTint="BF" w:sz="8" w:space="0"/>
+          <w:bottom w:val="single" w:color="9F8AB9" w:themeColor="accent4" w:themeTint="BF" w:sz="8" w:space="0"/>
+          <w:right w:val="single" w:color="9F8AB9" w:themeColor="accent4" w:themeTint="BF" w:sz="8" w:space="0"/>
           <w:insideH w:val="nil"/>
           <w:insideV w:val="nil"/>
         </w:tcBorders>
@@ -5794,11 +5952,11 @@
       <w:tblStyleColBandSize w:val="1"/>
       <w:tblInd w:w="0" w:type="dxa"/>
       <w:tblBorders>
-        <w:top w:val="single" w:sz="8" w:space="0" w:color="78C0D4" w:themeColor="accent5" w:themeTint="BF"/>
-        <w:left w:val="single" w:sz="8" w:space="0" w:color="78C0D4" w:themeColor="accent5" w:themeTint="BF"/>
-        <w:bottom w:val="single" w:sz="8" w:space="0" w:color="78C0D4" w:themeColor="accent5" w:themeTint="BF"/>
-        <w:right w:val="single" w:sz="8" w:space="0" w:color="78C0D4" w:themeColor="accent5" w:themeTint="BF"/>
-        <w:insideH w:val="single" w:sz="8" w:space="0" w:color="78C0D4" w:themeColor="accent5" w:themeTint="BF"/>
+        <w:top w:val="single" w:color="78C0D4" w:themeColor="accent5" w:themeTint="BF" w:sz="8" w:space="0"/>
+        <w:left w:val="single" w:color="78C0D4" w:themeColor="accent5" w:themeTint="BF" w:sz="8" w:space="0"/>
+        <w:bottom w:val="single" w:color="78C0D4" w:themeColor="accent5" w:themeTint="BF" w:sz="8" w:space="0"/>
+        <w:right w:val="single" w:color="78C0D4" w:themeColor="accent5" w:themeTint="BF" w:sz="8" w:space="0"/>
+        <w:insideH w:val="single" w:color="78C0D4" w:themeColor="accent5" w:themeTint="BF" w:sz="8" w:space="0"/>
       </w:tblBorders>
       <w:tblCellMar>
         <w:top w:w="0" w:type="dxa"/>
@@ -5819,10 +5977,10 @@
       <w:tblPr/>
       <w:tcPr>
         <w:tcBorders>
-          <w:top w:val="single" w:sz="8" w:space="0" w:color="78C0D4" w:themeColor="accent5" w:themeTint="BF"/>
-          <w:left w:val="single" w:sz="8" w:space="0" w:color="78C0D4" w:themeColor="accent5" w:themeTint="BF"/>
-          <w:bottom w:val="single" w:sz="8" w:space="0" w:color="78C0D4" w:themeColor="accent5" w:themeTint="BF"/>
-          <w:right w:val="single" w:sz="8" w:space="0" w:color="78C0D4" w:themeColor="accent5" w:themeTint="BF"/>
+          <w:top w:val="single" w:color="78C0D4" w:themeColor="accent5" w:themeTint="BF" w:sz="8" w:space="0"/>
+          <w:left w:val="single" w:color="78C0D4" w:themeColor="accent5" w:themeTint="BF" w:sz="8" w:space="0"/>
+          <w:bottom w:val="single" w:color="78C0D4" w:themeColor="accent5" w:themeTint="BF" w:sz="8" w:space="0"/>
+          <w:right w:val="single" w:color="78C0D4" w:themeColor="accent5" w:themeTint="BF" w:sz="8" w:space="0"/>
           <w:insideH w:val="nil"/>
           <w:insideV w:val="nil"/>
         </w:tcBorders>
@@ -5840,10 +5998,10 @@
       <w:tblPr/>
       <w:tcPr>
         <w:tcBorders>
-          <w:top w:val="double" w:sz="6" w:space="0" w:color="78C0D4" w:themeColor="accent5" w:themeTint="BF"/>
-          <w:left w:val="single" w:sz="8" w:space="0" w:color="78C0D4" w:themeColor="accent5" w:themeTint="BF"/>
-          <w:bottom w:val="single" w:sz="8" w:space="0" w:color="78C0D4" w:themeColor="accent5" w:themeTint="BF"/>
-          <w:right w:val="single" w:sz="8" w:space="0" w:color="78C0D4" w:themeColor="accent5" w:themeTint="BF"/>
+          <w:top w:val="double" w:color="78C0D4" w:themeColor="accent5" w:themeTint="BF" w:sz="6" w:space="0"/>
+          <w:left w:val="single" w:color="78C0D4" w:themeColor="accent5" w:themeTint="BF" w:sz="8" w:space="0"/>
+          <w:bottom w:val="single" w:color="78C0D4" w:themeColor="accent5" w:themeTint="BF" w:sz="8" w:space="0"/>
+          <w:right w:val="single" w:color="78C0D4" w:themeColor="accent5" w:themeTint="BF" w:sz="8" w:space="0"/>
           <w:insideH w:val="nil"/>
           <w:insideV w:val="nil"/>
         </w:tcBorders>
@@ -5900,11 +6058,11 @@
       <w:tblStyleColBandSize w:val="1"/>
       <w:tblInd w:w="0" w:type="dxa"/>
       <w:tblBorders>
-        <w:top w:val="single" w:sz="8" w:space="0" w:color="F9B074" w:themeColor="accent6" w:themeTint="BF"/>
-        <w:left w:val="single" w:sz="8" w:space="0" w:color="F9B074" w:themeColor="accent6" w:themeTint="BF"/>
-        <w:bottom w:val="single" w:sz="8" w:space="0" w:color="F9B074" w:themeColor="accent6" w:themeTint="BF"/>
-        <w:right w:val="single" w:sz="8" w:space="0" w:color="F9B074" w:themeColor="accent6" w:themeTint="BF"/>
-        <w:insideH w:val="single" w:sz="8" w:space="0" w:color="F9B074" w:themeColor="accent6" w:themeTint="BF"/>
+        <w:top w:val="single" w:color="F9B074" w:themeColor="accent6" w:themeTint="BF" w:sz="8" w:space="0"/>
+        <w:left w:val="single" w:color="F9B074" w:themeColor="accent6" w:themeTint="BF" w:sz="8" w:space="0"/>
+        <w:bottom w:val="single" w:color="F9B074" w:themeColor="accent6" w:themeTint="BF" w:sz="8" w:space="0"/>
+        <w:right w:val="single" w:color="F9B074" w:themeColor="accent6" w:themeTint="BF" w:sz="8" w:space="0"/>
+        <w:insideH w:val="single" w:color="F9B074" w:themeColor="accent6" w:themeTint="BF" w:sz="8" w:space="0"/>
       </w:tblBorders>
       <w:tblCellMar>
         <w:top w:w="0" w:type="dxa"/>
@@ -5925,10 +6083,10 @@
       <w:tblPr/>
       <w:tcPr>
         <w:tcBorders>
-          <w:top w:val="single" w:sz="8" w:space="0" w:color="F9B074" w:themeColor="accent6" w:themeTint="BF"/>
-          <w:left w:val="single" w:sz="8" w:space="0" w:color="F9B074" w:themeColor="accent6" w:themeTint="BF"/>
-          <w:bottom w:val="single" w:sz="8" w:space="0" w:color="F9B074" w:themeColor="accent6" w:themeTint="BF"/>
-          <w:right w:val="single" w:sz="8" w:space="0" w:color="F9B074" w:themeColor="accent6" w:themeTint="BF"/>
+          <w:top w:val="single" w:color="F9B074" w:themeColor="accent6" w:themeTint="BF" w:sz="8" w:space="0"/>
+          <w:left w:val="single" w:color="F9B074" w:themeColor="accent6" w:themeTint="BF" w:sz="8" w:space="0"/>
+          <w:bottom w:val="single" w:color="F9B074" w:themeColor="accent6" w:themeTint="BF" w:sz="8" w:space="0"/>
+          <w:right w:val="single" w:color="F9B074" w:themeColor="accent6" w:themeTint="BF" w:sz="8" w:space="0"/>
           <w:insideH w:val="nil"/>
           <w:insideV w:val="nil"/>
         </w:tcBorders>
@@ -5946,10 +6104,10 @@
       <w:tblPr/>
       <w:tcPr>
         <w:tcBorders>
-          <w:top w:val="double" w:sz="6" w:space="0" w:color="F9B074" w:themeColor="accent6" w:themeTint="BF"/>
-          <w:left w:val="single" w:sz="8" w:space="0" w:color="F9B074" w:themeColor="accent6" w:themeTint="BF"/>
-          <w:bottom w:val="single" w:sz="8" w:space="0" w:color="F9B074" w:themeColor="accent6" w:themeTint="BF"/>
-          <w:right w:val="single" w:sz="8" w:space="0" w:color="F9B074" w:themeColor="accent6" w:themeTint="BF"/>
+          <w:top w:val="double" w:color="F9B074" w:themeColor="accent6" w:themeTint="BF" w:sz="6" w:space="0"/>
+          <w:left w:val="single" w:color="F9B074" w:themeColor="accent6" w:themeTint="BF" w:sz="8" w:space="0"/>
+          <w:bottom w:val="single" w:color="F9B074" w:themeColor="accent6" w:themeTint="BF" w:sz="8" w:space="0"/>
+          <w:right w:val="single" w:color="F9B074" w:themeColor="accent6" w:themeTint="BF" w:sz="8" w:space="0"/>
           <w:insideH w:val="nil"/>
           <w:insideV w:val="nil"/>
         </w:tcBorders>
@@ -6006,8 +6164,8 @@
       <w:tblStyleColBandSize w:val="1"/>
       <w:tblInd w:w="0" w:type="dxa"/>
       <w:tblBorders>
-        <w:top w:val="single" w:sz="18" w:space="0" w:color="auto"/>
-        <w:bottom w:val="single" w:sz="18" w:space="0" w:color="auto"/>
+        <w:top w:val="single" w:color="auto" w:sz="18" w:space="0"/>
+        <w:bottom w:val="single" w:color="auto" w:sz="18" w:space="0"/>
       </w:tblBorders>
       <w:tblCellMar>
         <w:top w:w="0" w:type="dxa"/>
@@ -6028,9 +6186,9 @@
       <w:tblPr/>
       <w:tcPr>
         <w:tcBorders>
-          <w:top w:val="single" w:sz="18" w:space="0" w:color="auto"/>
-          <w:left w:val="nil"/>
-          <w:bottom w:val="single" w:sz="18" w:space="0" w:color="auto"/>
+          <w:top w:val="single" w:color="auto" w:sz="18" w:space="0"/>
+          <w:left w:val="nil"/>
+          <w:bottom w:val="single" w:color="auto" w:sz="18" w:space="0"/>
           <w:right w:val="nil"/>
           <w:insideH w:val="nil"/>
           <w:insideV w:val="nil"/>
@@ -6048,9 +6206,9 @@
       <w:tblPr/>
       <w:tcPr>
         <w:tcBorders>
-          <w:top w:val="double" w:sz="6" w:space="0" w:color="auto"/>
-          <w:left w:val="nil"/>
-          <w:bottom w:val="single" w:sz="18" w:space="0" w:color="auto"/>
+          <w:top w:val="double" w:color="auto" w:sz="6" w:space="0"/>
+          <w:left w:val="nil"/>
+          <w:bottom w:val="single" w:color="auto" w:sz="18" w:space="0"/>
           <w:right w:val="nil"/>
           <w:insideH w:val="nil"/>
           <w:insideV w:val="nil"/>
@@ -6069,7 +6227,7 @@
         <w:tcBorders>
           <w:top w:val="nil"/>
           <w:left w:val="nil"/>
-          <w:bottom w:val="single" w:sz="18" w:space="0" w:color="auto"/>
+          <w:bottom w:val="single" w:color="auto" w:sz="18" w:space="0"/>
           <w:right w:val="nil"/>
           <w:insideH w:val="nil"/>
           <w:insideV w:val="nil"/>
@@ -6116,9 +6274,9 @@
       <w:tblPr/>
       <w:tcPr>
         <w:tcBorders>
-          <w:top w:val="single" w:sz="18" w:space="0" w:color="auto"/>
-          <w:left w:val="nil"/>
-          <w:bottom w:val="single" w:sz="18" w:space="0" w:color="auto"/>
+          <w:top w:val="single" w:color="auto" w:sz="18" w:space="0"/>
+          <w:left w:val="nil"/>
+          <w:bottom w:val="single" w:color="auto" w:sz="18" w:space="0"/>
           <w:right w:val="nil"/>
           <w:insideH w:val="nil"/>
           <w:insideV w:val="nil"/>
@@ -6132,9 +6290,9 @@
       <w:tblPr/>
       <w:tcPr>
         <w:tcBorders>
-          <w:top w:val="single" w:sz="18" w:space="0" w:color="auto"/>
-          <w:left w:val="nil"/>
-          <w:bottom w:val="single" w:sz="18" w:space="0" w:color="auto"/>
+          <w:top w:val="single" w:color="auto" w:sz="18" w:space="0"/>
+          <w:left w:val="nil"/>
+          <w:bottom w:val="single" w:color="auto" w:sz="18" w:space="0"/>
           <w:right w:val="nil"/>
           <w:insideH w:val="nil"/>
           <w:insideV w:val="nil"/>
@@ -6155,8 +6313,8 @@
       <w:tblStyleColBandSize w:val="1"/>
       <w:tblInd w:w="0" w:type="dxa"/>
       <w:tblBorders>
-        <w:top w:val="single" w:sz="18" w:space="0" w:color="auto"/>
-        <w:bottom w:val="single" w:sz="18" w:space="0" w:color="auto"/>
+        <w:top w:val="single" w:color="auto" w:sz="18" w:space="0"/>
+        <w:bottom w:val="single" w:color="auto" w:sz="18" w:space="0"/>
       </w:tblBorders>
       <w:tblCellMar>
         <w:top w:w="0" w:type="dxa"/>
@@ -6177,9 +6335,9 @@
       <w:tblPr/>
       <w:tcPr>
         <w:tcBorders>
-          <w:top w:val="single" w:sz="18" w:space="0" w:color="auto"/>
-          <w:left w:val="nil"/>
-          <w:bottom w:val="single" w:sz="18" w:space="0" w:color="auto"/>
+          <w:top w:val="single" w:color="auto" w:sz="18" w:space="0"/>
+          <w:left w:val="nil"/>
+          <w:bottom w:val="single" w:color="auto" w:sz="18" w:space="0"/>
           <w:right w:val="nil"/>
           <w:insideH w:val="nil"/>
           <w:insideV w:val="nil"/>
@@ -6197,9 +6355,9 @@
       <w:tblPr/>
       <w:tcPr>
         <w:tcBorders>
-          <w:top w:val="double" w:sz="6" w:space="0" w:color="auto"/>
-          <w:left w:val="nil"/>
-          <w:bottom w:val="single" w:sz="18" w:space="0" w:color="auto"/>
+          <w:top w:val="double" w:color="auto" w:sz="6" w:space="0"/>
+          <w:left w:val="nil"/>
+          <w:bottom w:val="single" w:color="auto" w:sz="18" w:space="0"/>
           <w:right w:val="nil"/>
           <w:insideH w:val="nil"/>
           <w:insideV w:val="nil"/>
@@ -6218,7 +6376,7 @@
         <w:tcBorders>
           <w:top w:val="nil"/>
           <w:left w:val="nil"/>
-          <w:bottom w:val="single" w:sz="18" w:space="0" w:color="auto"/>
+          <w:bottom w:val="single" w:color="auto" w:sz="18" w:space="0"/>
           <w:right w:val="nil"/>
           <w:insideH w:val="nil"/>
           <w:insideV w:val="nil"/>
@@ -6265,9 +6423,9 @@
       <w:tblPr/>
       <w:tcPr>
         <w:tcBorders>
-          <w:top w:val="single" w:sz="18" w:space="0" w:color="auto"/>
-          <w:left w:val="nil"/>
-          <w:bottom w:val="single" w:sz="18" w:space="0" w:color="auto"/>
+          <w:top w:val="single" w:color="auto" w:sz="18" w:space="0"/>
+          <w:left w:val="nil"/>
+          <w:bottom w:val="single" w:color="auto" w:sz="18" w:space="0"/>
           <w:right w:val="nil"/>
           <w:insideH w:val="nil"/>
           <w:insideV w:val="nil"/>
@@ -6281,9 +6439,9 @@
       <w:tblPr/>
       <w:tcPr>
         <w:tcBorders>
-          <w:top w:val="single" w:sz="18" w:space="0" w:color="auto"/>
-          <w:left w:val="nil"/>
-          <w:bottom w:val="single" w:sz="18" w:space="0" w:color="auto"/>
+          <w:top w:val="single" w:color="auto" w:sz="18" w:space="0"/>
+          <w:left w:val="nil"/>
+          <w:bottom w:val="single" w:color="auto" w:sz="18" w:space="0"/>
           <w:right w:val="nil"/>
           <w:insideH w:val="nil"/>
           <w:insideV w:val="nil"/>
@@ -6304,8 +6462,8 @@
       <w:tblStyleColBandSize w:val="1"/>
       <w:tblInd w:w="0" w:type="dxa"/>
       <w:tblBorders>
-        <w:top w:val="single" w:sz="18" w:space="0" w:color="auto"/>
-        <w:bottom w:val="single" w:sz="18" w:space="0" w:color="auto"/>
+        <w:top w:val="single" w:color="auto" w:sz="18" w:space="0"/>
+        <w:bottom w:val="single" w:color="auto" w:sz="18" w:space="0"/>
       </w:tblBorders>
       <w:tblCellMar>
         <w:top w:w="0" w:type="dxa"/>
@@ -6326,9 +6484,9 @@
       <w:tblPr/>
       <w:tcPr>
         <w:tcBorders>
-          <w:top w:val="single" w:sz="18" w:space="0" w:color="auto"/>
-          <w:left w:val="nil"/>
-          <w:bottom w:val="single" w:sz="18" w:space="0" w:color="auto"/>
+          <w:top w:val="single" w:color="auto" w:sz="18" w:space="0"/>
+          <w:left w:val="nil"/>
+          <w:bottom w:val="single" w:color="auto" w:sz="18" w:space="0"/>
           <w:right w:val="nil"/>
           <w:insideH w:val="nil"/>
           <w:insideV w:val="nil"/>
@@ -6346,9 +6504,9 @@
       <w:tblPr/>
       <w:tcPr>
         <w:tcBorders>
-          <w:top w:val="double" w:sz="6" w:space="0" w:color="auto"/>
-          <w:left w:val="nil"/>
-          <w:bottom w:val="single" w:sz="18" w:space="0" w:color="auto"/>
+          <w:top w:val="double" w:color="auto" w:sz="6" w:space="0"/>
+          <w:left w:val="nil"/>
+          <w:bottom w:val="single" w:color="auto" w:sz="18" w:space="0"/>
           <w:right w:val="nil"/>
           <w:insideH w:val="nil"/>
           <w:insideV w:val="nil"/>
@@ -6367,7 +6525,7 @@
         <w:tcBorders>
           <w:top w:val="nil"/>
           <w:left w:val="nil"/>
-          <w:bottom w:val="single" w:sz="18" w:space="0" w:color="auto"/>
+          <w:bottom w:val="single" w:color="auto" w:sz="18" w:space="0"/>
           <w:right w:val="nil"/>
           <w:insideH w:val="nil"/>
           <w:insideV w:val="nil"/>
@@ -6414,9 +6572,9 @@
       <w:tblPr/>
       <w:tcPr>
         <w:tcBorders>
-          <w:top w:val="single" w:sz="18" w:space="0" w:color="auto"/>
-          <w:left w:val="nil"/>
-          <w:bottom w:val="single" w:sz="18" w:space="0" w:color="auto"/>
+          <w:top w:val="single" w:color="auto" w:sz="18" w:space="0"/>
+          <w:left w:val="nil"/>
+          <w:bottom w:val="single" w:color="auto" w:sz="18" w:space="0"/>
           <w:right w:val="nil"/>
           <w:insideH w:val="nil"/>
           <w:insideV w:val="nil"/>
@@ -6430,9 +6588,9 @@
       <w:tblPr/>
       <w:tcPr>
         <w:tcBorders>
-          <w:top w:val="single" w:sz="18" w:space="0" w:color="auto"/>
-          <w:left w:val="nil"/>
-          <w:bottom w:val="single" w:sz="18" w:space="0" w:color="auto"/>
+          <w:top w:val="single" w:color="auto" w:sz="18" w:space="0"/>
+          <w:left w:val="nil"/>
+          <w:bottom w:val="single" w:color="auto" w:sz="18" w:space="0"/>
           <w:right w:val="nil"/>
           <w:insideH w:val="nil"/>
           <w:insideV w:val="nil"/>
@@ -6453,8 +6611,8 @@
       <w:tblStyleColBandSize w:val="1"/>
       <w:tblInd w:w="0" w:type="dxa"/>
       <w:tblBorders>
-        <w:top w:val="single" w:sz="18" w:space="0" w:color="auto"/>
-        <w:bottom w:val="single" w:sz="18" w:space="0" w:color="auto"/>
+        <w:top w:val="single" w:color="auto" w:sz="18" w:space="0"/>
+        <w:bottom w:val="single" w:color="auto" w:sz="18" w:space="0"/>
       </w:tblBorders>
       <w:tblCellMar>
         <w:top w:w="0" w:type="dxa"/>
@@ -6475,9 +6633,9 @@
       <w:tblPr/>
       <w:tcPr>
         <w:tcBorders>
-          <w:top w:val="single" w:sz="18" w:space="0" w:color="auto"/>
-          <w:left w:val="nil"/>
-          <w:bottom w:val="single" w:sz="18" w:space="0" w:color="auto"/>
+          <w:top w:val="single" w:color="auto" w:sz="18" w:space="0"/>
+          <w:left w:val="nil"/>
+          <w:bottom w:val="single" w:color="auto" w:sz="18" w:space="0"/>
           <w:right w:val="nil"/>
           <w:insideH w:val="nil"/>
           <w:insideV w:val="nil"/>
@@ -6495,9 +6653,9 @@
       <w:tblPr/>
       <w:tcPr>
         <w:tcBorders>
-          <w:top w:val="double" w:sz="6" w:space="0" w:color="auto"/>
-          <w:left w:val="nil"/>
-          <w:bottom w:val="single" w:sz="18" w:space="0" w:color="auto"/>
+          <w:top w:val="double" w:color="auto" w:sz="6" w:space="0"/>
+          <w:left w:val="nil"/>
+          <w:bottom w:val="single" w:color="auto" w:sz="18" w:space="0"/>
           <w:right w:val="nil"/>
           <w:insideH w:val="nil"/>
           <w:insideV w:val="nil"/>
@@ -6516,7 +6674,7 @@
         <w:tcBorders>
           <w:top w:val="nil"/>
           <w:left w:val="nil"/>
-          <w:bottom w:val="single" w:sz="18" w:space="0" w:color="auto"/>
+          <w:bottom w:val="single" w:color="auto" w:sz="18" w:space="0"/>
           <w:right w:val="nil"/>
           <w:insideH w:val="nil"/>
           <w:insideV w:val="nil"/>
@@ -6563,9 +6721,9 @@
       <w:tblPr/>
       <w:tcPr>
         <w:tcBorders>
-          <w:top w:val="single" w:sz="18" w:space="0" w:color="auto"/>
-          <w:left w:val="nil"/>
-          <w:bottom w:val="single" w:sz="18" w:space="0" w:color="auto"/>
+          <w:top w:val="single" w:color="auto" w:sz="18" w:space="0"/>
+          <w:left w:val="nil"/>
+          <w:bottom w:val="single" w:color="auto" w:sz="18" w:space="0"/>
           <w:right w:val="nil"/>
           <w:insideH w:val="nil"/>
           <w:insideV w:val="nil"/>
@@ -6579,9 +6737,9 @@
       <w:tblPr/>
       <w:tcPr>
         <w:tcBorders>
-          <w:top w:val="single" w:sz="18" w:space="0" w:color="auto"/>
-          <w:left w:val="nil"/>
-          <w:bottom w:val="single" w:sz="18" w:space="0" w:color="auto"/>
+          <w:top w:val="single" w:color="auto" w:sz="18" w:space="0"/>
+          <w:left w:val="nil"/>
+          <w:bottom w:val="single" w:color="auto" w:sz="18" w:space="0"/>
           <w:right w:val="nil"/>
           <w:insideH w:val="nil"/>
           <w:insideV w:val="nil"/>
@@ -6602,8 +6760,8 @@
       <w:tblStyleColBandSize w:val="1"/>
       <w:tblInd w:w="0" w:type="dxa"/>
       <w:tblBorders>
-        <w:top w:val="single" w:sz="18" w:space="0" w:color="auto"/>
-        <w:bottom w:val="single" w:sz="18" w:space="0" w:color="auto"/>
+        <w:top w:val="single" w:color="auto" w:sz="18" w:space="0"/>
+        <w:bottom w:val="single" w:color="auto" w:sz="18" w:space="0"/>
       </w:tblBorders>
       <w:tblCellMar>
         <w:top w:w="0" w:type="dxa"/>
@@ -6624,9 +6782,9 @@
       <w:tblPr/>
       <w:tcPr>
         <w:tcBorders>
-          <w:top w:val="single" w:sz="18" w:space="0" w:color="auto"/>
-          <w:left w:val="nil"/>
-          <w:bottom w:val="single" w:sz="18" w:space="0" w:color="auto"/>
+          <w:top w:val="single" w:color="auto" w:sz="18" w:space="0"/>
+          <w:left w:val="nil"/>
+          <w:bottom w:val="single" w:color="auto" w:sz="18" w:space="0"/>
           <w:right w:val="nil"/>
           <w:insideH w:val="nil"/>
           <w:insideV w:val="nil"/>
@@ -6644,9 +6802,9 @@
       <w:tblPr/>
       <w:tcPr>
         <w:tcBorders>
-          <w:top w:val="double" w:sz="6" w:space="0" w:color="auto"/>
-          <w:left w:val="nil"/>
-          <w:bottom w:val="single" w:sz="18" w:space="0" w:color="auto"/>
+          <w:top w:val="double" w:color="auto" w:sz="6" w:space="0"/>
+          <w:left w:val="nil"/>
+          <w:bottom w:val="single" w:color="auto" w:sz="18" w:space="0"/>
           <w:right w:val="nil"/>
           <w:insideH w:val="nil"/>
           <w:insideV w:val="nil"/>
@@ -6665,7 +6823,7 @@
         <w:tcBorders>
           <w:top w:val="nil"/>
           <w:left w:val="nil"/>
-          <w:bottom w:val="single" w:sz="18" w:space="0" w:color="auto"/>
+          <w:bottom w:val="single" w:color="auto" w:sz="18" w:space="0"/>
           <w:right w:val="nil"/>
           <w:insideH w:val="nil"/>
           <w:insideV w:val="nil"/>
@@ -6712,9 +6870,9 @@
       <w:tblPr/>
       <w:tcPr>
         <w:tcBorders>
-          <w:top w:val="single" w:sz="18" w:space="0" w:color="auto"/>
-          <w:left w:val="nil"/>
-          <w:bottom w:val="single" w:sz="18" w:space="0" w:color="auto"/>
+          <w:top w:val="single" w:color="auto" w:sz="18" w:space="0"/>
+          <w:left w:val="nil"/>
+          <w:bottom w:val="single" w:color="auto" w:sz="18" w:space="0"/>
           <w:right w:val="nil"/>
           <w:insideH w:val="nil"/>
           <w:insideV w:val="nil"/>
@@ -6728,9 +6886,9 @@
       <w:tblPr/>
       <w:tcPr>
         <w:tcBorders>
-          <w:top w:val="single" w:sz="18" w:space="0" w:color="auto"/>
-          <w:left w:val="nil"/>
-          <w:bottom w:val="single" w:sz="18" w:space="0" w:color="auto"/>
+          <w:top w:val="single" w:color="auto" w:sz="18" w:space="0"/>
+          <w:left w:val="nil"/>
+          <w:bottom w:val="single" w:color="auto" w:sz="18" w:space="0"/>
           <w:right w:val="nil"/>
           <w:insideH w:val="nil"/>
           <w:insideV w:val="nil"/>
@@ -6751,8 +6909,8 @@
       <w:tblStyleColBandSize w:val="1"/>
       <w:tblInd w:w="0" w:type="dxa"/>
       <w:tblBorders>
-        <w:top w:val="single" w:sz="18" w:space="0" w:color="auto"/>
-        <w:bottom w:val="single" w:sz="18" w:space="0" w:color="auto"/>
+        <w:top w:val="single" w:color="auto" w:sz="18" w:space="0"/>
+        <w:bottom w:val="single" w:color="auto" w:sz="18" w:space="0"/>
       </w:tblBorders>
       <w:tblCellMar>
         <w:top w:w="0" w:type="dxa"/>
@@ -6773,9 +6931,9 @@
       <w:tblPr/>
       <w:tcPr>
         <w:tcBorders>
-          <w:top w:val="single" w:sz="18" w:space="0" w:color="auto"/>
-          <w:left w:val="nil"/>
-          <w:bottom w:val="single" w:sz="18" w:space="0" w:color="auto"/>
+          <w:top w:val="single" w:color="auto" w:sz="18" w:space="0"/>
+          <w:left w:val="nil"/>
+          <w:bottom w:val="single" w:color="auto" w:sz="18" w:space="0"/>
           <w:right w:val="nil"/>
           <w:insideH w:val="nil"/>
           <w:insideV w:val="nil"/>
@@ -6793,9 +6951,9 @@
       <w:tblPr/>
       <w:tcPr>
         <w:tcBorders>
-          <w:top w:val="double" w:sz="6" w:space="0" w:color="auto"/>
-          <w:left w:val="nil"/>
-          <w:bottom w:val="single" w:sz="18" w:space="0" w:color="auto"/>
+          <w:top w:val="double" w:color="auto" w:sz="6" w:space="0"/>
+          <w:left w:val="nil"/>
+          <w:bottom w:val="single" w:color="auto" w:sz="18" w:space="0"/>
           <w:right w:val="nil"/>
           <w:insideH w:val="nil"/>
           <w:insideV w:val="nil"/>
@@ -6814,7 +6972,7 @@
         <w:tcBorders>
           <w:top w:val="nil"/>
           <w:left w:val="nil"/>
-          <w:bottom w:val="single" w:sz="18" w:space="0" w:color="auto"/>
+          <w:bottom w:val="single" w:color="auto" w:sz="18" w:space="0"/>
           <w:right w:val="nil"/>
           <w:insideH w:val="nil"/>
           <w:insideV w:val="nil"/>
@@ -6861,9 +7019,9 @@
       <w:tblPr/>
       <w:tcPr>
         <w:tcBorders>
-          <w:top w:val="single" w:sz="18" w:space="0" w:color="auto"/>
-          <w:left w:val="nil"/>
-          <w:bottom w:val="single" w:sz="18" w:space="0" w:color="auto"/>
+          <w:top w:val="single" w:color="auto" w:sz="18" w:space="0"/>
+          <w:left w:val="nil"/>
+          <w:bottom w:val="single" w:color="auto" w:sz="18" w:space="0"/>
           <w:right w:val="nil"/>
           <w:insideH w:val="nil"/>
           <w:insideV w:val="nil"/>
@@ -6877,9 +7035,9 @@
       <w:tblPr/>
       <w:tcPr>
         <w:tcBorders>
-          <w:top w:val="single" w:sz="18" w:space="0" w:color="auto"/>
-          <w:left w:val="nil"/>
-          <w:bottom w:val="single" w:sz="18" w:space="0" w:color="auto"/>
+          <w:top w:val="single" w:color="auto" w:sz="18" w:space="0"/>
+          <w:left w:val="nil"/>
+          <w:bottom w:val="single" w:color="auto" w:sz="18" w:space="0"/>
           <w:right w:val="nil"/>
           <w:insideH w:val="nil"/>
           <w:insideV w:val="nil"/>
@@ -6900,8 +7058,8 @@
       <w:tblStyleColBandSize w:val="1"/>
       <w:tblInd w:w="0" w:type="dxa"/>
       <w:tblBorders>
-        <w:top w:val="single" w:sz="18" w:space="0" w:color="auto"/>
-        <w:bottom w:val="single" w:sz="18" w:space="0" w:color="auto"/>
+        <w:top w:val="single" w:color="auto" w:sz="18" w:space="0"/>
+        <w:bottom w:val="single" w:color="auto" w:sz="18" w:space="0"/>
       </w:tblBorders>
       <w:tblCellMar>
         <w:top w:w="0" w:type="dxa"/>
@@ -6922,9 +7080,9 @@
       <w:tblPr/>
       <w:tcPr>
         <w:tcBorders>
-          <w:top w:val="single" w:sz="18" w:space="0" w:color="auto"/>
-          <w:left w:val="nil"/>
-          <w:bottom w:val="single" w:sz="18" w:space="0" w:color="auto"/>
+          <w:top w:val="single" w:color="auto" w:sz="18" w:space="0"/>
+          <w:left w:val="nil"/>
+          <w:bottom w:val="single" w:color="auto" w:sz="18" w:space="0"/>
           <w:right w:val="nil"/>
           <w:insideH w:val="nil"/>
           <w:insideV w:val="nil"/>
@@ -6942,9 +7100,9 @@
       <w:tblPr/>
       <w:tcPr>
         <w:tcBorders>
-          <w:top w:val="double" w:sz="6" w:space="0" w:color="auto"/>
-          <w:left w:val="nil"/>
-          <w:bottom w:val="single" w:sz="18" w:space="0" w:color="auto"/>
+          <w:top w:val="double" w:color="auto" w:sz="6" w:space="0"/>
+          <w:left w:val="nil"/>
+          <w:bottom w:val="single" w:color="auto" w:sz="18" w:space="0"/>
           <w:right w:val="nil"/>
           <w:insideH w:val="nil"/>
           <w:insideV w:val="nil"/>
@@ -6963,7 +7121,7 @@
         <w:tcBorders>
           <w:top w:val="nil"/>
           <w:left w:val="nil"/>
-          <w:bottom w:val="single" w:sz="18" w:space="0" w:color="auto"/>
+          <w:bottom w:val="single" w:color="auto" w:sz="18" w:space="0"/>
           <w:right w:val="nil"/>
           <w:insideH w:val="nil"/>
           <w:insideV w:val="nil"/>
@@ -7010,9 +7168,9 @@
       <w:tblPr/>
       <w:tcPr>
         <w:tcBorders>
-          <w:top w:val="single" w:sz="18" w:space="0" w:color="auto"/>
-          <w:left w:val="nil"/>
-          <w:bottom w:val="single" w:sz="18" w:space="0" w:color="auto"/>
+          <w:top w:val="single" w:color="auto" w:sz="18" w:space="0"/>
+          <w:left w:val="nil"/>
+          <w:bottom w:val="single" w:color="auto" w:sz="18" w:space="0"/>
           <w:right w:val="nil"/>
           <w:insideH w:val="nil"/>
           <w:insideV w:val="nil"/>
@@ -7026,9 +7184,9 @@
       <w:tblPr/>
       <w:tcPr>
         <w:tcBorders>
-          <w:top w:val="single" w:sz="18" w:space="0" w:color="auto"/>
-          <w:left w:val="nil"/>
-          <w:bottom w:val="single" w:sz="18" w:space="0" w:color="auto"/>
+          <w:top w:val="single" w:color="auto" w:sz="18" w:space="0"/>
+          <w:left w:val="nil"/>
+          <w:bottom w:val="single" w:color="auto" w:sz="18" w:space="0"/>
           <w:right w:val="nil"/>
           <w:insideH w:val="nil"/>
           <w:insideV w:val="nil"/>
@@ -7052,8 +7210,8 @@
       <w:tblStyleColBandSize w:val="1"/>
       <w:tblInd w:w="0" w:type="dxa"/>
       <w:tblBorders>
-        <w:top w:val="single" w:sz="8" w:space="0" w:color="000000" w:themeColor="text1"/>
-        <w:bottom w:val="single" w:sz="8" w:space="0" w:color="000000" w:themeColor="text1"/>
+        <w:top w:val="single" w:color="000000" w:themeColor="text1" w:sz="8" w:space="0"/>
+        <w:bottom w:val="single" w:color="000000" w:themeColor="text1" w:sz="8" w:space="0"/>
       </w:tblBorders>
       <w:tblCellMar>
         <w:top w:w="0" w:type="dxa"/>
@@ -7064,13 +7222,13 @@
     </w:tblPr>
     <w:tblStylePr w:type="firstRow">
       <w:rPr>
-        <w:rFonts w:asciiTheme="majorHAnsi" w:eastAsiaTheme="majorEastAsia" w:hAnsiTheme="majorHAnsi" w:cstheme="majorBidi"/>
-      </w:rPr>
-      <w:tblPr/>
-      <w:tcPr>
-        <w:tcBorders>
-          <w:top w:val="nil"/>
-          <w:bottom w:val="single" w:sz="8" w:space="0" w:color="000000" w:themeColor="text1"/>
+        <w:rFonts w:asciiTheme="majorHAnsi" w:hAnsiTheme="majorHAnsi" w:eastAsiaTheme="majorEastAsia" w:cstheme="majorBidi"/>
+      </w:rPr>
+      <w:tblPr/>
+      <w:tcPr>
+        <w:tcBorders>
+          <w:top w:val="nil"/>
+          <w:bottom w:val="single" w:color="000000" w:themeColor="text1" w:sz="8" w:space="0"/>
         </w:tcBorders>
       </w:tcPr>
     </w:tblStylePr>
@@ -7083,8 +7241,8 @@
       <w:tblPr/>
       <w:tcPr>
         <w:tcBorders>
-          <w:top w:val="single" w:sz="8" w:space="0" w:color="000000" w:themeColor="text1"/>
-          <w:bottom w:val="single" w:sz="8" w:space="0" w:color="000000" w:themeColor="text1"/>
+          <w:top w:val="single" w:color="000000" w:themeColor="text1" w:sz="8" w:space="0"/>
+          <w:bottom w:val="single" w:color="000000" w:themeColor="text1" w:sz="8" w:space="0"/>
         </w:tcBorders>
       </w:tcPr>
     </w:tblStylePr>
@@ -7102,8 +7260,8 @@
       <w:tblPr/>
       <w:tcPr>
         <w:tcBorders>
-          <w:top w:val="single" w:sz="8" w:space="0" w:color="000000" w:themeColor="text1"/>
-          <w:bottom w:val="single" w:sz="8" w:space="0" w:color="000000" w:themeColor="text1"/>
+          <w:top w:val="single" w:color="000000" w:themeColor="text1" w:sz="8" w:space="0"/>
+          <w:bottom w:val="single" w:color="000000" w:themeColor="text1" w:sz="8" w:space="0"/>
         </w:tcBorders>
       </w:tcPr>
     </w:tblStylePr>
@@ -7136,8 +7294,8 @@
       <w:tblStyleColBandSize w:val="1"/>
       <w:tblInd w:w="0" w:type="dxa"/>
       <w:tblBorders>
-        <w:top w:val="single" w:sz="8" w:space="0" w:color="4F81BD" w:themeColor="accent1"/>
-        <w:bottom w:val="single" w:sz="8" w:space="0" w:color="4F81BD" w:themeColor="accent1"/>
+        <w:top w:val="single" w:color="4F81BD" w:themeColor="accent1" w:sz="8" w:space="0"/>
+        <w:bottom w:val="single" w:color="4F81BD" w:themeColor="accent1" w:sz="8" w:space="0"/>
       </w:tblBorders>
       <w:tblCellMar>
         <w:top w:w="0" w:type="dxa"/>
@@ -7148,13 +7306,13 @@
     </w:tblPr>
     <w:tblStylePr w:type="firstRow">
       <w:rPr>
-        <w:rFonts w:asciiTheme="majorHAnsi" w:eastAsiaTheme="majorEastAsia" w:hAnsiTheme="majorHAnsi" w:cstheme="majorBidi"/>
-      </w:rPr>
-      <w:tblPr/>
-      <w:tcPr>
-        <w:tcBorders>
-          <w:top w:val="nil"/>
-          <w:bottom w:val="single" w:sz="8" w:space="0" w:color="4F81BD" w:themeColor="accent1"/>
+        <w:rFonts w:asciiTheme="majorHAnsi" w:hAnsiTheme="majorHAnsi" w:eastAsiaTheme="majorEastAsia" w:cstheme="majorBidi"/>
+      </w:rPr>
+      <w:tblPr/>
+      <w:tcPr>
+        <w:tcBorders>
+          <w:top w:val="nil"/>
+          <w:bottom w:val="single" w:color="4F81BD" w:themeColor="accent1" w:sz="8" w:space="0"/>
         </w:tcBorders>
       </w:tcPr>
     </w:tblStylePr>
@@ -7167,8 +7325,8 @@
       <w:tblPr/>
       <w:tcPr>
         <w:tcBorders>
-          <w:top w:val="single" w:sz="8" w:space="0" w:color="4F81BD" w:themeColor="accent1"/>
-          <w:bottom w:val="single" w:sz="8" w:space="0" w:color="4F81BD" w:themeColor="accent1"/>
+          <w:top w:val="single" w:color="4F81BD" w:themeColor="accent1" w:sz="8" w:space="0"/>
+          <w:bottom w:val="single" w:color="4F81BD" w:themeColor="accent1" w:sz="8" w:space="0"/>
         </w:tcBorders>
       </w:tcPr>
     </w:tblStylePr>
@@ -7186,8 +7344,8 @@
       <w:tblPr/>
       <w:tcPr>
         <w:tcBorders>
-          <w:top w:val="single" w:sz="8" w:space="0" w:color="4F81BD" w:themeColor="accent1"/>
-          <w:bottom w:val="single" w:sz="8" w:space="0" w:color="4F81BD" w:themeColor="accent1"/>
+          <w:top w:val="single" w:color="4F81BD" w:themeColor="accent1" w:sz="8" w:space="0"/>
+          <w:bottom w:val="single" w:color="4F81BD" w:themeColor="accent1" w:sz="8" w:space="0"/>
         </w:tcBorders>
       </w:tcPr>
     </w:tblStylePr>
@@ -7220,8 +7378,8 @@
       <w:tblStyleColBandSize w:val="1"/>
       <w:tblInd w:w="0" w:type="dxa"/>
       <w:tblBorders>
-        <w:top w:val="single" w:sz="8" w:space="0" w:color="C0504D" w:themeColor="accent2"/>
-        <w:bottom w:val="single" w:sz="8" w:space="0" w:color="C0504D" w:themeColor="accent2"/>
+        <w:top w:val="single" w:color="C0504D" w:themeColor="accent2" w:sz="8" w:space="0"/>
+        <w:bottom w:val="single" w:color="C0504D" w:themeColor="accent2" w:sz="8" w:space="0"/>
       </w:tblBorders>
       <w:tblCellMar>
         <w:top w:w="0" w:type="dxa"/>
@@ -7232,13 +7390,13 @@
     </w:tblPr>
     <w:tblStylePr w:type="firstRow">
       <w:rPr>
-        <w:rFonts w:asciiTheme="majorHAnsi" w:eastAsiaTheme="majorEastAsia" w:hAnsiTheme="majorHAnsi" w:cstheme="majorBidi"/>
-      </w:rPr>
-      <w:tblPr/>
-      <w:tcPr>
-        <w:tcBorders>
-          <w:top w:val="nil"/>
-          <w:bottom w:val="single" w:sz="8" w:space="0" w:color="C0504D" w:themeColor="accent2"/>
+        <w:rFonts w:asciiTheme="majorHAnsi" w:hAnsiTheme="majorHAnsi" w:eastAsiaTheme="majorEastAsia" w:cstheme="majorBidi"/>
+      </w:rPr>
+      <w:tblPr/>
+      <w:tcPr>
+        <w:tcBorders>
+          <w:top w:val="nil"/>
+          <w:bottom w:val="single" w:color="C0504D" w:themeColor="accent2" w:sz="8" w:space="0"/>
         </w:tcBorders>
       </w:tcPr>
     </w:tblStylePr>
@@ -7251,8 +7409,8 @@
       <w:tblPr/>
       <w:tcPr>
         <w:tcBorders>
-          <w:top w:val="single" w:sz="8" w:space="0" w:color="C0504D" w:themeColor="accent2"/>
-          <w:bottom w:val="single" w:sz="8" w:space="0" w:color="C0504D" w:themeColor="accent2"/>
+          <w:top w:val="single" w:color="C0504D" w:themeColor="accent2" w:sz="8" w:space="0"/>
+          <w:bottom w:val="single" w:color="C0504D" w:themeColor="accent2" w:sz="8" w:space="0"/>
         </w:tcBorders>
       </w:tcPr>
     </w:tblStylePr>
@@ -7270,8 +7428,8 @@
       <w:tblPr/>
       <w:tcPr>
         <w:tcBorders>
-          <w:top w:val="single" w:sz="8" w:space="0" w:color="C0504D" w:themeColor="accent2"/>
-          <w:bottom w:val="single" w:sz="8" w:space="0" w:color="C0504D" w:themeColor="accent2"/>
+          <w:top w:val="single" w:color="C0504D" w:themeColor="accent2" w:sz="8" w:space="0"/>
+          <w:bottom w:val="single" w:color="C0504D" w:themeColor="accent2" w:sz="8" w:space="0"/>
         </w:tcBorders>
       </w:tcPr>
     </w:tblStylePr>
@@ -7304,8 +7462,8 @@
       <w:tblStyleColBandSize w:val="1"/>
       <w:tblInd w:w="0" w:type="dxa"/>
       <w:tblBorders>
-        <w:top w:val="single" w:sz="8" w:space="0" w:color="9BBB59" w:themeColor="accent3"/>
-        <w:bottom w:val="single" w:sz="8" w:space="0" w:color="9BBB59" w:themeColor="accent3"/>
+        <w:top w:val="single" w:color="9BBB59" w:themeColor="accent3" w:sz="8" w:space="0"/>
+        <w:bottom w:val="single" w:color="9BBB59" w:themeColor="accent3" w:sz="8" w:space="0"/>
       </w:tblBorders>
       <w:tblCellMar>
         <w:top w:w="0" w:type="dxa"/>
@@ -7316,13 +7474,13 @@
     </w:tblPr>
     <w:tblStylePr w:type="firstRow">
       <w:rPr>
-        <w:rFonts w:asciiTheme="majorHAnsi" w:eastAsiaTheme="majorEastAsia" w:hAnsiTheme="majorHAnsi" w:cstheme="majorBidi"/>
-      </w:rPr>
-      <w:tblPr/>
-      <w:tcPr>
-        <w:tcBorders>
-          <w:top w:val="nil"/>
-          <w:bottom w:val="single" w:sz="8" w:space="0" w:color="9BBB59" w:themeColor="accent3"/>
+        <w:rFonts w:asciiTheme="majorHAnsi" w:hAnsiTheme="majorHAnsi" w:eastAsiaTheme="majorEastAsia" w:cstheme="majorBidi"/>
+      </w:rPr>
+      <w:tblPr/>
+      <w:tcPr>
+        <w:tcBorders>
+          <w:top w:val="nil"/>
+          <w:bottom w:val="single" w:color="9BBB59" w:themeColor="accent3" w:sz="8" w:space="0"/>
         </w:tcBorders>
       </w:tcPr>
     </w:tblStylePr>
@@ -7335,8 +7493,8 @@
       <w:tblPr/>
       <w:tcPr>
         <w:tcBorders>
-          <w:top w:val="single" w:sz="8" w:space="0" w:color="9BBB59" w:themeColor="accent3"/>
-          <w:bottom w:val="single" w:sz="8" w:space="0" w:color="9BBB59" w:themeColor="accent3"/>
+          <w:top w:val="single" w:color="9BBB59" w:themeColor="accent3" w:sz="8" w:space="0"/>
+          <w:bottom w:val="single" w:color="9BBB59" w:themeColor="accent3" w:sz="8" w:space="0"/>
         </w:tcBorders>
       </w:tcPr>
     </w:tblStylePr>
@@ -7354,8 +7512,8 @@
       <w:tblPr/>
       <w:tcPr>
         <w:tcBorders>
-          <w:top w:val="single" w:sz="8" w:space="0" w:color="9BBB59" w:themeColor="accent3"/>
-          <w:bottom w:val="single" w:sz="8" w:space="0" w:color="9BBB59" w:themeColor="accent3"/>
+          <w:top w:val="single" w:color="9BBB59" w:themeColor="accent3" w:sz="8" w:space="0"/>
+          <w:bottom w:val="single" w:color="9BBB59" w:themeColor="accent3" w:sz="8" w:space="0"/>
         </w:tcBorders>
       </w:tcPr>
     </w:tblStylePr>
@@ -7388,8 +7546,8 @@
       <w:tblStyleColBandSize w:val="1"/>
       <w:tblInd w:w="0" w:type="dxa"/>
       <w:tblBorders>
-        <w:top w:val="single" w:sz="8" w:space="0" w:color="8064A2" w:themeColor="accent4"/>
-        <w:bottom w:val="single" w:sz="8" w:space="0" w:color="8064A2" w:themeColor="accent4"/>
+        <w:top w:val="single" w:color="8064A2" w:themeColor="accent4" w:sz="8" w:space="0"/>
+        <w:bottom w:val="single" w:color="8064A2" w:themeColor="accent4" w:sz="8" w:space="0"/>
       </w:tblBorders>
       <w:tblCellMar>
         <w:top w:w="0" w:type="dxa"/>
@@ -7400,13 +7558,13 @@
     </w:tblPr>
     <w:tblStylePr w:type="firstRow">
       <w:rPr>
-        <w:rFonts w:asciiTheme="majorHAnsi" w:eastAsiaTheme="majorEastAsia" w:hAnsiTheme="majorHAnsi" w:cstheme="majorBidi"/>
-      </w:rPr>
-      <w:tblPr/>
-      <w:tcPr>
-        <w:tcBorders>
-          <w:top w:val="nil"/>
-          <w:bottom w:val="single" w:sz="8" w:space="0" w:color="8064A2" w:themeColor="accent4"/>
+        <w:rFonts w:asciiTheme="majorHAnsi" w:hAnsiTheme="majorHAnsi" w:eastAsiaTheme="majorEastAsia" w:cstheme="majorBidi"/>
+      </w:rPr>
+      <w:tblPr/>
+      <w:tcPr>
+        <w:tcBorders>
+          <w:top w:val="nil"/>
+          <w:bottom w:val="single" w:color="8064A2" w:themeColor="accent4" w:sz="8" w:space="0"/>
         </w:tcBorders>
       </w:tcPr>
     </w:tblStylePr>
@@ -7419,8 +7577,8 @@
       <w:tblPr/>
       <w:tcPr>
         <w:tcBorders>
-          <w:top w:val="single" w:sz="8" w:space="0" w:color="8064A2" w:themeColor="accent4"/>
-          <w:bottom w:val="single" w:sz="8" w:space="0" w:color="8064A2" w:themeColor="accent4"/>
+          <w:top w:val="single" w:color="8064A2" w:themeColor="accent4" w:sz="8" w:space="0"/>
+          <w:bottom w:val="single" w:color="8064A2" w:themeColor="accent4" w:sz="8" w:space="0"/>
         </w:tcBorders>
       </w:tcPr>
     </w:tblStylePr>
@@ -7438,8 +7596,8 @@
       <w:tblPr/>
       <w:tcPr>
         <w:tcBorders>
-          <w:top w:val="single" w:sz="8" w:space="0" w:color="8064A2" w:themeColor="accent4"/>
-          <w:bottom w:val="single" w:sz="8" w:space="0" w:color="8064A2" w:themeColor="accent4"/>
+          <w:top w:val="single" w:color="8064A2" w:themeColor="accent4" w:sz="8" w:space="0"/>
+          <w:bottom w:val="single" w:color="8064A2" w:themeColor="accent4" w:sz="8" w:space="0"/>
         </w:tcBorders>
       </w:tcPr>
     </w:tblStylePr>
@@ -7472,8 +7630,8 @@
       <w:tblStyleColBandSize w:val="1"/>
       <w:tblInd w:w="0" w:type="dxa"/>
       <w:tblBorders>
-        <w:top w:val="single" w:sz="8" w:space="0" w:color="4BACC6" w:themeColor="accent5"/>
-        <w:bottom w:val="single" w:sz="8" w:space="0" w:color="4BACC6" w:themeColor="accent5"/>
+        <w:top w:val="single" w:color="4BACC6" w:themeColor="accent5" w:sz="8" w:space="0"/>
+        <w:bottom w:val="single" w:color="4BACC6" w:themeColor="accent5" w:sz="8" w:space="0"/>
       </w:tblBorders>
       <w:tblCellMar>
         <w:top w:w="0" w:type="dxa"/>
@@ -7484,13 +7642,13 @@
     </w:tblPr>
     <w:tblStylePr w:type="firstRow">
       <w:rPr>
-        <w:rFonts w:asciiTheme="majorHAnsi" w:eastAsiaTheme="majorEastAsia" w:hAnsiTheme="majorHAnsi" w:cstheme="majorBidi"/>
-      </w:rPr>
-      <w:tblPr/>
-      <w:tcPr>
-        <w:tcBorders>
-          <w:top w:val="nil"/>
-          <w:bottom w:val="single" w:sz="8" w:space="0" w:color="4BACC6" w:themeColor="accent5"/>
+        <w:rFonts w:asciiTheme="majorHAnsi" w:hAnsiTheme="majorHAnsi" w:eastAsiaTheme="majorEastAsia" w:cstheme="majorBidi"/>
+      </w:rPr>
+      <w:tblPr/>
+      <w:tcPr>
+        <w:tcBorders>
+          <w:top w:val="nil"/>
+          <w:bottom w:val="single" w:color="4BACC6" w:themeColor="accent5" w:sz="8" w:space="0"/>
         </w:tcBorders>
       </w:tcPr>
     </w:tblStylePr>
@@ -7503,8 +7661,8 @@
       <w:tblPr/>
       <w:tcPr>
         <w:tcBorders>
-          <w:top w:val="single" w:sz="8" w:space="0" w:color="4BACC6" w:themeColor="accent5"/>
-          <w:bottom w:val="single" w:sz="8" w:space="0" w:color="4BACC6" w:themeColor="accent5"/>
+          <w:top w:val="single" w:color="4BACC6" w:themeColor="accent5" w:sz="8" w:space="0"/>
+          <w:bottom w:val="single" w:color="4BACC6" w:themeColor="accent5" w:sz="8" w:space="0"/>
         </w:tcBorders>
       </w:tcPr>
     </w:tblStylePr>
@@ -7522,8 +7680,8 @@
       <w:tblPr/>
       <w:tcPr>
         <w:tcBorders>
-          <w:top w:val="single" w:sz="8" w:space="0" w:color="4BACC6" w:themeColor="accent5"/>
-          <w:bottom w:val="single" w:sz="8" w:space="0" w:color="4BACC6" w:themeColor="accent5"/>
+          <w:top w:val="single" w:color="4BACC6" w:themeColor="accent5" w:sz="8" w:space="0"/>
+          <w:bottom w:val="single" w:color="4BACC6" w:themeColor="accent5" w:sz="8" w:space="0"/>
         </w:tcBorders>
       </w:tcPr>
     </w:tblStylePr>
@@ -7556,8 +7714,8 @@
       <w:tblStyleColBandSize w:val="1"/>
       <w:tblInd w:w="0" w:type="dxa"/>
       <w:tblBorders>
-        <w:top w:val="single" w:sz="8" w:space="0" w:color="F79646" w:themeColor="accent6"/>
-        <w:bottom w:val="single" w:sz="8" w:space="0" w:color="F79646" w:themeColor="accent6"/>
+        <w:top w:val="single" w:color="F79646" w:themeColor="accent6" w:sz="8" w:space="0"/>
+        <w:bottom w:val="single" w:color="F79646" w:themeColor="accent6" w:sz="8" w:space="0"/>
       </w:tblBorders>
       <w:tblCellMar>
         <w:top w:w="0" w:type="dxa"/>
@@ -7568,13 +7726,13 @@
     </w:tblPr>
     <w:tblStylePr w:type="firstRow">
       <w:rPr>
-        <w:rFonts w:asciiTheme="majorHAnsi" w:eastAsiaTheme="majorEastAsia" w:hAnsiTheme="majorHAnsi" w:cstheme="majorBidi"/>
-      </w:rPr>
-      <w:tblPr/>
-      <w:tcPr>
-        <w:tcBorders>
-          <w:top w:val="nil"/>
-          <w:bottom w:val="single" w:sz="8" w:space="0" w:color="F79646" w:themeColor="accent6"/>
+        <w:rFonts w:asciiTheme="majorHAnsi" w:hAnsiTheme="majorHAnsi" w:eastAsiaTheme="majorEastAsia" w:cstheme="majorBidi"/>
+      </w:rPr>
+      <w:tblPr/>
+      <w:tcPr>
+        <w:tcBorders>
+          <w:top w:val="nil"/>
+          <w:bottom w:val="single" w:color="F79646" w:themeColor="accent6" w:sz="8" w:space="0"/>
         </w:tcBorders>
       </w:tcPr>
     </w:tblStylePr>
@@ -7587,8 +7745,8 @@
       <w:tblPr/>
       <w:tcPr>
         <w:tcBorders>
-          <w:top w:val="single" w:sz="8" w:space="0" w:color="F79646" w:themeColor="accent6"/>
-          <w:bottom w:val="single" w:sz="8" w:space="0" w:color="F79646" w:themeColor="accent6"/>
+          <w:top w:val="single" w:color="F79646" w:themeColor="accent6" w:sz="8" w:space="0"/>
+          <w:bottom w:val="single" w:color="F79646" w:themeColor="accent6" w:sz="8" w:space="0"/>
         </w:tcBorders>
       </w:tcPr>
     </w:tblStylePr>
@@ -7606,8 +7764,8 @@
       <w:tblPr/>
       <w:tcPr>
         <w:tcBorders>
-          <w:top w:val="single" w:sz="8" w:space="0" w:color="F79646" w:themeColor="accent6"/>
-          <w:bottom w:val="single" w:sz="8" w:space="0" w:color="F79646" w:themeColor="accent6"/>
+          <w:top w:val="single" w:color="F79646" w:themeColor="accent6" w:sz="8" w:space="0"/>
+          <w:bottom w:val="single" w:color="F79646" w:themeColor="accent6" w:sz="8" w:space="0"/>
         </w:tcBorders>
       </w:tcPr>
     </w:tblStylePr>
@@ -7633,7 +7791,7 @@
       <w:spacing w:after="0" w:line="240" w:lineRule="auto"/>
     </w:pPr>
     <w:rPr>
-      <w:rFonts w:asciiTheme="majorHAnsi" w:eastAsiaTheme="majorEastAsia" w:hAnsiTheme="majorHAnsi" w:cstheme="majorBidi"/>
+      <w:rFonts w:asciiTheme="majorHAnsi" w:hAnsiTheme="majorHAnsi" w:eastAsiaTheme="majorEastAsia" w:cstheme="majorBidi"/>
       <w:color w:val="000000" w:themeColor="text1"/>
     </w:rPr>
     <w:tblPr>
@@ -7641,10 +7799,10 @@
       <w:tblStyleColBandSize w:val="1"/>
       <w:tblInd w:w="0" w:type="dxa"/>
       <w:tblBorders>
-        <w:top w:val="single" w:sz="8" w:space="0" w:color="000000" w:themeColor="text1"/>
-        <w:left w:val="single" w:sz="8" w:space="0" w:color="000000" w:themeColor="text1"/>
-        <w:bottom w:val="single" w:sz="8" w:space="0" w:color="000000" w:themeColor="text1"/>
-        <w:right w:val="single" w:sz="8" w:space="0" w:color="000000" w:themeColor="text1"/>
+        <w:top w:val="single" w:color="000000" w:themeColor="text1" w:sz="8" w:space="0"/>
+        <w:left w:val="single" w:color="000000" w:themeColor="text1" w:sz="8" w:space="0"/>
+        <w:bottom w:val="single" w:color="000000" w:themeColor="text1" w:sz="8" w:space="0"/>
+        <w:right w:val="single" w:color="000000" w:themeColor="text1" w:sz="8" w:space="0"/>
       </w:tblBorders>
       <w:tblCellMar>
         <w:top w:w="0" w:type="dxa"/>
@@ -7663,7 +7821,7 @@
         <w:tcBorders>
           <w:top w:val="nil"/>
           <w:left w:val="nil"/>
-          <w:bottom w:val="single" w:sz="24" w:space="0" w:color="000000" w:themeColor="text1"/>
+          <w:bottom w:val="single" w:color="000000" w:themeColor="text1" w:sz="24" w:space="0"/>
           <w:right w:val="nil"/>
           <w:insideH w:val="nil"/>
           <w:insideV w:val="nil"/>
@@ -7675,7 +7833,7 @@
       <w:tblPr/>
       <w:tcPr>
         <w:tcBorders>
-          <w:top w:val="single" w:sz="8" w:space="0" w:color="000000" w:themeColor="text1"/>
+          <w:top w:val="single" w:color="000000" w:themeColor="text1" w:sz="8" w:space="0"/>
           <w:left w:val="nil"/>
           <w:bottom w:val="nil"/>
           <w:right w:val="nil"/>
@@ -7692,7 +7850,7 @@
           <w:top w:val="nil"/>
           <w:left w:val="nil"/>
           <w:bottom w:val="nil"/>
-          <w:right w:val="single" w:sz="8" w:space="0" w:color="000000" w:themeColor="text1"/>
+          <w:right w:val="single" w:color="000000" w:themeColor="text1" w:sz="8" w:space="0"/>
           <w:insideH w:val="nil"/>
           <w:insideV w:val="nil"/>
         </w:tcBorders>
@@ -7704,7 +7862,7 @@
       <w:tcPr>
         <w:tcBorders>
           <w:top w:val="nil"/>
-          <w:left w:val="single" w:sz="8" w:space="0" w:color="000000" w:themeColor="text1"/>
+          <w:left w:val="single" w:color="000000" w:themeColor="text1" w:sz="8" w:space="0"/>
           <w:bottom w:val="nil"/>
           <w:right w:val="nil"/>
           <w:insideH w:val="nil"/>
@@ -7761,7 +7919,7 @@
       <w:spacing w:after="0" w:line="240" w:lineRule="auto"/>
     </w:pPr>
     <w:rPr>
-      <w:rFonts w:asciiTheme="majorHAnsi" w:eastAsiaTheme="majorEastAsia" w:hAnsiTheme="majorHAnsi" w:cstheme="majorBidi"/>
+      <w:rFonts w:asciiTheme="majorHAnsi" w:hAnsiTheme="majorHAnsi" w:eastAsiaTheme="majorEastAsia" w:cstheme="majorBidi"/>
       <w:color w:val="000000" w:themeColor="text1"/>
     </w:rPr>
     <w:tblPr>
@@ -7769,10 +7927,10 @@
       <w:tblStyleColBandSize w:val="1"/>
       <w:tblInd w:w="0" w:type="dxa"/>
       <w:tblBorders>
-        <w:top w:val="single" w:sz="8" w:space="0" w:color="4F81BD" w:themeColor="accent1"/>
-        <w:left w:val="single" w:sz="8" w:space="0" w:color="4F81BD" w:themeColor="accent1"/>
-        <w:bottom w:val="single" w:sz="8" w:space="0" w:color="4F81BD" w:themeColor="accent1"/>
-        <w:right w:val="single" w:sz="8" w:space="0" w:color="4F81BD" w:themeColor="accent1"/>
+        <w:top w:val="single" w:color="4F81BD" w:themeColor="accent1" w:sz="8" w:space="0"/>
+        <w:left w:val="single" w:color="4F81BD" w:themeColor="accent1" w:sz="8" w:space="0"/>
+        <w:bottom w:val="single" w:color="4F81BD" w:themeColor="accent1" w:sz="8" w:space="0"/>
+        <w:right w:val="single" w:color="4F81BD" w:themeColor="accent1" w:sz="8" w:space="0"/>
       </w:tblBorders>
       <w:tblCellMar>
         <w:top w:w="0" w:type="dxa"/>
@@ -7791,7 +7949,7 @@
         <w:tcBorders>
           <w:top w:val="nil"/>
           <w:left w:val="nil"/>
-          <w:bottom w:val="single" w:sz="24" w:space="0" w:color="4F81BD" w:themeColor="accent1"/>
+          <w:bottom w:val="single" w:color="4F81BD" w:themeColor="accent1" w:sz="24" w:space="0"/>
           <w:right w:val="nil"/>
           <w:insideH w:val="nil"/>
           <w:insideV w:val="nil"/>
@@ -7803,7 +7961,7 @@
       <w:tblPr/>
       <w:tcPr>
         <w:tcBorders>
-          <w:top w:val="single" w:sz="8" w:space="0" w:color="4F81BD" w:themeColor="accent1"/>
+          <w:top w:val="single" w:color="4F81BD" w:themeColor="accent1" w:sz="8" w:space="0"/>
           <w:left w:val="nil"/>
           <w:bottom w:val="nil"/>
           <w:right w:val="nil"/>
@@ -7820,7 +7978,7 @@
           <w:top w:val="nil"/>
           <w:left w:val="nil"/>
           <w:bottom w:val="nil"/>
-          <w:right w:val="single" w:sz="8" w:space="0" w:color="4F81BD" w:themeColor="accent1"/>
+          <w:right w:val="single" w:color="4F81BD" w:themeColor="accent1" w:sz="8" w:space="0"/>
           <w:insideH w:val="nil"/>
           <w:insideV w:val="nil"/>
         </w:tcBorders>
@@ -7832,7 +7990,7 @@
       <w:tcPr>
         <w:tcBorders>
           <w:top w:val="nil"/>
-          <w:left w:val="single" w:sz="8" w:space="0" w:color="4F81BD" w:themeColor="accent1"/>
+          <w:left w:val="single" w:color="4F81BD" w:themeColor="accent1" w:sz="8" w:space="0"/>
           <w:bottom w:val="nil"/>
           <w:right w:val="nil"/>
           <w:insideH w:val="nil"/>
@@ -7889,7 +8047,7 @@
       <w:spacing w:after="0" w:line="240" w:lineRule="auto"/>
     </w:pPr>
     <w:rPr>
-      <w:rFonts w:asciiTheme="majorHAnsi" w:eastAsiaTheme="majorEastAsia" w:hAnsiTheme="majorHAnsi" w:cstheme="majorBidi"/>
+      <w:rFonts w:asciiTheme="majorHAnsi" w:hAnsiTheme="majorHAnsi" w:eastAsiaTheme="majorEastAsia" w:cstheme="majorBidi"/>
       <w:color w:val="000000" w:themeColor="text1"/>
     </w:rPr>
     <w:tblPr>
@@ -7897,10 +8055,10 @@
       <w:tblStyleColBandSize w:val="1"/>
       <w:tblInd w:w="0" w:type="dxa"/>
       <w:tblBorders>
-        <w:top w:val="single" w:sz="8" w:space="0" w:color="C0504D" w:themeColor="accent2"/>
-        <w:left w:val="single" w:sz="8" w:space="0" w:color="C0504D" w:themeColor="accent2"/>
-        <w:bottom w:val="single" w:sz="8" w:space="0" w:color="C0504D" w:themeColor="accent2"/>
-        <w:right w:val="single" w:sz="8" w:space="0" w:color="C0504D" w:themeColor="accent2"/>
+        <w:top w:val="single" w:color="C0504D" w:themeColor="accent2" w:sz="8" w:space="0"/>
+        <w:left w:val="single" w:color="C0504D" w:themeColor="accent2" w:sz="8" w:space="0"/>
+        <w:bottom w:val="single" w:color="C0504D" w:themeColor="accent2" w:sz="8" w:space="0"/>
+        <w:right w:val="single" w:color="C0504D" w:themeColor="accent2" w:sz="8" w:space="0"/>
       </w:tblBorders>
       <w:tblCellMar>
         <w:top w:w="0" w:type="dxa"/>
@@ -7919,7 +8077,7 @@
         <w:tcBorders>
           <w:top w:val="nil"/>
           <w:left w:val="nil"/>
-          <w:bottom w:val="single" w:sz="24" w:space="0" w:color="C0504D" w:themeColor="accent2"/>
+          <w:bottom w:val="single" w:color="C0504D" w:themeColor="accent2" w:sz="24" w:space="0"/>
           <w:right w:val="nil"/>
           <w:insideH w:val="nil"/>
           <w:insideV w:val="nil"/>
@@ -7931,7 +8089,7 @@
       <w:tblPr/>
       <w:tcPr>
         <w:tcBorders>
-          <w:top w:val="single" w:sz="8" w:space="0" w:color="C0504D" w:themeColor="accent2"/>
+          <w:top w:val="single" w:color="C0504D" w:themeColor="accent2" w:sz="8" w:space="0"/>
           <w:left w:val="nil"/>
           <w:bottom w:val="nil"/>
           <w:right w:val="nil"/>
@@ -7948,7 +8106,7 @@
           <w:top w:val="nil"/>
           <w:left w:val="nil"/>
           <w:bottom w:val="nil"/>
-          <w:right w:val="single" w:sz="8" w:space="0" w:color="C0504D" w:themeColor="accent2"/>
+          <w:right w:val="single" w:color="C0504D" w:themeColor="accent2" w:sz="8" w:space="0"/>
           <w:insideH w:val="nil"/>
           <w:insideV w:val="nil"/>
         </w:tcBorders>
@@ -7960,7 +8118,7 @@
       <w:tcPr>
         <w:tcBorders>
           <w:top w:val="nil"/>
-          <w:left w:val="single" w:sz="8" w:space="0" w:color="C0504D" w:themeColor="accent2"/>
+          <w:left w:val="single" w:color="C0504D" w:themeColor="accent2" w:sz="8" w:space="0"/>
           <w:bottom w:val="nil"/>
           <w:right w:val="nil"/>
           <w:insideH w:val="nil"/>
@@ -8017,7 +8175,7 @@
       <w:spacing w:after="0" w:line="240" w:lineRule="auto"/>
     </w:pPr>
     <w:rPr>
-      <w:rFonts w:asciiTheme="majorHAnsi" w:eastAsiaTheme="majorEastAsia" w:hAnsiTheme="majorHAnsi" w:cstheme="majorBidi"/>
+      <w:rFonts w:asciiTheme="majorHAnsi" w:hAnsiTheme="majorHAnsi" w:eastAsiaTheme="majorEastAsia" w:cstheme="majorBidi"/>
       <w:color w:val="000000" w:themeColor="text1"/>
     </w:rPr>
     <w:tblPr>
@@ -8025,10 +8183,10 @@
       <w:tblStyleColBandSize w:val="1"/>
       <w:tblInd w:w="0" w:type="dxa"/>
       <w:tblBorders>
-        <w:top w:val="single" w:sz="8" w:space="0" w:color="9BBB59" w:themeColor="accent3"/>
-        <w:left w:val="single" w:sz="8" w:space="0" w:color="9BBB59" w:themeColor="accent3"/>
-        <w:bottom w:val="single" w:sz="8" w:space="0" w:color="9BBB59" w:themeColor="accent3"/>
-        <w:right w:val="single" w:sz="8" w:space="0" w:color="9BBB59" w:themeColor="accent3"/>
+        <w:top w:val="single" w:color="9BBB59" w:themeColor="accent3" w:sz="8" w:space="0"/>
+        <w:left w:val="single" w:color="9BBB59" w:themeColor="accent3" w:sz="8" w:space="0"/>
+        <w:bottom w:val="single" w:color="9BBB59" w:themeColor="accent3" w:sz="8" w:space="0"/>
+        <w:right w:val="single" w:color="9BBB59" w:themeColor="accent3" w:sz="8" w:space="0"/>
       </w:tblBorders>
       <w:tblCellMar>
         <w:top w:w="0" w:type="dxa"/>
@@ -8047,7 +8205,7 @@
         <w:tcBorders>
           <w:top w:val="nil"/>
           <w:left w:val="nil"/>
-          <w:bottom w:val="single" w:sz="24" w:space="0" w:color="9BBB59" w:themeColor="accent3"/>
+          <w:bottom w:val="single" w:color="9BBB59" w:themeColor="accent3" w:sz="24" w:space="0"/>
           <w:right w:val="nil"/>
           <w:insideH w:val="nil"/>
           <w:insideV w:val="nil"/>
@@ -8059,7 +8217,7 @@
       <w:tblPr/>
       <w:tcPr>
         <w:tcBorders>
-          <w:top w:val="single" w:sz="8" w:space="0" w:color="9BBB59" w:themeColor="accent3"/>
+          <w:top w:val="single" w:color="9BBB59" w:themeColor="accent3" w:sz="8" w:space="0"/>
           <w:left w:val="nil"/>
           <w:bottom w:val="nil"/>
           <w:right w:val="nil"/>
@@ -8076,7 +8234,7 @@
           <w:top w:val="nil"/>
           <w:left w:val="nil"/>
           <w:bottom w:val="nil"/>
-          <w:right w:val="single" w:sz="8" w:space="0" w:color="9BBB59" w:themeColor="accent3"/>
+          <w:right w:val="single" w:color="9BBB59" w:themeColor="accent3" w:sz="8" w:space="0"/>
           <w:insideH w:val="nil"/>
           <w:insideV w:val="nil"/>
         </w:tcBorders>
@@ -8088,7 +8246,7 @@
       <w:tcPr>
         <w:tcBorders>
           <w:top w:val="nil"/>
-          <w:left w:val="single" w:sz="8" w:space="0" w:color="9BBB59" w:themeColor="accent3"/>
+          <w:left w:val="single" w:color="9BBB59" w:themeColor="accent3" w:sz="8" w:space="0"/>
           <w:bottom w:val="nil"/>
           <w:right w:val="nil"/>
           <w:insideH w:val="nil"/>
@@ -8145,7 +8303,7 @@
       <w:spacing w:after="0" w:line="240" w:lineRule="auto"/>
     </w:pPr>
     <w:rPr>
-      <w:rFonts w:asciiTheme="majorHAnsi" w:eastAsiaTheme="majorEastAsia" w:hAnsiTheme="majorHAnsi" w:cstheme="majorBidi"/>
+      <w:rFonts w:asciiTheme="majorHAnsi" w:hAnsiTheme="majorHAnsi" w:eastAsiaTheme="majorEastAsia" w:cstheme="majorBidi"/>
       <w:color w:val="000000" w:themeColor="text1"/>
     </w:rPr>
     <w:tblPr>
@@ -8153,10 +8311,10 @@
       <w:tblStyleColBandSize w:val="1"/>
       <w:tblInd w:w="0" w:type="dxa"/>
       <w:tblBorders>
-        <w:top w:val="single" w:sz="8" w:space="0" w:color="8064A2" w:themeColor="accent4"/>
-        <w:left w:val="single" w:sz="8" w:space="0" w:color="8064A2" w:themeColor="accent4"/>
-        <w:bottom w:val="single" w:sz="8" w:space="0" w:color="8064A2" w:themeColor="accent4"/>
-        <w:right w:val="single" w:sz="8" w:space="0" w:color="8064A2" w:themeColor="accent4"/>
+        <w:top w:val="single" w:color="8064A2" w:themeColor="accent4" w:sz="8" w:space="0"/>
+        <w:left w:val="single" w:color="8064A2" w:themeColor="accent4" w:sz="8" w:space="0"/>
+        <w:bottom w:val="single" w:color="8064A2" w:themeColor="accent4" w:sz="8" w:space="0"/>
+        <w:right w:val="single" w:color="8064A2" w:themeColor="accent4" w:sz="8" w:space="0"/>
       </w:tblBorders>
       <w:tblCellMar>
         <w:top w:w="0" w:type="dxa"/>
@@ -8175,7 +8333,7 @@
         <w:tcBorders>
           <w:top w:val="nil"/>
           <w:left w:val="nil"/>
-          <w:bottom w:val="single" w:sz="24" w:space="0" w:color="8064A2" w:themeColor="accent4"/>
+          <w:bottom w:val="single" w:color="8064A2" w:themeColor="accent4" w:sz="24" w:space="0"/>
           <w:right w:val="nil"/>
           <w:insideH w:val="nil"/>
           <w:insideV w:val="nil"/>
@@ -8187,7 +8345,7 @@
       <w:tblPr/>
       <w:tcPr>
         <w:tcBorders>
-          <w:top w:val="single" w:sz="8" w:space="0" w:color="8064A2" w:themeColor="accent4"/>
+          <w:top w:val="single" w:color="8064A2" w:themeColor="accent4" w:sz="8" w:space="0"/>
           <w:left w:val="nil"/>
           <w:bottom w:val="nil"/>
           <w:right w:val="nil"/>
@@ -8204,7 +8362,7 @@
           <w:top w:val="nil"/>
           <w:left w:val="nil"/>
           <w:bottom w:val="nil"/>
-          <w:right w:val="single" w:sz="8" w:space="0" w:color="8064A2" w:themeColor="accent4"/>
+          <w:right w:val="single" w:color="8064A2" w:themeColor="accent4" w:sz="8" w:space="0"/>
           <w:insideH w:val="nil"/>
           <w:insideV w:val="nil"/>
         </w:tcBorders>
@@ -8216,7 +8374,7 @@
       <w:tcPr>
         <w:tcBorders>
           <w:top w:val="nil"/>
-          <w:left w:val="single" w:sz="8" w:space="0" w:color="8064A2" w:themeColor="accent4"/>
+          <w:left w:val="single" w:color="8064A2" w:themeColor="accent4" w:sz="8" w:space="0"/>
           <w:bottom w:val="nil"/>
           <w:right w:val="nil"/>
           <w:insideH w:val="nil"/>
@@ -8273,7 +8431,7 @@
       <w:spacing w:after="0" w:line="240" w:lineRule="auto"/>
     </w:pPr>
     <w:rPr>
-      <w:rFonts w:asciiTheme="majorHAnsi" w:eastAsiaTheme="majorEastAsia" w:hAnsiTheme="majorHAnsi" w:cstheme="majorBidi"/>
+      <w:rFonts w:asciiTheme="majorHAnsi" w:hAnsiTheme="majorHAnsi" w:eastAsiaTheme="majorEastAsia" w:cstheme="majorBidi"/>
       <w:color w:val="000000" w:themeColor="text1"/>
     </w:rPr>
     <w:tblPr>
@@ -8281,10 +8439,10 @@
       <w:tblStyleColBandSize w:val="1"/>
       <w:tblInd w:w="0" w:type="dxa"/>
       <w:tblBorders>
-        <w:top w:val="single" w:sz="8" w:space="0" w:color="4BACC6" w:themeColor="accent5"/>
-        <w:left w:val="single" w:sz="8" w:space="0" w:color="4BACC6" w:themeColor="accent5"/>
-        <w:bottom w:val="single" w:sz="8" w:space="0" w:color="4BACC6" w:themeColor="accent5"/>
-        <w:right w:val="single" w:sz="8" w:space="0" w:color="4BACC6" w:themeColor="accent5"/>
+        <w:top w:val="single" w:color="4BACC6" w:themeColor="accent5" w:sz="8" w:space="0"/>
+        <w:left w:val="single" w:color="4BACC6" w:themeColor="accent5" w:sz="8" w:space="0"/>
+        <w:bottom w:val="single" w:color="4BACC6" w:themeColor="accent5" w:sz="8" w:space="0"/>
+        <w:right w:val="single" w:color="4BACC6" w:themeColor="accent5" w:sz="8" w:space="0"/>
       </w:tblBorders>
       <w:tblCellMar>
         <w:top w:w="0" w:type="dxa"/>
@@ -8303,7 +8461,7 @@
         <w:tcBorders>
           <w:top w:val="nil"/>
           <w:left w:val="nil"/>
-          <w:bottom w:val="single" w:sz="24" w:space="0" w:color="4BACC6" w:themeColor="accent5"/>
+          <w:bottom w:val="single" w:color="4BACC6" w:themeColor="accent5" w:sz="24" w:space="0"/>
           <w:right w:val="nil"/>
           <w:insideH w:val="nil"/>
           <w:insideV w:val="nil"/>
@@ -8315,7 +8473,7 @@
       <w:tblPr/>
       <w:tcPr>
         <w:tcBorders>
-          <w:top w:val="single" w:sz="8" w:space="0" w:color="4BACC6" w:themeColor="accent5"/>
+          <w:top w:val="single" w:color="4BACC6" w:themeColor="accent5" w:sz="8" w:space="0"/>
           <w:left w:val="nil"/>
           <w:bottom w:val="nil"/>
           <w:right w:val="nil"/>
@@ -8332,7 +8490,7 @@
           <w:top w:val="nil"/>
           <w:left w:val="nil"/>
           <w:bottom w:val="nil"/>
-          <w:right w:val="single" w:sz="8" w:space="0" w:color="4BACC6" w:themeColor="accent5"/>
+          <w:right w:val="single" w:color="4BACC6" w:themeColor="accent5" w:sz="8" w:space="0"/>
           <w:insideH w:val="nil"/>
           <w:insideV w:val="nil"/>
         </w:tcBorders>
@@ -8344,7 +8502,7 @@
       <w:tcPr>
         <w:tcBorders>
           <w:top w:val="nil"/>
-          <w:left w:val="single" w:sz="8" w:space="0" w:color="4BACC6" w:themeColor="accent5"/>
+          <w:left w:val="single" w:color="4BACC6" w:themeColor="accent5" w:sz="8" w:space="0"/>
           <w:bottom w:val="nil"/>
           <w:right w:val="nil"/>
           <w:insideH w:val="nil"/>
@@ -8401,7 +8559,7 @@
       <w:spacing w:after="0" w:line="240" w:lineRule="auto"/>
     </w:pPr>
     <w:rPr>
-      <w:rFonts w:asciiTheme="majorHAnsi" w:eastAsiaTheme="majorEastAsia" w:hAnsiTheme="majorHAnsi" w:cstheme="majorBidi"/>
+      <w:rFonts w:asciiTheme="majorHAnsi" w:hAnsiTheme="majorHAnsi" w:eastAsiaTheme="majorEastAsia" w:cstheme="majorBidi"/>
       <w:color w:val="000000" w:themeColor="text1"/>
     </w:rPr>
     <w:tblPr>
@@ -8409,10 +8567,10 @@
       <w:tblStyleColBandSize w:val="1"/>
       <w:tblInd w:w="0" w:type="dxa"/>
       <w:tblBorders>
-        <w:top w:val="single" w:sz="8" w:space="0" w:color="F79646" w:themeColor="accent6"/>
-        <w:left w:val="single" w:sz="8" w:space="0" w:color="F79646" w:themeColor="accent6"/>
-        <w:bottom w:val="single" w:sz="8" w:space="0" w:color="F79646" w:themeColor="accent6"/>
-        <w:right w:val="single" w:sz="8" w:space="0" w:color="F79646" w:themeColor="accent6"/>
+        <w:top w:val="single" w:color="F79646" w:themeColor="accent6" w:sz="8" w:space="0"/>
+        <w:left w:val="single" w:color="F79646" w:themeColor="accent6" w:sz="8" w:space="0"/>
+        <w:bottom w:val="single" w:color="F79646" w:themeColor="accent6" w:sz="8" w:space="0"/>
+        <w:right w:val="single" w:color="F79646" w:themeColor="accent6" w:sz="8" w:space="0"/>
       </w:tblBorders>
       <w:tblCellMar>
         <w:top w:w="0" w:type="dxa"/>
@@ -8431,7 +8589,7 @@
         <w:tcBorders>
           <w:top w:val="nil"/>
           <w:left w:val="nil"/>
-          <w:bottom w:val="single" w:sz="24" w:space="0" w:color="F79646" w:themeColor="accent6"/>
+          <w:bottom w:val="single" w:color="F79646" w:themeColor="accent6" w:sz="24" w:space="0"/>
           <w:right w:val="nil"/>
           <w:insideH w:val="nil"/>
           <w:insideV w:val="nil"/>
@@ -8443,7 +8601,7 @@
       <w:tblPr/>
       <w:tcPr>
         <w:tcBorders>
-          <w:top w:val="single" w:sz="8" w:space="0" w:color="F79646" w:themeColor="accent6"/>
+          <w:top w:val="single" w:color="F79646" w:themeColor="accent6" w:sz="8" w:space="0"/>
           <w:left w:val="nil"/>
           <w:bottom w:val="nil"/>
           <w:right w:val="nil"/>
@@ -8460,7 +8618,7 @@
           <w:top w:val="nil"/>
           <w:left w:val="nil"/>
           <w:bottom w:val="nil"/>
-          <w:right w:val="single" w:sz="8" w:space="0" w:color="F79646" w:themeColor="accent6"/>
+          <w:right w:val="single" w:color="F79646" w:themeColor="accent6" w:sz="8" w:space="0"/>
           <w:insideH w:val="nil"/>
           <w:insideV w:val="nil"/>
         </w:tcBorders>
@@ -8472,7 +8630,7 @@
       <w:tcPr>
         <w:tcBorders>
           <w:top w:val="nil"/>
-          <w:left w:val="single" w:sz="8" w:space="0" w:color="F79646" w:themeColor="accent6"/>
+          <w:left w:val="single" w:color="F79646" w:themeColor="accent6" w:sz="8" w:space="0"/>
           <w:bottom w:val="nil"/>
           <w:right w:val="nil"/>
           <w:insideH w:val="nil"/>
@@ -8533,12 +8691,12 @@
       <w:tblStyleColBandSize w:val="1"/>
       <w:tblInd w:w="0" w:type="dxa"/>
       <w:tblBorders>
-        <w:top w:val="single" w:sz="8" w:space="0" w:color="404040" w:themeColor="text1" w:themeTint="BF"/>
-        <w:left w:val="single" w:sz="8" w:space="0" w:color="404040" w:themeColor="text1" w:themeTint="BF"/>
-        <w:bottom w:val="single" w:sz="8" w:space="0" w:color="404040" w:themeColor="text1" w:themeTint="BF"/>
-        <w:right w:val="single" w:sz="8" w:space="0" w:color="404040" w:themeColor="text1" w:themeTint="BF"/>
-        <w:insideH w:val="single" w:sz="8" w:space="0" w:color="404040" w:themeColor="text1" w:themeTint="BF"/>
-        <w:insideV w:val="single" w:sz="8" w:space="0" w:color="404040" w:themeColor="text1" w:themeTint="BF"/>
+        <w:top w:val="single" w:color="404040" w:themeColor="text1" w:themeTint="BF" w:sz="8" w:space="0"/>
+        <w:left w:val="single" w:color="404040" w:themeColor="text1" w:themeTint="BF" w:sz="8" w:space="0"/>
+        <w:bottom w:val="single" w:color="404040" w:themeColor="text1" w:themeTint="BF" w:sz="8" w:space="0"/>
+        <w:right w:val="single" w:color="404040" w:themeColor="text1" w:themeTint="BF" w:sz="8" w:space="0"/>
+        <w:insideH w:val="single" w:color="404040" w:themeColor="text1" w:themeTint="BF" w:sz="8" w:space="0"/>
+        <w:insideV w:val="single" w:color="404040" w:themeColor="text1" w:themeTint="BF" w:sz="8" w:space="0"/>
       </w:tblBorders>
       <w:tblCellMar>
         <w:top w:w="0" w:type="dxa"/>
@@ -8564,7 +8722,7 @@
       <w:tblPr/>
       <w:tcPr>
         <w:tcBorders>
-          <w:top w:val="single" w:sz="18" w:space="0" w:color="404040" w:themeColor="text1" w:themeTint="BF"/>
+          <w:top w:val="single" w:color="404040" w:themeColor="text1" w:themeTint="BF" w:sz="18" w:space="0"/>
         </w:tcBorders>
       </w:tcPr>
     </w:tblStylePr>
@@ -8606,12 +8764,12 @@
       <w:tblStyleColBandSize w:val="1"/>
       <w:tblInd w:w="0" w:type="dxa"/>
       <w:tblBorders>
-        <w:top w:val="single" w:sz="8" w:space="0" w:color="7BA0CD" w:themeColor="accent1" w:themeTint="BF"/>
-        <w:left w:val="single" w:sz="8" w:space="0" w:color="7BA0CD" w:themeColor="accent1" w:themeTint="BF"/>
-        <w:bottom w:val="single" w:sz="8" w:space="0" w:color="7BA0CD" w:themeColor="accent1" w:themeTint="BF"/>
-        <w:right w:val="single" w:sz="8" w:space="0" w:color="7BA0CD" w:themeColor="accent1" w:themeTint="BF"/>
-        <w:insideH w:val="single" w:sz="8" w:space="0" w:color="7BA0CD" w:themeColor="accent1" w:themeTint="BF"/>
-        <w:insideV w:val="single" w:sz="8" w:space="0" w:color="7BA0CD" w:themeColor="accent1" w:themeTint="BF"/>
+        <w:top w:val="single" w:color="7BA0CD" w:themeColor="accent1" w:themeTint="BF" w:sz="8" w:space="0"/>
+        <w:left w:val="single" w:color="7BA0CD" w:themeColor="accent1" w:themeTint="BF" w:sz="8" w:space="0"/>
+        <w:bottom w:val="single" w:color="7BA0CD" w:themeColor="accent1" w:themeTint="BF" w:sz="8" w:space="0"/>
+        <w:right w:val="single" w:color="7BA0CD" w:themeColor="accent1" w:themeTint="BF" w:sz="8" w:space="0"/>
+        <w:insideH w:val="single" w:color="7BA0CD" w:themeColor="accent1" w:themeTint="BF" w:sz="8" w:space="0"/>
+        <w:insideV w:val="single" w:color="7BA0CD" w:themeColor="accent1" w:themeTint="BF" w:sz="8" w:space="0"/>
       </w:tblBorders>
       <w:tblCellMar>
         <w:top w:w="0" w:type="dxa"/>
@@ -8637,7 +8795,7 @@
       <w:tblPr/>
       <w:tcPr>
         <w:tcBorders>
-          <w:top w:val="single" w:sz="18" w:space="0" w:color="7BA0CD" w:themeColor="accent1" w:themeTint="BF"/>
+          <w:top w:val="single" w:color="7BA0CD" w:themeColor="accent1" w:themeTint="BF" w:sz="18" w:space="0"/>
         </w:tcBorders>
       </w:tcPr>
     </w:tblStylePr>
@@ -8679,12 +8837,12 @@
       <w:tblStyleColBandSize w:val="1"/>
       <w:tblInd w:w="0" w:type="dxa"/>
       <w:tblBorders>
-        <w:top w:val="single" w:sz="8" w:space="0" w:color="CF7B79" w:themeColor="accent2" w:themeTint="BF"/>
-        <w:left w:val="single" w:sz="8" w:space="0" w:color="CF7B79" w:themeColor="accent2" w:themeTint="BF"/>
-        <w:bottom w:val="single" w:sz="8" w:space="0" w:color="CF7B79" w:themeColor="accent2" w:themeTint="BF"/>
-        <w:right w:val="single" w:sz="8" w:space="0" w:color="CF7B79" w:themeColor="accent2" w:themeTint="BF"/>
-        <w:insideH w:val="single" w:sz="8" w:space="0" w:color="CF7B79" w:themeColor="accent2" w:themeTint="BF"/>
-        <w:insideV w:val="single" w:sz="8" w:space="0" w:color="CF7B79" w:themeColor="accent2" w:themeTint="BF"/>
+        <w:top w:val="single" w:color="CF7B79" w:themeColor="accent2" w:themeTint="BF" w:sz="8" w:space="0"/>
+        <w:left w:val="single" w:color="CF7B79" w:themeColor="accent2" w:themeTint="BF" w:sz="8" w:space="0"/>
+        <w:bottom w:val="single" w:color="CF7B79" w:themeColor="accent2" w:themeTint="BF" w:sz="8" w:space="0"/>
+        <w:right w:val="single" w:color="CF7B79" w:themeColor="accent2" w:themeTint="BF" w:sz="8" w:space="0"/>
+        <w:insideH w:val="single" w:color="CF7B79" w:themeColor="accent2" w:themeTint="BF" w:sz="8" w:space="0"/>
+        <w:insideV w:val="single" w:color="CF7B79" w:themeColor="accent2" w:themeTint="BF" w:sz="8" w:space="0"/>
       </w:tblBorders>
       <w:tblCellMar>
         <w:top w:w="0" w:type="dxa"/>
@@ -8710,7 +8868,7 @@
       <w:tblPr/>
       <w:tcPr>
         <w:tcBorders>
-          <w:top w:val="single" w:sz="18" w:space="0" w:color="CF7B79" w:themeColor="accent2" w:themeTint="BF"/>
+          <w:top w:val="single" w:color="CF7B79" w:themeColor="accent2" w:themeTint="BF" w:sz="18" w:space="0"/>
         </w:tcBorders>
       </w:tcPr>
     </w:tblStylePr>
@@ -8752,12 +8910,12 @@
       <w:tblStyleColBandSize w:val="1"/>
       <w:tblInd w:w="0" w:type="dxa"/>
       <w:tblBorders>
-        <w:top w:val="single" w:sz="8" w:space="0" w:color="B3CC82" w:themeColor="accent3" w:themeTint="BF"/>
-        <w:left w:val="single" w:sz="8" w:space="0" w:color="B3CC82" w:themeColor="accent3" w:themeTint="BF"/>
-        <w:bottom w:val="single" w:sz="8" w:space="0" w:color="B3CC82" w:themeColor="accent3" w:themeTint="BF"/>
-        <w:right w:val="single" w:sz="8" w:space="0" w:color="B3CC82" w:themeColor="accent3" w:themeTint="BF"/>
-        <w:insideH w:val="single" w:sz="8" w:space="0" w:color="B3CC82" w:themeColor="accent3" w:themeTint="BF"/>
-        <w:insideV w:val="single" w:sz="8" w:space="0" w:color="B3CC82" w:themeColor="accent3" w:themeTint="BF"/>
+        <w:top w:val="single" w:color="B3CC82" w:themeColor="accent3" w:themeTint="BF" w:sz="8" w:space="0"/>
+        <w:left w:val="single" w:color="B3CC82" w:themeColor="accent3" w:themeTint="BF" w:sz="8" w:space="0"/>
+        <w:bottom w:val="single" w:color="B3CC82" w:themeColor="accent3" w:themeTint="BF" w:sz="8" w:space="0"/>
+        <w:right w:val="single" w:color="B3CC82" w:themeColor="accent3" w:themeTint="BF" w:sz="8" w:space="0"/>
+        <w:insideH w:val="single" w:color="B3CC82" w:themeColor="accent3" w:themeTint="BF" w:sz="8" w:space="0"/>
+        <w:insideV w:val="single" w:color="B3CC82" w:themeColor="accent3" w:themeTint="BF" w:sz="8" w:space="0"/>
       </w:tblBorders>
       <w:tblCellMar>
         <w:top w:w="0" w:type="dxa"/>
@@ -8783,7 +8941,7 @@
       <w:tblPr/>
       <w:tcPr>
         <w:tcBorders>
-          <w:top w:val="single" w:sz="18" w:space="0" w:color="B3CC82" w:themeColor="accent3" w:themeTint="BF"/>
+          <w:top w:val="single" w:color="B3CC82" w:themeColor="accent3" w:themeTint="BF" w:sz="18" w:space="0"/>
         </w:tcBorders>
       </w:tcPr>
     </w:tblStylePr>
@@ -8825,12 +8983,12 @@
       <w:tblStyleColBandSize w:val="1"/>
       <w:tblInd w:w="0" w:type="dxa"/>
       <w:tblBorders>
-        <w:top w:val="single" w:sz="8" w:space="0" w:color="9F8AB9" w:themeColor="accent4" w:themeTint="BF"/>
-        <w:left w:val="single" w:sz="8" w:space="0" w:color="9F8AB9" w:themeColor="accent4" w:themeTint="BF"/>
-        <w:bottom w:val="single" w:sz="8" w:space="0" w:color="9F8AB9" w:themeColor="accent4" w:themeTint="BF"/>
-        <w:right w:val="single" w:sz="8" w:space="0" w:color="9F8AB9" w:themeColor="accent4" w:themeTint="BF"/>
-        <w:insideH w:val="single" w:sz="8" w:space="0" w:color="9F8AB9" w:themeColor="accent4" w:themeTint="BF"/>
-        <w:insideV w:val="single" w:sz="8" w:space="0" w:color="9F8AB9" w:themeColor="accent4" w:themeTint="BF"/>
+        <w:top w:val="single" w:color="9F8AB9" w:themeColor="accent4" w:themeTint="BF" w:sz="8" w:space="0"/>
+        <w:left w:val="single" w:color="9F8AB9" w:themeColor="accent4" w:themeTint="BF" w:sz="8" w:space="0"/>
+        <w:bottom w:val="single" w:color="9F8AB9" w:themeColor="accent4" w:themeTint="BF" w:sz="8" w:space="0"/>
+        <w:right w:val="single" w:color="9F8AB9" w:themeColor="accent4" w:themeTint="BF" w:sz="8" w:space="0"/>
+        <w:insideH w:val="single" w:color="9F8AB9" w:themeColor="accent4" w:themeTint="BF" w:sz="8" w:space="0"/>
+        <w:insideV w:val="single" w:color="9F8AB9" w:themeColor="accent4" w:themeTint="BF" w:sz="8" w:space="0"/>
       </w:tblBorders>
       <w:tblCellMar>
         <w:top w:w="0" w:type="dxa"/>
@@ -8856,7 +9014,7 @@
       <w:tblPr/>
       <w:tcPr>
         <w:tcBorders>
-          <w:top w:val="single" w:sz="18" w:space="0" w:color="9F8AB9" w:themeColor="accent4" w:themeTint="BF"/>
+          <w:top w:val="single" w:color="9F8AB9" w:themeColor="accent4" w:themeTint="BF" w:sz="18" w:space="0"/>
         </w:tcBorders>
       </w:tcPr>
     </w:tblStylePr>
@@ -8898,12 +9056,12 @@
       <w:tblStyleColBandSize w:val="1"/>
       <w:tblInd w:w="0" w:type="dxa"/>
       <w:tblBorders>
-        <w:top w:val="single" w:sz="8" w:space="0" w:color="78C0D4" w:themeColor="accent5" w:themeTint="BF"/>
-        <w:left w:val="single" w:sz="8" w:space="0" w:color="78C0D4" w:themeColor="accent5" w:themeTint="BF"/>
-        <w:bottom w:val="single" w:sz="8" w:space="0" w:color="78C0D4" w:themeColor="accent5" w:themeTint="BF"/>
-        <w:right w:val="single" w:sz="8" w:space="0" w:color="78C0D4" w:themeColor="accent5" w:themeTint="BF"/>
-        <w:insideH w:val="single" w:sz="8" w:space="0" w:color="78C0D4" w:themeColor="accent5" w:themeTint="BF"/>
-        <w:insideV w:val="single" w:sz="8" w:space="0" w:color="78C0D4" w:themeColor="accent5" w:themeTint="BF"/>
+        <w:top w:val="single" w:color="78C0D4" w:themeColor="accent5" w:themeTint="BF" w:sz="8" w:space="0"/>
+        <w:left w:val="single" w:color="78C0D4" w:themeColor="accent5" w:themeTint="BF" w:sz="8" w:space="0"/>
+        <w:bottom w:val="single" w:color="78C0D4" w:themeColor="accent5" w:themeTint="BF" w:sz="8" w:space="0"/>
+        <w:right w:val="single" w:color="78C0D4" w:themeColor="accent5" w:themeTint="BF" w:sz="8" w:space="0"/>
+        <w:insideH w:val="single" w:color="78C0D4" w:themeColor="accent5" w:themeTint="BF" w:sz="8" w:space="0"/>
+        <w:insideV w:val="single" w:color="78C0D4" w:themeColor="accent5" w:themeTint="BF" w:sz="8" w:space="0"/>
       </w:tblBorders>
       <w:tblCellMar>
         <w:top w:w="0" w:type="dxa"/>
@@ -8929,7 +9087,7 @@
       <w:tblPr/>
       <w:tcPr>
         <w:tcBorders>
-          <w:top w:val="single" w:sz="18" w:space="0" w:color="78C0D4" w:themeColor="accent5" w:themeTint="BF"/>
+          <w:top w:val="single" w:color="78C0D4" w:themeColor="accent5" w:themeTint="BF" w:sz="18" w:space="0"/>
         </w:tcBorders>
       </w:tcPr>
     </w:tblStylePr>
@@ -8971,12 +9129,12 @@
       <w:tblStyleColBandSize w:val="1"/>
       <w:tblInd w:w="0" w:type="dxa"/>
       <w:tblBorders>
-        <w:top w:val="single" w:sz="8" w:space="0" w:color="F9B074" w:themeColor="accent6" w:themeTint="BF"/>
-        <w:left w:val="single" w:sz="8" w:space="0" w:color="F9B074" w:themeColor="accent6" w:themeTint="BF"/>
-        <w:bottom w:val="single" w:sz="8" w:space="0" w:color="F9B074" w:themeColor="accent6" w:themeTint="BF"/>
-        <w:right w:val="single" w:sz="8" w:space="0" w:color="F9B074" w:themeColor="accent6" w:themeTint="BF"/>
-        <w:insideH w:val="single" w:sz="8" w:space="0" w:color="F9B074" w:themeColor="accent6" w:themeTint="BF"/>
-        <w:insideV w:val="single" w:sz="8" w:space="0" w:color="F9B074" w:themeColor="accent6" w:themeTint="BF"/>
+        <w:top w:val="single" w:color="F9B074" w:themeColor="accent6" w:themeTint="BF" w:sz="8" w:space="0"/>
+        <w:left w:val="single" w:color="F9B074" w:themeColor="accent6" w:themeTint="BF" w:sz="8" w:space="0"/>
+        <w:bottom w:val="single" w:color="F9B074" w:themeColor="accent6" w:themeTint="BF" w:sz="8" w:space="0"/>
+        <w:right w:val="single" w:color="F9B074" w:themeColor="accent6" w:themeTint="BF" w:sz="8" w:space="0"/>
+        <w:insideH w:val="single" w:color="F9B074" w:themeColor="accent6" w:themeTint="BF" w:sz="8" w:space="0"/>
+        <w:insideV w:val="single" w:color="F9B074" w:themeColor="accent6" w:themeTint="BF" w:sz="8" w:space="0"/>
       </w:tblBorders>
       <w:tblCellMar>
         <w:top w:w="0" w:type="dxa"/>
@@ -9002,7 +9160,7 @@
       <w:tblPr/>
       <w:tcPr>
         <w:tcBorders>
-          <w:top w:val="single" w:sz="18" w:space="0" w:color="F9B074" w:themeColor="accent6" w:themeTint="BF"/>
+          <w:top w:val="single" w:color="F9B074" w:themeColor="accent6" w:themeTint="BF" w:sz="18" w:space="0"/>
         </w:tcBorders>
       </w:tcPr>
     </w:tblStylePr>
@@ -9040,7 +9198,7 @@
       <w:spacing w:after="0" w:line="240" w:lineRule="auto"/>
     </w:pPr>
     <w:rPr>
-      <w:rFonts w:asciiTheme="majorHAnsi" w:eastAsiaTheme="majorEastAsia" w:hAnsiTheme="majorHAnsi" w:cstheme="majorBidi"/>
+      <w:rFonts w:asciiTheme="majorHAnsi" w:hAnsiTheme="majorHAnsi" w:eastAsiaTheme="majorEastAsia" w:cstheme="majorBidi"/>
       <w:color w:val="000000" w:themeColor="text1"/>
     </w:rPr>
     <w:tblPr>
@@ -9048,12 +9206,12 @@
       <w:tblStyleColBandSize w:val="1"/>
       <w:tblInd w:w="0" w:type="dxa"/>
       <w:tblBorders>
-        <w:top w:val="single" w:sz="8" w:space="0" w:color="000000" w:themeColor="text1"/>
-        <w:left w:val="single" w:sz="8" w:space="0" w:color="000000" w:themeColor="text1"/>
-        <w:bottom w:val="single" w:sz="8" w:space="0" w:color="000000" w:themeColor="text1"/>
-        <w:right w:val="single" w:sz="8" w:space="0" w:color="000000" w:themeColor="text1"/>
-        <w:insideH w:val="single" w:sz="8" w:space="0" w:color="000000" w:themeColor="text1"/>
-        <w:insideV w:val="single" w:sz="8" w:space="0" w:color="000000" w:themeColor="text1"/>
+        <w:top w:val="single" w:color="000000" w:themeColor="text1" w:sz="8" w:space="0"/>
+        <w:left w:val="single" w:color="000000" w:themeColor="text1" w:sz="8" w:space="0"/>
+        <w:bottom w:val="single" w:color="000000" w:themeColor="text1" w:sz="8" w:space="0"/>
+        <w:right w:val="single" w:color="000000" w:themeColor="text1" w:sz="8" w:space="0"/>
+        <w:insideH w:val="single" w:color="000000" w:themeColor="text1" w:sz="8" w:space="0"/>
+        <w:insideV w:val="single" w:color="000000" w:themeColor="text1" w:sz="8" w:space="0"/>
       </w:tblBorders>
       <w:tblCellMar>
         <w:top w:w="0" w:type="dxa"/>
@@ -9085,7 +9243,7 @@
       <w:tblPr/>
       <w:tcPr>
         <w:tcBorders>
-          <w:top w:val="single" w:sz="12" w:space="0" w:color="000000" w:themeColor="text1"/>
+          <w:top w:val="single" w:color="000000" w:themeColor="text1" w:sz="12" w:space="0"/>
           <w:left w:val="nil"/>
           <w:bottom w:val="nil"/>
           <w:right w:val="nil"/>
@@ -9143,8 +9301,8 @@
       <w:tblPr/>
       <w:tcPr>
         <w:tcBorders>
-          <w:insideH w:val="single" w:sz="6" w:space="0" w:color="000000" w:themeColor="text1"/>
-          <w:insideV w:val="single" w:sz="6" w:space="0" w:color="000000" w:themeColor="text1"/>
+          <w:insideH w:val="single" w:color="000000" w:themeColor="text1" w:sz="6" w:space="0"/>
+          <w:insideV w:val="single" w:color="000000" w:themeColor="text1" w:sz="6" w:space="0"/>
         </w:tcBorders>
         <w:shd w:val="clear" w:color="auto" w:fill="808080" w:themeFill="text1" w:themeFillTint="7F"/>
       </w:tcPr>
@@ -9165,7 +9323,7 @@
       <w:spacing w:after="0" w:line="240" w:lineRule="auto"/>
     </w:pPr>
     <w:rPr>
-      <w:rFonts w:asciiTheme="majorHAnsi" w:eastAsiaTheme="majorEastAsia" w:hAnsiTheme="majorHAnsi" w:cstheme="majorBidi"/>
+      <w:rFonts w:asciiTheme="majorHAnsi" w:hAnsiTheme="majorHAnsi" w:eastAsiaTheme="majorEastAsia" w:cstheme="majorBidi"/>
       <w:color w:val="000000" w:themeColor="text1"/>
     </w:rPr>
     <w:tblPr>
@@ -9173,12 +9331,12 @@
       <w:tblStyleColBandSize w:val="1"/>
       <w:tblInd w:w="0" w:type="dxa"/>
       <w:tblBorders>
-        <w:top w:val="single" w:sz="8" w:space="0" w:color="4F81BD" w:themeColor="accent1"/>
-        <w:left w:val="single" w:sz="8" w:space="0" w:color="4F81BD" w:themeColor="accent1"/>
-        <w:bottom w:val="single" w:sz="8" w:space="0" w:color="4F81BD" w:themeColor="accent1"/>
-        <w:right w:val="single" w:sz="8" w:space="0" w:color="4F81BD" w:themeColor="accent1"/>
-        <w:insideH w:val="single" w:sz="8" w:space="0" w:color="4F81BD" w:themeColor="accent1"/>
-        <w:insideV w:val="single" w:sz="8" w:space="0" w:color="4F81BD" w:themeColor="accent1"/>
+        <w:top w:val="single" w:color="4F81BD" w:themeColor="accent1" w:sz="8" w:space="0"/>
+        <w:left w:val="single" w:color="4F81BD" w:themeColor="accent1" w:sz="8" w:space="0"/>
+        <w:bottom w:val="single" w:color="4F81BD" w:themeColor="accent1" w:sz="8" w:space="0"/>
+        <w:right w:val="single" w:color="4F81BD" w:themeColor="accent1" w:sz="8" w:space="0"/>
+        <w:insideH w:val="single" w:color="4F81BD" w:themeColor="accent1" w:sz="8" w:space="0"/>
+        <w:insideV w:val="single" w:color="4F81BD" w:themeColor="accent1" w:sz="8" w:space="0"/>
       </w:tblBorders>
       <w:tblCellMar>
         <w:top w:w="0" w:type="dxa"/>
@@ -9210,7 +9368,7 @@
       <w:tblPr/>
       <w:tcPr>
         <w:tcBorders>
-          <w:top w:val="single" w:sz="12" w:space="0" w:color="000000" w:themeColor="text1"/>
+          <w:top w:val="single" w:color="000000" w:themeColor="text1" w:sz="12" w:space="0"/>
           <w:left w:val="nil"/>
           <w:bottom w:val="nil"/>
           <w:right w:val="nil"/>
@@ -9268,8 +9426,8 @@
       <w:tblPr/>
       <w:tcPr>
         <w:tcBorders>
-          <w:insideH w:val="single" w:sz="6" w:space="0" w:color="4F81BD" w:themeColor="accent1"/>
-          <w:insideV w:val="single" w:sz="6" w:space="0" w:color="4F81BD" w:themeColor="accent1"/>
+          <w:insideH w:val="single" w:color="4F81BD" w:themeColor="accent1" w:sz="6" w:space="0"/>
+          <w:insideV w:val="single" w:color="4F81BD" w:themeColor="accent1" w:sz="6" w:space="0"/>
         </w:tcBorders>
         <w:shd w:val="clear" w:color="auto" w:fill="A7BFDE" w:themeFill="accent1" w:themeFillTint="7F"/>
       </w:tcPr>
@@ -9290,7 +9448,7 @@
       <w:spacing w:after="0" w:line="240" w:lineRule="auto"/>
     </w:pPr>
     <w:rPr>
-      <w:rFonts w:asciiTheme="majorHAnsi" w:eastAsiaTheme="majorEastAsia" w:hAnsiTheme="majorHAnsi" w:cstheme="majorBidi"/>
+      <w:rFonts w:asciiTheme="majorHAnsi" w:hAnsiTheme="majorHAnsi" w:eastAsiaTheme="majorEastAsia" w:cstheme="majorBidi"/>
       <w:color w:val="000000" w:themeColor="text1"/>
     </w:rPr>
     <w:tblPr>
@@ -9298,12 +9456,12 @@
       <w:tblStyleColBandSize w:val="1"/>
       <w:tblInd w:w="0" w:type="dxa"/>
       <w:tblBorders>
-        <w:top w:val="single" w:sz="8" w:space="0" w:color="C0504D" w:themeColor="accent2"/>
-        <w:left w:val="single" w:sz="8" w:space="0" w:color="C0504D" w:themeColor="accent2"/>
-        <w:bottom w:val="single" w:sz="8" w:space="0" w:color="C0504D" w:themeColor="accent2"/>
-        <w:right w:val="single" w:sz="8" w:space="0" w:color="C0504D" w:themeColor="accent2"/>
-        <w:insideH w:val="single" w:sz="8" w:space="0" w:color="C0504D" w:themeColor="accent2"/>
-        <w:insideV w:val="single" w:sz="8" w:space="0" w:color="C0504D" w:themeColor="accent2"/>
+        <w:top w:val="single" w:color="C0504D" w:themeColor="accent2" w:sz="8" w:space="0"/>
+        <w:left w:val="single" w:color="C0504D" w:themeColor="accent2" w:sz="8" w:space="0"/>
+        <w:bottom w:val="single" w:color="C0504D" w:themeColor="accent2" w:sz="8" w:space="0"/>
+        <w:right w:val="single" w:color="C0504D" w:themeColor="accent2" w:sz="8" w:space="0"/>
+        <w:insideH w:val="single" w:color="C0504D" w:themeColor="accent2" w:sz="8" w:space="0"/>
+        <w:insideV w:val="single" w:color="C0504D" w:themeColor="accent2" w:sz="8" w:space="0"/>
       </w:tblBorders>
       <w:tblCellMar>
         <w:top w:w="0" w:type="dxa"/>
@@ -9335,7 +9493,7 @@
       <w:tblPr/>
       <w:tcPr>
         <w:tcBorders>
-          <w:top w:val="single" w:sz="12" w:space="0" w:color="000000" w:themeColor="text1"/>
+          <w:top w:val="single" w:color="000000" w:themeColor="text1" w:sz="12" w:space="0"/>
           <w:left w:val="nil"/>
           <w:bottom w:val="nil"/>
           <w:right w:val="nil"/>
@@ -9393,8 +9551,8 @@
       <w:tblPr/>
       <w:tcPr>
         <w:tcBorders>
-          <w:insideH w:val="single" w:sz="6" w:space="0" w:color="C0504D" w:themeColor="accent2"/>
-          <w:insideV w:val="single" w:sz="6" w:space="0" w:color="C0504D" w:themeColor="accent2"/>
+          <w:insideH w:val="single" w:color="C0504D" w:themeColor="accent2" w:sz="6" w:space="0"/>
+          <w:insideV w:val="single" w:color="C0504D" w:themeColor="accent2" w:sz="6" w:space="0"/>
         </w:tcBorders>
         <w:shd w:val="clear" w:color="auto" w:fill="DFA7A6" w:themeFill="accent2" w:themeFillTint="7F"/>
       </w:tcPr>
@@ -9415,7 +9573,7 @@
       <w:spacing w:after="0" w:line="240" w:lineRule="auto"/>
     </w:pPr>
     <w:rPr>
-      <w:rFonts w:asciiTheme="majorHAnsi" w:eastAsiaTheme="majorEastAsia" w:hAnsiTheme="majorHAnsi" w:cstheme="majorBidi"/>
+      <w:rFonts w:asciiTheme="majorHAnsi" w:hAnsiTheme="majorHAnsi" w:eastAsiaTheme="majorEastAsia" w:cstheme="majorBidi"/>
       <w:color w:val="000000" w:themeColor="text1"/>
     </w:rPr>
     <w:tblPr>
@@ -9423,12 +9581,12 @@
       <w:tblStyleColBandSize w:val="1"/>
       <w:tblInd w:w="0" w:type="dxa"/>
       <w:tblBorders>
-        <w:top w:val="single" w:sz="8" w:space="0" w:color="9BBB59" w:themeColor="accent3"/>
-        <w:left w:val="single" w:sz="8" w:space="0" w:color="9BBB59" w:themeColor="accent3"/>
-        <w:bottom w:val="single" w:sz="8" w:space="0" w:color="9BBB59" w:themeColor="accent3"/>
-        <w:right w:val="single" w:sz="8" w:space="0" w:color="9BBB59" w:themeColor="accent3"/>
-        <w:insideH w:val="single" w:sz="8" w:space="0" w:color="9BBB59" w:themeColor="accent3"/>
-        <w:insideV w:val="single" w:sz="8" w:space="0" w:color="9BBB59" w:themeColor="accent3"/>
+        <w:top w:val="single" w:color="9BBB59" w:themeColor="accent3" w:sz="8" w:space="0"/>
+        <w:left w:val="single" w:color="9BBB59" w:themeColor="accent3" w:sz="8" w:space="0"/>
+        <w:bottom w:val="single" w:color="9BBB59" w:themeColor="accent3" w:sz="8" w:space="0"/>
+        <w:right w:val="single" w:color="9BBB59" w:themeColor="accent3" w:sz="8" w:space="0"/>
+        <w:insideH w:val="single" w:color="9BBB59" w:themeColor="accent3" w:sz="8" w:space="0"/>
+        <w:insideV w:val="single" w:color="9BBB59" w:themeColor="accent3" w:sz="8" w:space="0"/>
       </w:tblBorders>
       <w:tblCellMar>
         <w:top w:w="0" w:type="dxa"/>
@@ -9460,7 +9618,7 @@
       <w:tblPr/>
       <w:tcPr>
         <w:tcBorders>
-          <w:top w:val="single" w:sz="12" w:space="0" w:color="000000" w:themeColor="text1"/>
+          <w:top w:val="single" w:color="000000" w:themeColor="text1" w:sz="12" w:space="0"/>
           <w:left w:val="nil"/>
           <w:bottom w:val="nil"/>
           <w:right w:val="nil"/>
@@ -9518,8 +9676,8 @@
       <w:tblPr/>
       <w:tcPr>
         <w:tcBorders>
-          <w:insideH w:val="single" w:sz="6" w:space="0" w:color="9BBB59" w:themeColor="accent3"/>
-          <w:insideV w:val="single" w:sz="6" w:space="0" w:color="9BBB59" w:themeColor="accent3"/>
+          <w:insideH w:val="single" w:color="9BBB59" w:themeColor="accent3" w:sz="6" w:space="0"/>
+          <w:insideV w:val="single" w:color="9BBB59" w:themeColor="accent3" w:sz="6" w:space="0"/>
         </w:tcBorders>
         <w:shd w:val="clear" w:color="auto" w:fill="CDDDAC" w:themeFill="accent3" w:themeFillTint="7F"/>
       </w:tcPr>
@@ -9540,7 +9698,7 @@
       <w:spacing w:after="0" w:line="240" w:lineRule="auto"/>
     </w:pPr>
     <w:rPr>
-      <w:rFonts w:asciiTheme="majorHAnsi" w:eastAsiaTheme="majorEastAsia" w:hAnsiTheme="majorHAnsi" w:cstheme="majorBidi"/>
+      <w:rFonts w:asciiTheme="majorHAnsi" w:hAnsiTheme="majorHAnsi" w:eastAsiaTheme="majorEastAsia" w:cstheme="majorBidi"/>
       <w:color w:val="000000" w:themeColor="text1"/>
     </w:rPr>
     <w:tblPr>
@@ -9548,12 +9706,12 @@
       <w:tblStyleColBandSize w:val="1"/>
       <w:tblInd w:w="0" w:type="dxa"/>
       <w:tblBorders>
-        <w:top w:val="single" w:sz="8" w:space="0" w:color="8064A2" w:themeColor="accent4"/>
-        <w:left w:val="single" w:sz="8" w:space="0" w:color="8064A2" w:themeColor="accent4"/>
-        <w:bottom w:val="single" w:sz="8" w:space="0" w:color="8064A2" w:themeColor="accent4"/>
-        <w:right w:val="single" w:sz="8" w:space="0" w:color="8064A2" w:themeColor="accent4"/>
-        <w:insideH w:val="single" w:sz="8" w:space="0" w:color="8064A2" w:themeColor="accent4"/>
-        <w:insideV w:val="single" w:sz="8" w:space="0" w:color="8064A2" w:themeColor="accent4"/>
+        <w:top w:val="single" w:color="8064A2" w:themeColor="accent4" w:sz="8" w:space="0"/>
+        <w:left w:val="single" w:color="8064A2" w:themeColor="accent4" w:sz="8" w:space="0"/>
+        <w:bottom w:val="single" w:color="8064A2" w:themeColor="accent4" w:sz="8" w:space="0"/>
+        <w:right w:val="single" w:color="8064A2" w:themeColor="accent4" w:sz="8" w:space="0"/>
+        <w:insideH w:val="single" w:color="8064A2" w:themeColor="accent4" w:sz="8" w:space="0"/>
+        <w:insideV w:val="single" w:color="8064A2" w:themeColor="accent4" w:sz="8" w:space="0"/>
       </w:tblBorders>
       <w:tblCellMar>
         <w:top w:w="0" w:type="dxa"/>
@@ -9585,7 +9743,7 @@
       <w:tblPr/>
       <w:tcPr>
         <w:tcBorders>
-          <w:top w:val="single" w:sz="12" w:space="0" w:color="000000" w:themeColor="text1"/>
+          <w:top w:val="single" w:color="000000" w:themeColor="text1" w:sz="12" w:space="0"/>
           <w:left w:val="nil"/>
           <w:bottom w:val="nil"/>
           <w:right w:val="nil"/>
@@ -9643,8 +9801,8 @@
       <w:tblPr/>
       <w:tcPr>
         <w:tcBorders>
-          <w:insideH w:val="single" w:sz="6" w:space="0" w:color="8064A2" w:themeColor="accent4"/>
-          <w:insideV w:val="single" w:sz="6" w:space="0" w:color="8064A2" w:themeColor="accent4"/>
+          <w:insideH w:val="single" w:color="8064A2" w:themeColor="accent4" w:sz="6" w:space="0"/>
+          <w:insideV w:val="single" w:color="8064A2" w:themeColor="accent4" w:sz="6" w:space="0"/>
         </w:tcBorders>
         <w:shd w:val="clear" w:color="auto" w:fill="BFB1D0" w:themeFill="accent4" w:themeFillTint="7F"/>
       </w:tcPr>
@@ -9665,7 +9823,7 @@
       <w:spacing w:after="0" w:line="240" w:lineRule="auto"/>
     </w:pPr>
     <w:rPr>
-      <w:rFonts w:asciiTheme="majorHAnsi" w:eastAsiaTheme="majorEastAsia" w:hAnsiTheme="majorHAnsi" w:cstheme="majorBidi"/>
+      <w:rFonts w:asciiTheme="majorHAnsi" w:hAnsiTheme="majorHAnsi" w:eastAsiaTheme="majorEastAsia" w:cstheme="majorBidi"/>
       <w:color w:val="000000" w:themeColor="text1"/>
     </w:rPr>
     <w:tblPr>
@@ -9673,12 +9831,12 @@
       <w:tblStyleColBandSize w:val="1"/>
       <w:tblInd w:w="0" w:type="dxa"/>
       <w:tblBorders>
-        <w:top w:val="single" w:sz="8" w:space="0" w:color="4BACC6" w:themeColor="accent5"/>
-        <w:left w:val="single" w:sz="8" w:space="0" w:color="4BACC6" w:themeColor="accent5"/>
-        <w:bottom w:val="single" w:sz="8" w:space="0" w:color="4BACC6" w:themeColor="accent5"/>
-        <w:right w:val="single" w:sz="8" w:space="0" w:color="4BACC6" w:themeColor="accent5"/>
-        <w:insideH w:val="single" w:sz="8" w:space="0" w:color="4BACC6" w:themeColor="accent5"/>
-        <w:insideV w:val="single" w:sz="8" w:space="0" w:color="4BACC6" w:themeColor="accent5"/>
+        <w:top w:val="single" w:color="4BACC6" w:themeColor="accent5" w:sz="8" w:space="0"/>
+        <w:left w:val="single" w:color="4BACC6" w:themeColor="accent5" w:sz="8" w:space="0"/>
+        <w:bottom w:val="single" w:color="4BACC6" w:themeColor="accent5" w:sz="8" w:space="0"/>
+        <w:right w:val="single" w:color="4BACC6" w:themeColor="accent5" w:sz="8" w:space="0"/>
+        <w:insideH w:val="single" w:color="4BACC6" w:themeColor="accent5" w:sz="8" w:space="0"/>
+        <w:insideV w:val="single" w:color="4BACC6" w:themeColor="accent5" w:sz="8" w:space="0"/>
       </w:tblBorders>
       <w:tblCellMar>
         <w:top w:w="0" w:type="dxa"/>
@@ -9710,7 +9868,7 @@
       <w:tblPr/>
       <w:tcPr>
         <w:tcBorders>
-          <w:top w:val="single" w:sz="12" w:space="0" w:color="000000" w:themeColor="text1"/>
+          <w:top w:val="single" w:color="000000" w:themeColor="text1" w:sz="12" w:space="0"/>
           <w:left w:val="nil"/>
           <w:bottom w:val="nil"/>
           <w:right w:val="nil"/>
@@ -9768,8 +9926,8 @@
       <w:tblPr/>
       <w:tcPr>
         <w:tcBorders>
-          <w:insideH w:val="single" w:sz="6" w:space="0" w:color="4BACC6" w:themeColor="accent5"/>
-          <w:insideV w:val="single" w:sz="6" w:space="0" w:color="4BACC6" w:themeColor="accent5"/>
+          <w:insideH w:val="single" w:color="4BACC6" w:themeColor="accent5" w:sz="6" w:space="0"/>
+          <w:insideV w:val="single" w:color="4BACC6" w:themeColor="accent5" w:sz="6" w:space="0"/>
         </w:tcBorders>
         <w:shd w:val="clear" w:color="auto" w:fill="A5D5E2" w:themeFill="accent5" w:themeFillTint="7F"/>
       </w:tcPr>
@@ -9790,7 +9948,7 @@
       <w:spacing w:after="0" w:line="240" w:lineRule="auto"/>
     </w:pPr>
     <w:rPr>
-      <w:rFonts w:asciiTheme="majorHAnsi" w:eastAsiaTheme="majorEastAsia" w:hAnsiTheme="majorHAnsi" w:cstheme="majorBidi"/>
+      <w:rFonts w:asciiTheme="majorHAnsi" w:hAnsiTheme="majorHAnsi" w:eastAsiaTheme="majorEastAsia" w:cstheme="majorBidi"/>
       <w:color w:val="000000" w:themeColor="text1"/>
     </w:rPr>
     <w:tblPr>
@@ -9798,12 +9956,12 @@
       <w:tblStyleColBandSize w:val="1"/>
       <w:tblInd w:w="0" w:type="dxa"/>
       <w:tblBorders>
-        <w:top w:val="single" w:sz="8" w:space="0" w:color="F79646" w:themeColor="accent6"/>
-        <w:left w:val="single" w:sz="8" w:space="0" w:color="F79646" w:themeColor="accent6"/>
-        <w:bottom w:val="single" w:sz="8" w:space="0" w:color="F79646" w:themeColor="accent6"/>
-        <w:right w:val="single" w:sz="8" w:space="0" w:color="F79646" w:themeColor="accent6"/>
-        <w:insideH w:val="single" w:sz="8" w:space="0" w:color="F79646" w:themeColor="accent6"/>
-        <w:insideV w:val="single" w:sz="8" w:space="0" w:color="F79646" w:themeColor="accent6"/>
+        <w:top w:val="single" w:color="F79646" w:themeColor="accent6" w:sz="8" w:space="0"/>
+        <w:left w:val="single" w:color="F79646" w:themeColor="accent6" w:sz="8" w:space="0"/>
+        <w:bottom w:val="single" w:color="F79646" w:themeColor="accent6" w:sz="8" w:space="0"/>
+        <w:right w:val="single" w:color="F79646" w:themeColor="accent6" w:sz="8" w:space="0"/>
+        <w:insideH w:val="single" w:color="F79646" w:themeColor="accent6" w:sz="8" w:space="0"/>
+        <w:insideV w:val="single" w:color="F79646" w:themeColor="accent6" w:sz="8" w:space="0"/>
       </w:tblBorders>
       <w:tblCellMar>
         <w:top w:w="0" w:type="dxa"/>
@@ -9835,7 +9993,7 @@
       <w:tblPr/>
       <w:tcPr>
         <w:tcBorders>
-          <w:top w:val="single" w:sz="12" w:space="0" w:color="000000" w:themeColor="text1"/>
+          <w:top w:val="single" w:color="000000" w:themeColor="text1" w:sz="12" w:space="0"/>
           <w:left w:val="nil"/>
           <w:bottom w:val="nil"/>
           <w:right w:val="nil"/>
@@ -9893,8 +10051,8 @@
       <w:tblPr/>
       <w:tcPr>
         <w:tcBorders>
-          <w:insideH w:val="single" w:sz="6" w:space="0" w:color="F79646" w:themeColor="accent6"/>
-          <w:insideV w:val="single" w:sz="6" w:space="0" w:color="F79646" w:themeColor="accent6"/>
+          <w:insideH w:val="single" w:color="F79646" w:themeColor="accent6" w:sz="6" w:space="0"/>
+          <w:insideV w:val="single" w:color="F79646" w:themeColor="accent6" w:sz="6" w:space="0"/>
         </w:tcBorders>
         <w:shd w:val="clear" w:color="auto" w:fill="FBCAA2" w:themeFill="accent6" w:themeFillTint="7F"/>
       </w:tcPr>
@@ -9919,12 +10077,12 @@
       <w:tblStyleColBandSize w:val="1"/>
       <w:tblInd w:w="0" w:type="dxa"/>
       <w:tblBorders>
-        <w:top w:val="single" w:sz="8" w:space="0" w:color="FFFFFF" w:themeColor="background1"/>
-        <w:left w:val="single" w:sz="8" w:space="0" w:color="FFFFFF" w:themeColor="background1"/>
-        <w:bottom w:val="single" w:sz="8" w:space="0" w:color="FFFFFF" w:themeColor="background1"/>
-        <w:right w:val="single" w:sz="8" w:space="0" w:color="FFFFFF" w:themeColor="background1"/>
-        <w:insideH w:val="single" w:sz="6" w:space="0" w:color="FFFFFF" w:themeColor="background1"/>
-        <w:insideV w:val="single" w:sz="6" w:space="0" w:color="FFFFFF" w:themeColor="background1"/>
+        <w:top w:val="single" w:color="FFFFFF" w:themeColor="background1" w:sz="8" w:space="0"/>
+        <w:left w:val="single" w:color="FFFFFF" w:themeColor="background1" w:sz="8" w:space="0"/>
+        <w:bottom w:val="single" w:color="FFFFFF" w:themeColor="background1" w:sz="8" w:space="0"/>
+        <w:right w:val="single" w:color="FFFFFF" w:themeColor="background1" w:sz="8" w:space="0"/>
+        <w:insideH w:val="single" w:color="FFFFFF" w:themeColor="background1" w:sz="6" w:space="0"/>
+        <w:insideV w:val="single" w:color="FFFFFF" w:themeColor="background1" w:sz="6" w:space="0"/>
       </w:tblBorders>
       <w:tblCellMar>
         <w:top w:w="0" w:type="dxa"/>
@@ -9947,12 +10105,12 @@
       <w:tblPr/>
       <w:tcPr>
         <w:tcBorders>
-          <w:top w:val="single" w:sz="8" w:space="0" w:color="FFFFFF" w:themeColor="background1"/>
-          <w:left w:val="single" w:sz="8" w:space="0" w:color="FFFFFF" w:themeColor="background1"/>
-          <w:bottom w:val="single" w:sz="24" w:space="0" w:color="FFFFFF" w:themeColor="background1"/>
-          <w:right w:val="single" w:sz="8" w:space="0" w:color="FFFFFF" w:themeColor="background1"/>
-          <w:insideH w:val="nil"/>
-          <w:insideV w:val="single" w:sz="8" w:space="0" w:color="FFFFFF" w:themeColor="background1"/>
+          <w:top w:val="single" w:color="FFFFFF" w:themeColor="background1" w:sz="8" w:space="0"/>
+          <w:left w:val="single" w:color="FFFFFF" w:themeColor="background1" w:sz="8" w:space="0"/>
+          <w:bottom w:val="single" w:color="FFFFFF" w:themeColor="background1" w:sz="24" w:space="0"/>
+          <w:right w:val="single" w:color="FFFFFF" w:themeColor="background1" w:sz="8" w:space="0"/>
+          <w:insideH w:val="nil"/>
+          <w:insideV w:val="single" w:color="FFFFFF" w:themeColor="background1" w:sz="8" w:space="0"/>
         </w:tcBorders>
         <w:shd w:val="clear" w:color="auto" w:fill="000000" w:themeFill="text1"/>
       </w:tcPr>
@@ -9968,12 +10126,12 @@
       <w:tblPr/>
       <w:tcPr>
         <w:tcBorders>
-          <w:top w:val="single" w:sz="24" w:space="0" w:color="FFFFFF" w:themeColor="background1"/>
-          <w:left w:val="single" w:sz="8" w:space="0" w:color="FFFFFF" w:themeColor="background1"/>
-          <w:bottom w:val="single" w:sz="8" w:space="0" w:color="FFFFFF" w:themeColor="background1"/>
-          <w:right w:val="single" w:sz="8" w:space="0" w:color="FFFFFF" w:themeColor="background1"/>
-          <w:insideH w:val="nil"/>
-          <w:insideV w:val="single" w:sz="8" w:space="0" w:color="FFFFFF" w:themeColor="background1"/>
+          <w:top w:val="single" w:color="FFFFFF" w:themeColor="background1" w:sz="24" w:space="0"/>
+          <w:left w:val="single" w:color="FFFFFF" w:themeColor="background1" w:sz="8" w:space="0"/>
+          <w:bottom w:val="single" w:color="FFFFFF" w:themeColor="background1" w:sz="8" w:space="0"/>
+          <w:right w:val="single" w:color="FFFFFF" w:themeColor="background1" w:sz="8" w:space="0"/>
+          <w:insideH w:val="nil"/>
+          <w:insideV w:val="single" w:color="FFFFFF" w:themeColor="background1" w:sz="8" w:space="0"/>
         </w:tcBorders>
         <w:shd w:val="clear" w:color="auto" w:fill="000000" w:themeFill="text1"/>
       </w:tcPr>
@@ -9989,8 +10147,8 @@
       <w:tblPr/>
       <w:tcPr>
         <w:tcBorders>
-          <w:left w:val="single" w:sz="8" w:space="0" w:color="FFFFFF" w:themeColor="background1"/>
-          <w:right w:val="single" w:sz="24" w:space="0" w:color="FFFFFF" w:themeColor="background1"/>
+          <w:left w:val="single" w:color="FFFFFF" w:themeColor="background1" w:sz="8" w:space="0"/>
+          <w:right w:val="single" w:color="FFFFFF" w:themeColor="background1" w:sz="24" w:space="0"/>
           <w:insideH w:val="nil"/>
           <w:insideV w:val="nil"/>
         </w:tcBorders>
@@ -10009,7 +10167,7 @@
       <w:tcPr>
         <w:tcBorders>
           <w:top w:val="nil"/>
-          <w:left w:val="single" w:sz="24" w:space="0" w:color="FFFFFF" w:themeColor="background1"/>
+          <w:left w:val="single" w:color="FFFFFF" w:themeColor="background1" w:sz="24" w:space="0"/>
           <w:bottom w:val="nil"/>
           <w:right w:val="nil"/>
           <w:insideH w:val="nil"/>
@@ -10022,10 +10180,10 @@
       <w:tblPr/>
       <w:tcPr>
         <w:tcBorders>
-          <w:top w:val="single" w:sz="8" w:space="0" w:color="FFFFFF" w:themeColor="background1"/>
-          <w:left w:val="single" w:sz="8" w:space="0" w:color="FFFFFF" w:themeColor="background1"/>
-          <w:bottom w:val="single" w:sz="8" w:space="0" w:color="FFFFFF" w:themeColor="background1"/>
-          <w:right w:val="single" w:sz="8" w:space="0" w:color="FFFFFF" w:themeColor="background1"/>
+          <w:top w:val="single" w:color="FFFFFF" w:themeColor="background1" w:sz="8" w:space="0"/>
+          <w:left w:val="single" w:color="FFFFFF" w:themeColor="background1" w:sz="8" w:space="0"/>
+          <w:bottom w:val="single" w:color="FFFFFF" w:themeColor="background1" w:sz="8" w:space="0"/>
+          <w:right w:val="single" w:color="FFFFFF" w:themeColor="background1" w:sz="8" w:space="0"/>
           <w:insideH w:val="nil"/>
           <w:insideV w:val="nil"/>
         </w:tcBorders>
@@ -10036,12 +10194,12 @@
       <w:tblPr/>
       <w:tcPr>
         <w:tcBorders>
-          <w:top w:val="single" w:sz="8" w:space="0" w:color="FFFFFF" w:themeColor="background1"/>
-          <w:left w:val="single" w:sz="8" w:space="0" w:color="FFFFFF" w:themeColor="background1"/>
-          <w:bottom w:val="single" w:sz="8" w:space="0" w:color="FFFFFF" w:themeColor="background1"/>
-          <w:right w:val="single" w:sz="8" w:space="0" w:color="FFFFFF" w:themeColor="background1"/>
-          <w:insideH w:val="single" w:sz="8" w:space="0" w:color="FFFFFF" w:themeColor="background1"/>
-          <w:insideV w:val="single" w:sz="8" w:space="0" w:color="FFFFFF" w:themeColor="background1"/>
+          <w:top w:val="single" w:color="FFFFFF" w:themeColor="background1" w:sz="8" w:space="0"/>
+          <w:left w:val="single" w:color="FFFFFF" w:themeColor="background1" w:sz="8" w:space="0"/>
+          <w:bottom w:val="single" w:color="FFFFFF" w:themeColor="background1" w:sz="8" w:space="0"/>
+          <w:right w:val="single" w:color="FFFFFF" w:themeColor="background1" w:sz="8" w:space="0"/>
+          <w:insideH w:val="single" w:color="FFFFFF" w:themeColor="background1" w:sz="8" w:space="0"/>
+          <w:insideV w:val="single" w:color="FFFFFF" w:themeColor="background1" w:sz="8" w:space="0"/>
         </w:tcBorders>
         <w:shd w:val="clear" w:color="auto" w:fill="808080" w:themeFill="text1" w:themeFillTint="7F"/>
       </w:tcPr>
@@ -10060,12 +10218,12 @@
       <w:tblStyleColBandSize w:val="1"/>
       <w:tblInd w:w="0" w:type="dxa"/>
       <w:tblBorders>
-        <w:top w:val="single" w:sz="8" w:space="0" w:color="FFFFFF" w:themeColor="background1"/>
-        <w:left w:val="single" w:sz="8" w:space="0" w:color="FFFFFF" w:themeColor="background1"/>
-        <w:bottom w:val="single" w:sz="8" w:space="0" w:color="FFFFFF" w:themeColor="background1"/>
-        <w:right w:val="single" w:sz="8" w:space="0" w:color="FFFFFF" w:themeColor="background1"/>
-        <w:insideH w:val="single" w:sz="6" w:space="0" w:color="FFFFFF" w:themeColor="background1"/>
-        <w:insideV w:val="single" w:sz="6" w:space="0" w:color="FFFFFF" w:themeColor="background1"/>
+        <w:top w:val="single" w:color="FFFFFF" w:themeColor="background1" w:sz="8" w:space="0"/>
+        <w:left w:val="single" w:color="FFFFFF" w:themeColor="background1" w:sz="8" w:space="0"/>
+        <w:bottom w:val="single" w:color="FFFFFF" w:themeColor="background1" w:sz="8" w:space="0"/>
+        <w:right w:val="single" w:color="FFFFFF" w:themeColor="background1" w:sz="8" w:space="0"/>
+        <w:insideH w:val="single" w:color="FFFFFF" w:themeColor="background1" w:sz="6" w:space="0"/>
+        <w:insideV w:val="single" w:color="FFFFFF" w:themeColor="background1" w:sz="6" w:space="0"/>
       </w:tblBorders>
       <w:tblCellMar>
         <w:top w:w="0" w:type="dxa"/>
@@ -10088,12 +10246,12 @@
       <w:tblPr/>
       <w:tcPr>
         <w:tcBorders>
-          <w:top w:val="single" w:sz="8" w:space="0" w:color="FFFFFF" w:themeColor="background1"/>
-          <w:left w:val="single" w:sz="8" w:space="0" w:color="FFFFFF" w:themeColor="background1"/>
-          <w:bottom w:val="single" w:sz="24" w:space="0" w:color="FFFFFF" w:themeColor="background1"/>
-          <w:right w:val="single" w:sz="8" w:space="0" w:color="FFFFFF" w:themeColor="background1"/>
-          <w:insideH w:val="nil"/>
-          <w:insideV w:val="single" w:sz="8" w:space="0" w:color="FFFFFF" w:themeColor="background1"/>
+          <w:top w:val="single" w:color="FFFFFF" w:themeColor="background1" w:sz="8" w:space="0"/>
+          <w:left w:val="single" w:color="FFFFFF" w:themeColor="background1" w:sz="8" w:space="0"/>
+          <w:bottom w:val="single" w:color="FFFFFF" w:themeColor="background1" w:sz="24" w:space="0"/>
+          <w:right w:val="single" w:color="FFFFFF" w:themeColor="background1" w:sz="8" w:space="0"/>
+          <w:insideH w:val="nil"/>
+          <w:insideV w:val="single" w:color="FFFFFF" w:themeColor="background1" w:sz="8" w:space="0"/>
         </w:tcBorders>
         <w:shd w:val="clear" w:color="auto" w:fill="4F81BD" w:themeFill="accent1"/>
       </w:tcPr>
@@ -10109,12 +10267,12 @@
       <w:tblPr/>
       <w:tcPr>
         <w:tcBorders>
-          <w:top w:val="single" w:sz="24" w:space="0" w:color="FFFFFF" w:themeColor="background1"/>
-          <w:left w:val="single" w:sz="8" w:space="0" w:color="FFFFFF" w:themeColor="background1"/>
-          <w:bottom w:val="single" w:sz="8" w:space="0" w:color="FFFFFF" w:themeColor="background1"/>
-          <w:right w:val="single" w:sz="8" w:space="0" w:color="FFFFFF" w:themeColor="background1"/>
-          <w:insideH w:val="nil"/>
-          <w:insideV w:val="single" w:sz="8" w:space="0" w:color="FFFFFF" w:themeColor="background1"/>
+          <w:top w:val="single" w:color="FFFFFF" w:themeColor="background1" w:sz="24" w:space="0"/>
+          <w:left w:val="single" w:color="FFFFFF" w:themeColor="background1" w:sz="8" w:space="0"/>
+          <w:bottom w:val="single" w:color="FFFFFF" w:themeColor="background1" w:sz="8" w:space="0"/>
+          <w:right w:val="single" w:color="FFFFFF" w:themeColor="background1" w:sz="8" w:space="0"/>
+          <w:insideH w:val="nil"/>
+          <w:insideV w:val="single" w:color="FFFFFF" w:themeColor="background1" w:sz="8" w:space="0"/>
         </w:tcBorders>
         <w:shd w:val="clear" w:color="auto" w:fill="4F81BD" w:themeFill="accent1"/>
       </w:tcPr>
@@ -10130,8 +10288,8 @@
       <w:tblPr/>
       <w:tcPr>
         <w:tcBorders>
-          <w:left w:val="single" w:sz="8" w:space="0" w:color="FFFFFF" w:themeColor="background1"/>
-          <w:right w:val="single" w:sz="24" w:space="0" w:color="FFFFFF" w:themeColor="background1"/>
+          <w:left w:val="single" w:color="FFFFFF" w:themeColor="background1" w:sz="8" w:space="0"/>
+          <w:right w:val="single" w:color="FFFFFF" w:themeColor="background1" w:sz="24" w:space="0"/>
           <w:insideH w:val="nil"/>
           <w:insideV w:val="nil"/>
         </w:tcBorders>
@@ -10150,7 +10308,7 @@
       <w:tcPr>
         <w:tcBorders>
           <w:top w:val="nil"/>
-          <w:left w:val="single" w:sz="24" w:space="0" w:color="FFFFFF" w:themeColor="background1"/>
+          <w:left w:val="single" w:color="FFFFFF" w:themeColor="background1" w:sz="24" w:space="0"/>
           <w:bottom w:val="nil"/>
           <w:right w:val="nil"/>
           <w:insideH w:val="nil"/>
@@ -10163,10 +10321,10 @@
       <w:tblPr/>
       <w:tcPr>
         <w:tcBorders>
-          <w:top w:val="single" w:sz="8" w:space="0" w:color="FFFFFF" w:themeColor="background1"/>
-          <w:left w:val="single" w:sz="8" w:space="0" w:color="FFFFFF" w:themeColor="background1"/>
-          <w:bottom w:val="single" w:sz="8" w:space="0" w:color="FFFFFF" w:themeColor="background1"/>
-          <w:right w:val="single" w:sz="8" w:space="0" w:color="FFFFFF" w:themeColor="background1"/>
+          <w:top w:val="single" w:color="FFFFFF" w:themeColor="background1" w:sz="8" w:space="0"/>
+          <w:left w:val="single" w:color="FFFFFF" w:themeColor="background1" w:sz="8" w:space="0"/>
+          <w:bottom w:val="single" w:color="FFFFFF" w:themeColor="background1" w:sz="8" w:space="0"/>
+          <w:right w:val="single" w:color="FFFFFF" w:themeColor="background1" w:sz="8" w:space="0"/>
           <w:insideH w:val="nil"/>
           <w:insideV w:val="nil"/>
         </w:tcBorders>
@@ -10177,12 +10335,12 @@
       <w:tblPr/>
       <w:tcPr>
         <w:tcBorders>
-          <w:top w:val="single" w:sz="8" w:space="0" w:color="FFFFFF" w:themeColor="background1"/>
-          <w:left w:val="single" w:sz="8" w:space="0" w:color="FFFFFF" w:themeColor="background1"/>
-          <w:bottom w:val="single" w:sz="8" w:space="0" w:color="FFFFFF" w:themeColor="background1"/>
-          <w:right w:val="single" w:sz="8" w:space="0" w:color="FFFFFF" w:themeColor="background1"/>
-          <w:insideH w:val="single" w:sz="8" w:space="0" w:color="FFFFFF" w:themeColor="background1"/>
-          <w:insideV w:val="single" w:sz="8" w:space="0" w:color="FFFFFF" w:themeColor="background1"/>
+          <w:top w:val="single" w:color="FFFFFF" w:themeColor="background1" w:sz="8" w:space="0"/>
+          <w:left w:val="single" w:color="FFFFFF" w:themeColor="background1" w:sz="8" w:space="0"/>
+          <w:bottom w:val="single" w:color="FFFFFF" w:themeColor="background1" w:sz="8" w:space="0"/>
+          <w:right w:val="single" w:color="FFFFFF" w:themeColor="background1" w:sz="8" w:space="0"/>
+          <w:insideH w:val="single" w:color="FFFFFF" w:themeColor="background1" w:sz="8" w:space="0"/>
+          <w:insideV w:val="single" w:color="FFFFFF" w:themeColor="background1" w:sz="8" w:space="0"/>
         </w:tcBorders>
         <w:shd w:val="clear" w:color="auto" w:fill="A7BFDE" w:themeFill="accent1" w:themeFillTint="7F"/>
       </w:tcPr>
@@ -10201,12 +10359,12 @@
       <w:tblStyleColBandSize w:val="1"/>
       <w:tblInd w:w="0" w:type="dxa"/>
       <w:tblBorders>
-        <w:top w:val="single" w:sz="8" w:space="0" w:color="FFFFFF" w:themeColor="background1"/>
-        <w:left w:val="single" w:sz="8" w:space="0" w:color="FFFFFF" w:themeColor="background1"/>
-        <w:bottom w:val="single" w:sz="8" w:space="0" w:color="FFFFFF" w:themeColor="background1"/>
-        <w:right w:val="single" w:sz="8" w:space="0" w:color="FFFFFF" w:themeColor="background1"/>
-        <w:insideH w:val="single" w:sz="6" w:space="0" w:color="FFFFFF" w:themeColor="background1"/>
-        <w:insideV w:val="single" w:sz="6" w:space="0" w:color="FFFFFF" w:themeColor="background1"/>
+        <w:top w:val="single" w:color="FFFFFF" w:themeColor="background1" w:sz="8" w:space="0"/>
+        <w:left w:val="single" w:color="FFFFFF" w:themeColor="background1" w:sz="8" w:space="0"/>
+        <w:bottom w:val="single" w:color="FFFFFF" w:themeColor="background1" w:sz="8" w:space="0"/>
+        <w:right w:val="single" w:color="FFFFFF" w:themeColor="background1" w:sz="8" w:space="0"/>
+        <w:insideH w:val="single" w:color="FFFFFF" w:themeColor="background1" w:sz="6" w:space="0"/>
+        <w:insideV w:val="single" w:color="FFFFFF" w:themeColor="background1" w:sz="6" w:space="0"/>
       </w:tblBorders>
       <w:tblCellMar>
         <w:top w:w="0" w:type="dxa"/>
@@ -10229,12 +10387,12 @@
       <w:tblPr/>
       <w:tcPr>
         <w:tcBorders>
-          <w:top w:val="single" w:sz="8" w:space="0" w:color="FFFFFF" w:themeColor="background1"/>
-          <w:left w:val="single" w:sz="8" w:space="0" w:color="FFFFFF" w:themeColor="background1"/>
-          <w:bottom w:val="single" w:sz="24" w:space="0" w:color="FFFFFF" w:themeColor="background1"/>
-          <w:right w:val="single" w:sz="8" w:space="0" w:color="FFFFFF" w:themeColor="background1"/>
-          <w:insideH w:val="nil"/>
-          <w:insideV w:val="single" w:sz="8" w:space="0" w:color="FFFFFF" w:themeColor="background1"/>
+          <w:top w:val="single" w:color="FFFFFF" w:themeColor="background1" w:sz="8" w:space="0"/>
+          <w:left w:val="single" w:color="FFFFFF" w:themeColor="background1" w:sz="8" w:space="0"/>
+          <w:bottom w:val="single" w:color="FFFFFF" w:themeColor="background1" w:sz="24" w:space="0"/>
+          <w:right w:val="single" w:color="FFFFFF" w:themeColor="background1" w:sz="8" w:space="0"/>
+          <w:insideH w:val="nil"/>
+          <w:insideV w:val="single" w:color="FFFFFF" w:themeColor="background1" w:sz="8" w:space="0"/>
         </w:tcBorders>
         <w:shd w:val="clear" w:color="auto" w:fill="C0504D" w:themeFill="accent2"/>
       </w:tcPr>
@@ -10250,12 +10408,12 @@
       <w:tblPr/>
       <w:tcPr>
         <w:tcBorders>
-          <w:top w:val="single" w:sz="24" w:space="0" w:color="FFFFFF" w:themeColor="background1"/>
-          <w:left w:val="single" w:sz="8" w:space="0" w:color="FFFFFF" w:themeColor="background1"/>
-          <w:bottom w:val="single" w:sz="8" w:space="0" w:color="FFFFFF" w:themeColor="background1"/>
-          <w:right w:val="single" w:sz="8" w:space="0" w:color="FFFFFF" w:themeColor="background1"/>
-          <w:insideH w:val="nil"/>
-          <w:insideV w:val="single" w:sz="8" w:space="0" w:color="FFFFFF" w:themeColor="background1"/>
+          <w:top w:val="single" w:color="FFFFFF" w:themeColor="background1" w:sz="24" w:space="0"/>
+          <w:left w:val="single" w:color="FFFFFF" w:themeColor="background1" w:sz="8" w:space="0"/>
+          <w:bottom w:val="single" w:color="FFFFFF" w:themeColor="background1" w:sz="8" w:space="0"/>
+          <w:right w:val="single" w:color="FFFFFF" w:themeColor="background1" w:sz="8" w:space="0"/>
+          <w:insideH w:val="nil"/>
+          <w:insideV w:val="single" w:color="FFFFFF" w:themeColor="background1" w:sz="8" w:space="0"/>
         </w:tcBorders>
         <w:shd w:val="clear" w:color="auto" w:fill="C0504D" w:themeFill="accent2"/>
       </w:tcPr>
@@ -10271,8 +10429,8 @@
       <w:tblPr/>
       <w:tcPr>
         <w:tcBorders>
-          <w:left w:val="single" w:sz="8" w:space="0" w:color="FFFFFF" w:themeColor="background1"/>
-          <w:right w:val="single" w:sz="24" w:space="0" w:color="FFFFFF" w:themeColor="background1"/>
+          <w:left w:val="single" w:color="FFFFFF" w:themeColor="background1" w:sz="8" w:space="0"/>
+          <w:right w:val="single" w:color="FFFFFF" w:themeColor="background1" w:sz="24" w:space="0"/>
           <w:insideH w:val="nil"/>
           <w:insideV w:val="nil"/>
         </w:tcBorders>
@@ -10291,7 +10449,7 @@
       <w:tcPr>
         <w:tcBorders>
           <w:top w:val="nil"/>
-          <w:left w:val="single" w:sz="24" w:space="0" w:color="FFFFFF" w:themeColor="background1"/>
+          <w:left w:val="single" w:color="FFFFFF" w:themeColor="background1" w:sz="24" w:space="0"/>
           <w:bottom w:val="nil"/>
           <w:right w:val="nil"/>
           <w:insideH w:val="nil"/>
@@ -10304,10 +10462,10 @@
       <w:tblPr/>
       <w:tcPr>
         <w:tcBorders>
-          <w:top w:val="single" w:sz="8" w:space="0" w:color="FFFFFF" w:themeColor="background1"/>
-          <w:left w:val="single" w:sz="8" w:space="0" w:color="FFFFFF" w:themeColor="background1"/>
-          <w:bottom w:val="single" w:sz="8" w:space="0" w:color="FFFFFF" w:themeColor="background1"/>
-          <w:right w:val="single" w:sz="8" w:space="0" w:color="FFFFFF" w:themeColor="background1"/>
+          <w:top w:val="single" w:color="FFFFFF" w:themeColor="background1" w:sz="8" w:space="0"/>
+          <w:left w:val="single" w:color="FFFFFF" w:themeColor="background1" w:sz="8" w:space="0"/>
+          <w:bottom w:val="single" w:color="FFFFFF" w:themeColor="background1" w:sz="8" w:space="0"/>
+          <w:right w:val="single" w:color="FFFFFF" w:themeColor="background1" w:sz="8" w:space="0"/>
           <w:insideH w:val="nil"/>
           <w:insideV w:val="nil"/>
         </w:tcBorders>
@@ -10318,12 +10476,12 @@
       <w:tblPr/>
       <w:tcPr>
         <w:tcBorders>
-          <w:top w:val="single" w:sz="8" w:space="0" w:color="FFFFFF" w:themeColor="background1"/>
-          <w:left w:val="single" w:sz="8" w:space="0" w:color="FFFFFF" w:themeColor="background1"/>
-          <w:bottom w:val="single" w:sz="8" w:space="0" w:color="FFFFFF" w:themeColor="background1"/>
-          <w:right w:val="single" w:sz="8" w:space="0" w:color="FFFFFF" w:themeColor="background1"/>
-          <w:insideH w:val="single" w:sz="8" w:space="0" w:color="FFFFFF" w:themeColor="background1"/>
-          <w:insideV w:val="single" w:sz="8" w:space="0" w:color="FFFFFF" w:themeColor="background1"/>
+          <w:top w:val="single" w:color="FFFFFF" w:themeColor="background1" w:sz="8" w:space="0"/>
+          <w:left w:val="single" w:color="FFFFFF" w:themeColor="background1" w:sz="8" w:space="0"/>
+          <w:bottom w:val="single" w:color="FFFFFF" w:themeColor="background1" w:sz="8" w:space="0"/>
+          <w:right w:val="single" w:color="FFFFFF" w:themeColor="background1" w:sz="8" w:space="0"/>
+          <w:insideH w:val="single" w:color="FFFFFF" w:themeColor="background1" w:sz="8" w:space="0"/>
+          <w:insideV w:val="single" w:color="FFFFFF" w:themeColor="background1" w:sz="8" w:space="0"/>
         </w:tcBorders>
         <w:shd w:val="clear" w:color="auto" w:fill="DFA7A6" w:themeFill="accent2" w:themeFillTint="7F"/>
       </w:tcPr>
@@ -10342,12 +10500,12 @@
       <w:tblStyleColBandSize w:val="1"/>
       <w:tblInd w:w="0" w:type="dxa"/>
       <w:tblBorders>
-        <w:top w:val="single" w:sz="8" w:space="0" w:color="FFFFFF" w:themeColor="background1"/>
-        <w:left w:val="single" w:sz="8" w:space="0" w:color="FFFFFF" w:themeColor="background1"/>
-        <w:bottom w:val="single" w:sz="8" w:space="0" w:color="FFFFFF" w:themeColor="background1"/>
-        <w:right w:val="single" w:sz="8" w:space="0" w:color="FFFFFF" w:themeColor="background1"/>
-        <w:insideH w:val="single" w:sz="6" w:space="0" w:color="FFFFFF" w:themeColor="background1"/>
-        <w:insideV w:val="single" w:sz="6" w:space="0" w:color="FFFFFF" w:themeColor="background1"/>
+        <w:top w:val="single" w:color="FFFFFF" w:themeColor="background1" w:sz="8" w:space="0"/>
+        <w:left w:val="single" w:color="FFFFFF" w:themeColor="background1" w:sz="8" w:space="0"/>
+        <w:bottom w:val="single" w:color="FFFFFF" w:themeColor="background1" w:sz="8" w:space="0"/>
+        <w:right w:val="single" w:color="FFFFFF" w:themeColor="background1" w:sz="8" w:space="0"/>
+        <w:insideH w:val="single" w:color="FFFFFF" w:themeColor="background1" w:sz="6" w:space="0"/>
+        <w:insideV w:val="single" w:color="FFFFFF" w:themeColor="background1" w:sz="6" w:space="0"/>
       </w:tblBorders>
       <w:tblCellMar>
         <w:top w:w="0" w:type="dxa"/>
@@ -10370,12 +10528,12 @@
       <w:tblPr/>
       <w:tcPr>
         <w:tcBorders>
-          <w:top w:val="single" w:sz="8" w:space="0" w:color="FFFFFF" w:themeColor="background1"/>
-          <w:left w:val="single" w:sz="8" w:space="0" w:color="FFFFFF" w:themeColor="background1"/>
-          <w:bottom w:val="single" w:sz="24" w:space="0" w:color="FFFFFF" w:themeColor="background1"/>
-          <w:right w:val="single" w:sz="8" w:space="0" w:color="FFFFFF" w:themeColor="background1"/>
-          <w:insideH w:val="nil"/>
-          <w:insideV w:val="single" w:sz="8" w:space="0" w:color="FFFFFF" w:themeColor="background1"/>
+          <w:top w:val="single" w:color="FFFFFF" w:themeColor="background1" w:sz="8" w:space="0"/>
+          <w:left w:val="single" w:color="FFFFFF" w:themeColor="background1" w:sz="8" w:space="0"/>
+          <w:bottom w:val="single" w:color="FFFFFF" w:themeColor="background1" w:sz="24" w:space="0"/>
+          <w:right w:val="single" w:color="FFFFFF" w:themeColor="background1" w:sz="8" w:space="0"/>
+          <w:insideH w:val="nil"/>
+          <w:insideV w:val="single" w:color="FFFFFF" w:themeColor="background1" w:sz="8" w:space="0"/>
         </w:tcBorders>
         <w:shd w:val="clear" w:color="auto" w:fill="9BBB59" w:themeFill="accent3"/>
       </w:tcPr>
@@ -10391,12 +10549,12 @@
       <w:tblPr/>
       <w:tcPr>
         <w:tcBorders>
-          <w:top w:val="single" w:sz="24" w:space="0" w:color="FFFFFF" w:themeColor="background1"/>
-          <w:left w:val="single" w:sz="8" w:space="0" w:color="FFFFFF" w:themeColor="background1"/>
-          <w:bottom w:val="single" w:sz="8" w:space="0" w:color="FFFFFF" w:themeColor="background1"/>
-          <w:right w:val="single" w:sz="8" w:space="0" w:color="FFFFFF" w:themeColor="background1"/>
-          <w:insideH w:val="nil"/>
-          <w:insideV w:val="single" w:sz="8" w:space="0" w:color="FFFFFF" w:themeColor="background1"/>
+          <w:top w:val="single" w:color="FFFFFF" w:themeColor="background1" w:sz="24" w:space="0"/>
+          <w:left w:val="single" w:color="FFFFFF" w:themeColor="background1" w:sz="8" w:space="0"/>
+          <w:bottom w:val="single" w:color="FFFFFF" w:themeColor="background1" w:sz="8" w:space="0"/>
+          <w:right w:val="single" w:color="FFFFFF" w:themeColor="background1" w:sz="8" w:space="0"/>
+          <w:insideH w:val="nil"/>
+          <w:insideV w:val="single" w:color="FFFFFF" w:themeColor="background1" w:sz="8" w:space="0"/>
         </w:tcBorders>
         <w:shd w:val="clear" w:color="auto" w:fill="9BBB59" w:themeFill="accent3"/>
       </w:tcPr>
@@ -10412,8 +10570,8 @@
       <w:tblPr/>
       <w:tcPr>
         <w:tcBorders>
-          <w:left w:val="single" w:sz="8" w:space="0" w:color="FFFFFF" w:themeColor="background1"/>
-          <w:right w:val="single" w:sz="24" w:space="0" w:color="FFFFFF" w:themeColor="background1"/>
+          <w:left w:val="single" w:color="FFFFFF" w:themeColor="background1" w:sz="8" w:space="0"/>
+          <w:right w:val="single" w:color="FFFFFF" w:themeColor="background1" w:sz="24" w:space="0"/>
           <w:insideH w:val="nil"/>
           <w:insideV w:val="nil"/>
         </w:tcBorders>
@@ -10432,7 +10590,7 @@
       <w:tcPr>
         <w:tcBorders>
           <w:top w:val="nil"/>
-          <w:left w:val="single" w:sz="24" w:space="0" w:color="FFFFFF" w:themeColor="background1"/>
+          <w:left w:val="single" w:color="FFFFFF" w:themeColor="background1" w:sz="24" w:space="0"/>
           <w:bottom w:val="nil"/>
           <w:right w:val="nil"/>
           <w:insideH w:val="nil"/>
@@ -10445,10 +10603,10 @@
       <w:tblPr/>
       <w:tcPr>
         <w:tcBorders>
-          <w:top w:val="single" w:sz="8" w:space="0" w:color="FFFFFF" w:themeColor="background1"/>
-          <w:left w:val="single" w:sz="8" w:space="0" w:color="FFFFFF" w:themeColor="background1"/>
-          <w:bottom w:val="single" w:sz="8" w:space="0" w:color="FFFFFF" w:themeColor="background1"/>
-          <w:right w:val="single" w:sz="8" w:space="0" w:color="FFFFFF" w:themeColor="background1"/>
+          <w:top w:val="single" w:color="FFFFFF" w:themeColor="background1" w:sz="8" w:space="0"/>
+          <w:left w:val="single" w:color="FFFFFF" w:themeColor="background1" w:sz="8" w:space="0"/>
+          <w:bottom w:val="single" w:color="FFFFFF" w:themeColor="background1" w:sz="8" w:space="0"/>
+          <w:right w:val="single" w:color="FFFFFF" w:themeColor="background1" w:sz="8" w:space="0"/>
           <w:insideH w:val="nil"/>
           <w:insideV w:val="nil"/>
         </w:tcBorders>
@@ -10459,12 +10617,12 @@
       <w:tblPr/>
       <w:tcPr>
         <w:tcBorders>
-          <w:top w:val="single" w:sz="8" w:space="0" w:color="FFFFFF" w:themeColor="background1"/>
-          <w:left w:val="single" w:sz="8" w:space="0" w:color="FFFFFF" w:themeColor="background1"/>
-          <w:bottom w:val="single" w:sz="8" w:space="0" w:color="FFFFFF" w:themeColor="background1"/>
-          <w:right w:val="single" w:sz="8" w:space="0" w:color="FFFFFF" w:themeColor="background1"/>
-          <w:insideH w:val="single" w:sz="8" w:space="0" w:color="FFFFFF" w:themeColor="background1"/>
-          <w:insideV w:val="single" w:sz="8" w:space="0" w:color="FFFFFF" w:themeColor="background1"/>
+          <w:top w:val="single" w:color="FFFFFF" w:themeColor="background1" w:sz="8" w:space="0"/>
+          <w:left w:val="single" w:color="FFFFFF" w:themeColor="background1" w:sz="8" w:space="0"/>
+          <w:bottom w:val="single" w:color="FFFFFF" w:themeColor="background1" w:sz="8" w:space="0"/>
+          <w:right w:val="single" w:color="FFFFFF" w:themeColor="background1" w:sz="8" w:space="0"/>
+          <w:insideH w:val="single" w:color="FFFFFF" w:themeColor="background1" w:sz="8" w:space="0"/>
+          <w:insideV w:val="single" w:color="FFFFFF" w:themeColor="background1" w:sz="8" w:space="0"/>
         </w:tcBorders>
         <w:shd w:val="clear" w:color="auto" w:fill="CDDDAC" w:themeFill="accent3" w:themeFillTint="7F"/>
       </w:tcPr>
@@ -10483,12 +10641,12 @@
       <w:tblStyleColBandSize w:val="1"/>
       <w:tblInd w:w="0" w:type="dxa"/>
       <w:tblBorders>
-        <w:top w:val="single" w:sz="8" w:space="0" w:color="FFFFFF" w:themeColor="background1"/>
-        <w:left w:val="single" w:sz="8" w:space="0" w:color="FFFFFF" w:themeColor="background1"/>
-        <w:bottom w:val="single" w:sz="8" w:space="0" w:color="FFFFFF" w:themeColor="background1"/>
-        <w:right w:val="single" w:sz="8" w:space="0" w:color="FFFFFF" w:themeColor="background1"/>
-        <w:insideH w:val="single" w:sz="6" w:space="0" w:color="FFFFFF" w:themeColor="background1"/>
-        <w:insideV w:val="single" w:sz="6" w:space="0" w:color="FFFFFF" w:themeColor="background1"/>
+        <w:top w:val="single" w:color="FFFFFF" w:themeColor="background1" w:sz="8" w:space="0"/>
+        <w:left w:val="single" w:color="FFFFFF" w:themeColor="background1" w:sz="8" w:space="0"/>
+        <w:bottom w:val="single" w:color="FFFFFF" w:themeColor="background1" w:sz="8" w:space="0"/>
+        <w:right w:val="single" w:color="FFFFFF" w:themeColor="background1" w:sz="8" w:space="0"/>
+        <w:insideH w:val="single" w:color="FFFFFF" w:themeColor="background1" w:sz="6" w:space="0"/>
+        <w:insideV w:val="single" w:color="FFFFFF" w:themeColor="background1" w:sz="6" w:space="0"/>
       </w:tblBorders>
       <w:tblCellMar>
         <w:top w:w="0" w:type="dxa"/>
@@ -10511,12 +10669,12 @@
       <w:tblPr/>
       <w:tcPr>
         <w:tcBorders>
-          <w:top w:val="single" w:sz="8" w:space="0" w:color="FFFFFF" w:themeColor="background1"/>
-          <w:left w:val="single" w:sz="8" w:space="0" w:color="FFFFFF" w:themeColor="background1"/>
-          <w:bottom w:val="single" w:sz="24" w:space="0" w:color="FFFFFF" w:themeColor="background1"/>
-          <w:right w:val="single" w:sz="8" w:space="0" w:color="FFFFFF" w:themeColor="background1"/>
-          <w:insideH w:val="nil"/>
-          <w:insideV w:val="single" w:sz="8" w:space="0" w:color="FFFFFF" w:themeColor="background1"/>
+          <w:top w:val="single" w:color="FFFFFF" w:themeColor="background1" w:sz="8" w:space="0"/>
+          <w:left w:val="single" w:color="FFFFFF" w:themeColor="background1" w:sz="8" w:space="0"/>
+          <w:bottom w:val="single" w:color="FFFFFF" w:themeColor="background1" w:sz="24" w:space="0"/>
+          <w:right w:val="single" w:color="FFFFFF" w:themeColor="background1" w:sz="8" w:space="0"/>
+          <w:insideH w:val="nil"/>
+          <w:insideV w:val="single" w:color="FFFFFF" w:themeColor="background1" w:sz="8" w:space="0"/>
         </w:tcBorders>
         <w:shd w:val="clear" w:color="auto" w:fill="8064A2" w:themeFill="accent4"/>
       </w:tcPr>
@@ -10532,12 +10690,12 @@
       <w:tblPr/>
       <w:tcPr>
         <w:tcBorders>
-          <w:top w:val="single" w:sz="24" w:space="0" w:color="FFFFFF" w:themeColor="background1"/>
-          <w:left w:val="single" w:sz="8" w:space="0" w:color="FFFFFF" w:themeColor="background1"/>
-          <w:bottom w:val="single" w:sz="8" w:space="0" w:color="FFFFFF" w:themeColor="background1"/>
-          <w:right w:val="single" w:sz="8" w:space="0" w:color="FFFFFF" w:themeColor="background1"/>
-          <w:insideH w:val="nil"/>
-          <w:insideV w:val="single" w:sz="8" w:space="0" w:color="FFFFFF" w:themeColor="background1"/>
+          <w:top w:val="single" w:color="FFFFFF" w:themeColor="background1" w:sz="24" w:space="0"/>
+          <w:left w:val="single" w:color="FFFFFF" w:themeColor="background1" w:sz="8" w:space="0"/>
+          <w:bottom w:val="single" w:color="FFFFFF" w:themeColor="background1" w:sz="8" w:space="0"/>
+          <w:right w:val="single" w:color="FFFFFF" w:themeColor="background1" w:sz="8" w:space="0"/>
+          <w:insideH w:val="nil"/>
+          <w:insideV w:val="single" w:color="FFFFFF" w:themeColor="background1" w:sz="8" w:space="0"/>
         </w:tcBorders>
         <w:shd w:val="clear" w:color="auto" w:fill="8064A2" w:themeFill="accent4"/>
       </w:tcPr>
@@ -10553,8 +10711,8 @@
       <w:tblPr/>
       <w:tcPr>
         <w:tcBorders>
-          <w:left w:val="single" w:sz="8" w:space="0" w:color="FFFFFF" w:themeColor="background1"/>
-          <w:right w:val="single" w:sz="24" w:space="0" w:color="FFFFFF" w:themeColor="background1"/>
+          <w:left w:val="single" w:color="FFFFFF" w:themeColor="background1" w:sz="8" w:space="0"/>
+          <w:right w:val="single" w:color="FFFFFF" w:themeColor="background1" w:sz="24" w:space="0"/>
           <w:insideH w:val="nil"/>
           <w:insideV w:val="nil"/>
         </w:tcBorders>
@@ -10573,7 +10731,7 @@
       <w:tcPr>
         <w:tcBorders>
           <w:top w:val="nil"/>
-          <w:left w:val="single" w:sz="24" w:space="0" w:color="FFFFFF" w:themeColor="background1"/>
+          <w:left w:val="single" w:color="FFFFFF" w:themeColor="background1" w:sz="24" w:space="0"/>
           <w:bottom w:val="nil"/>
           <w:right w:val="nil"/>
           <w:insideH w:val="nil"/>
@@ -10586,10 +10744,10 @@
       <w:tblPr/>
       <w:tcPr>
         <w:tcBorders>
-          <w:top w:val="single" w:sz="8" w:space="0" w:color="FFFFFF" w:themeColor="background1"/>
-          <w:left w:val="single" w:sz="8" w:space="0" w:color="FFFFFF" w:themeColor="background1"/>
-          <w:bottom w:val="single" w:sz="8" w:space="0" w:color="FFFFFF" w:themeColor="background1"/>
-          <w:right w:val="single" w:sz="8" w:space="0" w:color="FFFFFF" w:themeColor="background1"/>
+          <w:top w:val="single" w:color="FFFFFF" w:themeColor="background1" w:sz="8" w:space="0"/>
+          <w:left w:val="single" w:color="FFFFFF" w:themeColor="background1" w:sz="8" w:space="0"/>
+          <w:bottom w:val="single" w:color="FFFFFF" w:themeColor="background1" w:sz="8" w:space="0"/>
+          <w:right w:val="single" w:color="FFFFFF" w:themeColor="background1" w:sz="8" w:space="0"/>
           <w:insideH w:val="nil"/>
           <w:insideV w:val="nil"/>
         </w:tcBorders>
@@ -10600,12 +10758,12 @@
       <w:tblPr/>
       <w:tcPr>
         <w:tcBorders>
-          <w:top w:val="single" w:sz="8" w:space="0" w:color="FFFFFF" w:themeColor="background1"/>
-          <w:left w:val="single" w:sz="8" w:space="0" w:color="FFFFFF" w:themeColor="background1"/>
-          <w:bottom w:val="single" w:sz="8" w:space="0" w:color="FFFFFF" w:themeColor="background1"/>
-          <w:right w:val="single" w:sz="8" w:space="0" w:color="FFFFFF" w:themeColor="background1"/>
-          <w:insideH w:val="single" w:sz="8" w:space="0" w:color="FFFFFF" w:themeColor="background1"/>
-          <w:insideV w:val="single" w:sz="8" w:space="0" w:color="FFFFFF" w:themeColor="background1"/>
+          <w:top w:val="single" w:color="FFFFFF" w:themeColor="background1" w:sz="8" w:space="0"/>
+          <w:left w:val="single" w:color="FFFFFF" w:themeColor="background1" w:sz="8" w:space="0"/>
+          <w:bottom w:val="single" w:color="FFFFFF" w:themeColor="background1" w:sz="8" w:space="0"/>
+          <w:right w:val="single" w:color="FFFFFF" w:themeColor="background1" w:sz="8" w:space="0"/>
+          <w:insideH w:val="single" w:color="FFFFFF" w:themeColor="background1" w:sz="8" w:space="0"/>
+          <w:insideV w:val="single" w:color="FFFFFF" w:themeColor="background1" w:sz="8" w:space="0"/>
         </w:tcBorders>
         <w:shd w:val="clear" w:color="auto" w:fill="BFB1D0" w:themeFill="accent4" w:themeFillTint="7F"/>
       </w:tcPr>
@@ -10624,12 +10782,12 @@
       <w:tblStyleColBandSize w:val="1"/>
       <w:tblInd w:w="0" w:type="dxa"/>
       <w:tblBorders>
-        <w:top w:val="single" w:sz="8" w:space="0" w:color="FFFFFF" w:themeColor="background1"/>
-        <w:left w:val="single" w:sz="8" w:space="0" w:color="FFFFFF" w:themeColor="background1"/>
-        <w:bottom w:val="single" w:sz="8" w:space="0" w:color="FFFFFF" w:themeColor="background1"/>
-        <w:right w:val="single" w:sz="8" w:space="0" w:color="FFFFFF" w:themeColor="background1"/>
-        <w:insideH w:val="single" w:sz="6" w:space="0" w:color="FFFFFF" w:themeColor="background1"/>
-        <w:insideV w:val="single" w:sz="6" w:space="0" w:color="FFFFFF" w:themeColor="background1"/>
+        <w:top w:val="single" w:color="FFFFFF" w:themeColor="background1" w:sz="8" w:space="0"/>
+        <w:left w:val="single" w:color="FFFFFF" w:themeColor="background1" w:sz="8" w:space="0"/>
+        <w:bottom w:val="single" w:color="FFFFFF" w:themeColor="background1" w:sz="8" w:space="0"/>
+        <w:right w:val="single" w:color="FFFFFF" w:themeColor="background1" w:sz="8" w:space="0"/>
+        <w:insideH w:val="single" w:color="FFFFFF" w:themeColor="background1" w:sz="6" w:space="0"/>
+        <w:insideV w:val="single" w:color="FFFFFF" w:themeColor="background1" w:sz="6" w:space="0"/>
       </w:tblBorders>
       <w:tblCellMar>
         <w:top w:w="0" w:type="dxa"/>
@@ -10652,12 +10810,12 @@
       <w:tblPr/>
       <w:tcPr>
         <w:tcBorders>
-          <w:top w:val="single" w:sz="8" w:space="0" w:color="FFFFFF" w:themeColor="background1"/>
-          <w:left w:val="single" w:sz="8" w:space="0" w:color="FFFFFF" w:themeColor="background1"/>
-          <w:bottom w:val="single" w:sz="24" w:space="0" w:color="FFFFFF" w:themeColor="background1"/>
-          <w:right w:val="single" w:sz="8" w:space="0" w:color="FFFFFF" w:themeColor="background1"/>
-          <w:insideH w:val="nil"/>
-          <w:insideV w:val="single" w:sz="8" w:space="0" w:color="FFFFFF" w:themeColor="background1"/>
+          <w:top w:val="single" w:color="FFFFFF" w:themeColor="background1" w:sz="8" w:space="0"/>
+          <w:left w:val="single" w:color="FFFFFF" w:themeColor="background1" w:sz="8" w:space="0"/>
+          <w:bottom w:val="single" w:color="FFFFFF" w:themeColor="background1" w:sz="24" w:space="0"/>
+          <w:right w:val="single" w:color="FFFFFF" w:themeColor="background1" w:sz="8" w:space="0"/>
+          <w:insideH w:val="nil"/>
+          <w:insideV w:val="single" w:color="FFFFFF" w:themeColor="background1" w:sz="8" w:space="0"/>
         </w:tcBorders>
         <w:shd w:val="clear" w:color="auto" w:fill="4BACC6" w:themeFill="accent5"/>
       </w:tcPr>
@@ -10673,12 +10831,12 @@
       <w:tblPr/>
       <w:tcPr>
         <w:tcBorders>
-          <w:top w:val="single" w:sz="24" w:space="0" w:color="FFFFFF" w:themeColor="background1"/>
-          <w:left w:val="single" w:sz="8" w:space="0" w:color="FFFFFF" w:themeColor="background1"/>
-          <w:bottom w:val="single" w:sz="8" w:space="0" w:color="FFFFFF" w:themeColor="background1"/>
-          <w:right w:val="single" w:sz="8" w:space="0" w:color="FFFFFF" w:themeColor="background1"/>
-          <w:insideH w:val="nil"/>
-          <w:insideV w:val="single" w:sz="8" w:space="0" w:color="FFFFFF" w:themeColor="background1"/>
+          <w:top w:val="single" w:color="FFFFFF" w:themeColor="background1" w:sz="24" w:space="0"/>
+          <w:left w:val="single" w:color="FFFFFF" w:themeColor="background1" w:sz="8" w:space="0"/>
+          <w:bottom w:val="single" w:color="FFFFFF" w:themeColor="background1" w:sz="8" w:space="0"/>
+          <w:right w:val="single" w:color="FFFFFF" w:themeColor="background1" w:sz="8" w:space="0"/>
+          <w:insideH w:val="nil"/>
+          <w:insideV w:val="single" w:color="FFFFFF" w:themeColor="background1" w:sz="8" w:space="0"/>
         </w:tcBorders>
         <w:shd w:val="clear" w:color="auto" w:fill="4BACC6" w:themeFill="accent5"/>
       </w:tcPr>
@@ -10694,8 +10852,8 @@
       <w:tblPr/>
       <w:tcPr>
         <w:tcBorders>
-          <w:left w:val="single" w:sz="8" w:space="0" w:color="FFFFFF" w:themeColor="background1"/>
-          <w:right w:val="single" w:sz="24" w:space="0" w:color="FFFFFF" w:themeColor="background1"/>
+          <w:left w:val="single" w:color="FFFFFF" w:themeColor="background1" w:sz="8" w:space="0"/>
+          <w:right w:val="single" w:color="FFFFFF" w:themeColor="background1" w:sz="24" w:space="0"/>
           <w:insideH w:val="nil"/>
           <w:insideV w:val="nil"/>
         </w:tcBorders>
@@ -10714,7 +10872,7 @@
       <w:tcPr>
         <w:tcBorders>
           <w:top w:val="nil"/>
-          <w:left w:val="single" w:sz="24" w:space="0" w:color="FFFFFF" w:themeColor="background1"/>
+          <w:left w:val="single" w:color="FFFFFF" w:themeColor="background1" w:sz="24" w:space="0"/>
           <w:bottom w:val="nil"/>
           <w:right w:val="nil"/>
           <w:insideH w:val="nil"/>
@@ -10727,10 +10885,10 @@
       <w:tblPr/>
       <w:tcPr>
         <w:tcBorders>
-          <w:top w:val="single" w:sz="8" w:space="0" w:color="FFFFFF" w:themeColor="background1"/>
-          <w:left w:val="single" w:sz="8" w:space="0" w:color="FFFFFF" w:themeColor="background1"/>
-          <w:bottom w:val="single" w:sz="8" w:space="0" w:color="FFFFFF" w:themeColor="background1"/>
-          <w:right w:val="single" w:sz="8" w:space="0" w:color="FFFFFF" w:themeColor="background1"/>
+          <w:top w:val="single" w:color="FFFFFF" w:themeColor="background1" w:sz="8" w:space="0"/>
+          <w:left w:val="single" w:color="FFFFFF" w:themeColor="background1" w:sz="8" w:space="0"/>
+          <w:bottom w:val="single" w:color="FFFFFF" w:themeColor="background1" w:sz="8" w:space="0"/>
+          <w:right w:val="single" w:color="FFFFFF" w:themeColor="background1" w:sz="8" w:space="0"/>
           <w:insideH w:val="nil"/>
           <w:insideV w:val="nil"/>
         </w:tcBorders>
@@ -10741,12 +10899,12 @@
       <w:tblPr/>
       <w:tcPr>
         <w:tcBorders>
-          <w:top w:val="single" w:sz="8" w:space="0" w:color="FFFFFF" w:themeColor="background1"/>
-          <w:left w:val="single" w:sz="8" w:space="0" w:color="FFFFFF" w:themeColor="background1"/>
-          <w:bottom w:val="single" w:sz="8" w:space="0" w:color="FFFFFF" w:themeColor="background1"/>
-          <w:right w:val="single" w:sz="8" w:space="0" w:color="FFFFFF" w:themeColor="background1"/>
-          <w:insideH w:val="single" w:sz="8" w:space="0" w:color="FFFFFF" w:themeColor="background1"/>
-          <w:insideV w:val="single" w:sz="8" w:space="0" w:color="FFFFFF" w:themeColor="background1"/>
+          <w:top w:val="single" w:color="FFFFFF" w:themeColor="background1" w:sz="8" w:space="0"/>
+          <w:left w:val="single" w:color="FFFFFF" w:themeColor="background1" w:sz="8" w:space="0"/>
+          <w:bottom w:val="single" w:color="FFFFFF" w:themeColor="background1" w:sz="8" w:space="0"/>
+          <w:right w:val="single" w:color="FFFFFF" w:themeColor="background1" w:sz="8" w:space="0"/>
+          <w:insideH w:val="single" w:color="FFFFFF" w:themeColor="background1" w:sz="8" w:space="0"/>
+          <w:insideV w:val="single" w:color="FFFFFF" w:themeColor="background1" w:sz="8" w:space="0"/>
         </w:tcBorders>
         <w:shd w:val="clear" w:color="auto" w:fill="A5D5E2" w:themeFill="accent5" w:themeFillTint="7F"/>
       </w:tcPr>
@@ -10765,12 +10923,12 @@
       <w:tblStyleColBandSize w:val="1"/>
       <w:tblInd w:w="0" w:type="dxa"/>
       <w:tblBorders>
-        <w:top w:val="single" w:sz="8" w:space="0" w:color="FFFFFF" w:themeColor="background1"/>
-        <w:left w:val="single" w:sz="8" w:space="0" w:color="FFFFFF" w:themeColor="background1"/>
-        <w:bottom w:val="single" w:sz="8" w:space="0" w:color="FFFFFF" w:themeColor="background1"/>
-        <w:right w:val="single" w:sz="8" w:space="0" w:color="FFFFFF" w:themeColor="background1"/>
-        <w:insideH w:val="single" w:sz="6" w:space="0" w:color="FFFFFF" w:themeColor="background1"/>
-        <w:insideV w:val="single" w:sz="6" w:space="0" w:color="FFFFFF" w:themeColor="background1"/>
+        <w:top w:val="single" w:color="FFFFFF" w:themeColor="background1" w:sz="8" w:space="0"/>
+        <w:left w:val="single" w:color="FFFFFF" w:themeColor="background1" w:sz="8" w:space="0"/>
+        <w:bottom w:val="single" w:color="FFFFFF" w:themeColor="background1" w:sz="8" w:space="0"/>
+        <w:right w:val="single" w:color="FFFFFF" w:themeColor="background1" w:sz="8" w:space="0"/>
+        <w:insideH w:val="single" w:color="FFFFFF" w:themeColor="background1" w:sz="6" w:space="0"/>
+        <w:insideV w:val="single" w:color="FFFFFF" w:themeColor="background1" w:sz="6" w:space="0"/>
       </w:tblBorders>
       <w:tblCellMar>
         <w:top w:w="0" w:type="dxa"/>
@@ -10793,12 +10951,12 @@
       <w:tblPr/>
       <w:tcPr>
         <w:tcBorders>
-          <w:top w:val="single" w:sz="8" w:space="0" w:color="FFFFFF" w:themeColor="background1"/>
-          <w:left w:val="single" w:sz="8" w:space="0" w:color="FFFFFF" w:themeColor="background1"/>
-          <w:bottom w:val="single" w:sz="24" w:space="0" w:color="FFFFFF" w:themeColor="background1"/>
-          <w:right w:val="single" w:sz="8" w:space="0" w:color="FFFFFF" w:themeColor="background1"/>
-          <w:insideH w:val="nil"/>
-          <w:insideV w:val="single" w:sz="8" w:space="0" w:color="FFFFFF" w:themeColor="background1"/>
+          <w:top w:val="single" w:color="FFFFFF" w:themeColor="background1" w:sz="8" w:space="0"/>
+          <w:left w:val="single" w:color="FFFFFF" w:themeColor="background1" w:sz="8" w:space="0"/>
+          <w:bottom w:val="single" w:color="FFFFFF" w:themeColor="background1" w:sz="24" w:space="0"/>
+          <w:right w:val="single" w:color="FFFFFF" w:themeColor="background1" w:sz="8" w:space="0"/>
+          <w:insideH w:val="nil"/>
+          <w:insideV w:val="single" w:color="FFFFFF" w:themeColor="background1" w:sz="8" w:space="0"/>
         </w:tcBorders>
         <w:shd w:val="clear" w:color="auto" w:fill="F79646" w:themeFill="accent6"/>
       </w:tcPr>
@@ -10814,12 +10972,12 @@
       <w:tblPr/>
       <w:tcPr>
         <w:tcBorders>
-          <w:top w:val="single" w:sz="24" w:space="0" w:color="FFFFFF" w:themeColor="background1"/>
-          <w:left w:val="single" w:sz="8" w:space="0" w:color="FFFFFF" w:themeColor="background1"/>
-          <w:bottom w:val="single" w:sz="8" w:space="0" w:color="FFFFFF" w:themeColor="background1"/>
-          <w:right w:val="single" w:sz="8" w:space="0" w:color="FFFFFF" w:themeColor="background1"/>
-          <w:insideH w:val="nil"/>
-          <w:insideV w:val="single" w:sz="8" w:space="0" w:color="FFFFFF" w:themeColor="background1"/>
+          <w:top w:val="single" w:color="FFFFFF" w:themeColor="background1" w:sz="24" w:space="0"/>
+          <w:left w:val="single" w:color="FFFFFF" w:themeColor="background1" w:sz="8" w:space="0"/>
+          <w:bottom w:val="single" w:color="FFFFFF" w:themeColor="background1" w:sz="8" w:space="0"/>
+          <w:right w:val="single" w:color="FFFFFF" w:themeColor="background1" w:sz="8" w:space="0"/>
+          <w:insideH w:val="nil"/>
+          <w:insideV w:val="single" w:color="FFFFFF" w:themeColor="background1" w:sz="8" w:space="0"/>
         </w:tcBorders>
         <w:shd w:val="clear" w:color="auto" w:fill="F79646" w:themeFill="accent6"/>
       </w:tcPr>
@@ -10835,8 +10993,8 @@
       <w:tblPr/>
       <w:tcPr>
         <w:tcBorders>
-          <w:left w:val="single" w:sz="8" w:space="0" w:color="FFFFFF" w:themeColor="background1"/>
-          <w:right w:val="single" w:sz="24" w:space="0" w:color="FFFFFF" w:themeColor="background1"/>
+          <w:left w:val="single" w:color="FFFFFF" w:themeColor="background1" w:sz="8" w:space="0"/>
+          <w:right w:val="single" w:color="FFFFFF" w:themeColor="background1" w:sz="24" w:space="0"/>
           <w:insideH w:val="nil"/>
           <w:insideV w:val="nil"/>
         </w:tcBorders>
@@ -10855,7 +11013,7 @@
       <w:tcPr>
         <w:tcBorders>
           <w:top w:val="nil"/>
-          <w:left w:val="single" w:sz="24" w:space="0" w:color="FFFFFF" w:themeColor="background1"/>
+          <w:left w:val="single" w:color="FFFFFF" w:themeColor="background1" w:sz="24" w:space="0"/>
           <w:bottom w:val="nil"/>
           <w:right w:val="nil"/>
           <w:insideH w:val="nil"/>
@@ -10868,10 +11026,10 @@
       <w:tblPr/>
       <w:tcPr>
         <w:tcBorders>
-          <w:top w:val="single" w:sz="8" w:space="0" w:color="FFFFFF" w:themeColor="background1"/>
-          <w:left w:val="single" w:sz="8" w:space="0" w:color="FFFFFF" w:themeColor="background1"/>
-          <w:bottom w:val="single" w:sz="8" w:space="0" w:color="FFFFFF" w:themeColor="background1"/>
-          <w:right w:val="single" w:sz="8" w:space="0" w:color="FFFFFF" w:themeColor="background1"/>
+          <w:top w:val="single" w:color="FFFFFF" w:themeColor="background1" w:sz="8" w:space="0"/>
+          <w:left w:val="single" w:color="FFFFFF" w:themeColor="background1" w:sz="8" w:space="0"/>
+          <w:bottom w:val="single" w:color="FFFFFF" w:themeColor="background1" w:sz="8" w:space="0"/>
+          <w:right w:val="single" w:color="FFFFFF" w:themeColor="background1" w:sz="8" w:space="0"/>
           <w:insideH w:val="nil"/>
           <w:insideV w:val="nil"/>
         </w:tcBorders>
@@ -10882,12 +11040,12 @@
       <w:tblPr/>
       <w:tcPr>
         <w:tcBorders>
-          <w:top w:val="single" w:sz="8" w:space="0" w:color="FFFFFF" w:themeColor="background1"/>
-          <w:left w:val="single" w:sz="8" w:space="0" w:color="FFFFFF" w:themeColor="background1"/>
-          <w:bottom w:val="single" w:sz="8" w:space="0" w:color="FFFFFF" w:themeColor="background1"/>
-          <w:right w:val="single" w:sz="8" w:space="0" w:color="FFFFFF" w:themeColor="background1"/>
-          <w:insideH w:val="single" w:sz="8" w:space="0" w:color="FFFFFF" w:themeColor="background1"/>
-          <w:insideV w:val="single" w:sz="8" w:space="0" w:color="FFFFFF" w:themeColor="background1"/>
+          <w:top w:val="single" w:color="FFFFFF" w:themeColor="background1" w:sz="8" w:space="0"/>
+          <w:left w:val="single" w:color="FFFFFF" w:themeColor="background1" w:sz="8" w:space="0"/>
+          <w:bottom w:val="single" w:color="FFFFFF" w:themeColor="background1" w:sz="8" w:space="0"/>
+          <w:right w:val="single" w:color="FFFFFF" w:themeColor="background1" w:sz="8" w:space="0"/>
+          <w:insideH w:val="single" w:color="FFFFFF" w:themeColor="background1" w:sz="8" w:space="0"/>
+          <w:insideV w:val="single" w:color="FFFFFF" w:themeColor="background1" w:sz="8" w:space="0"/>
         </w:tcBorders>
         <w:shd w:val="clear" w:color="auto" w:fill="FBCAA2" w:themeFill="accent6" w:themeFillTint="7F"/>
       </w:tcPr>
@@ -10928,7 +11086,7 @@
         <w:tcBorders>
           <w:top w:val="nil"/>
           <w:left w:val="nil"/>
-          <w:bottom w:val="single" w:sz="18" w:space="0" w:color="FFFFFF" w:themeColor="background1"/>
+          <w:bottom w:val="single" w:color="FFFFFF" w:themeColor="background1" w:sz="18" w:space="0"/>
           <w:right w:val="nil"/>
           <w:insideH w:val="nil"/>
           <w:insideV w:val="nil"/>
@@ -10940,7 +11098,7 @@
       <w:tblPr/>
       <w:tcPr>
         <w:tcBorders>
-          <w:top w:val="single" w:sz="18" w:space="0" w:color="FFFFFF" w:themeColor="background1"/>
+          <w:top w:val="single" w:color="FFFFFF" w:themeColor="background1" w:sz="18" w:space="0"/>
           <w:left w:val="nil"/>
           <w:bottom w:val="nil"/>
           <w:right w:val="nil"/>
@@ -10957,7 +11115,7 @@
           <w:top w:val="nil"/>
           <w:left w:val="nil"/>
           <w:bottom w:val="nil"/>
-          <w:right w:val="single" w:sz="18" w:space="0" w:color="FFFFFF" w:themeColor="background1"/>
+          <w:right w:val="single" w:color="FFFFFF" w:themeColor="background1" w:sz="18" w:space="0"/>
           <w:insideH w:val="nil"/>
           <w:insideV w:val="nil"/>
         </w:tcBorders>
@@ -10969,7 +11127,7 @@
       <w:tcPr>
         <w:tcBorders>
           <w:top w:val="nil"/>
-          <w:left w:val="single" w:sz="18" w:space="0" w:color="FFFFFF" w:themeColor="background1"/>
+          <w:left w:val="single" w:color="FFFFFF" w:themeColor="background1" w:sz="18" w:space="0"/>
           <w:bottom w:val="nil"/>
           <w:right w:val="nil"/>
           <w:insideH w:val="nil"/>
@@ -11042,7 +11200,7 @@
         <w:tcBorders>
           <w:top w:val="nil"/>
           <w:left w:val="nil"/>
-          <w:bottom w:val="single" w:sz="18" w:space="0" w:color="FFFFFF" w:themeColor="background1"/>
+          <w:bottom w:val="single" w:color="FFFFFF" w:themeColor="background1" w:sz="18" w:space="0"/>
           <w:right w:val="nil"/>
           <w:insideH w:val="nil"/>
           <w:insideV w:val="nil"/>
@@ -11054,7 +11212,7 @@
       <w:tblPr/>
       <w:tcPr>
         <w:tcBorders>
-          <w:top w:val="single" w:sz="18" w:space="0" w:color="FFFFFF" w:themeColor="background1"/>
+          <w:top w:val="single" w:color="FFFFFF" w:themeColor="background1" w:sz="18" w:space="0"/>
           <w:left w:val="nil"/>
           <w:bottom w:val="nil"/>
           <w:right w:val="nil"/>
@@ -11071,7 +11229,7 @@
           <w:top w:val="nil"/>
           <w:left w:val="nil"/>
           <w:bottom w:val="nil"/>
-          <w:right w:val="single" w:sz="18" w:space="0" w:color="FFFFFF" w:themeColor="background1"/>
+          <w:right w:val="single" w:color="FFFFFF" w:themeColor="background1" w:sz="18" w:space="0"/>
           <w:insideH w:val="nil"/>
           <w:insideV w:val="nil"/>
         </w:tcBorders>
@@ -11083,7 +11241,7 @@
       <w:tcPr>
         <w:tcBorders>
           <w:top w:val="nil"/>
-          <w:left w:val="single" w:sz="18" w:space="0" w:color="FFFFFF" w:themeColor="background1"/>
+          <w:left w:val="single" w:color="FFFFFF" w:themeColor="background1" w:sz="18" w:space="0"/>
           <w:bottom w:val="nil"/>
           <w:right w:val="nil"/>
           <w:insideH w:val="nil"/>
@@ -11156,7 +11314,7 @@
         <w:tcBorders>
           <w:top w:val="nil"/>
           <w:left w:val="nil"/>
-          <w:bottom w:val="single" w:sz="18" w:space="0" w:color="FFFFFF" w:themeColor="background1"/>
+          <w:bottom w:val="single" w:color="FFFFFF" w:themeColor="background1" w:sz="18" w:space="0"/>
           <w:right w:val="nil"/>
           <w:insideH w:val="nil"/>
           <w:insideV w:val="nil"/>
@@ -11168,7 +11326,7 @@
       <w:tblPr/>
       <w:tcPr>
         <w:tcBorders>
-          <w:top w:val="single" w:sz="18" w:space="0" w:color="FFFFFF" w:themeColor="background1"/>
+          <w:top w:val="single" w:color="FFFFFF" w:themeColor="background1" w:sz="18" w:space="0"/>
           <w:left w:val="nil"/>
           <w:bottom w:val="nil"/>
           <w:right w:val="nil"/>
@@ -11185,7 +11343,7 @@
           <w:top w:val="nil"/>
           <w:left w:val="nil"/>
           <w:bottom w:val="nil"/>
-          <w:right w:val="single" w:sz="18" w:space="0" w:color="FFFFFF" w:themeColor="background1"/>
+          <w:right w:val="single" w:color="FFFFFF" w:themeColor="background1" w:sz="18" w:space="0"/>
           <w:insideH w:val="nil"/>
           <w:insideV w:val="nil"/>
         </w:tcBorders>
@@ -11197,7 +11355,7 @@
       <w:tcPr>
         <w:tcBorders>
           <w:top w:val="nil"/>
-          <w:left w:val="single" w:sz="18" w:space="0" w:color="FFFFFF" w:themeColor="background1"/>
+          <w:left w:val="single" w:color="FFFFFF" w:themeColor="background1" w:sz="18" w:space="0"/>
           <w:bottom w:val="nil"/>
           <w:right w:val="nil"/>
           <w:insideH w:val="nil"/>
@@ -11270,7 +11428,7 @@
         <w:tcBorders>
           <w:top w:val="nil"/>
           <w:left w:val="nil"/>
-          <w:bottom w:val="single" w:sz="18" w:space="0" w:color="FFFFFF" w:themeColor="background1"/>
+          <w:bottom w:val="single" w:color="FFFFFF" w:themeColor="background1" w:sz="18" w:space="0"/>
           <w:right w:val="nil"/>
           <w:insideH w:val="nil"/>
           <w:insideV w:val="nil"/>
@@ -11282,7 +11440,7 @@
       <w:tblPr/>
       <w:tcPr>
         <w:tcBorders>
-          <w:top w:val="single" w:sz="18" w:space="0" w:color="FFFFFF" w:themeColor="background1"/>
+          <w:top w:val="single" w:color="FFFFFF" w:themeColor="background1" w:sz="18" w:space="0"/>
           <w:left w:val="nil"/>
           <w:bottom w:val="nil"/>
           <w:right w:val="nil"/>
@@ -11299,7 +11457,7 @@
           <w:top w:val="nil"/>
           <w:left w:val="nil"/>
           <w:bottom w:val="nil"/>
-          <w:right w:val="single" w:sz="18" w:space="0" w:color="FFFFFF" w:themeColor="background1"/>
+          <w:right w:val="single" w:color="FFFFFF" w:themeColor="background1" w:sz="18" w:space="0"/>
           <w:insideH w:val="nil"/>
           <w:insideV w:val="nil"/>
         </w:tcBorders>
@@ -11311,7 +11469,7 @@
       <w:tcPr>
         <w:tcBorders>
           <w:top w:val="nil"/>
-          <w:left w:val="single" w:sz="18" w:space="0" w:color="FFFFFF" w:themeColor="background1"/>
+          <w:left w:val="single" w:color="FFFFFF" w:themeColor="background1" w:sz="18" w:space="0"/>
           <w:bottom w:val="nil"/>
           <w:right w:val="nil"/>
           <w:insideH w:val="nil"/>
@@ -11384,7 +11542,7 @@
         <w:tcBorders>
           <w:top w:val="nil"/>
           <w:left w:val="nil"/>
-          <w:bottom w:val="single" w:sz="18" w:space="0" w:color="FFFFFF" w:themeColor="background1"/>
+          <w:bottom w:val="single" w:color="FFFFFF" w:themeColor="background1" w:sz="18" w:space="0"/>
           <w:right w:val="nil"/>
           <w:insideH w:val="nil"/>
           <w:insideV w:val="nil"/>
@@ -11396,7 +11554,7 @@
       <w:tblPr/>
       <w:tcPr>
         <w:tcBorders>
-          <w:top w:val="single" w:sz="18" w:space="0" w:color="FFFFFF" w:themeColor="background1"/>
+          <w:top w:val="single" w:color="FFFFFF" w:themeColor="background1" w:sz="18" w:space="0"/>
           <w:left w:val="nil"/>
           <w:bottom w:val="nil"/>
           <w:right w:val="nil"/>
@@ -11413,7 +11571,7 @@
           <w:top w:val="nil"/>
           <w:left w:val="nil"/>
           <w:bottom w:val="nil"/>
-          <w:right w:val="single" w:sz="18" w:space="0" w:color="FFFFFF" w:themeColor="background1"/>
+          <w:right w:val="single" w:color="FFFFFF" w:themeColor="background1" w:sz="18" w:space="0"/>
           <w:insideH w:val="nil"/>
           <w:insideV w:val="nil"/>
         </w:tcBorders>
@@ -11425,7 +11583,7 @@
       <w:tcPr>
         <w:tcBorders>
           <w:top w:val="nil"/>
-          <w:left w:val="single" w:sz="18" w:space="0" w:color="FFFFFF" w:themeColor="background1"/>
+          <w:left w:val="single" w:color="FFFFFF" w:themeColor="background1" w:sz="18" w:space="0"/>
           <w:bottom w:val="nil"/>
           <w:right w:val="nil"/>
           <w:insideH w:val="nil"/>
@@ -11498,7 +11656,7 @@
         <w:tcBorders>
           <w:top w:val="nil"/>
           <w:left w:val="nil"/>
-          <w:bottom w:val="single" w:sz="18" w:space="0" w:color="FFFFFF" w:themeColor="background1"/>
+          <w:bottom w:val="single" w:color="FFFFFF" w:themeColor="background1" w:sz="18" w:space="0"/>
           <w:right w:val="nil"/>
           <w:insideH w:val="nil"/>
           <w:insideV w:val="nil"/>
@@ -11510,7 +11668,7 @@
       <w:tblPr/>
       <w:tcPr>
         <w:tcBorders>
-          <w:top w:val="single" w:sz="18" w:space="0" w:color="FFFFFF" w:themeColor="background1"/>
+          <w:top w:val="single" w:color="FFFFFF" w:themeColor="background1" w:sz="18" w:space="0"/>
           <w:left w:val="nil"/>
           <w:bottom w:val="nil"/>
           <w:right w:val="nil"/>
@@ -11527,7 +11685,7 @@
           <w:top w:val="nil"/>
           <w:left w:val="nil"/>
           <w:bottom w:val="nil"/>
-          <w:right w:val="single" w:sz="18" w:space="0" w:color="FFFFFF" w:themeColor="background1"/>
+          <w:right w:val="single" w:color="FFFFFF" w:themeColor="background1" w:sz="18" w:space="0"/>
           <w:insideH w:val="nil"/>
           <w:insideV w:val="nil"/>
         </w:tcBorders>
@@ -11539,7 +11697,7 @@
       <w:tcPr>
         <w:tcBorders>
           <w:top w:val="nil"/>
-          <w:left w:val="single" w:sz="18" w:space="0" w:color="FFFFFF" w:themeColor="background1"/>
+          <w:left w:val="single" w:color="FFFFFF" w:themeColor="background1" w:sz="18" w:space="0"/>
           <w:bottom w:val="nil"/>
           <w:right w:val="nil"/>
           <w:insideH w:val="nil"/>
@@ -11612,7 +11770,7 @@
         <w:tcBorders>
           <w:top w:val="nil"/>
           <w:left w:val="nil"/>
-          <w:bottom w:val="single" w:sz="18" w:space="0" w:color="FFFFFF" w:themeColor="background1"/>
+          <w:bottom w:val="single" w:color="FFFFFF" w:themeColor="background1" w:sz="18" w:space="0"/>
           <w:right w:val="nil"/>
           <w:insideH w:val="nil"/>
           <w:insideV w:val="nil"/>
@@ -11624,7 +11782,7 @@
       <w:tblPr/>
       <w:tcPr>
         <w:tcBorders>
-          <w:top w:val="single" w:sz="18" w:space="0" w:color="FFFFFF" w:themeColor="background1"/>
+          <w:top w:val="single" w:color="FFFFFF" w:themeColor="background1" w:sz="18" w:space="0"/>
           <w:left w:val="nil"/>
           <w:bottom w:val="nil"/>
           <w:right w:val="nil"/>
@@ -11641,7 +11799,7 @@
           <w:top w:val="nil"/>
           <w:left w:val="nil"/>
           <w:bottom w:val="nil"/>
-          <w:right w:val="single" w:sz="18" w:space="0" w:color="FFFFFF" w:themeColor="background1"/>
+          <w:right w:val="single" w:color="FFFFFF" w:themeColor="background1" w:sz="18" w:space="0"/>
           <w:insideH w:val="nil"/>
           <w:insideV w:val="nil"/>
         </w:tcBorders>
@@ -11653,7 +11811,7 @@
       <w:tcPr>
         <w:tcBorders>
           <w:top w:val="nil"/>
-          <w:left w:val="single" w:sz="18" w:space="0" w:color="FFFFFF" w:themeColor="background1"/>
+          <w:left w:val="single" w:color="FFFFFF" w:themeColor="background1" w:sz="18" w:space="0"/>
           <w:bottom w:val="nil"/>
           <w:right w:val="nil"/>
           <w:insideH w:val="nil"/>
@@ -11707,12 +11865,12 @@
       <w:tblStyleColBandSize w:val="1"/>
       <w:tblInd w:w="0" w:type="dxa"/>
       <w:tblBorders>
-        <w:top w:val="single" w:sz="24" w:space="0" w:color="C0504D" w:themeColor="accent2"/>
-        <w:left w:val="single" w:sz="4" w:space="0" w:color="000000" w:themeColor="text1"/>
-        <w:bottom w:val="single" w:sz="4" w:space="0" w:color="000000" w:themeColor="text1"/>
-        <w:right w:val="single" w:sz="4" w:space="0" w:color="000000" w:themeColor="text1"/>
-        <w:insideH w:val="single" w:sz="4" w:space="0" w:color="FFFFFF" w:themeColor="background1"/>
-        <w:insideV w:val="single" w:sz="4" w:space="0" w:color="FFFFFF" w:themeColor="background1"/>
+        <w:top w:val="single" w:color="C0504D" w:themeColor="accent2" w:sz="24" w:space="0"/>
+        <w:left w:val="single" w:color="000000" w:themeColor="text1" w:sz="4" w:space="0"/>
+        <w:bottom w:val="single" w:color="000000" w:themeColor="text1" w:sz="4" w:space="0"/>
+        <w:right w:val="single" w:color="000000" w:themeColor="text1" w:sz="4" w:space="0"/>
+        <w:insideH w:val="single" w:color="FFFFFF" w:themeColor="background1" w:sz="4" w:space="0"/>
+        <w:insideV w:val="single" w:color="FFFFFF" w:themeColor="background1" w:sz="4" w:space="0"/>
       </w:tblBorders>
       <w:tblCellMar>
         <w:top w:w="0" w:type="dxa"/>
@@ -11734,7 +11892,7 @@
         <w:tcBorders>
           <w:top w:val="nil"/>
           <w:left w:val="nil"/>
-          <w:bottom w:val="single" w:sz="24" w:space="0" w:color="C0504D" w:themeColor="accent2"/>
+          <w:bottom w:val="single" w:color="C0504D" w:themeColor="accent2" w:sz="24" w:space="0"/>
           <w:right w:val="nil"/>
           <w:insideH w:val="nil"/>
           <w:insideV w:val="nil"/>
@@ -11751,7 +11909,7 @@
       <w:tblPr/>
       <w:tcPr>
         <w:tcBorders>
-          <w:top w:val="single" w:sz="6" w:space="0" w:color="FFFFFF" w:themeColor="background1"/>
+          <w:top w:val="single" w:color="FFFFFF" w:themeColor="background1" w:sz="6" w:space="0"/>
         </w:tcBorders>
         <w:shd w:val="clear" w:color="auto" w:fill="000000" w:themeFill="text1" w:themeFillShade="99"/>
       </w:tcPr>
@@ -11767,7 +11925,7 @@
           <w:left w:val="nil"/>
           <w:bottom w:val="nil"/>
           <w:right w:val="nil"/>
-          <w:insideH w:val="single" w:sz="4" w:space="0" w:color="000000" w:themeColor="text1" w:themeShade="99"/>
+          <w:insideH w:val="single" w:color="000000" w:themeColor="text1" w:themeShade="99" w:sz="4" w:space="0"/>
           <w:insideV w:val="nil"/>
         </w:tcBorders>
         <w:shd w:val="clear" w:color="auto" w:fill="000000" w:themeFill="text1" w:themeFillShade="99"/>
@@ -11829,12 +11987,12 @@
       <w:tblStyleColBandSize w:val="1"/>
       <w:tblInd w:w="0" w:type="dxa"/>
       <w:tblBorders>
-        <w:top w:val="single" w:sz="24" w:space="0" w:color="C0504D" w:themeColor="accent2"/>
-        <w:left w:val="single" w:sz="4" w:space="0" w:color="4F81BD" w:themeColor="accent1"/>
-        <w:bottom w:val="single" w:sz="4" w:space="0" w:color="4F81BD" w:themeColor="accent1"/>
-        <w:right w:val="single" w:sz="4" w:space="0" w:color="4F81BD" w:themeColor="accent1"/>
-        <w:insideH w:val="single" w:sz="4" w:space="0" w:color="FFFFFF" w:themeColor="background1"/>
-        <w:insideV w:val="single" w:sz="4" w:space="0" w:color="FFFFFF" w:themeColor="background1"/>
+        <w:top w:val="single" w:color="C0504D" w:themeColor="accent2" w:sz="24" w:space="0"/>
+        <w:left w:val="single" w:color="4F81BD" w:themeColor="accent1" w:sz="4" w:space="0"/>
+        <w:bottom w:val="single" w:color="4F81BD" w:themeColor="accent1" w:sz="4" w:space="0"/>
+        <w:right w:val="single" w:color="4F81BD" w:themeColor="accent1" w:sz="4" w:space="0"/>
+        <w:insideH w:val="single" w:color="FFFFFF" w:themeColor="background1" w:sz="4" w:space="0"/>
+        <w:insideV w:val="single" w:color="FFFFFF" w:themeColor="background1" w:sz="4" w:space="0"/>
       </w:tblBorders>
       <w:tblCellMar>
         <w:top w:w="0" w:type="dxa"/>
@@ -11856,7 +12014,7 @@
         <w:tcBorders>
           <w:top w:val="nil"/>
           <w:left w:val="nil"/>
-          <w:bottom w:val="single" w:sz="24" w:space="0" w:color="C0504D" w:themeColor="accent2"/>
+          <w:bottom w:val="single" w:color="C0504D" w:themeColor="accent2" w:sz="24" w:space="0"/>
           <w:right w:val="nil"/>
           <w:insideH w:val="nil"/>
           <w:insideV w:val="nil"/>
@@ -11873,7 +12031,7 @@
       <w:tblPr/>
       <w:tcPr>
         <w:tcBorders>
-          <w:top w:val="single" w:sz="6" w:space="0" w:color="FFFFFF" w:themeColor="background1"/>
+          <w:top w:val="single" w:color="FFFFFF" w:themeColor="background1" w:sz="6" w:space="0"/>
         </w:tcBorders>
         <w:shd w:val="clear" w:color="auto" w:fill="2C4C74" w:themeFill="accent1" w:themeFillShade="99"/>
       </w:tcPr>
@@ -11889,7 +12047,7 @@
           <w:left w:val="nil"/>
           <w:bottom w:val="nil"/>
           <w:right w:val="nil"/>
-          <w:insideH w:val="single" w:sz="4" w:space="0" w:color="2C4C74" w:themeColor="accent1" w:themeShade="99"/>
+          <w:insideH w:val="single" w:color="2C4C74" w:themeColor="accent1" w:themeShade="99" w:sz="4" w:space="0"/>
           <w:insideV w:val="nil"/>
         </w:tcBorders>
         <w:shd w:val="clear" w:color="auto" w:fill="2C4C74" w:themeFill="accent1" w:themeFillShade="99"/>
@@ -11951,12 +12109,12 @@
       <w:tblStyleColBandSize w:val="1"/>
       <w:tblInd w:w="0" w:type="dxa"/>
       <w:tblBorders>
-        <w:top w:val="single" w:sz="24" w:space="0" w:color="C0504D" w:themeColor="accent2"/>
-        <w:left w:val="single" w:sz="4" w:space="0" w:color="C0504D" w:themeColor="accent2"/>
-        <w:bottom w:val="single" w:sz="4" w:space="0" w:color="C0504D" w:themeColor="accent2"/>
-        <w:right w:val="single" w:sz="4" w:space="0" w:color="C0504D" w:themeColor="accent2"/>
-        <w:insideH w:val="single" w:sz="4" w:space="0" w:color="FFFFFF" w:themeColor="background1"/>
-        <w:insideV w:val="single" w:sz="4" w:space="0" w:color="FFFFFF" w:themeColor="background1"/>
+        <w:top w:val="single" w:color="C0504D" w:themeColor="accent2" w:sz="24" w:space="0"/>
+        <w:left w:val="single" w:color="C0504D" w:themeColor="accent2" w:sz="4" w:space="0"/>
+        <w:bottom w:val="single" w:color="C0504D" w:themeColor="accent2" w:sz="4" w:space="0"/>
+        <w:right w:val="single" w:color="C0504D" w:themeColor="accent2" w:sz="4" w:space="0"/>
+        <w:insideH w:val="single" w:color="FFFFFF" w:themeColor="background1" w:sz="4" w:space="0"/>
+        <w:insideV w:val="single" w:color="FFFFFF" w:themeColor="background1" w:sz="4" w:space="0"/>
       </w:tblBorders>
       <w:tblCellMar>
         <w:top w:w="0" w:type="dxa"/>
@@ -11978,7 +12136,7 @@
         <w:tcBorders>
           <w:top w:val="nil"/>
           <w:left w:val="nil"/>
-          <w:bottom w:val="single" w:sz="24" w:space="0" w:color="C0504D" w:themeColor="accent2"/>
+          <w:bottom w:val="single" w:color="C0504D" w:themeColor="accent2" w:sz="24" w:space="0"/>
           <w:right w:val="nil"/>
           <w:insideH w:val="nil"/>
           <w:insideV w:val="nil"/>
@@ -11995,7 +12153,7 @@
       <w:tblPr/>
       <w:tcPr>
         <w:tcBorders>
-          <w:top w:val="single" w:sz="6" w:space="0" w:color="FFFFFF" w:themeColor="background1"/>
+          <w:top w:val="single" w:color="FFFFFF" w:themeColor="background1" w:sz="6" w:space="0"/>
         </w:tcBorders>
         <w:shd w:val="clear" w:color="auto" w:fill="772C2A" w:themeFill="accent2" w:themeFillShade="99"/>
       </w:tcPr>
@@ -12011,7 +12169,7 @@
           <w:left w:val="nil"/>
           <w:bottom w:val="nil"/>
           <w:right w:val="nil"/>
-          <w:insideH w:val="single" w:sz="4" w:space="0" w:color="772C2A" w:themeColor="accent2" w:themeShade="99"/>
+          <w:insideH w:val="single" w:color="772C2A" w:themeColor="accent2" w:themeShade="99" w:sz="4" w:space="0"/>
           <w:insideV w:val="nil"/>
         </w:tcBorders>
         <w:shd w:val="clear" w:color="auto" w:fill="772C2A" w:themeFill="accent2" w:themeFillShade="99"/>
@@ -12073,12 +12231,12 @@
       <w:tblStyleColBandSize w:val="1"/>
       <w:tblInd w:w="0" w:type="dxa"/>
       <w:tblBorders>
-        <w:top w:val="single" w:sz="24" w:space="0" w:color="8064A2" w:themeColor="accent4"/>
-        <w:left w:val="single" w:sz="4" w:space="0" w:color="9BBB59" w:themeColor="accent3"/>
-        <w:bottom w:val="single" w:sz="4" w:space="0" w:color="9BBB59" w:themeColor="accent3"/>
-        <w:right w:val="single" w:sz="4" w:space="0" w:color="9BBB59" w:themeColor="accent3"/>
-        <w:insideH w:val="single" w:sz="4" w:space="0" w:color="FFFFFF" w:themeColor="background1"/>
-        <w:insideV w:val="single" w:sz="4" w:space="0" w:color="FFFFFF" w:themeColor="background1"/>
+        <w:top w:val="single" w:color="8064A2" w:themeColor="accent4" w:sz="24" w:space="0"/>
+        <w:left w:val="single" w:color="9BBB59" w:themeColor="accent3" w:sz="4" w:space="0"/>
+        <w:bottom w:val="single" w:color="9BBB59" w:themeColor="accent3" w:sz="4" w:space="0"/>
+        <w:right w:val="single" w:color="9BBB59" w:themeColor="accent3" w:sz="4" w:space="0"/>
+        <w:insideH w:val="single" w:color="FFFFFF" w:themeColor="background1" w:sz="4" w:space="0"/>
+        <w:insideV w:val="single" w:color="FFFFFF" w:themeColor="background1" w:sz="4" w:space="0"/>
       </w:tblBorders>
       <w:tblCellMar>
         <w:top w:w="0" w:type="dxa"/>
@@ -12100,7 +12258,7 @@
         <w:tcBorders>
           <w:top w:val="nil"/>
           <w:left w:val="nil"/>
-          <w:bottom w:val="single" w:sz="24" w:space="0" w:color="8064A2" w:themeColor="accent4"/>
+          <w:bottom w:val="single" w:color="8064A2" w:themeColor="accent4" w:sz="24" w:space="0"/>
           <w:right w:val="nil"/>
           <w:insideH w:val="nil"/>
           <w:insideV w:val="nil"/>
@@ -12117,7 +12275,7 @@
       <w:tblPr/>
       <w:tcPr>
         <w:tcBorders>
-          <w:top w:val="single" w:sz="6" w:space="0" w:color="FFFFFF" w:themeColor="background1"/>
+          <w:top w:val="single" w:color="FFFFFF" w:themeColor="background1" w:sz="6" w:space="0"/>
         </w:tcBorders>
         <w:shd w:val="clear" w:color="auto" w:fill="5E7530" w:themeFill="accent3" w:themeFillShade="99"/>
       </w:tcPr>
@@ -12133,7 +12291,7 @@
           <w:left w:val="nil"/>
           <w:bottom w:val="nil"/>
           <w:right w:val="nil"/>
-          <w:insideH w:val="single" w:sz="4" w:space="0" w:color="5E7530" w:themeColor="accent3" w:themeShade="99"/>
+          <w:insideH w:val="single" w:color="5E7530" w:themeColor="accent3" w:themeShade="99" w:sz="4" w:space="0"/>
           <w:insideV w:val="nil"/>
         </w:tcBorders>
         <w:shd w:val="clear" w:color="auto" w:fill="5E7530" w:themeFill="accent3" w:themeFillShade="99"/>
@@ -12185,12 +12343,12 @@
       <w:tblStyleColBandSize w:val="1"/>
       <w:tblInd w:w="0" w:type="dxa"/>
       <w:tblBorders>
-        <w:top w:val="single" w:sz="24" w:space="0" w:color="9BBB59" w:themeColor="accent3"/>
-        <w:left w:val="single" w:sz="4" w:space="0" w:color="8064A2" w:themeColor="accent4"/>
-        <w:bottom w:val="single" w:sz="4" w:space="0" w:color="8064A2" w:themeColor="accent4"/>
-        <w:right w:val="single" w:sz="4" w:space="0" w:color="8064A2" w:themeColor="accent4"/>
-        <w:insideH w:val="single" w:sz="4" w:space="0" w:color="FFFFFF" w:themeColor="background1"/>
-        <w:insideV w:val="single" w:sz="4" w:space="0" w:color="FFFFFF" w:themeColor="background1"/>
+        <w:top w:val="single" w:color="9BBB59" w:themeColor="accent3" w:sz="24" w:space="0"/>
+        <w:left w:val="single" w:color="8064A2" w:themeColor="accent4" w:sz="4" w:space="0"/>
+        <w:bottom w:val="single" w:color="8064A2" w:themeColor="accent4" w:sz="4" w:space="0"/>
+        <w:right w:val="single" w:color="8064A2" w:themeColor="accent4" w:sz="4" w:space="0"/>
+        <w:insideH w:val="single" w:color="FFFFFF" w:themeColor="background1" w:sz="4" w:space="0"/>
+        <w:insideV w:val="single" w:color="FFFFFF" w:themeColor="background1" w:sz="4" w:space="0"/>
       </w:tblBorders>
       <w:tblCellMar>
         <w:top w:w="0" w:type="dxa"/>
@@ -12212,7 +12370,7 @@
         <w:tcBorders>
           <w:top w:val="nil"/>
           <w:left w:val="nil"/>
-          <w:bottom w:val="single" w:sz="24" w:space="0" w:color="9BBB59" w:themeColor="accent3"/>
+          <w:bottom w:val="single" w:color="9BBB59" w:themeColor="accent3" w:sz="24" w:space="0"/>
           <w:right w:val="nil"/>
           <w:insideH w:val="nil"/>
           <w:insideV w:val="nil"/>
@@ -12229,7 +12387,7 @@
       <w:tblPr/>
       <w:tcPr>
         <w:tcBorders>
-          <w:top w:val="single" w:sz="6" w:space="0" w:color="FFFFFF" w:themeColor="background1"/>
+          <w:top w:val="single" w:color="FFFFFF" w:themeColor="background1" w:sz="6" w:space="0"/>
         </w:tcBorders>
         <w:shd w:val="clear" w:color="auto" w:fill="4C3B62" w:themeFill="accent4" w:themeFillShade="99"/>
       </w:tcPr>
@@ -12245,7 +12403,7 @@
           <w:left w:val="nil"/>
           <w:bottom w:val="nil"/>
           <w:right w:val="nil"/>
-          <w:insideH w:val="single" w:sz="4" w:space="0" w:color="4C3B62" w:themeColor="accent4" w:themeShade="99"/>
+          <w:insideH w:val="single" w:color="4C3B62" w:themeColor="accent4" w:themeShade="99" w:sz="4" w:space="0"/>
           <w:insideV w:val="nil"/>
         </w:tcBorders>
         <w:shd w:val="clear" w:color="auto" w:fill="4C3B62" w:themeFill="accent4" w:themeFillShade="99"/>
@@ -12307,12 +12465,12 @@
       <w:tblStyleColBandSize w:val="1"/>
       <w:tblInd w:w="0" w:type="dxa"/>
       <w:tblBorders>
-        <w:top w:val="single" w:sz="24" w:space="0" w:color="F79646" w:themeColor="accent6"/>
-        <w:left w:val="single" w:sz="4" w:space="0" w:color="4BACC6" w:themeColor="accent5"/>
-        <w:bottom w:val="single" w:sz="4" w:space="0" w:color="4BACC6" w:themeColor="accent5"/>
-        <w:right w:val="single" w:sz="4" w:space="0" w:color="4BACC6" w:themeColor="accent5"/>
-        <w:insideH w:val="single" w:sz="4" w:space="0" w:color="FFFFFF" w:themeColor="background1"/>
-        <w:insideV w:val="single" w:sz="4" w:space="0" w:color="FFFFFF" w:themeColor="background1"/>
+        <w:top w:val="single" w:color="F79646" w:themeColor="accent6" w:sz="24" w:space="0"/>
+        <w:left w:val="single" w:color="4BACC6" w:themeColor="accent5" w:sz="4" w:space="0"/>
+        <w:bottom w:val="single" w:color="4BACC6" w:themeColor="accent5" w:sz="4" w:space="0"/>
+        <w:right w:val="single" w:color="4BACC6" w:themeColor="accent5" w:sz="4" w:space="0"/>
+        <w:insideH w:val="single" w:color="FFFFFF" w:themeColor="background1" w:sz="4" w:space="0"/>
+        <w:insideV w:val="single" w:color="FFFFFF" w:themeColor="background1" w:sz="4" w:space="0"/>
       </w:tblBorders>
       <w:tblCellMar>
         <w:top w:w="0" w:type="dxa"/>
@@ -12334,7 +12492,7 @@
         <w:tcBorders>
           <w:top w:val="nil"/>
           <w:left w:val="nil"/>
-          <w:bottom w:val="single" w:sz="24" w:space="0" w:color="F79646" w:themeColor="accent6"/>
+          <w:bottom w:val="single" w:color="F79646" w:themeColor="accent6" w:sz="24" w:space="0"/>
           <w:right w:val="nil"/>
           <w:insideH w:val="nil"/>
           <w:insideV w:val="nil"/>
@@ -12351,7 +12509,7 @@
       <w:tblPr/>
       <w:tcPr>
         <w:tcBorders>
-          <w:top w:val="single" w:sz="6" w:space="0" w:color="FFFFFF" w:themeColor="background1"/>
+          <w:top w:val="single" w:color="FFFFFF" w:themeColor="background1" w:sz="6" w:space="0"/>
         </w:tcBorders>
         <w:shd w:val="clear" w:color="auto" w:fill="276A7C" w:themeFill="accent5" w:themeFillShade="99"/>
       </w:tcPr>
@@ -12367,7 +12525,7 @@
           <w:left w:val="nil"/>
           <w:bottom w:val="nil"/>
           <w:right w:val="nil"/>
-          <w:insideH w:val="single" w:sz="4" w:space="0" w:color="276A7C" w:themeColor="accent5" w:themeShade="99"/>
+          <w:insideH w:val="single" w:color="276A7C" w:themeColor="accent5" w:themeShade="99" w:sz="4" w:space="0"/>
           <w:insideV w:val="nil"/>
         </w:tcBorders>
         <w:shd w:val="clear" w:color="auto" w:fill="276A7C" w:themeFill="accent5" w:themeFillShade="99"/>
@@ -12429,12 +12587,12 @@
       <w:tblStyleColBandSize w:val="1"/>
       <w:tblInd w:w="0" w:type="dxa"/>
       <w:tblBorders>
-        <w:top w:val="single" w:sz="24" w:space="0" w:color="4BACC6" w:themeColor="accent5"/>
-        <w:left w:val="single" w:sz="4" w:space="0" w:color="F79646" w:themeColor="accent6"/>
-        <w:bottom w:val="single" w:sz="4" w:space="0" w:color="F79646" w:themeColor="accent6"/>
-        <w:right w:val="single" w:sz="4" w:space="0" w:color="F79646" w:themeColor="accent6"/>
-        <w:insideH w:val="single" w:sz="4" w:space="0" w:color="FFFFFF" w:themeColor="background1"/>
-        <w:insideV w:val="single" w:sz="4" w:space="0" w:color="FFFFFF" w:themeColor="background1"/>
+        <w:top w:val="single" w:color="4BACC6" w:themeColor="accent5" w:sz="24" w:space="0"/>
+        <w:left w:val="single" w:color="F79646" w:themeColor="accent6" w:sz="4" w:space="0"/>
+        <w:bottom w:val="single" w:color="F79646" w:themeColor="accent6" w:sz="4" w:space="0"/>
+        <w:right w:val="single" w:color="F79646" w:themeColor="accent6" w:sz="4" w:space="0"/>
+        <w:insideH w:val="single" w:color="FFFFFF" w:themeColor="background1" w:sz="4" w:space="0"/>
+        <w:insideV w:val="single" w:color="FFFFFF" w:themeColor="background1" w:sz="4" w:space="0"/>
       </w:tblBorders>
       <w:tblCellMar>
         <w:top w:w="0" w:type="dxa"/>
@@ -12456,7 +12614,7 @@
         <w:tcBorders>
           <w:top w:val="nil"/>
           <w:left w:val="nil"/>
-          <w:bottom w:val="single" w:sz="24" w:space="0" w:color="4BACC6" w:themeColor="accent5"/>
+          <w:bottom w:val="single" w:color="4BACC6" w:themeColor="accent5" w:sz="24" w:space="0"/>
           <w:right w:val="nil"/>
           <w:insideH w:val="nil"/>
           <w:insideV w:val="nil"/>
@@ -12473,7 +12631,7 @@
       <w:tblPr/>
       <w:tcPr>
         <w:tcBorders>
-          <w:top w:val="single" w:sz="6" w:space="0" w:color="FFFFFF" w:themeColor="background1"/>
+          <w:top w:val="single" w:color="FFFFFF" w:themeColor="background1" w:sz="6" w:space="0"/>
         </w:tcBorders>
         <w:shd w:val="clear" w:color="auto" w:fill="B65608" w:themeFill="accent6" w:themeFillShade="99"/>
       </w:tcPr>
@@ -12489,7 +12647,7 @@
           <w:left w:val="nil"/>
           <w:bottom w:val="nil"/>
           <w:right w:val="nil"/>
-          <w:insideH w:val="single" w:sz="4" w:space="0" w:color="B65608" w:themeColor="accent6" w:themeShade="99"/>
+          <w:insideH w:val="single" w:color="B65608" w:themeColor="accent6" w:themeShade="99" w:sz="4" w:space="0"/>
           <w:insideV w:val="nil"/>
         </w:tcBorders>
         <w:shd w:val="clear" w:color="auto" w:fill="B65608" w:themeFill="accent6" w:themeFillShade="99"/>
@@ -12569,7 +12727,7 @@
       <w:tblPr/>
       <w:tcPr>
         <w:tcBorders>
-          <w:bottom w:val="single" w:sz="12" w:space="0" w:color="FFFFFF" w:themeColor="background1"/>
+          <w:bottom w:val="single" w:color="FFFFFF" w:themeColor="background1" w:sz="12" w:space="0"/>
         </w:tcBorders>
         <w:shd w:val="clear" w:color="auto" w:fill="9E3A38" w:themeFill="accent2" w:themeFillShade="CC"/>
       </w:tcPr>
@@ -12583,7 +12741,7 @@
       <w:tblPr/>
       <w:tcPr>
         <w:tcBorders>
-          <w:top w:val="single" w:sz="12" w:space="0" w:color="000000" w:themeColor="text1"/>
+          <w:top w:val="single" w:color="000000" w:themeColor="text1" w:sz="12" w:space="0"/>
         </w:tcBorders>
         <w:shd w:val="clear" w:color="auto" w:fill="FFFFFF" w:themeFill="background1"/>
       </w:tcPr>
@@ -12655,7 +12813,7 @@
       <w:tblPr/>
       <w:tcPr>
         <w:tcBorders>
-          <w:bottom w:val="single" w:sz="12" w:space="0" w:color="FFFFFF" w:themeColor="background1"/>
+          <w:bottom w:val="single" w:color="FFFFFF" w:themeColor="background1" w:sz="12" w:space="0"/>
         </w:tcBorders>
         <w:shd w:val="clear" w:color="auto" w:fill="9E3A38" w:themeFill="accent2" w:themeFillShade="CC"/>
       </w:tcPr>
@@ -12669,7 +12827,7 @@
       <w:tblPr/>
       <w:tcPr>
         <w:tcBorders>
-          <w:top w:val="single" w:sz="12" w:space="0" w:color="000000" w:themeColor="text1"/>
+          <w:top w:val="single" w:color="000000" w:themeColor="text1" w:sz="12" w:space="0"/>
         </w:tcBorders>
         <w:shd w:val="clear" w:color="auto" w:fill="FFFFFF" w:themeFill="background1"/>
       </w:tcPr>
@@ -12741,7 +12899,7 @@
       <w:tblPr/>
       <w:tcPr>
         <w:tcBorders>
-          <w:bottom w:val="single" w:sz="12" w:space="0" w:color="FFFFFF" w:themeColor="background1"/>
+          <w:bottom w:val="single" w:color="FFFFFF" w:themeColor="background1" w:sz="12" w:space="0"/>
         </w:tcBorders>
         <w:shd w:val="clear" w:color="auto" w:fill="9E3A38" w:themeFill="accent2" w:themeFillShade="CC"/>
       </w:tcPr>
@@ -12755,7 +12913,7 @@
       <w:tblPr/>
       <w:tcPr>
         <w:tcBorders>
-          <w:top w:val="single" w:sz="12" w:space="0" w:color="000000" w:themeColor="text1"/>
+          <w:top w:val="single" w:color="000000" w:themeColor="text1" w:sz="12" w:space="0"/>
         </w:tcBorders>
         <w:shd w:val="clear" w:color="auto" w:fill="FFFFFF" w:themeFill="background1"/>
       </w:tcPr>
@@ -12827,7 +12985,7 @@
       <w:tblPr/>
       <w:tcPr>
         <w:tcBorders>
-          <w:bottom w:val="single" w:sz="12" w:space="0" w:color="FFFFFF" w:themeColor="background1"/>
+          <w:bottom w:val="single" w:color="FFFFFF" w:themeColor="background1" w:sz="12" w:space="0"/>
         </w:tcBorders>
         <w:shd w:val="clear" w:color="auto" w:fill="664E82" w:themeFill="accent4" w:themeFillShade="CC"/>
       </w:tcPr>
@@ -12841,7 +12999,7 @@
       <w:tblPr/>
       <w:tcPr>
         <w:tcBorders>
-          <w:top w:val="single" w:sz="12" w:space="0" w:color="000000" w:themeColor="text1"/>
+          <w:top w:val="single" w:color="000000" w:themeColor="text1" w:sz="12" w:space="0"/>
         </w:tcBorders>
         <w:shd w:val="clear" w:color="auto" w:fill="FFFFFF" w:themeFill="background1"/>
       </w:tcPr>
@@ -12913,7 +13071,7 @@
       <w:tblPr/>
       <w:tcPr>
         <w:tcBorders>
-          <w:bottom w:val="single" w:sz="12" w:space="0" w:color="FFFFFF" w:themeColor="background1"/>
+          <w:bottom w:val="single" w:color="FFFFFF" w:themeColor="background1" w:sz="12" w:space="0"/>
         </w:tcBorders>
         <w:shd w:val="clear" w:color="auto" w:fill="7E9C40" w:themeFill="accent3" w:themeFillShade="CC"/>
       </w:tcPr>
@@ -12927,7 +13085,7 @@
       <w:tblPr/>
       <w:tcPr>
         <w:tcBorders>
-          <w:top w:val="single" w:sz="12" w:space="0" w:color="000000" w:themeColor="text1"/>
+          <w:top w:val="single" w:color="000000" w:themeColor="text1" w:sz="12" w:space="0"/>
         </w:tcBorders>
         <w:shd w:val="clear" w:color="auto" w:fill="FFFFFF" w:themeFill="background1"/>
       </w:tcPr>
@@ -12999,7 +13157,7 @@
       <w:tblPr/>
       <w:tcPr>
         <w:tcBorders>
-          <w:bottom w:val="single" w:sz="12" w:space="0" w:color="FFFFFF" w:themeColor="background1"/>
+          <w:bottom w:val="single" w:color="FFFFFF" w:themeColor="background1" w:sz="12" w:space="0"/>
         </w:tcBorders>
         <w:shd w:val="clear" w:color="auto" w:fill="F2730A" w:themeFill="accent6" w:themeFillShade="CC"/>
       </w:tcPr>
@@ -13013,7 +13171,7 @@
       <w:tblPr/>
       <w:tcPr>
         <w:tcBorders>
-          <w:top w:val="single" w:sz="12" w:space="0" w:color="000000" w:themeColor="text1"/>
+          <w:top w:val="single" w:color="000000" w:themeColor="text1" w:sz="12" w:space="0"/>
         </w:tcBorders>
         <w:shd w:val="clear" w:color="auto" w:fill="FFFFFF" w:themeFill="background1"/>
       </w:tcPr>
@@ -13085,7 +13243,7 @@
       <w:tblPr/>
       <w:tcPr>
         <w:tcBorders>
-          <w:bottom w:val="single" w:sz="12" w:space="0" w:color="FFFFFF" w:themeColor="background1"/>
+          <w:bottom w:val="single" w:color="FFFFFF" w:themeColor="background1" w:sz="12" w:space="0"/>
         </w:tcBorders>
         <w:shd w:val="clear" w:color="auto" w:fill="348DA5" w:themeFill="accent5" w:themeFillShade="CC"/>
       </w:tcPr>
@@ -13099,7 +13257,7 @@
       <w:tblPr/>
       <w:tcPr>
         <w:tcBorders>
-          <w:top w:val="single" w:sz="12" w:space="0" w:color="000000" w:themeColor="text1"/>
+          <w:top w:val="single" w:color="000000" w:themeColor="text1" w:sz="12" w:space="0"/>
         </w:tcBorders>
         <w:shd w:val="clear" w:color="auto" w:fill="FFFFFF" w:themeFill="background1"/>
       </w:tcPr>
@@ -13153,7 +13311,7 @@
       <w:tblStyleColBandSize w:val="1"/>
       <w:tblInd w:w="0" w:type="dxa"/>
       <w:tblBorders>
-        <w:insideH w:val="single" w:sz="4" w:space="0" w:color="FFFFFF" w:themeColor="background1"/>
+        <w:insideH w:val="single" w:color="FFFFFF" w:themeColor="background1" w:sz="4" w:space="0"/>
       </w:tblBorders>
       <w:tblCellMar>
         <w:top w:w="0" w:type="dxa"/>
@@ -13233,7 +13391,7 @@
       <w:tblStyleColBandSize w:val="1"/>
       <w:tblInd w:w="0" w:type="dxa"/>
       <w:tblBorders>
-        <w:insideH w:val="single" w:sz="4" w:space="0" w:color="FFFFFF" w:themeColor="background1"/>
+        <w:insideH w:val="single" w:color="FFFFFF" w:themeColor="background1" w:sz="4" w:space="0"/>
       </w:tblBorders>
       <w:tblCellMar>
         <w:top w:w="0" w:type="dxa"/>
@@ -13313,7 +13471,7 @@
       <w:tblStyleColBandSize w:val="1"/>
       <w:tblInd w:w="0" w:type="dxa"/>
       <w:tblBorders>
-        <w:insideH w:val="single" w:sz="4" w:space="0" w:color="FFFFFF" w:themeColor="background1"/>
+        <w:insideH w:val="single" w:color="FFFFFF" w:themeColor="background1" w:sz="4" w:space="0"/>
       </w:tblBorders>
       <w:tblCellMar>
         <w:top w:w="0" w:type="dxa"/>
@@ -13393,7 +13551,7 @@
       <w:tblStyleColBandSize w:val="1"/>
       <w:tblInd w:w="0" w:type="dxa"/>
       <w:tblBorders>
-        <w:insideH w:val="single" w:sz="4" w:space="0" w:color="FFFFFF" w:themeColor="background1"/>
+        <w:insideH w:val="single" w:color="FFFFFF" w:themeColor="background1" w:sz="4" w:space="0"/>
       </w:tblBorders>
       <w:tblCellMar>
         <w:top w:w="0" w:type="dxa"/>
@@ -13473,7 +13631,7 @@
       <w:tblStyleColBandSize w:val="1"/>
       <w:tblInd w:w="0" w:type="dxa"/>
       <w:tblBorders>
-        <w:insideH w:val="single" w:sz="4" w:space="0" w:color="FFFFFF" w:themeColor="background1"/>
+        <w:insideH w:val="single" w:color="FFFFFF" w:themeColor="background1" w:sz="4" w:space="0"/>
       </w:tblBorders>
       <w:tblCellMar>
         <w:top w:w="0" w:type="dxa"/>
@@ -13553,7 +13711,7 @@
       <w:tblStyleColBandSize w:val="1"/>
       <w:tblInd w:w="0" w:type="dxa"/>
       <w:tblBorders>
-        <w:insideH w:val="single" w:sz="4" w:space="0" w:color="FFFFFF" w:themeColor="background1"/>
+        <w:insideH w:val="single" w:color="FFFFFF" w:themeColor="background1" w:sz="4" w:space="0"/>
       </w:tblBorders>
       <w:tblCellMar>
         <w:top w:w="0" w:type="dxa"/>
@@ -13633,7 +13791,7 @@
       <w:tblStyleColBandSize w:val="1"/>
       <w:tblInd w:w="0" w:type="dxa"/>
       <w:tblBorders>
-        <w:insideH w:val="single" w:sz="4" w:space="0" w:color="FFFFFF" w:themeColor="background1"/>
+        <w:insideH w:val="single" w:color="FFFFFF" w:themeColor="background1" w:sz="4" w:space="0"/>
       </w:tblBorders>
       <w:tblCellMar>
         <w:top w:w="0" w:type="dxa"/>
